--- a/src/Tests/Inputs/labels/03/input.docx
+++ b/src/Tests/Inputs/labels/03/input.docx
@@ -1,6 +1,6 @@
 
 <file path=word/document.xml><?xml version="1.0" encoding="utf-8"?>
-<w:document xmlns:wpc="http://schemas.microsoft.com/office/word/2010/wordprocessingCanvas" xmlns:cx="http://schemas.microsoft.com/office/drawing/2014/chartex" xmlns:cx1="http://schemas.microsoft.com/office/drawing/2015/9/8/chartex" xmlns:cx2="http://schemas.microsoft.com/office/drawing/2015/10/21/chartex" xmlns:cx3="http://schemas.microsoft.com/office/drawing/2016/5/9/chartex" xmlns:cx4="http://schemas.microsoft.com/office/drawing/2016/5/10/chartex" xmlns:cx5="http://schemas.microsoft.com/office/drawing/2016/5/11/chartex" xmlns:cx6="http://schemas.microsoft.com/office/drawing/2016/5/12/chartex" xmlns:cx7="http://schemas.microsoft.com/office/drawing/2016/5/13/chartex" xmlns:cx8="http://schemas.microsoft.com/office/drawing/2016/5/14/chartex" xmlns:mc="http://schemas.openxmlformats.org/markup-compatibility/2006" xmlns:aink="http://schemas.microsoft.com/office/drawing/2016/ink" xmlns:am3d="http://schemas.microsoft.com/office/drawing/2017/model3d" xmlns:o="urn:schemas-microsoft-com:office:office" xmlns:oel="http://schemas.microsoft.com/office/2019/extlst" xmlns:r="http://schemas.openxmlformats.org/officeDocument/2006/relationships" xmlns:m="http://schemas.openxmlformats.org/officeDocument/2006/math" xmlns:v="urn:schemas-microsoft-com:vml" xmlns:wp14="http://schemas.microsoft.com/office/word/2010/wordprocessingDrawing" xmlns:wp="http://schemas.openxmlformats.org/drawingml/2006/wordprocessingDrawing" xmlns:w10="urn:schemas-microsoft-com:office:word" xmlns:w="http://schemas.openxmlformats.org/wordprocessingml/2006/main" xmlns:w14="http://schemas.microsoft.com/office/word/2010/wordml" xmlns:w15="http://schemas.microsoft.com/office/word/2012/wordml" xmlns:w16cex="http://schemas.microsoft.com/office/word/2018/wordml/cex" xmlns:w16cid="http://schemas.microsoft.com/office/word/2016/wordml/cid" xmlns:w16="http://schemas.microsoft.com/office/word/2018/wordml" xmlns:w16sdtdh="http://schemas.microsoft.com/office/word/2020/wordml/sdtdatahash" xmlns:w16se="http://schemas.microsoft.com/office/word/2015/wordml/symex" xmlns:wpg="http://schemas.microsoft.com/office/word/2010/wordprocessingGroup" xmlns:wpi="http://schemas.microsoft.com/office/word/2010/wordprocessingInk" xmlns:wne="http://schemas.microsoft.com/office/word/2006/wordml" xmlns:wps="http://schemas.microsoft.com/office/word/2010/wordprocessingShape" mc:Ignorable="w14 w15 w16se w16cid w16 w16cex w16sdtdh wp14">
+<w:document xmlns:a="http://schemas.openxmlformats.org/drawingml/2006/main" xmlns:adec="http://schemas.microsoft.com/office/drawing/2017/decorative" xmlns:wpc="http://schemas.microsoft.com/office/word/2010/wordprocessingCanvas" xmlns:cx="http://schemas.microsoft.com/office/drawing/2014/chartex" xmlns:cx1="http://schemas.microsoft.com/office/drawing/2015/9/8/chartex" xmlns:cx2="http://schemas.microsoft.com/office/drawing/2015/10/21/chartex" xmlns:cx3="http://schemas.microsoft.com/office/drawing/2016/5/9/chartex" xmlns:cx4="http://schemas.microsoft.com/office/drawing/2016/5/10/chartex" xmlns:cx5="http://schemas.microsoft.com/office/drawing/2016/5/11/chartex" xmlns:cx6="http://schemas.microsoft.com/office/drawing/2016/5/12/chartex" xmlns:cx7="http://schemas.microsoft.com/office/drawing/2016/5/13/chartex" xmlns:cx8="http://schemas.microsoft.com/office/drawing/2016/5/14/chartex" xmlns:mc="http://schemas.openxmlformats.org/markup-compatibility/2006" xmlns:aink="http://schemas.microsoft.com/office/drawing/2016/ink" xmlns:am3d="http://schemas.microsoft.com/office/drawing/2017/model3d" xmlns:o="urn:schemas-microsoft-com:office:office" xmlns:oel="http://schemas.microsoft.com/office/2019/extlst" xmlns:r="http://schemas.openxmlformats.org/officeDocument/2006/relationships" xmlns:m="http://schemas.openxmlformats.org/officeDocument/2006/math" xmlns:v="urn:schemas-microsoft-com:vml" xmlns:wp14="http://schemas.microsoft.com/office/word/2010/wordprocessingDrawing" xmlns:wp="http://schemas.openxmlformats.org/drawingml/2006/wordprocessingDrawing" xmlns:w10="urn:schemas-microsoft-com:office:word" xmlns:w="http://schemas.openxmlformats.org/wordprocessingml/2006/main" xmlns:w14="http://schemas.microsoft.com/office/word/2010/wordml" xmlns:w15="http://schemas.microsoft.com/office/word/2012/wordml" xmlns:w16cex="http://schemas.microsoft.com/office/word/2018/wordml/cex" xmlns:w16cid="http://schemas.microsoft.com/office/word/2016/wordml/cid" xmlns:w16="http://schemas.microsoft.com/office/word/2018/wordml" xmlns:w16sdtdh="http://schemas.microsoft.com/office/word/2020/wordml/sdtdatahash" xmlns:w16se="http://schemas.microsoft.com/office/word/2015/wordml/symex" xmlns:wpg="http://schemas.microsoft.com/office/word/2010/wordprocessingGroup" xmlns:wpi="http://schemas.microsoft.com/office/word/2010/wordprocessingInk" xmlns:wne="http://schemas.microsoft.com/office/word/2006/wordml" xmlns:wps="http://schemas.microsoft.com/office/word/2010/wordprocessingShape" mc:Ignorable="w14 w15 w16se w16cid w16 w16cex w16sdtdh wp14">
   <w:body>
     <w:p>
       <w:pPr>
@@ -13,7 +13,7 @@
         <mc:AlternateContent>
           <mc:Choice Requires="wpg">
             <w:drawing>
-              <wp:anchor distT="0" distB="0" distL="114300" distR="114300" simplePos="0" relativeHeight="251712512" behindDoc="1" locked="1" layoutInCell="1" allowOverlap="1" wp14:anchorId="7EEB9E3E" wp14:editId="6CC5B11B">
+              <wp:anchor distT="0" distB="0" distL="114300" distR="114300" simplePos="0" relativeHeight="251712512" behindDoc="1" locked="1" layoutInCell="1" allowOverlap="1" wp14:editId="6CC5B11B" wp14:anchorId="7EEB9E3E">
                 <wp:simplePos x="0" y="0"/>
                 <wp:positionH relativeFrom="column">
                   <wp:posOffset>-8890</wp:posOffset>
@@ -2122,128 +2122,128 @@
           </mc:Choice>
           <mc:Fallback>
             <w:pict>
-              <v:group w14:anchorId="4FAAEEEC" id="Group 5" o:spid="_x0000_s1026" alt="&quot;&quot;" style="position:absolute;margin-left:-.7pt;margin-top:-18.35pt;width:577.45pt;height:756.7pt;z-index:-251603968;mso-width-relative:margin;mso-height-relative:margin" coordsize="73304,96139" o:gfxdata="UEsDBBQABgAIAAAAIQC2gziS/gAAAOEBAAATAAAAW0NvbnRlbnRfVHlwZXNdLnhtbJSRQU7DMBBF&#10;90jcwfIWJU67QAgl6YK0S0CoHGBkTxKLZGx5TGhvj5O2G0SRWNoz/78nu9wcxkFMGNg6quQqL6RA&#10;0s5Y6ir5vt9lD1JwBDIwOMJKHpHlpr69KfdHjyxSmriSfYz+USnWPY7AufNIadK6MEJMx9ApD/oD&#10;OlTrorhX2lFEilmcO2RdNtjC5xDF9pCuTyYBB5bi6bQ4syoJ3g9WQ0ymaiLzg5KdCXlKLjvcW893&#10;SUOqXwnz5DrgnHtJTxOsQfEKIT7DmDSUCaxw7Rqn8787ZsmRM9e2VmPeBN4uqYvTtW7jvijg9N/y&#10;JsXecLq0q+WD6m8AAAD//wMAUEsDBBQABgAIAAAAIQA4/SH/1gAAAJQBAAALAAAAX3JlbHMvLnJl&#10;bHOkkMFqwzAMhu+DvYPRfXGawxijTi+j0GvpHsDYimMaW0Yy2fr2M4PBMnrbUb/Q94l/f/hMi1qR&#10;JVI2sOt6UJgd+ZiDgffL8ekFlFSbvV0oo4EbChzGx4f9GRdb25HMsYhqlCwG5lrLq9biZkxWOiqY&#10;22YiTra2kYMu1l1tQD30/bPm3wwYN0x18gb45AdQl1tp5j/sFB2T0FQ7R0nTNEV3j6o9feQzro1i&#10;OWA14Fm+Q8a1a8+Bvu/d/dMb2JY5uiPbhG/ktn4cqGU/er3pcvwCAAD//wMAUEsDBBQABgAIAAAA&#10;IQAU8bcchg4AADvBAAAOAAAAZHJzL2Uyb0RvYy54bWzsXd2Pm0gSfz/p/gfkx5M2pvnG2skql1yi&#10;k7LZ6JLTZh8JxmNLGDhgMpP967f6C6qxwU3GMzcfvQ9ZPHRR3UU3Vb+q6q6ff7nZ59a3rG52ZXGx&#10;IC/shZUVabneFZcXi/9+fvtTtLCaNinWSV4W2cXie9Ysfnn597/9fF2tMqfclvk6qy14SNGsrquL&#10;xbZtq9Vy2aTbbJ80L8oqK+Dmpqz3SQs/68vluk6u4en7fOnYdrC8Lut1VZdp1jTw1zf85uIle/5m&#10;k6Xtb5tNk7VWfrGAvrXs35r9+5X+u3z5c7K6rJNqu0tFN5If6MU+2RXAtHvUm6RNrKt6d/Co/S6t&#10;y6bctC/Scr8sN5tdmrExwGiIPRjNu7q8qthYLlfXl1UnJhDtQE4//Nj0w7d3dfWp+liDJK6rS5AF&#10;+0XHcrOp9/T/0Evrhonseyey7Ka1Uvhj6LquF8FLTuFeHBDb9Twu1HQLkj+gS7f/6iltz4N3Iijd&#10;2GavYykZL5XudD94N6HfH2trt75YOAurSPYwtZi0LIdyp43PMLKj/UtWZx8ZTP2mf7vN7d7up21S&#10;ZWzSNFQGQkquE0W+74GIhbTe1llGl5XV32GCY0TdfGhWDUyNI5PBcaIAngUv3Y+JSxyxkuS0cIlN&#10;XDfmL5eETkjimL6Y7uWCFK+a9l1WshmWfHvftHAb1s8arviF6GhaFkWza7MvwG6zz2F1/mNpObEX&#10;xZ5tXVuSk6AeEP2BiWg/4JthbS3UI8pyQPSFIE7Ed0BqpxkpNLqMYO52Q9LggZsTP/QincG483jg&#10;5mLsJ+XlIRa68sI0Gq/ERyy0Xz4m0uARIB5sWulMMEykK6/wRxhhIu2XDx/mboJpiw0THV0zsIq7&#10;dZps5dJNbwqxduHKSqgBYDOdWJUN1QN4IcN3Q/6EJco/DEBFF/4JYlhnmJjMIoYFhImZroDB6HGG&#10;lYGJ3VmcYbpjYqYjtTnDPMbE/izOMEExcTCLGCYdJg5nEcM8wsQRJuZjF/OlBjONGmg5M9DahQUG&#10;Wr2wwED7SmmSVZW0dJrJS+v6YiG/+9YWzE6hYOj9ffkt+1yyli2ddWLWs66IySz60bfMC0zBV/ER&#10;Atksvfq6S/+Z/YmJgsiPuD5ETKDjrA/iRuBHgVSUyg3+KZfiUZ4ueartqUoSzWWDY53ifHnXuBxZ&#10;d/q+Cq3NH47GLR+uPlSy4s2xYGV72UKl4+1d23VCYTMofMWnlgn8oK/4puig+FpMiEklYnpSQ1oK&#10;1eG7wv0/8o6xONBtOs+VnqZ52WR8CHRWM5Oom96sdW8WNWW+W7/d5TmdzgwSZa/z2vqWwFpJ0jQr&#10;Wpd9YPOr/a/lmv8dDBw+N5IV/Jma4Kw5mArdlOmexJgrTPKCrq3Yd+CTkyaAxzZ50jIeRUk7wmdR&#10;3bRvkmbLn8zoqXhh7YGZVvOx5fAtBwNe2o/06mu5/g7WaF1yENZU6dsdPOl90rQfkxrsOpiugCTh&#10;7ras/1xY14DKLhbN/66SOltY+b8LMIxjwiBDy354Pphz8LHAd77iO8XV/nUJsgKdAdzYJW3f5vJy&#10;U5f73wFAvqJc4VZSpMAbdFMLnx/+43ULv+EW2Mpp9uoVuwboBq/sffGpSunD2ccGRvL55vekrqwK&#10;Li8WLZjCH0ppjCcraeLCK6YNeFtKWZSvrtpys6P2L5MYl5P4AcCAwpl7QAjEjRyfuEEE0uKAqoMI&#10;6BZ0kvYGgMUcjBBGURDKaalgBAkA1SUjkec5MQJwYpP0wNyfwAiwmEaIJjDCOKNxjDDBCBv9HUYY&#10;54Gbq2biBA9s9GvwwM0Vm3eCBbb3BY0Ab+NjwTTSfp9ggc39gbE7zgMTafDA5r5QGBIbjvPARLry&#10;wua+NiNMpP3ysbmvLTZMJNauwNXiBcF3zmAEgxFOwbm7xwiwLCVGoFOT2SkPHCMwUDsADwYjuPRN&#10;AqB8WBhBeVcGIxiM8KQxguOGnu8EMVhNQ4zQ35qDEULqEaGrWhjao+DAjqTnyoCDznf6BVv7GoY7&#10;bq5tH2JrX4MHbq5r7GJD34AD1ZA+FqDCdr4BB+zTQV1nJoAAn1HmjRpEXOBzjT3xJoAgAwiPEBwI&#10;RakGBLCPW/U3S5e82t4EEAZueVVMSihAQV6ynSpkEeGgSQ8CpJBnHUAgDvX2mggCCyc8mwhCGAWu&#10;H8Yx+HQG4KC/MwcbcGBA4tClsVXmvDfwgGY/HXW4HrMTsb2vYbrj5gYenPbrm9gBDgOY2AGF49jO&#10;NvlFp9z/Dzy/yMCD1ZTBO+KPN/lFA3Bh4IFMYuL5RQYePMsEo8DziAM5W+AhHuAD0t+aAxC64IEb&#10;uzFsbjiCEfAehLsNIQAnBlHuPL9onNH58ovGeZwPI4zzOG8IYZwPDjto5P5gc39g7I7zwEQaPHCq&#10;0MCzP84DE+mGXCZCCOOMMJE2QJzACOOcMNFRuGvyi9rsD5NfdApgwDzCiOxu9yA8lvwiE0LoEw4O&#10;bfOHlV+kvKtnlF9kMMJzxAhgyIexY/tg0QwgQn9nDkLwHIfANlnNDCMZF38oGUZi0/Qxz75i6itb&#10;lCUMOsQhCs2ttiiP8xiHBxODwfa+RpgCN1fM3QkW2NS/TYbRBAts6Q/gwbi8MJGEBxM8sKU/gAfj&#10;PDCRrrywpa/NCBOp8GBiSNjS1xYbJlLhgeBk4IGBBzQT6sRu8ruHB7As5fYDOjUfw/YDxeQUQXgl&#10;CUZNfpERApNhBJtBmSqmjkCaj6hs/FXF9HwyjAI25/EW5UDuRVa3KMOedr7dEkR3couygQfPER6Q&#10;wHbdAPaAg5k5wAfo1jyAAJubxakEJA78GK6ZG99kGplMI3zy07h5jaGFNOHNLmWaCMsW0iEOHYcJ&#10;E2LDFv8ZYILgZGCCgQkPDSaYKMLh8Uom04hiC7zLQ8IJFWQcRjMey0YEAxNgjpujjJoXs46ylecr&#10;iTOJxGGnIZxO6oU29fsPUEJ/Zx5IcGJCN7RA2HA81Yh6euhZttQfebepRuOmFXShO+9R9YtOmFZK&#10;XODWsYQJRjg4oOHnx81Vd/IEDxwc0OCBmyu+8QkW2OC/TSxhggUOC2hbu5hIA4jgsIC2ix8T6coL&#10;2/vajDCR9ss3IEE5aBUWEE5+MdsRToUDYNJhgT20406phhHHndJvh4klqGewcgV9kL5jtiMMIhEG&#10;JJjtCOa8UzAqQjeO/ehILKG/NRMmdMlGfmz7Pg9nJSsTSzCxBBNLkNvWR8ICX7DFb2ACi57QJAJz&#10;qJE51IieJw7eQc2qCAYmmF3LJQWHMkZwxOA3sQRaRMGkHJmyCF3twOOxBChtRnzbYdVdBsEEdGsm&#10;TOiiCWEUEu9oyhFsjbynaML4JswzRxPGGSkRCGVnwoSPHIcHOk//OA/cXNuhjMMDGjxwc13v+Hg0&#10;YXwsmEbD048DA4NowjgPTKTBAwcGBtb7OA9MpCuvCZgwzggTab/8iWjCOCdMdDQCZ1KOTMrRg0g5&#10;gjlsogm8htuxJBoTTTApR6J4moEJjxkm9HWkeWFoVuG6qxEt6yPLVCFeRZodrDGzirQTEShJzCLI&#10;jmPHwyNLg9CnJYu5VR+T0A99kSF9qp70GCVYEnyncj9CWqt5vFI2LRgMxZrBROFIho+V1VWYOVbP&#10;cQNWfI9mREUxlI4bbJuAUnKAa8RoiRMHMHbu+D012jHK0dHeQ208hzhOAGdU2WAUc9F9autkd7lt&#10;rddQnhrKl5a1xc4WEYlorwtRUF0WQOSvihc/pGW46VYnagWI2ur0XCyXigvk+ZP8AaCyjx0JUUrp&#10;wL1OILyiIK2lLWoP5ruCVgA/KDooy23zU9gc+A/Gw8o81sWaEbBijjI62m3C4oUe2xtZbFdpRasZ&#10;omqQ35s3ZUvfNHTvSBHIpv2eZ7RrefGfbAMF3KFEK6+gOODG61tKjqw1JdtAgZmOkItwklC0Z5Lc&#10;bOBFzSHOJAXjXBY98X5XlDWXWLrN9n1Zzl5IG95e1HEU46bTg9d3pBKiv+6vwCMUgHdJABNtYg6z&#10;M8zOMIfhODa53mXw00zgzdOdwL0GmtA/JHI9Lwwd8PZg/cP0wmz905/rcXTbnvxOch8a6B+oP/p4&#10;9Q+BpRvYYex2ojP6R2opo38eif4hjkeCOA6IUUArY0Gd2YLSU0BeTKBMHYnBFsEa6EfQnud4niz2&#10;cgr7PHLdQ0IblDYBZ73BPmblLs68cgUIsm72eQFwqGouFtu2rVbLJQN2yVl2hDkBFK4M4sioHjOB&#10;zz2BtVQPOATBBUZ9SPIryp1vwml0uUo/fHtXV58q4Te6XDE3JfXnSS9f5yzCqsePghDcSRzaSKj9&#10;xMCPS5zAgURtiK4bBWTW77nX770oINh4DOjHd6fmsHG+NcZ7LFznc7zHmgrIDryI+H11Pq6ACNMd&#10;891vKIUtcCOIaynRiqemgaIoDsF67JS3cb8Z99sjC/8QzwlDEkEUaMKMMirIqCAZcz27CiIRoSGM&#10;oN9xKVQQ1R0zNRDLFmXhclYE6ikrHzsIILEE5Daxbp967gHPBnDZJ/d8R8ma0NFjCR3ZcKJS5Lj2&#10;VPzzSesuswAeau6OFvoikR3YPgndzgHNVR87kmem6uNZYs8g6yEMPOIiwPoMQZdZ9g912d+L15D4&#10;Xmx7JIZM4XHXt9F7+9828zL1jeF3e8NPS+8FURjHhJ2diRMuWKGtmWoPzvQU5/QfPYLzaXkcId0i&#10;IkGAdh0b5fdrueaJ6LerH2LW/u3X/r0ovyD2osD14mfrrzTG30M1/rR0H4kcP3YCQH3SeOOYT9hr&#10;s1I+3EiePw0nRsT0ZOsn7fH04fzsKOwO5jO6z+g+SIOa3Oj1xPZquWDPBs7kEjC4z+C+opXRunub&#10;/1q6z3Mj+Ib7cMIEhn3sPO0fhn1Hj1R9WrCPhGHkhLBNrhOcUX1G9T0v1UdiOD3Bc0N3KtnK6D6j&#10;+/7Pug/rQXZ9fVmxUw8u66Ta7tI3SZvg32y//ypzym2Zr7P65V8AAAD//wMAUEsDBBQABgAIAAAA&#10;IQAqvO4l4QAAAAwBAAAPAAAAZHJzL2Rvd25yZXYueG1sTI9PS8NAEMXvgt9hGcFbu1nTtBKzKaWo&#10;pyLYCuJtmkyT0OxuyG6T9Ns7Pelp/j3e+022nkwrBup946wGNY9AkC1c2dhKw9fhbfYMwge0JbbO&#10;koYreVjn93cZpqUb7ScN+1AJNrE+RQ11CF0qpS9qMujnriPLt5PrDQYe+0qWPY5sblr5FEVLabCx&#10;nFBjR9uaivP+YjS8jzhuYvU67M6n7fXnkHx87xRp/fgwbV5ABJrCnxhu+IwOOTMd3cWWXrQaZmrB&#10;Sq7xcgXiJlBJnIA4crdY8U7mmfz/RP4LAAD//wMAUEsBAi0AFAAGAAgAAAAhALaDOJL+AAAA4QEA&#10;ABMAAAAAAAAAAAAAAAAAAAAAAFtDb250ZW50X1R5cGVzXS54bWxQSwECLQAUAAYACAAAACEAOP0h&#10;/9YAAACUAQAACwAAAAAAAAAAAAAAAAAvAQAAX3JlbHMvLnJlbHNQSwECLQAUAAYACAAAACEAFPG3&#10;HIYOAAA7wQAADgAAAAAAAAAAAAAAAAAuAgAAZHJzL2Uyb0RvYy54bWxQSwECLQAUAAYACAAAACEA&#10;KrzuJeEAAAAMAQAADwAAAAAAAAAAAAAAAADgEAAAZHJzL2Rvd25yZXYueG1sUEsFBgAAAAAEAAQA&#10;8wAAAO4RAAAAAA==&#10;">
-                <v:group id="Group 2" o:spid="_x0000_s1027" style="position:absolute;width:73304;height:96139" coordsize="73304,96139" o:gfxdata="UEsDBBQABgAIAAAAIQDb4fbL7gAAAIUBAAATAAAAW0NvbnRlbnRfVHlwZXNdLnhtbHyQz07DMAyH&#10;70i8Q+QralM4IITa7kDhCAiNB7ASt43WOlEcyvb2pNu4IODoPz9/n1xv9vOkForiPDdwXVagiI23&#10;jocG3rdPxR0oScgWJ8/UwIEENu3lRb09BBKV0ywNjCmFe63FjDSjlD4Q50nv44wpl3HQAc0OB9I3&#10;VXWrjedEnIq03oC27qjHjympx31un0wiTQLq4bS4shrAECZnMGVTvbD9QSnOhDInjzsyuiBXWQP0&#10;r4R18jfgnHvJr4nOknrFmJ5xzhraRtHWf3Kkpfz/yGo5S+H73hkquyhdjr3R8m2lj09svwAAAP//&#10;AwBQSwMEFAAGAAgAAAAhAFr0LFu/AAAAFQEAAAsAAABfcmVscy8ucmVsc2zPwWrDMAwG4Ptg72B0&#10;X5TuUMaI01uh19I+gLGVxCy2jGSy9e1nemrHjpL4P0nD4SetZiPRyNnCruvBUPYcYp4tXC/Htw8w&#10;Wl0ObuVMFm6kcBhfX4Yzra62kC6xqGlKVgtLreUTUf1CyWnHhXKbTCzJ1VbKjMX5LzcTvvf9HuXR&#10;gPHJNKdgQU5hB+ZyK23zHztFL6w81c5zQp6m6P9TMfB3PtPWFCczVQtB9N4U2rp2HOA44NMz4y8A&#10;AAD//wMAUEsDBBQABgAIAAAAIQCyMBtcxAAAANoAAAAPAAAAZHJzL2Rvd25yZXYueG1sRI9Pa8JA&#10;FMTvBb/D8gRvdROlpUTXEMSKh1CoFsTbI/tMgtm3IbvNn2/fLRR6HGbmN8w2HU0jeupcbVlBvIxA&#10;EBdW11wq+Lq8P7+BcB5ZY2OZFEzkIN3NnraYaDvwJ/VnX4oAYZeggsr7NpHSFRUZdEvbEgfvbjuD&#10;PsiulLrDIcBNI1dR9CoN1hwWKmxpX1HxOH8bBccBh2wdH/r8cd9Pt8vLxzWPSanFfMw2IDyN/j/8&#10;1z5pBSv4vRJugNz9AAAA//8DAFBLAQItABQABgAIAAAAIQDb4fbL7gAAAIUBAAATAAAAAAAAAAAA&#10;AAAAAAAAAABbQ29udGVudF9UeXBlc10ueG1sUEsBAi0AFAAGAAgAAAAhAFr0LFu/AAAAFQEAAAsA&#10;AAAAAAAAAAAAAAAAHwEAAF9yZWxzLy5yZWxzUEsBAi0AFAAGAAgAAAAhALIwG1zEAAAA2gAAAA8A&#10;AAAAAAAAAAAAAAAABwIAAGRycy9kb3ducmV2LnhtbFBLBQYAAAAAAwADALcAAAD4AgAAAAA=&#10;">
-                  <v:shape id="Freeform 328855400" o:spid="_x0000_s1028" style="position:absolute;left:228;top:59131;width:31013;height:17272;visibility:visible;mso-wrap-style:square;v-text-anchor:middle" coordsize="3101339,1727199" o:gfxdata="UEsDBBQABgAIAAAAIQDb4fbL7gAAAIUBAAATAAAAW0NvbnRlbnRfVHlwZXNdLnhtbHyQz07DMAyH&#10;70i8Q+QralM4IITa7kDhCAiNB7ASt43WOlEcyvb2pNu4IODoPz9/n1xv9vOkForiPDdwXVagiI23&#10;jocG3rdPxR0oScgWJ8/UwIEENu3lRb09BBKV0ywNjCmFe63FjDSjlD4Q50nv44wpl3HQAc0OB9I3&#10;VXWrjedEnIq03oC27qjHjympx31un0wiTQLq4bS4shrAECZnMGVTvbD9QSnOhDInjzsyuiBXWQP0&#10;r4R18jfgnHvJr4nOknrFmJ5xzhraRtHWf3Kkpfz/yGo5S+H73hkquyhdjr3R8m2lj09svwAAAP//&#10;AwBQSwMEFAAGAAgAAAAhAFr0LFu/AAAAFQEAAAsAAABfcmVscy8ucmVsc2zPwWrDMAwG4Ptg72B0&#10;X5TuUMaI01uh19I+gLGVxCy2jGSy9e1nemrHjpL4P0nD4SetZiPRyNnCruvBUPYcYp4tXC/Htw8w&#10;Wl0ObuVMFm6kcBhfX4Yzra62kC6xqGlKVgtLreUTUf1CyWnHhXKbTCzJ1VbKjMX5LzcTvvf9HuXR&#10;gPHJNKdgQU5hB+ZyK23zHztFL6w81c5zQp6m6P9TMfB3PtPWFCczVQtB9N4U2rp2HOA44NMz4y8A&#10;AAD//wMAUEsDBBQABgAIAAAAIQASKWwdyAAAAOIAAAAPAAAAZHJzL2Rvd25yZXYueG1sRI/LasJA&#10;FIb3hb7DcAru6ky1kZg6igjFigvRFtweMicXzJwJmamJb+8sBJc//41vsRpsI67U+dqxho+xAkGc&#10;O1NzqeHv9/s9BeEDssHGMWm4kYfV8vVlgZlxPR/pegqliCPsM9RQhdBmUvq8Iot+7Fri6BWusxii&#10;7EppOuzjuG3kRKmZtFhzfKiwpU1F+eX0bzVsjodLsd/OD73cqTo/7/qkoLXWo7dh/QUi0BCe4Uf7&#10;x2iYTtI0ST5VhIhIEQfk8g4AAP//AwBQSwECLQAUAAYACAAAACEA2+H2y+4AAACFAQAAEwAAAAAA&#10;AAAAAAAAAAAAAAAAW0NvbnRlbnRfVHlwZXNdLnhtbFBLAQItABQABgAIAAAAIQBa9CxbvwAAABUB&#10;AAALAAAAAAAAAAAAAAAAAB8BAABfcmVscy8ucmVsc1BLAQItABQABgAIAAAAIQASKWwdyAAAAOIA&#10;AAAPAAAAAAAAAAAAAAAAAAcCAABkcnMvZG93bnJldi54bWxQSwUGAAAAAAMAAwC3AAAA/AIAAAAA&#10;" path="m2948940,1727200r-2796540,c68580,1727200,,1658620,,1574800l,152400c,68580,68580,,152400,l2948940,v83820,,152400,68580,152400,152400l3101340,1574800v,83820,-68580,152400,-152400,152400xe" fillcolor="#f6f5ec [662]" stroked="f">
+              <v:group id="Group 5" style="position:absolute;margin-left:-.7pt;margin-top:-18.35pt;width:577.45pt;height:756.7pt;z-index:-251603968;mso-width-relative:margin;mso-height-relative:margin" alt="&quot;&quot;" coordsize="73304,96139" o:spid="_x0000_s1026" o:gfxdata="UEsDBBQABgAIAAAAIQC2gziS/gAAAOEBAAATAAAAW0NvbnRlbnRfVHlwZXNdLnhtbJSRQU7DMBBF&#10;90jcwfIWJU67QAgl6YK0S0CoHGBkTxKLZGx5TGhvj5O2G0SRWNoz/78nu9wcxkFMGNg6quQqL6RA&#10;0s5Y6ir5vt9lD1JwBDIwOMJKHpHlpr69KfdHjyxSmriSfYz+USnWPY7AufNIadK6MEJMx9ApD/oD&#10;OlTrorhX2lFEilmcO2RdNtjC5xDF9pCuTyYBB5bi6bQ4syoJ3g9WQ0ymaiLzg5KdCXlKLjvcW893&#10;SUOqXwnz5DrgnHtJTxOsQfEKIT7DmDSUCaxw7Rqn8787ZsmRM9e2VmPeBN4uqYvTtW7jvijg9N/y&#10;JsXecLq0q+WD6m8AAAD//wMAUEsDBBQABgAIAAAAIQA4/SH/1gAAAJQBAAALAAAAX3JlbHMvLnJl&#10;bHOkkMFqwzAMhu+DvYPRfXGawxijTi+j0GvpHsDYimMaW0Yy2fr2M4PBMnrbUb/Q94l/f/hMi1qR&#10;JVI2sOt6UJgd+ZiDgffL8ekFlFSbvV0oo4EbChzGx4f9GRdb25HMsYhqlCwG5lrLq9biZkxWOiqY&#10;22YiTra2kYMu1l1tQD30/bPm3wwYN0x18gb45AdQl1tp5j/sFB2T0FQ7R0nTNEV3j6o9feQzro1i&#10;OWA14Fm+Q8a1a8+Bvu/d/dMb2JY5uiPbhG/ktn4cqGU/er3pcvwCAAD//wMAUEsDBBQABgAIAAAA&#10;IQAU8bcchg4AADvBAAAOAAAAZHJzL2Uyb0RvYy54bWzsXd2Pm0gSfz/p/gfkx5M2pvnG2skql1yi&#10;k7LZ6JLTZh8JxmNLGDhgMpP967f6C6qxwU3GMzcfvQ9ZPHRR3UU3Vb+q6q6ff7nZ59a3rG52ZXGx&#10;IC/shZUVabneFZcXi/9+fvtTtLCaNinWSV4W2cXie9Ysfnn597/9fF2tMqfclvk6qy14SNGsrquL&#10;xbZtq9Vy2aTbbJ80L8oqK+Dmpqz3SQs/68vluk6u4en7fOnYdrC8Lut1VZdp1jTw1zf85uIle/5m&#10;k6Xtb5tNk7VWfrGAvrXs35r9+5X+u3z5c7K6rJNqu0tFN5If6MU+2RXAtHvUm6RNrKt6d/Co/S6t&#10;y6bctC/Scr8sN5tdmrExwGiIPRjNu7q8qthYLlfXl1UnJhDtQE4//Nj0w7d3dfWp+liDJK6rS5AF&#10;+0XHcrOp9/T/0Evrhonseyey7Ka1Uvhj6LquF8FLTuFeHBDb9Twu1HQLkj+gS7f/6iltz4N3Iijd&#10;2GavYykZL5XudD94N6HfH2trt75YOAurSPYwtZi0LIdyp43PMLKj/UtWZx8ZTP2mf7vN7d7up21S&#10;ZWzSNFQGQkquE0W+74GIhbTe1llGl5XV32GCY0TdfGhWDUyNI5PBcaIAngUv3Y+JSxyxkuS0cIlN&#10;XDfmL5eETkjimL6Y7uWCFK+a9l1WshmWfHvftHAb1s8arviF6GhaFkWza7MvwG6zz2F1/mNpObEX&#10;xZ5tXVuSk6AeEP2BiWg/4JthbS3UI8pyQPSFIE7Ed0BqpxkpNLqMYO52Q9LggZsTP/QincG483jg&#10;5mLsJ+XlIRa68sI0Gq/ERyy0Xz4m0uARIB5sWulMMEykK6/wRxhhIu2XDx/mboJpiw0THV0zsIq7&#10;dZps5dJNbwqxduHKSqgBYDOdWJUN1QN4IcN3Q/6EJco/DEBFF/4JYlhnmJjMIoYFhImZroDB6HGG&#10;lYGJ3VmcYbpjYqYjtTnDPMbE/izOMEExcTCLGCYdJg5nEcM8wsQRJuZjF/OlBjONGmg5M9DahQUG&#10;Wr2wwED7SmmSVZW0dJrJS+v6YiG/+9YWzE6hYOj9ffkt+1yyli2ddWLWs66IySz60bfMC0zBV/ER&#10;Atksvfq6S/+Z/YmJgsiPuD5ETKDjrA/iRuBHgVSUyg3+KZfiUZ4ueartqUoSzWWDY53ifHnXuBxZ&#10;d/q+Cq3NH47GLR+uPlSy4s2xYGV72UKl4+1d23VCYTMofMWnlgn8oK/4puig+FpMiEklYnpSQ1oK&#10;1eG7wv0/8o6xONBtOs+VnqZ52WR8CHRWM5Oom96sdW8WNWW+W7/d5TmdzgwSZa/z2vqWwFpJ0jQr&#10;Wpd9YPOr/a/lmv8dDBw+N5IV/Jma4Kw5mArdlOmexJgrTPKCrq3Yd+CTkyaAxzZ50jIeRUk7wmdR&#10;3bRvkmbLn8zoqXhh7YGZVvOx5fAtBwNe2o/06mu5/g7WaF1yENZU6dsdPOl90rQfkxrsOpiugCTh&#10;7ras/1xY14DKLhbN/66SOltY+b8LMIxjwiBDy354Pphz8LHAd77iO8XV/nUJsgKdAdzYJW3f5vJy&#10;U5f73wFAvqJc4VZSpMAbdFMLnx/+43ULv+EW2Mpp9uoVuwboBq/sffGpSunD2ccGRvL55vekrqwK&#10;Li8WLZjCH0ppjCcraeLCK6YNeFtKWZSvrtpys6P2L5MYl5P4AcCAwpl7QAjEjRyfuEEE0uKAqoMI&#10;6BZ0kvYGgMUcjBBGURDKaalgBAkA1SUjkec5MQJwYpP0wNyfwAiwmEaIJjDCOKNxjDDBCBv9HUYY&#10;54Gbq2biBA9s9GvwwM0Vm3eCBbb3BY0Ab+NjwTTSfp9ggc39gbE7zgMTafDA5r5QGBIbjvPARLry&#10;wua+NiNMpP3ysbmvLTZMJNauwNXiBcF3zmAEgxFOwbm7xwiwLCVGoFOT2SkPHCMwUDsADwYjuPRN&#10;AqB8WBhBeVcGIxiM8KQxguOGnu8EMVhNQ4zQ35qDEULqEaGrWhjao+DAjqTnyoCDznf6BVv7GoY7&#10;bq5tH2JrX4MHbq5r7GJD34AD1ZA+FqDCdr4BB+zTQV1nJoAAn1HmjRpEXOBzjT3xJoAgAwiPEBwI&#10;RakGBLCPW/U3S5e82t4EEAZueVVMSihAQV6ynSpkEeGgSQ8CpJBnHUAgDvX2mggCCyc8mwhCGAWu&#10;H8Yx+HQG4KC/MwcbcGBA4tClsVXmvDfwgGY/HXW4HrMTsb2vYbrj5gYenPbrm9gBDgOY2AGF49jO&#10;NvlFp9z/Dzy/yMCD1ZTBO+KPN/lFA3Bh4IFMYuL5RQYePMsEo8DziAM5W+AhHuAD0t+aAxC64IEb&#10;uzFsbjiCEfAehLsNIQAnBlHuPL9onNH58ovGeZwPI4zzOG8IYZwPDjto5P5gc39g7I7zwEQaPHCq&#10;0MCzP84DE+mGXCZCCOOMMJE2QJzACOOcMNFRuGvyi9rsD5NfdApgwDzCiOxu9yA8lvwiE0LoEw4O&#10;bfOHlV+kvKtnlF9kMMJzxAhgyIexY/tg0QwgQn9nDkLwHIfANlnNDCMZF38oGUZi0/Qxz75i6itb&#10;lCUMOsQhCs2ttiiP8xiHBxODwfa+RpgCN1fM3QkW2NS/TYbRBAts6Q/gwbi8MJGEBxM8sKU/gAfj&#10;PDCRrrywpa/NCBOp8GBiSNjS1xYbJlLhgeBk4IGBBzQT6sRu8ruHB7As5fYDOjUfw/YDxeQUQXgl&#10;CUZNfpERApNhBJtBmSqmjkCaj6hs/FXF9HwyjAI25/EW5UDuRVa3KMOedr7dEkR3couygQfPER6Q&#10;wHbdAPaAg5k5wAfo1jyAAJubxakEJA78GK6ZG99kGplMI3zy07h5jaGFNOHNLmWaCMsW0iEOHYcJ&#10;E2LDFv8ZYILgZGCCgQkPDSaYKMLh8Uom04hiC7zLQ8IJFWQcRjMey0YEAxNgjpujjJoXs46ylecr&#10;iTOJxGGnIZxO6oU29fsPUEJ/Zx5IcGJCN7RA2HA81Yh6euhZttQfebepRuOmFXShO+9R9YtOmFZK&#10;XODWsYQJRjg4oOHnx81Vd/IEDxwc0OCBmyu+8QkW2OC/TSxhggUOC2hbu5hIA4jgsIC2ix8T6coL&#10;2/vajDCR9ss3IEE5aBUWEE5+MdsRToUDYNJhgT20406phhHHndJvh4klqGewcgV9kL5jtiMMIhEG&#10;JJjtCOa8UzAqQjeO/ehILKG/NRMmdMlGfmz7Pg9nJSsTSzCxBBNLkNvWR8ICX7DFb2ACi57QJAJz&#10;qJE51IieJw7eQc2qCAYmmF3LJQWHMkZwxOA3sQRaRMGkHJmyCF3twOOxBChtRnzbYdVdBsEEdGsm&#10;TOiiCWEUEu9oyhFsjbynaML4JswzRxPGGSkRCGVnwoSPHIcHOk//OA/cXNuhjMMDGjxwc13v+Hg0&#10;YXwsmEbD048DA4NowjgPTKTBAwcGBtb7OA9MpCuvCZgwzggTab/8iWjCOCdMdDQCZ1KOTMrRg0g5&#10;gjlsogm8htuxJBoTTTApR6J4moEJjxkm9HWkeWFoVuG6qxEt6yPLVCFeRZodrDGzirQTEShJzCLI&#10;jmPHwyNLg9CnJYu5VR+T0A99kSF9qp70GCVYEnyncj9CWqt5vFI2LRgMxZrBROFIho+V1VWYOVbP&#10;cQNWfI9mREUxlI4bbJuAUnKAa8RoiRMHMHbu+D012jHK0dHeQ208hzhOAGdU2WAUc9F9autkd7lt&#10;rddQnhrKl5a1xc4WEYlorwtRUF0WQOSvihc/pGW46VYnagWI2ur0XCyXigvk+ZP8AaCyjx0JUUrp&#10;wL1OILyiIK2lLWoP5ruCVgA/KDooy23zU9gc+A/Gw8o81sWaEbBijjI62m3C4oUe2xtZbFdpRasZ&#10;omqQ35s3ZUvfNHTvSBHIpv2eZ7RrefGfbAMF3KFEK6+gOODG61tKjqw1JdtAgZmOkItwklC0Z5Lc&#10;bOBFzSHOJAXjXBY98X5XlDWXWLrN9n1Zzl5IG95e1HEU46bTg9d3pBKiv+6vwCMUgHdJABNtYg6z&#10;M8zOMIfhODa53mXw00zgzdOdwL0GmtA/JHI9Lwwd8PZg/cP0wmz905/rcXTbnvxOch8a6B+oP/p4&#10;9Q+BpRvYYex2ojP6R2opo38eif4hjkeCOA6IUUArY0Gd2YLSU0BeTKBMHYnBFsEa6EfQnud4niz2&#10;cgr7PHLdQ0IblDYBZ73BPmblLs68cgUIsm72eQFwqGouFtu2rVbLJQN2yVl2hDkBFK4M4sioHjOB&#10;zz2BtVQPOATBBUZ9SPIryp1vwml0uUo/fHtXV58q4Te6XDE3JfXnSS9f5yzCqsePghDcSRzaSKj9&#10;xMCPS5zAgURtiK4bBWTW77nX770oINh4DOjHd6fmsHG+NcZ7LFznc7zHmgrIDryI+H11Pq6ACNMd&#10;891vKIUtcCOIaynRiqemgaIoDsF67JS3cb8Z99sjC/8QzwlDEkEUaMKMMirIqCAZcz27CiIRoSGM&#10;oN9xKVQQ1R0zNRDLFmXhclYE6ikrHzsIILEE5Daxbp967gHPBnDZJ/d8R8ma0NFjCR3ZcKJS5Lj2&#10;VPzzSesuswAeau6OFvoikR3YPgndzgHNVR87kmem6uNZYs8g6yEMPOIiwPoMQZdZ9g912d+L15D4&#10;Xmx7JIZM4XHXt9F7+9828zL1jeF3e8NPS+8FURjHhJ2diRMuWKGtmWoPzvQU5/QfPYLzaXkcId0i&#10;IkGAdh0b5fdrueaJ6LerH2LW/u3X/r0ovyD2osD14mfrrzTG30M1/rR0H4kcP3YCQH3SeOOYT9hr&#10;s1I+3EiePw0nRsT0ZOsn7fH04fzsKOwO5jO6z+g+SIOa3Oj1xPZquWDPBs7kEjC4z+C+opXRunub&#10;/1q6z3Mj+Ib7cMIEhn3sPO0fhn1Hj1R9WrCPhGHkhLBNrhOcUX1G9T0v1UdiOD3Bc0N3KtnK6D6j&#10;+/7Pug/rQXZ9fVmxUw8u66Ta7tI3SZvg32y//ypzym2Zr7P65V8AAAD//wMAUEsDBBQABgAIAAAA&#10;IQAqvO4l4QAAAAwBAAAPAAAAZHJzL2Rvd25yZXYueG1sTI9PS8NAEMXvgt9hGcFbu1nTtBKzKaWo&#10;pyLYCuJtmkyT0OxuyG6T9Ns7Pelp/j3e+022nkwrBup946wGNY9AkC1c2dhKw9fhbfYMwge0JbbO&#10;koYreVjn93cZpqUb7ScN+1AJNrE+RQ11CF0qpS9qMujnriPLt5PrDQYe+0qWPY5sblr5FEVLabCx&#10;nFBjR9uaivP+YjS8jzhuYvU67M6n7fXnkHx87xRp/fgwbV5ABJrCnxhu+IwOOTMd3cWWXrQaZmrB&#10;Sq7xcgXiJlBJnIA4crdY8U7mmfz/RP4LAAD//wMAUEsBAi0AFAAGAAgAAAAhALaDOJL+AAAA4QEA&#10;ABMAAAAAAAAAAAAAAAAAAAAAAFtDb250ZW50X1R5cGVzXS54bWxQSwECLQAUAAYACAAAACEAOP0h&#10;/9YAAACUAQAACwAAAAAAAAAAAAAAAAAvAQAAX3JlbHMvLnJlbHNQSwECLQAUAAYACAAAACEAFPG3&#10;HIYOAAA7wQAADgAAAAAAAAAAAAAAAAAuAgAAZHJzL2Uyb0RvYy54bWxQSwECLQAUAAYACAAAACEA&#10;KrzuJeEAAAAMAQAADwAAAAAAAAAAAAAAAADgEAAAZHJzL2Rvd25yZXYueG1sUEsFBgAAAAAEAAQA&#10;8wAAAO4RAAAAAA==&#10;" w14:anchorId="4FAAEEEC">
+                <v:group id="Group 2" style="position:absolute;width:73304;height:96139" coordsize="73304,96139" o:spid="_x0000_s1027" o:gfxdata="UEsDBBQABgAIAAAAIQDb4fbL7gAAAIUBAAATAAAAW0NvbnRlbnRfVHlwZXNdLnhtbHyQz07DMAyH&#10;70i8Q+QralM4IITa7kDhCAiNB7ASt43WOlEcyvb2pNu4IODoPz9/n1xv9vOkForiPDdwXVagiI23&#10;jocG3rdPxR0oScgWJ8/UwIEENu3lRb09BBKV0ywNjCmFe63FjDSjlD4Q50nv44wpl3HQAc0OB9I3&#10;VXWrjedEnIq03oC27qjHjympx31un0wiTQLq4bS4shrAECZnMGVTvbD9QSnOhDInjzsyuiBXWQP0&#10;r4R18jfgnHvJr4nOknrFmJ5xzhraRtHWf3Kkpfz/yGo5S+H73hkquyhdjr3R8m2lj09svwAAAP//&#10;AwBQSwMEFAAGAAgAAAAhAFr0LFu/AAAAFQEAAAsAAABfcmVscy8ucmVsc2zPwWrDMAwG4Ptg72B0&#10;X5TuUMaI01uh19I+gLGVxCy2jGSy9e1nemrHjpL4P0nD4SetZiPRyNnCruvBUPYcYp4tXC/Htw8w&#10;Wl0ObuVMFm6kcBhfX4Yzra62kC6xqGlKVgtLreUTUf1CyWnHhXKbTCzJ1VbKjMX5LzcTvvf9HuXR&#10;gPHJNKdgQU5hB+ZyK23zHztFL6w81c5zQp6m6P9TMfB3PtPWFCczVQtB9N4U2rp2HOA44NMz4y8A&#10;AAD//wMAUEsDBBQABgAIAAAAIQCyMBtcxAAAANoAAAAPAAAAZHJzL2Rvd25yZXYueG1sRI9Pa8JA&#10;FMTvBb/D8gRvdROlpUTXEMSKh1CoFsTbI/tMgtm3IbvNn2/fLRR6HGbmN8w2HU0jeupcbVlBvIxA&#10;EBdW11wq+Lq8P7+BcB5ZY2OZFEzkIN3NnraYaDvwJ/VnX4oAYZeggsr7NpHSFRUZdEvbEgfvbjuD&#10;PsiulLrDIcBNI1dR9CoN1hwWKmxpX1HxOH8bBccBh2wdH/r8cd9Pt8vLxzWPSanFfMw2IDyN/j/8&#10;1z5pBSv4vRJugNz9AAAA//8DAFBLAQItABQABgAIAAAAIQDb4fbL7gAAAIUBAAATAAAAAAAAAAAA&#10;AAAAAAAAAABbQ29udGVudF9UeXBlc10ueG1sUEsBAi0AFAAGAAgAAAAhAFr0LFu/AAAAFQEAAAsA&#10;AAAAAAAAAAAAAAAAHwEAAF9yZWxzLy5yZWxzUEsBAi0AFAAGAAgAAAAhALIwG1zEAAAA2gAAAA8A&#10;AAAAAAAAAAAAAAAABwIAAGRycy9kb3ducmV2LnhtbFBLBQYAAAAAAwADALcAAAD4AgAAAAA=&#10;">
+                  <v:shape id="Freeform 328855400" style="position:absolute;left:228;top:59131;width:31013;height:17272;visibility:visible;mso-wrap-style:square;v-text-anchor:middle" coordsize="3101339,1727199" o:spid="_x0000_s1028" fillcolor="#f6f5ec [662]" stroked="f" path="m2948940,1727200r-2796540,c68580,1727200,,1658620,,1574800l,152400c,68580,68580,,152400,l2948940,v83820,,152400,68580,152400,152400l3101340,1574800v,83820,-68580,152400,-152400,152400xe" o:gfxdata="UEsDBBQABgAIAAAAIQDb4fbL7gAAAIUBAAATAAAAW0NvbnRlbnRfVHlwZXNdLnhtbHyQz07DMAyH&#10;70i8Q+QralM4IITa7kDhCAiNB7ASt43WOlEcyvb2pNu4IODoPz9/n1xv9vOkForiPDdwXVagiI23&#10;jocG3rdPxR0oScgWJ8/UwIEENu3lRb09BBKV0ywNjCmFe63FjDSjlD4Q50nv44wpl3HQAc0OB9I3&#10;VXWrjedEnIq03oC27qjHjympx31un0wiTQLq4bS4shrAECZnMGVTvbD9QSnOhDInjzsyuiBXWQP0&#10;r4R18jfgnHvJr4nOknrFmJ5xzhraRtHWf3Kkpfz/yGo5S+H73hkquyhdjr3R8m2lj09svwAAAP//&#10;AwBQSwMEFAAGAAgAAAAhAFr0LFu/AAAAFQEAAAsAAABfcmVscy8ucmVsc2zPwWrDMAwG4Ptg72B0&#10;X5TuUMaI01uh19I+gLGVxCy2jGSy9e1nemrHjpL4P0nD4SetZiPRyNnCruvBUPYcYp4tXC/Htw8w&#10;Wl0ObuVMFm6kcBhfX4Yzra62kC6xqGlKVgtLreUTUf1CyWnHhXKbTCzJ1VbKjMX5LzcTvvf9HuXR&#10;gPHJNKdgQU5hB+ZyK23zHztFL6w81c5zQp6m6P9TMfB3PtPWFCczVQtB9N4U2rp2HOA44NMz4y8A&#10;AAD//wMAUEsDBBQABgAIAAAAIQASKWwdyAAAAOIAAAAPAAAAZHJzL2Rvd25yZXYueG1sRI/LasJA&#10;FIb3hb7DcAru6ky1kZg6igjFigvRFtweMicXzJwJmamJb+8sBJc//41vsRpsI67U+dqxho+xAkGc&#10;O1NzqeHv9/s9BeEDssHGMWm4kYfV8vVlgZlxPR/pegqliCPsM9RQhdBmUvq8Iot+7Fri6BWusxii&#10;7EppOuzjuG3kRKmZtFhzfKiwpU1F+eX0bzVsjodLsd/OD73cqTo/7/qkoLXWo7dh/QUi0BCe4Uf7&#10;x2iYTtI0ST5VhIhIEQfk8g4AAP//AwBQSwECLQAUAAYACAAAACEA2+H2y+4AAACFAQAAEwAAAAAA&#10;AAAAAAAAAAAAAAAAW0NvbnRlbnRfVHlwZXNdLnhtbFBLAQItABQABgAIAAAAIQBa9CxbvwAAABUB&#10;AAALAAAAAAAAAAAAAAAAAB8BAABfcmVscy8ucmVsc1BLAQItABQABgAIAAAAIQASKWwdyAAAAOIA&#10;AAAPAAAAAAAAAAAAAAAAAAcCAABkcnMvZG93bnJldi54bWxQSwUGAAAAAAMAAwC3AAAA/AIAAAAA&#10;">
                     <v:stroke joinstyle="miter"/>
                     <v:path arrowok="t" o:connecttype="custom" o:connectlocs="2948940,1727200;152400,1727200;0,1574800;0,152400;152400,0;2948940,0;3101340,152400;3101340,1574800;2948940,1727200" o:connectangles="0,0,0,0,0,0,0,0,0"/>
                   </v:shape>
-                  <v:shape id="Freeform 1382513681" o:spid="_x0000_s1029" style="position:absolute;left:228;top:78867;width:31014;height:17272;visibility:visible;mso-wrap-style:square;v-text-anchor:middle" coordsize="3101340,1727200" o:gfxdata="UEsDBBQABgAIAAAAIQDb4fbL7gAAAIUBAAATAAAAW0NvbnRlbnRfVHlwZXNdLnhtbHyQz07DMAyH&#10;70i8Q+QralM4IITa7kDhCAiNB7ASt43WOlEcyvb2pNu4IODoPz9/n1xv9vOkForiPDdwXVagiI23&#10;jocG3rdPxR0oScgWJ8/UwIEENu3lRb09BBKV0ywNjCmFe63FjDSjlD4Q50nv44wpl3HQAc0OB9I3&#10;VXWrjedEnIq03oC27qjHjympx31un0wiTQLq4bS4shrAECZnMGVTvbD9QSnOhDInjzsyuiBXWQP0&#10;r4R18jfgnHvJr4nOknrFmJ5xzhraRtHWf3Kkpfz/yGo5S+H73hkquyhdjr3R8m2lj09svwAAAP//&#10;AwBQSwMEFAAGAAgAAAAhAFr0LFu/AAAAFQEAAAsAAABfcmVscy8ucmVsc2zPwWrDMAwG4Ptg72B0&#10;X5TuUMaI01uh19I+gLGVxCy2jGSy9e1nemrHjpL4P0nD4SetZiPRyNnCruvBUPYcYp4tXC/Htw8w&#10;Wl0ObuVMFm6kcBhfX4Yzra62kC6xqGlKVgtLreUTUf1CyWnHhXKbTCzJ1VbKjMX5LzcTvvf9HuXR&#10;gPHJNKdgQU5hB+ZyK23zHztFL6w81c5zQp6m6P9TMfB3PtPWFCczVQtB9N4U2rp2HOA44NMz4y8A&#10;AAD//wMAUEsDBBQABgAIAAAAIQA31Wr0xwAAAOMAAAAPAAAAZHJzL2Rvd25yZXYueG1sRE/da8Iw&#10;EH8f7H8IN9jL0KTKSqlGEelA9rT58X4kZ1vWXEoTtfOvXwaDPd7v+5br0XXiSkNoPWvIpgoEsfG2&#10;5VrD8fA2KUCEiGyx80wavinAevX4sMTS+ht/0nUfa5FCOJSooYmxL6UMpiGHYep74sSd/eAwpnOo&#10;pR3wlsJdJ2dK5dJhy6mhwZ62DZmv/cVpkB8VW2VMZfP74fJSvddqe9po/fw0bhYgIo3xX/zn3tk0&#10;f17MXrN5XmTw+1MCQK5+AAAA//8DAFBLAQItABQABgAIAAAAIQDb4fbL7gAAAIUBAAATAAAAAAAA&#10;AAAAAAAAAAAAAABbQ29udGVudF9UeXBlc10ueG1sUEsBAi0AFAAGAAgAAAAhAFr0LFu/AAAAFQEA&#10;AAsAAAAAAAAAAAAAAAAAHwEAAF9yZWxzLy5yZWxzUEsBAi0AFAAGAAgAAAAhADfVavTHAAAA4wAA&#10;AA8AAAAAAAAAAAAAAAAABwIAAGRycy9kb3ducmV2LnhtbFBLBQYAAAAAAwADALcAAAD7AgAAAAA=&#10;" path="m2948940,1727200r-2796540,c68580,1727200,,1658621,,1574800l,152400c,68580,68580,,152400,l2948940,v83820,,152400,68580,152400,152400l3101340,1574800v,83821,-68580,152400,-152400,152400xe" fillcolor="#f6f5ec [662]" stroked="f">
+                  <v:shape id="Freeform 1382513681" style="position:absolute;left:228;top:78867;width:31014;height:17272;visibility:visible;mso-wrap-style:square;v-text-anchor:middle" coordsize="3101340,1727200" o:spid="_x0000_s1029" fillcolor="#f6f5ec [662]" stroked="f" path="m2948940,1727200r-2796540,c68580,1727200,,1658621,,1574800l,152400c,68580,68580,,152400,l2948940,v83820,,152400,68580,152400,152400l3101340,1574800v,83821,-68580,152400,-152400,152400xe" o:gfxdata="UEsDBBQABgAIAAAAIQDb4fbL7gAAAIUBAAATAAAAW0NvbnRlbnRfVHlwZXNdLnhtbHyQz07DMAyH&#10;70i8Q+QralM4IITa7kDhCAiNB7ASt43WOlEcyvb2pNu4IODoPz9/n1xv9vOkForiPDdwXVagiI23&#10;jocG3rdPxR0oScgWJ8/UwIEENu3lRb09BBKV0ywNjCmFe63FjDSjlD4Q50nv44wpl3HQAc0OB9I3&#10;VXWrjedEnIq03oC27qjHjympx31un0wiTQLq4bS4shrAECZnMGVTvbD9QSnOhDInjzsyuiBXWQP0&#10;r4R18jfgnHvJr4nOknrFmJ5xzhraRtHWf3Kkpfz/yGo5S+H73hkquyhdjr3R8m2lj09svwAAAP//&#10;AwBQSwMEFAAGAAgAAAAhAFr0LFu/AAAAFQEAAAsAAABfcmVscy8ucmVsc2zPwWrDMAwG4Ptg72B0&#10;X5TuUMaI01uh19I+gLGVxCy2jGSy9e1nemrHjpL4P0nD4SetZiPRyNnCruvBUPYcYp4tXC/Htw8w&#10;Wl0ObuVMFm6kcBhfX4Yzra62kC6xqGlKVgtLreUTUf1CyWnHhXKbTCzJ1VbKjMX5LzcTvvf9HuXR&#10;gPHJNKdgQU5hB+ZyK23zHztFL6w81c5zQp6m6P9TMfB3PtPWFCczVQtB9N4U2rp2HOA44NMz4y8A&#10;AAD//wMAUEsDBBQABgAIAAAAIQA31Wr0xwAAAOMAAAAPAAAAZHJzL2Rvd25yZXYueG1sRE/da8Iw&#10;EH8f7H8IN9jL0KTKSqlGEelA9rT58X4kZ1vWXEoTtfOvXwaDPd7v+5br0XXiSkNoPWvIpgoEsfG2&#10;5VrD8fA2KUCEiGyx80wavinAevX4sMTS+ht/0nUfa5FCOJSooYmxL6UMpiGHYep74sSd/eAwpnOo&#10;pR3wlsJdJ2dK5dJhy6mhwZ62DZmv/cVpkB8VW2VMZfP74fJSvddqe9po/fw0bhYgIo3xX/zn3tk0&#10;f17MXrN5XmTw+1MCQK5+AAAA//8DAFBLAQItABQABgAIAAAAIQDb4fbL7gAAAIUBAAATAAAAAAAA&#10;AAAAAAAAAAAAAABbQ29udGVudF9UeXBlc10ueG1sUEsBAi0AFAAGAAgAAAAhAFr0LFu/AAAAFQEA&#10;AAsAAAAAAAAAAAAAAAAAHwEAAF9yZWxzLy5yZWxzUEsBAi0AFAAGAAgAAAAhADfVavTHAAAA4wAA&#10;AA8AAAAAAAAAAAAAAAAABwIAAGRycy9kb3ducmV2LnhtbFBLBQYAAAAAAwADALcAAAD7AgAAAAA=&#10;">
                     <v:stroke joinstyle="miter"/>
                     <v:path arrowok="t" o:connecttype="custom" o:connectlocs="2948940,1727200;152400,1727200;0,1574800;0,152400;152400,0;2948940,0;3101340,152400;3101340,1574800;2948940,1727200" o:connectangles="0,0,0,0,0,0,0,0,0"/>
                   </v:shape>
-                  <v:shape id="Freeform 1237452695" o:spid="_x0000_s1030" style="position:absolute;left:76;width:31013;height:17270;visibility:visible;mso-wrap-style:square;v-text-anchor:middle" coordsize="3101340,1727200" o:gfxdata="UEsDBBQABgAIAAAAIQDb4fbL7gAAAIUBAAATAAAAW0NvbnRlbnRfVHlwZXNdLnhtbHyQz07DMAyH&#10;70i8Q+QralM4IITa7kDhCAiNB7ASt43WOlEcyvb2pNu4IODoPz9/n1xv9vOkForiPDdwXVagiI23&#10;jocG3rdPxR0oScgWJ8/UwIEENu3lRb09BBKV0ywNjCmFe63FjDSjlD4Q50nv44wpl3HQAc0OB9I3&#10;VXWrjedEnIq03oC27qjHjympx31un0wiTQLq4bS4shrAECZnMGVTvbD9QSnOhDInjzsyuiBXWQP0&#10;r4R18jfgnHvJr4nOknrFmJ5xzhraRtHWf3Kkpfz/yGo5S+H73hkquyhdjr3R8m2lj09svwAAAP//&#10;AwBQSwMEFAAGAAgAAAAhAFr0LFu/AAAAFQEAAAsAAABfcmVscy8ucmVsc2zPwWrDMAwG4Ptg72B0&#10;X5TuUMaI01uh19I+gLGVxCy2jGSy9e1nemrHjpL4P0nD4SetZiPRyNnCruvBUPYcYp4tXC/Htw8w&#10;Wl0ObuVMFm6kcBhfX4Yzra62kC6xqGlKVgtLreUTUf1CyWnHhXKbTCzJ1VbKjMX5LzcTvvf9HuXR&#10;gPHJNKdgQU5hB+ZyK23zHztFL6w81c5zQp6m6P9TMfB3PtPWFCczVQtB9N4U2rp2HOA44NMz4y8A&#10;AAD//wMAUEsDBBQABgAIAAAAIQBUY3APxwAAAOMAAAAPAAAAZHJzL2Rvd25yZXYueG1sRE/NasJA&#10;EL4X+g7LFLzVjbHaJnUVKS3oMdFDjkN2TILZ2ZBdTXz7riB4nO9/VpvRtOJKvWssK5hNIxDEpdUN&#10;VwqOh7/3LxDOI2tsLZOCGznYrF9fVphqO3BG19xXIoSwS1FB7X2XSunKmgy6qe2IA3eyvUEfzr6S&#10;uschhJtWxlG0lAYbDg01dvRTU3nOL0ZBcYov3S1L9kW2+50ljs9DsT0qNXkbt98gPI3+KX64dzrM&#10;j+efH4t4mSzg/lMAQK7/AQAA//8DAFBLAQItABQABgAIAAAAIQDb4fbL7gAAAIUBAAATAAAAAAAA&#10;AAAAAAAAAAAAAABbQ29udGVudF9UeXBlc10ueG1sUEsBAi0AFAAGAAgAAAAhAFr0LFu/AAAAFQEA&#10;AAsAAAAAAAAAAAAAAAAAHwEAAF9yZWxzLy5yZWxzUEsBAi0AFAAGAAgAAAAhAFRjcA/HAAAA4wAA&#10;AA8AAAAAAAAAAAAAAAAABwIAAGRycy9kb3ducmV2LnhtbFBLBQYAAAAAAwADALcAAAD7AgAAAAA=&#10;" path="m2948940,1727200r-2796540,c68580,1727200,,1658620,,1574800l,152400c,68580,68580,,152400,l2948940,v83820,,152400,68580,152400,152400l3101340,1574800v,83820,-68580,152400,-152400,152400xe" fillcolor="#f6f5ec [662]" stroked="f" strokeweight="1pt">
+                  <v:shape id="Freeform 1237452695" style="position:absolute;left:76;width:31013;height:17270;visibility:visible;mso-wrap-style:square;v-text-anchor:middle" coordsize="3101340,1727200" o:spid="_x0000_s1030" fillcolor="#f6f5ec [662]" stroked="f" strokeweight="1pt" path="m2948940,1727200r-2796540,c68580,1727200,,1658620,,1574800l,152400c,68580,68580,,152400,l2948940,v83820,,152400,68580,152400,152400l3101340,1574800v,83820,-68580,152400,-152400,152400xe" o:gfxdata="UEsDBBQABgAIAAAAIQDb4fbL7gAAAIUBAAATAAAAW0NvbnRlbnRfVHlwZXNdLnhtbHyQz07DMAyH&#10;70i8Q+QralM4IITa7kDhCAiNB7ASt43WOlEcyvb2pNu4IODoPz9/n1xv9vOkForiPDdwXVagiI23&#10;jocG3rdPxR0oScgWJ8/UwIEENu3lRb09BBKV0ywNjCmFe63FjDSjlD4Q50nv44wpl3HQAc0OB9I3&#10;VXWrjedEnIq03oC27qjHjympx31un0wiTQLq4bS4shrAECZnMGVTvbD9QSnOhDInjzsyuiBXWQP0&#10;r4R18jfgnHvJr4nOknrFmJ5xzhraRtHWf3Kkpfz/yGo5S+H73hkquyhdjr3R8m2lj09svwAAAP//&#10;AwBQSwMEFAAGAAgAAAAhAFr0LFu/AAAAFQEAAAsAAABfcmVscy8ucmVsc2zPwWrDMAwG4Ptg72B0&#10;X5TuUMaI01uh19I+gLGVxCy2jGSy9e1nemrHjpL4P0nD4SetZiPRyNnCruvBUPYcYp4tXC/Htw8w&#10;Wl0ObuVMFm6kcBhfX4Yzra62kC6xqGlKVgtLreUTUf1CyWnHhXKbTCzJ1VbKjMX5LzcTvvf9HuXR&#10;gPHJNKdgQU5hB+ZyK23zHztFL6w81c5zQp6m6P9TMfB3PtPWFCczVQtB9N4U2rp2HOA44NMz4y8A&#10;AAD//wMAUEsDBBQABgAIAAAAIQBUY3APxwAAAOMAAAAPAAAAZHJzL2Rvd25yZXYueG1sRE/NasJA&#10;EL4X+g7LFLzVjbHaJnUVKS3oMdFDjkN2TILZ2ZBdTXz7riB4nO9/VpvRtOJKvWssK5hNIxDEpdUN&#10;VwqOh7/3LxDOI2tsLZOCGznYrF9fVphqO3BG19xXIoSwS1FB7X2XSunKmgy6qe2IA3eyvUEfzr6S&#10;uschhJtWxlG0lAYbDg01dvRTU3nOL0ZBcYov3S1L9kW2+50ljs9DsT0qNXkbt98gPI3+KX64dzrM&#10;j+efH4t4mSzg/lMAQK7/AQAA//8DAFBLAQItABQABgAIAAAAIQDb4fbL7gAAAIUBAAATAAAAAAAA&#10;AAAAAAAAAAAAAABbQ29udGVudF9UeXBlc10ueG1sUEsBAi0AFAAGAAgAAAAhAFr0LFu/AAAAFQEA&#10;AAsAAAAAAAAAAAAAAAAAHwEAAF9yZWxzLy5yZWxzUEsBAi0AFAAGAAgAAAAhAFRjcA/HAAAA4wAA&#10;AA8AAAAAAAAAAAAAAAAABwIAAGRycy9kb3ducmV2LnhtbFBLBQYAAAAAAwADALcAAAD7AgAAAAA=&#10;">
                     <v:stroke joinstyle="miter"/>
                     <v:path arrowok="t" o:connecttype="custom" o:connectlocs="2948940,1727086;152400,1727086;0,1574696;0,152390;152400,0;2948940,0;3101340,152390;3101340,1574696;2948940,1727086" o:connectangles="0,0,0,0,0,0,0,0,0"/>
                   </v:shape>
-                  <v:shape id="Freeform 786357998" o:spid="_x0000_s1031" style="position:absolute;top:19735;width:31013;height:17271;visibility:visible;mso-wrap-style:square;v-text-anchor:middle" coordsize="3101340,1727200" o:gfxdata="UEsDBBQABgAIAAAAIQDb4fbL7gAAAIUBAAATAAAAW0NvbnRlbnRfVHlwZXNdLnhtbHyQz07DMAyH&#10;70i8Q+QralM4IITa7kDhCAiNB7ASt43WOlEcyvb2pNu4IODoPz9/n1xv9vOkForiPDdwXVagiI23&#10;jocG3rdPxR0oScgWJ8/UwIEENu3lRb09BBKV0ywNjCmFe63FjDSjlD4Q50nv44wpl3HQAc0OB9I3&#10;VXWrjedEnIq03oC27qjHjympx31un0wiTQLq4bS4shrAECZnMGVTvbD9QSnOhDInjzsyuiBXWQP0&#10;r4R18jfgnHvJr4nOknrFmJ5xzhraRtHWf3Kkpfz/yGo5S+H73hkquyhdjr3R8m2lj09svwAAAP//&#10;AwBQSwMEFAAGAAgAAAAhAFr0LFu/AAAAFQEAAAsAAABfcmVscy8ucmVsc2zPwWrDMAwG4Ptg72B0&#10;X5TuUMaI01uh19I+gLGVxCy2jGSy9e1nemrHjpL4P0nD4SetZiPRyNnCruvBUPYcYp4tXC/Htw8w&#10;Wl0ObuVMFm6kcBhfX4Yzra62kC6xqGlKVgtLreUTUf1CyWnHhXKbTCzJ1VbKjMX5LzcTvvf9HuXR&#10;gPHJNKdgQU5hB+ZyK23zHztFL6w81c5zQp6m6P9TMfB3PtPWFCczVQtB9N4U2rp2HOA44NMz4y8A&#10;AAD//wMAUEsDBBQABgAIAAAAIQBj/GapxQAAAOIAAAAPAAAAZHJzL2Rvd25yZXYueG1sRE/LisIw&#10;FN0L8w/hDrjTVMVHq1FkGEGXVRddXpprW2xuShNt/XuzEFweznuz600tntS6yrKCyTgCQZxbXXGh&#10;4Ho5jFYgnEfWWFsmBS9ysNv+DDaYaNtxSs+zL0QIYZeggtL7JpHS5SUZdGPbEAfuZluDPsC2kLrF&#10;LoSbWk6jaCENVhwaSmzor6T8fn4YBdlt+mheaXzK0uP/JHZ877L9Vanhb79fg/DU+6/44z5qBcvV&#10;YjZfxnHYHC6FOyC3bwAAAP//AwBQSwECLQAUAAYACAAAACEA2+H2y+4AAACFAQAAEwAAAAAAAAAA&#10;AAAAAAAAAAAAW0NvbnRlbnRfVHlwZXNdLnhtbFBLAQItABQABgAIAAAAIQBa9CxbvwAAABUBAAAL&#10;AAAAAAAAAAAAAAAAAB8BAABfcmVscy8ucmVsc1BLAQItABQABgAIAAAAIQBj/GapxQAAAOIAAAAP&#10;AAAAAAAAAAAAAAAAAAcCAABkcnMvZG93bnJldi54bWxQSwUGAAAAAAMAAwC3AAAA+QIAAAAA&#10;" path="m2948940,1727200r-2796540,c68580,1727200,,1658620,,1574800l,152400c,68580,68580,,152400,l2948940,v83820,,152400,68580,152400,152400l3101340,1574800v,83820,-68580,152400,-152400,152400xe" fillcolor="#f6f5ec [662]" stroked="f" strokeweight="1pt">
+                  <v:shape id="Freeform 786357998" style="position:absolute;top:19735;width:31013;height:17271;visibility:visible;mso-wrap-style:square;v-text-anchor:middle" coordsize="3101340,1727200" o:spid="_x0000_s1031" fillcolor="#f6f5ec [662]" stroked="f" strokeweight="1pt" path="m2948940,1727200r-2796540,c68580,1727200,,1658620,,1574800l,152400c,68580,68580,,152400,l2948940,v83820,,152400,68580,152400,152400l3101340,1574800v,83820,-68580,152400,-152400,152400xe" o:gfxdata="UEsDBBQABgAIAAAAIQDb4fbL7gAAAIUBAAATAAAAW0NvbnRlbnRfVHlwZXNdLnhtbHyQz07DMAyH&#10;70i8Q+QralM4IITa7kDhCAiNB7ASt43WOlEcyvb2pNu4IODoPz9/n1xv9vOkForiPDdwXVagiI23&#10;jocG3rdPxR0oScgWJ8/UwIEENu3lRb09BBKV0ywNjCmFe63FjDSjlD4Q50nv44wpl3HQAc0OB9I3&#10;VXWrjedEnIq03oC27qjHjympx31un0wiTQLq4bS4shrAECZnMGVTvbD9QSnOhDInjzsyuiBXWQP0&#10;r4R18jfgnHvJr4nOknrFmJ5xzhraRtHWf3Kkpfz/yGo5S+H73hkquyhdjr3R8m2lj09svwAAAP//&#10;AwBQSwMEFAAGAAgAAAAhAFr0LFu/AAAAFQEAAAsAAABfcmVscy8ucmVsc2zPwWrDMAwG4Ptg72B0&#10;X5TuUMaI01uh19I+gLGVxCy2jGSy9e1nemrHjpL4P0nD4SetZiPRyNnCruvBUPYcYp4tXC/Htw8w&#10;Wl0ObuVMFm6kcBhfX4Yzra62kC6xqGlKVgtLreUTUf1CyWnHhXKbTCzJ1VbKjMX5LzcTvvf9HuXR&#10;gPHJNKdgQU5hB+ZyK23zHztFL6w81c5zQp6m6P9TMfB3PtPWFCczVQtB9N4U2rp2HOA44NMz4y8A&#10;AAD//wMAUEsDBBQABgAIAAAAIQBj/GapxQAAAOIAAAAPAAAAZHJzL2Rvd25yZXYueG1sRE/LisIw&#10;FN0L8w/hDrjTVMVHq1FkGEGXVRddXpprW2xuShNt/XuzEFweznuz600tntS6yrKCyTgCQZxbXXGh&#10;4Ho5jFYgnEfWWFsmBS9ysNv+DDaYaNtxSs+zL0QIYZeggtL7JpHS5SUZdGPbEAfuZluDPsC2kLrF&#10;LoSbWk6jaCENVhwaSmzor6T8fn4YBdlt+mheaXzK0uP/JHZ877L9Vanhb79fg/DU+6/44z5qBcvV&#10;YjZfxnHYHC6FOyC3bwAAAP//AwBQSwECLQAUAAYACAAAACEA2+H2y+4AAACFAQAAEwAAAAAAAAAA&#10;AAAAAAAAAAAAW0NvbnRlbnRfVHlwZXNdLnhtbFBLAQItABQABgAIAAAAIQBa9CxbvwAAABUBAAAL&#10;AAAAAAAAAAAAAAAAAB8BAABfcmVscy8ucmVsc1BLAQItABQABgAIAAAAIQBj/GapxQAAAOIAAAAP&#10;AAAAAAAAAAAAAAAAAAcCAABkcnMvZG93bnJldi54bWxQSwUGAAAAAAMAAwC3AAAA+QIAAAAA&#10;">
                     <v:stroke joinstyle="miter"/>
                     <v:path arrowok="t" o:connecttype="custom" o:connectlocs="2948940,1727086;152400,1727086;0,1574696;0,152390;152400,0;2948940,0;3101340,152390;3101340,1574696;2948940,1727086" o:connectangles="0,0,0,0,0,0,0,0,0"/>
                   </v:shape>
-                  <v:shape id="Freeform 1644125723" o:spid="_x0000_s1032" style="position:absolute;left:76;top:39395;width:31013;height:17271;visibility:visible;mso-wrap-style:square;v-text-anchor:middle" coordsize="3101339,1727200" o:gfxdata="UEsDBBQABgAIAAAAIQDb4fbL7gAAAIUBAAATAAAAW0NvbnRlbnRfVHlwZXNdLnhtbHyQz07DMAyH&#10;70i8Q+QralM4IITa7kDhCAiNB7ASt43WOlEcyvb2pNu4IODoPz9/n1xv9vOkForiPDdwXVagiI23&#10;jocG3rdPxR0oScgWJ8/UwIEENu3lRb09BBKV0ywNjCmFe63FjDSjlD4Q50nv44wpl3HQAc0OB9I3&#10;VXWrjedEnIq03oC27qjHjympx31un0wiTQLq4bS4shrAECZnMGVTvbD9QSnOhDInjzsyuiBXWQP0&#10;r4R18jfgnHvJr4nOknrFmJ5xzhraRtHWf3Kkpfz/yGo5S+H73hkquyhdjr3R8m2lj09svwAAAP//&#10;AwBQSwMEFAAGAAgAAAAhAFr0LFu/AAAAFQEAAAsAAABfcmVscy8ucmVsc2zPwWrDMAwG4Ptg72B0&#10;X5TuUMaI01uh19I+gLGVxCy2jGSy9e1nemrHjpL4P0nD4SetZiPRyNnCruvBUPYcYp4tXC/Htw8w&#10;Wl0ObuVMFm6kcBhfX4Yzra62kC6xqGlKVgtLreUTUf1CyWnHhXKbTCzJ1VbKjMX5LzcTvvf9HuXR&#10;gPHJNKdgQU5hB+ZyK23zHztFL6w81c5zQp6m6P9TMfB3PtPWFCczVQtB9N4U2rp2HOA44NMz4y8A&#10;AAD//wMAUEsDBBQABgAIAAAAIQD9YiLdyQAAAOMAAAAPAAAAZHJzL2Rvd25yZXYueG1sRE9La8JA&#10;EL4X/A/LCL0U3SS+SuoqRSoURUTtpbchO3lgdjbNrhr/fVco9Djfe+bLztTiSq2rLCuIhxEI4szq&#10;igsFX6f14BWE88gaa8uk4E4Olove0xxTbW98oOvRFyKEsEtRQel9k0rpspIMuqFtiAOX29agD2db&#10;SN3iLYSbWiZRNJUGKw4NJTa0Kik7Hy9GwabW+Tn+SPar0Tf+3M1u/5Jtc6We+937GwhPnf8X/7k/&#10;dZg/HY/jZDJLRvD4KQAgF78AAAD//wMAUEsBAi0AFAAGAAgAAAAhANvh9svuAAAAhQEAABMAAAAA&#10;AAAAAAAAAAAAAAAAAFtDb250ZW50X1R5cGVzXS54bWxQSwECLQAUAAYACAAAACEAWvQsW78AAAAV&#10;AQAACwAAAAAAAAAAAAAAAAAfAQAAX3JlbHMvLnJlbHNQSwECLQAUAAYACAAAACEA/WIi3ckAAADj&#10;AAAADwAAAAAAAAAAAAAAAAAHAgAAZHJzL2Rvd25yZXYueG1sUEsFBgAAAAADAAMAtwAAAP0CAAAA&#10;AA==&#10;" path="m2948940,1727200r-2796540,c68580,1727200,,1658620,,1574800l,152400c,68580,68580,,152400,l2948940,v83820,,152400,68580,152400,152400l3101340,1574800v,83820,-68580,152400,-152400,152400xe" fillcolor="#f6f5ec [662]" stroked="f" strokeweight="1pt">
+                  <v:shape id="Freeform 1644125723" style="position:absolute;left:76;top:39395;width:31013;height:17271;visibility:visible;mso-wrap-style:square;v-text-anchor:middle" coordsize="3101339,1727200" o:spid="_x0000_s1032" fillcolor="#f6f5ec [662]" stroked="f" strokeweight="1pt" path="m2948940,1727200r-2796540,c68580,1727200,,1658620,,1574800l,152400c,68580,68580,,152400,l2948940,v83820,,152400,68580,152400,152400l3101340,1574800v,83820,-68580,152400,-152400,152400xe" o:gfxdata="UEsDBBQABgAIAAAAIQDb4fbL7gAAAIUBAAATAAAAW0NvbnRlbnRfVHlwZXNdLnhtbHyQz07DMAyH&#10;70i8Q+QralM4IITa7kDhCAiNB7ASt43WOlEcyvb2pNu4IODoPz9/n1xv9vOkForiPDdwXVagiI23&#10;jocG3rdPxR0oScgWJ8/UwIEENu3lRb09BBKV0ywNjCmFe63FjDSjlD4Q50nv44wpl3HQAc0OB9I3&#10;VXWrjedEnIq03oC27qjHjympx31un0wiTQLq4bS4shrAECZnMGVTvbD9QSnOhDInjzsyuiBXWQP0&#10;r4R18jfgnHvJr4nOknrFmJ5xzhraRtHWf3Kkpfz/yGo5S+H73hkquyhdjr3R8m2lj09svwAAAP//&#10;AwBQSwMEFAAGAAgAAAAhAFr0LFu/AAAAFQEAAAsAAABfcmVscy8ucmVsc2zPwWrDMAwG4Ptg72B0&#10;X5TuUMaI01uh19I+gLGVxCy2jGSy9e1nemrHjpL4P0nD4SetZiPRyNnCruvBUPYcYp4tXC/Htw8w&#10;Wl0ObuVMFm6kcBhfX4Yzra62kC6xqGlKVgtLreUTUf1CyWnHhXKbTCzJ1VbKjMX5LzcTvvf9HuXR&#10;gPHJNKdgQU5hB+ZyK23zHztFL6w81c5zQp6m6P9TMfB3PtPWFCczVQtB9N4U2rp2HOA44NMz4y8A&#10;AAD//wMAUEsDBBQABgAIAAAAIQD9YiLdyQAAAOMAAAAPAAAAZHJzL2Rvd25yZXYueG1sRE9La8JA&#10;EL4X/A/LCL0U3SS+SuoqRSoURUTtpbchO3lgdjbNrhr/fVco9Djfe+bLztTiSq2rLCuIhxEI4szq&#10;igsFX6f14BWE88gaa8uk4E4Olove0xxTbW98oOvRFyKEsEtRQel9k0rpspIMuqFtiAOX29agD2db&#10;SN3iLYSbWiZRNJUGKw4NJTa0Kik7Hy9GwabW+Tn+SPar0Tf+3M1u/5Jtc6We+937GwhPnf8X/7k/&#10;dZg/HY/jZDJLRvD4KQAgF78AAAD//wMAUEsBAi0AFAAGAAgAAAAhANvh9svuAAAAhQEAABMAAAAA&#10;AAAAAAAAAAAAAAAAAFtDb250ZW50X1R5cGVzXS54bWxQSwECLQAUAAYACAAAACEAWvQsW78AAAAV&#10;AQAACwAAAAAAAAAAAAAAAAAfAQAAX3JlbHMvLnJlbHNQSwECLQAUAAYACAAAACEA/WIi3ckAAADj&#10;AAAADwAAAAAAAAAAAAAAAAAHAgAAZHJzL2Rvd25yZXYueG1sUEsFBgAAAAADAAMAtwAAAP0CAAAA&#10;AA==&#10;">
                     <v:stroke joinstyle="miter"/>
                     <v:path arrowok="t" o:connecttype="custom" o:connectlocs="2948940,1727086;152400,1727086;0,1574696;0,152390;152400,0;2948940,0;3101340,152390;3101340,1574696;2948940,1727086" o:connectangles="0,0,0,0,0,0,0,0,0"/>
                   </v:shape>
-                  <v:shape id="Freeform 393792056" o:spid="_x0000_s1033" style="position:absolute;left:42214;width:31014;height:17270;visibility:visible;mso-wrap-style:square;v-text-anchor:middle" coordsize="3101340,1727199" o:gfxdata="UEsDBBQABgAIAAAAIQDb4fbL7gAAAIUBAAATAAAAW0NvbnRlbnRfVHlwZXNdLnhtbHyQz07DMAyH&#10;70i8Q+QralM4IITa7kDhCAiNB7ASt43WOlEcyvb2pNu4IODoPz9/n1xv9vOkForiPDdwXVagiI23&#10;jocG3rdPxR0oScgWJ8/UwIEENu3lRb09BBKV0ywNjCmFe63FjDSjlD4Q50nv44wpl3HQAc0OB9I3&#10;VXWrjedEnIq03oC27qjHjympx31un0wiTQLq4bS4shrAECZnMGVTvbD9QSnOhDInjzsyuiBXWQP0&#10;r4R18jfgnHvJr4nOknrFmJ5xzhraRtHWf3Kkpfz/yGo5S+H73hkquyhdjr3R8m2lj09svwAAAP//&#10;AwBQSwMEFAAGAAgAAAAhAFr0LFu/AAAAFQEAAAsAAABfcmVscy8ucmVsc2zPwWrDMAwG4Ptg72B0&#10;X5TuUMaI01uh19I+gLGVxCy2jGSy9e1nemrHjpL4P0nD4SetZiPRyNnCruvBUPYcYp4tXC/Htw8w&#10;Wl0ObuVMFm6kcBhfX4Yzra62kC6xqGlKVgtLreUTUf1CyWnHhXKbTCzJ1VbKjMX5LzcTvvf9HuXR&#10;gPHJNKdgQU5hB+ZyK23zHztFL6w81c5zQp6m6P9TMfB3PtPWFCczVQtB9N4U2rp2HOA44NMz4y8A&#10;AAD//wMAUEsDBBQABgAIAAAAIQDPbRsAygAAAOIAAAAPAAAAZHJzL2Rvd25yZXYueG1sRI9BSwMx&#10;FITvgv8hPMGLtFlbWu3atFSh0qtbqXh7bl6Txc3LmsTt+u+NIPQ4zMw3zHI9uFb0FGLjWcHtuABB&#10;XHvdsFHwut+O7kHEhKyx9UwKfijCenV5scRS+xO/UF8lIzKEY4kKbEpdKWWsLTmMY98RZ+/og8OU&#10;ZTBSBzxluGvlpCjm0mHDecFiR0+W6s/q2yn4MFU4vh2ar23P1tw8Vs/2feOUur4aNg8gEg3pHP5v&#10;77SC6WJ6t5gUszn8Xcp3QK5+AQAA//8DAFBLAQItABQABgAIAAAAIQDb4fbL7gAAAIUBAAATAAAA&#10;AAAAAAAAAAAAAAAAAABbQ29udGVudF9UeXBlc10ueG1sUEsBAi0AFAAGAAgAAAAhAFr0LFu/AAAA&#10;FQEAAAsAAAAAAAAAAAAAAAAAHwEAAF9yZWxzLy5yZWxzUEsBAi0AFAAGAAgAAAAhAM9tGwDKAAAA&#10;4gAAAA8AAAAAAAAAAAAAAAAABwIAAGRycy9kb3ducmV2LnhtbFBLBQYAAAAAAwADALcAAAD+AgAA&#10;AAA=&#10;" path="m2948940,1727200r-2796540,c68580,1727200,,1658620,,1574800l,152400c,68580,68580,,152400,l2948940,v83820,,152400,68580,152400,152400l3101340,1574800v,83820,-68580,152400,-152400,152400xe" fillcolor="#b5d8c7 [1945]" stroked="f" strokeweight="1pt">
+                  <v:shape id="Freeform 393792056" style="position:absolute;left:42214;width:31014;height:17270;visibility:visible;mso-wrap-style:square;v-text-anchor:middle" coordsize="3101340,1727199" o:spid="_x0000_s1033" fillcolor="#b5d8c7 [1945]" stroked="f" strokeweight="1pt" path="m2948940,1727200r-2796540,c68580,1727200,,1658620,,1574800l,152400c,68580,68580,,152400,l2948940,v83820,,152400,68580,152400,152400l3101340,1574800v,83820,-68580,152400,-152400,152400xe" o:gfxdata="UEsDBBQABgAIAAAAIQDb4fbL7gAAAIUBAAATAAAAW0NvbnRlbnRfVHlwZXNdLnhtbHyQz07DMAyH&#10;70i8Q+QralM4IITa7kDhCAiNB7ASt43WOlEcyvb2pNu4IODoPz9/n1xv9vOkForiPDdwXVagiI23&#10;jocG3rdPxR0oScgWJ8/UwIEENu3lRb09BBKV0ywNjCmFe63FjDSjlD4Q50nv44wpl3HQAc0OB9I3&#10;VXWrjedEnIq03oC27qjHjympx31un0wiTQLq4bS4shrAECZnMGVTvbD9QSnOhDInjzsyuiBXWQP0&#10;r4R18jfgnHvJr4nOknrFmJ5xzhraRtHWf3Kkpfz/yGo5S+H73hkquyhdjr3R8m2lj09svwAAAP//&#10;AwBQSwMEFAAGAAgAAAAhAFr0LFu/AAAAFQEAAAsAAABfcmVscy8ucmVsc2zPwWrDMAwG4Ptg72B0&#10;X5TuUMaI01uh19I+gLGVxCy2jGSy9e1nemrHjpL4P0nD4SetZiPRyNnCruvBUPYcYp4tXC/Htw8w&#10;Wl0ObuVMFm6kcBhfX4Yzra62kC6xqGlKVgtLreUTUf1CyWnHhXKbTCzJ1VbKjMX5LzcTvvf9HuXR&#10;gPHJNKdgQU5hB+ZyK23zHztFL6w81c5zQp6m6P9TMfB3PtPWFCczVQtB9N4U2rp2HOA44NMz4y8A&#10;AAD//wMAUEsDBBQABgAIAAAAIQDPbRsAygAAAOIAAAAPAAAAZHJzL2Rvd25yZXYueG1sRI9BSwMx&#10;FITvgv8hPMGLtFlbWu3atFSh0qtbqXh7bl6Txc3LmsTt+u+NIPQ4zMw3zHI9uFb0FGLjWcHtuABB&#10;XHvdsFHwut+O7kHEhKyx9UwKfijCenV5scRS+xO/UF8lIzKEY4kKbEpdKWWsLTmMY98RZ+/og8OU&#10;ZTBSBzxluGvlpCjm0mHDecFiR0+W6s/q2yn4MFU4vh2ar23P1tw8Vs/2feOUur4aNg8gEg3pHP5v&#10;77SC6WJ6t5gUszn8Xcp3QK5+AQAA//8DAFBLAQItABQABgAIAAAAIQDb4fbL7gAAAIUBAAATAAAA&#10;AAAAAAAAAAAAAAAAAABbQ29udGVudF9UeXBlc10ueG1sUEsBAi0AFAAGAAgAAAAhAFr0LFu/AAAA&#10;FQEAAAsAAAAAAAAAAAAAAAAAHwEAAF9yZWxzLy5yZWxzUEsBAi0AFAAGAAgAAAAhAM9tGwDKAAAA&#10;4gAAAA8AAAAAAAAAAAAAAAAABwIAAGRycy9kb3ducmV2LnhtbFBLBQYAAAAAAwADALcAAAD+AgAA&#10;AAA=&#10;">
                     <v:stroke joinstyle="miter"/>
                     <v:path arrowok="t" o:connecttype="custom" o:connectlocs="2948940,1727086;152400,1727086;0,1574696;0,152390;152400,0;2948940,0;3101340,152390;3101340,1574696;2948940,1727086" o:connectangles="0,0,0,0,0,0,0,0,0"/>
                   </v:shape>
-                  <v:shape id="Freeform 1603361442" o:spid="_x0000_s1034" style="position:absolute;left:42138;top:19659;width:31014;height:17271;visibility:visible;mso-wrap-style:square;v-text-anchor:middle" coordsize="3101340,1727200" o:gfxdata="UEsDBBQABgAIAAAAIQDb4fbL7gAAAIUBAAATAAAAW0NvbnRlbnRfVHlwZXNdLnhtbHyQz07DMAyH&#10;70i8Q+QralM4IITa7kDhCAiNB7ASt43WOlEcyvb2pNu4IODoPz9/n1xv9vOkForiPDdwXVagiI23&#10;jocG3rdPxR0oScgWJ8/UwIEENu3lRb09BBKV0ywNjCmFe63FjDSjlD4Q50nv44wpl3HQAc0OB9I3&#10;VXWrjedEnIq03oC27qjHjympx31un0wiTQLq4bS4shrAECZnMGVTvbD9QSnOhDInjzsyuiBXWQP0&#10;r4R18jfgnHvJr4nOknrFmJ5xzhraRtHWf3Kkpfz/yGo5S+H73hkquyhdjr3R8m2lj09svwAAAP//&#10;AwBQSwMEFAAGAAgAAAAhAFr0LFu/AAAAFQEAAAsAAABfcmVscy8ucmVsc2zPwWrDMAwG4Ptg72B0&#10;X5TuUMaI01uh19I+gLGVxCy2jGSy9e1nemrHjpL4P0nD4SetZiPRyNnCruvBUPYcYp4tXC/Htw8w&#10;Wl0ObuVMFm6kcBhfX4Yzra62kC6xqGlKVgtLreUTUf1CyWnHhXKbTCzJ1VbKjMX5LzcTvvf9HuXR&#10;gPHJNKdgQU5hB+ZyK23zHztFL6w81c5zQp6m6P9TMfB3PtPWFCczVQtB9N4U2rp2HOA44NMz4y8A&#10;AAD//wMAUEsDBBQABgAIAAAAIQATwjYlxwAAAOMAAAAPAAAAZHJzL2Rvd25yZXYueG1sRE/NagIx&#10;EL4LfYcwhV5Es/50ldUoIhR6KdjVBxg342bbzWRJUt2+fVMQPM73P+ttb1txJR8axwom4wwEceV0&#10;w7WC0/FttAQRIrLG1jEp+KUA283TYI2Fdjf+pGsZa5FCOBSowMTYFVKGypDFMHYdceIuzluM6fS1&#10;1B5vKdy2cpplubTYcGow2NHeUPVd/lgF/UG/Yvmx8Lk5827/NVwcdDgr9fLc71YgIvXxIb6733Wa&#10;n2ezWT6Zz6fw/1MCQG7+AAAA//8DAFBLAQItABQABgAIAAAAIQDb4fbL7gAAAIUBAAATAAAAAAAA&#10;AAAAAAAAAAAAAABbQ29udGVudF9UeXBlc10ueG1sUEsBAi0AFAAGAAgAAAAhAFr0LFu/AAAAFQEA&#10;AAsAAAAAAAAAAAAAAAAAHwEAAF9yZWxzLy5yZWxzUEsBAi0AFAAGAAgAAAAhABPCNiXHAAAA4wAA&#10;AA8AAAAAAAAAAAAAAAAABwIAAGRycy9kb3ducmV2LnhtbFBLBQYAAAAAAwADALcAAAD7AgAAAAA=&#10;" path="m2948940,1727200r-2796540,c68580,1727200,,1658620,,1574800l,152400c,68580,68580,,152400,l2948940,v83820,,152400,68580,152400,152400l3101340,1574800v,83820,-68580,152400,-152400,152400xe" fillcolor="#b5d8c7 [1945]" stroked="f" strokeweight="1pt">
+                  <v:shape id="Freeform 1603361442" style="position:absolute;left:42138;top:19659;width:31014;height:17271;visibility:visible;mso-wrap-style:square;v-text-anchor:middle" coordsize="3101340,1727200" o:spid="_x0000_s1034" fillcolor="#b5d8c7 [1945]" stroked="f" strokeweight="1pt" path="m2948940,1727200r-2796540,c68580,1727200,,1658620,,1574800l,152400c,68580,68580,,152400,l2948940,v83820,,152400,68580,152400,152400l3101340,1574800v,83820,-68580,152400,-152400,152400xe" o:gfxdata="UEsDBBQABgAIAAAAIQDb4fbL7gAAAIUBAAATAAAAW0NvbnRlbnRfVHlwZXNdLnhtbHyQz07DMAyH&#10;70i8Q+QralM4IITa7kDhCAiNB7ASt43WOlEcyvb2pNu4IODoPz9/n1xv9vOkForiPDdwXVagiI23&#10;jocG3rdPxR0oScgWJ8/UwIEENu3lRb09BBKV0ywNjCmFe63FjDSjlD4Q50nv44wpl3HQAc0OB9I3&#10;VXWrjedEnIq03oC27qjHjympx31un0wiTQLq4bS4shrAECZnMGVTvbD9QSnOhDInjzsyuiBXWQP0&#10;r4R18jfgnHvJr4nOknrFmJ5xzhraRtHWf3Kkpfz/yGo5S+H73hkquyhdjr3R8m2lj09svwAAAP//&#10;AwBQSwMEFAAGAAgAAAAhAFr0LFu/AAAAFQEAAAsAAABfcmVscy8ucmVsc2zPwWrDMAwG4Ptg72B0&#10;X5TuUMaI01uh19I+gLGVxCy2jGSy9e1nemrHjpL4P0nD4SetZiPRyNnCruvBUPYcYp4tXC/Htw8w&#10;Wl0ObuVMFm6kcBhfX4Yzra62kC6xqGlKVgtLreUTUf1CyWnHhXKbTCzJ1VbKjMX5LzcTvvf9HuXR&#10;gPHJNKdgQU5hB+ZyK23zHztFL6w81c5zQp6m6P9TMfB3PtPWFCczVQtB9N4U2rp2HOA44NMz4y8A&#10;AAD//wMAUEsDBBQABgAIAAAAIQATwjYlxwAAAOMAAAAPAAAAZHJzL2Rvd25yZXYueG1sRE/NagIx&#10;EL4LfYcwhV5Es/50ldUoIhR6KdjVBxg342bbzWRJUt2+fVMQPM73P+ttb1txJR8axwom4wwEceV0&#10;w7WC0/FttAQRIrLG1jEp+KUA283TYI2Fdjf+pGsZa5FCOBSowMTYFVKGypDFMHYdceIuzluM6fS1&#10;1B5vKdy2cpplubTYcGow2NHeUPVd/lgF/UG/Yvmx8Lk5827/NVwcdDgr9fLc71YgIvXxIb6733Wa&#10;n2ezWT6Zz6fw/1MCQG7+AAAA//8DAFBLAQItABQABgAIAAAAIQDb4fbL7gAAAIUBAAATAAAAAAAA&#10;AAAAAAAAAAAAAABbQ29udGVudF9UeXBlc10ueG1sUEsBAi0AFAAGAAgAAAAhAFr0LFu/AAAAFQEA&#10;AAsAAAAAAAAAAAAAAAAAHwEAAF9yZWxzLy5yZWxzUEsBAi0AFAAGAAgAAAAhABPCNiXHAAAA4wAA&#10;AA8AAAAAAAAAAAAAAAAABwIAAGRycy9kb3ducmV2LnhtbFBLBQYAAAAAAwADALcAAAD7AgAAAAA=&#10;">
                     <v:stroke joinstyle="miter"/>
                     <v:path arrowok="t" o:connecttype="custom" o:connectlocs="2948940,1727086;152400,1727086;0,1574696;0,152390;152400,0;2948940,0;3101340,152390;3101340,1574696;2948940,1727086" o:connectangles="0,0,0,0,0,0,0,0,0"/>
                   </v:shape>
-                  <v:shape id="Freeform 722847080" o:spid="_x0000_s1035" style="position:absolute;left:42291;top:39395;width:31013;height:17271;visibility:visible;mso-wrap-style:square;v-text-anchor:middle" coordsize="3101340,1727200" o:gfxdata="UEsDBBQABgAIAAAAIQDb4fbL7gAAAIUBAAATAAAAW0NvbnRlbnRfVHlwZXNdLnhtbHyQz07DMAyH&#10;70i8Q+QralM4IITa7kDhCAiNB7ASt43WOlEcyvb2pNu4IODoPz9/n1xv9vOkForiPDdwXVagiI23&#10;jocG3rdPxR0oScgWJ8/UwIEENu3lRb09BBKV0ywNjCmFe63FjDSjlD4Q50nv44wpl3HQAc0OB9I3&#10;VXWrjedEnIq03oC27qjHjympx31un0wiTQLq4bS4shrAECZnMGVTvbD9QSnOhDInjzsyuiBXWQP0&#10;r4R18jfgnHvJr4nOknrFmJ5xzhraRtHWf3Kkpfz/yGo5S+H73hkquyhdjr3R8m2lj09svwAAAP//&#10;AwBQSwMEFAAGAAgAAAAhAFr0LFu/AAAAFQEAAAsAAABfcmVscy8ucmVsc2zPwWrDMAwG4Ptg72B0&#10;X5TuUMaI01uh19I+gLGVxCy2jGSy9e1nemrHjpL4P0nD4SetZiPRyNnCruvBUPYcYp4tXC/Htw8w&#10;Wl0ObuVMFm6kcBhfX4Yzra62kC6xqGlKVgtLreUTUf1CyWnHhXKbTCzJ1VbKjMX5LzcTvvf9HuXR&#10;gPHJNKdgQU5hB+ZyK23zHztFL6w81c5zQp6m6P9TMfB3PtPWFCczVQtB9N4U2rp2HOA44NMz4y8A&#10;AAD//wMAUEsDBBQABgAIAAAAIQDk17SvxwAAAOIAAAAPAAAAZHJzL2Rvd25yZXYueG1sRI/fasIw&#10;FMbvB3uHcAa7GTNdUVuqUUQY7EbQbg9wbM6auuakJJnWtzcXgpcf3z9+y/Voe3EmHzrHCj4mGQji&#10;xumOWwU/35/vJYgQkTX2jknBlQKsV89PS6y0u/CBznVsRRrhUKECE+NQSRkaQxbDxA3Eyft13mJM&#10;0rdSe7ykcdvLPMvm0mLH6cHgQFtDzV/9bxWMez3Delf4uTnyZnt6K/Y6HJV6fRk3CxCRxvgI39tf&#10;WkGR5+W0yMoEkZASDsjVDQAA//8DAFBLAQItABQABgAIAAAAIQDb4fbL7gAAAIUBAAATAAAAAAAA&#10;AAAAAAAAAAAAAABbQ29udGVudF9UeXBlc10ueG1sUEsBAi0AFAAGAAgAAAAhAFr0LFu/AAAAFQEA&#10;AAsAAAAAAAAAAAAAAAAAHwEAAF9yZWxzLy5yZWxzUEsBAi0AFAAGAAgAAAAhAOTXtK/HAAAA4gAA&#10;AA8AAAAAAAAAAAAAAAAABwIAAGRycy9kb3ducmV2LnhtbFBLBQYAAAAAAwADALcAAAD7AgAAAAA=&#10;" path="m2948940,1727200r-2796540,c68580,1727200,,1658620,,1574800l,152400c,68580,68580,,152400,l2948940,v83820,,152400,68580,152400,152400l3101340,1574800v,83820,-68580,152400,-152400,152400xe" fillcolor="#b5d8c7 [1945]" stroked="f" strokeweight="1pt">
+                  <v:shape id="Freeform 722847080" style="position:absolute;left:42291;top:39395;width:31013;height:17271;visibility:visible;mso-wrap-style:square;v-text-anchor:middle" coordsize="3101340,1727200" o:spid="_x0000_s1035" fillcolor="#b5d8c7 [1945]" stroked="f" strokeweight="1pt" path="m2948940,1727200r-2796540,c68580,1727200,,1658620,,1574800l,152400c,68580,68580,,152400,l2948940,v83820,,152400,68580,152400,152400l3101340,1574800v,83820,-68580,152400,-152400,152400xe" o:gfxdata="UEsDBBQABgAIAAAAIQDb4fbL7gAAAIUBAAATAAAAW0NvbnRlbnRfVHlwZXNdLnhtbHyQz07DMAyH&#10;70i8Q+QralM4IITa7kDhCAiNB7ASt43WOlEcyvb2pNu4IODoPz9/n1xv9vOkForiPDdwXVagiI23&#10;jocG3rdPxR0oScgWJ8/UwIEENu3lRb09BBKV0ywNjCmFe63FjDSjlD4Q50nv44wpl3HQAc0OB9I3&#10;VXWrjedEnIq03oC27qjHjympx31un0wiTQLq4bS4shrAECZnMGVTvbD9QSnOhDInjzsyuiBXWQP0&#10;r4R18jfgnHvJr4nOknrFmJ5xzhraRtHWf3Kkpfz/yGo5S+H73hkquyhdjr3R8m2lj09svwAAAP//&#10;AwBQSwMEFAAGAAgAAAAhAFr0LFu/AAAAFQEAAAsAAABfcmVscy8ucmVsc2zPwWrDMAwG4Ptg72B0&#10;X5TuUMaI01uh19I+gLGVxCy2jGSy9e1nemrHjpL4P0nD4SetZiPRyNnCruvBUPYcYp4tXC/Htw8w&#10;Wl0ObuVMFm6kcBhfX4Yzra62kC6xqGlKVgtLreUTUf1CyWnHhXKbTCzJ1VbKjMX5LzcTvvf9HuXR&#10;gPHJNKdgQU5hB+ZyK23zHztFL6w81c5zQp6m6P9TMfB3PtPWFCczVQtB9N4U2rp2HOA44NMz4y8A&#10;AAD//wMAUEsDBBQABgAIAAAAIQDk17SvxwAAAOIAAAAPAAAAZHJzL2Rvd25yZXYueG1sRI/fasIw&#10;FMbvB3uHcAa7GTNdUVuqUUQY7EbQbg9wbM6auuakJJnWtzcXgpcf3z9+y/Voe3EmHzrHCj4mGQji&#10;xumOWwU/35/vJYgQkTX2jknBlQKsV89PS6y0u/CBznVsRRrhUKECE+NQSRkaQxbDxA3Eyft13mJM&#10;0rdSe7ykcdvLPMvm0mLH6cHgQFtDzV/9bxWMez3Delf4uTnyZnt6K/Y6HJV6fRk3CxCRxvgI39tf&#10;WkGR5+W0yMoEkZASDsjVDQAA//8DAFBLAQItABQABgAIAAAAIQDb4fbL7gAAAIUBAAATAAAAAAAA&#10;AAAAAAAAAAAAAABbQ29udGVudF9UeXBlc10ueG1sUEsBAi0AFAAGAAgAAAAhAFr0LFu/AAAAFQEA&#10;AAsAAAAAAAAAAAAAAAAAHwEAAF9yZWxzLy5yZWxzUEsBAi0AFAAGAAgAAAAhAOTXtK/HAAAA4gAA&#10;AA8AAAAAAAAAAAAAAAAABwIAAGRycy9kb3ducmV2LnhtbFBLBQYAAAAAAwADALcAAAD7AgAAAAA=&#10;">
                     <v:stroke joinstyle="miter"/>
                     <v:path arrowok="t" o:connecttype="custom" o:connectlocs="2948940,1727086;152400,1727086;0,1574696;0,152390;152400,0;2948940,0;3101340,152390;3101340,1574696;2948940,1727086" o:connectangles="0,0,0,0,0,0,0,0,0"/>
                   </v:shape>
-                  <v:shape id="Freeform 1577399582" o:spid="_x0000_s1036" style="position:absolute;left:42214;top:59055;width:31014;height:17270;visibility:visible;mso-wrap-style:square;v-text-anchor:middle" coordsize="3101340,1727200" o:gfxdata="UEsDBBQABgAIAAAAIQDb4fbL7gAAAIUBAAATAAAAW0NvbnRlbnRfVHlwZXNdLnhtbHyQz07DMAyH&#10;70i8Q+QralM4IITa7kDhCAiNB7ASt43WOlEcyvb2pNu4IODoPz9/n1xv9vOkForiPDdwXVagiI23&#10;jocG3rdPxR0oScgWJ8/UwIEENu3lRb09BBKV0ywNjCmFe63FjDSjlD4Q50nv44wpl3HQAc0OB9I3&#10;VXWrjedEnIq03oC27qjHjympx31un0wiTQLq4bS4shrAECZnMGVTvbD9QSnOhDInjzsyuiBXWQP0&#10;r4R18jfgnHvJr4nOknrFmJ5xzhraRtHWf3Kkpfz/yGo5S+H73hkquyhdjr3R8m2lj09svwAAAP//&#10;AwBQSwMEFAAGAAgAAAAhAFr0LFu/AAAAFQEAAAsAAABfcmVscy8ucmVsc2zPwWrDMAwG4Ptg72B0&#10;X5TuUMaI01uh19I+gLGVxCy2jGSy9e1nemrHjpL4P0nD4SetZiPRyNnCruvBUPYcYp4tXC/Htw8w&#10;Wl0ObuVMFm6kcBhfX4Yzra62kC6xqGlKVgtLreUTUf1CyWnHhXKbTCzJ1VbKjMX5LzcTvvf9HuXR&#10;gPHJNKdgQU5hB+ZyK23zHztFL6w81c5zQp6m6P9TMfB3PtPWFCczVQtB9N4U2rp2HOA44NMz4y8A&#10;AAD//wMAUEsDBBQABgAIAAAAIQCkIN+NxwAAAOMAAAAPAAAAZHJzL2Rvd25yZXYueG1sRE9fa8Iw&#10;EH8X9h3CDfYiM52jVjujiCDsZaDdPsDZ3JpuzaUkmdZvvwiCj/f7f8v1YDtxIh9axwpeJhkI4trp&#10;lhsFX5+75zmIEJE1do5JwYUCrFcPoyWW2p35QKcqNiKFcChRgYmxL6UMtSGLYeJ64sR9O28xptM3&#10;Uns8p3DbyWmWzaTFllODwZ62hurf6s8qGPY6x+qj8DNz5M32Z1zsdTgq9fQ4bN5ARBriXXxzv+s0&#10;Py+K18Uin0/h+lMCQK7+AQAA//8DAFBLAQItABQABgAIAAAAIQDb4fbL7gAAAIUBAAATAAAAAAAA&#10;AAAAAAAAAAAAAABbQ29udGVudF9UeXBlc10ueG1sUEsBAi0AFAAGAAgAAAAhAFr0LFu/AAAAFQEA&#10;AAsAAAAAAAAAAAAAAAAAHwEAAF9yZWxzLy5yZWxzUEsBAi0AFAAGAAgAAAAhAKQg343HAAAA4wAA&#10;AA8AAAAAAAAAAAAAAAAABwIAAGRycy9kb3ducmV2LnhtbFBLBQYAAAAAAwADALcAAAD7AgAAAAA=&#10;" path="m2948940,1727200r-2796540,c68580,1727200,,1658620,,1574800l,152400c,68580,68580,,152400,l2948940,v83820,,152400,68580,152400,152400l3101340,1574800v,83820,-68580,152400,-152400,152400xe" fillcolor="#b5d8c7 [1945]" stroked="f" strokeweight="1pt">
+                  <v:shape id="Freeform 1577399582" style="position:absolute;left:42214;top:59055;width:31014;height:17270;visibility:visible;mso-wrap-style:square;v-text-anchor:middle" coordsize="3101340,1727200" o:spid="_x0000_s1036" fillcolor="#b5d8c7 [1945]" stroked="f" strokeweight="1pt" path="m2948940,1727200r-2796540,c68580,1727200,,1658620,,1574800l,152400c,68580,68580,,152400,l2948940,v83820,,152400,68580,152400,152400l3101340,1574800v,83820,-68580,152400,-152400,152400xe" o:gfxdata="UEsDBBQABgAIAAAAIQDb4fbL7gAAAIUBAAATAAAAW0NvbnRlbnRfVHlwZXNdLnhtbHyQz07DMAyH&#10;70i8Q+QralM4IITa7kDhCAiNB7ASt43WOlEcyvb2pNu4IODoPz9/n1xv9vOkForiPDdwXVagiI23&#10;jocG3rdPxR0oScgWJ8/UwIEENu3lRb09BBKV0ywNjCmFe63FjDSjlD4Q50nv44wpl3HQAc0OB9I3&#10;VXWrjedEnIq03oC27qjHjympx31un0wiTQLq4bS4shrAECZnMGVTvbD9QSnOhDInjzsyuiBXWQP0&#10;r4R18jfgnHvJr4nOknrFmJ5xzhraRtHWf3Kkpfz/yGo5S+H73hkquyhdjr3R8m2lj09svwAAAP//&#10;AwBQSwMEFAAGAAgAAAAhAFr0LFu/AAAAFQEAAAsAAABfcmVscy8ucmVsc2zPwWrDMAwG4Ptg72B0&#10;X5TuUMaI01uh19I+gLGVxCy2jGSy9e1nemrHjpL4P0nD4SetZiPRyNnCruvBUPYcYp4tXC/Htw8w&#10;Wl0ObuVMFm6kcBhfX4Yzra62kC6xqGlKVgtLreUTUf1CyWnHhXKbTCzJ1VbKjMX5LzcTvvf9HuXR&#10;gPHJNKdgQU5hB+ZyK23zHztFL6w81c5zQp6m6P9TMfB3PtPWFCczVQtB9N4U2rp2HOA44NMz4y8A&#10;AAD//wMAUEsDBBQABgAIAAAAIQCkIN+NxwAAAOMAAAAPAAAAZHJzL2Rvd25yZXYueG1sRE9fa8Iw&#10;EH8X9h3CDfYiM52jVjujiCDsZaDdPsDZ3JpuzaUkmdZvvwiCj/f7f8v1YDtxIh9axwpeJhkI4trp&#10;lhsFX5+75zmIEJE1do5JwYUCrFcPoyWW2p35QKcqNiKFcChRgYmxL6UMtSGLYeJ64sR9O28xptM3&#10;Uns8p3DbyWmWzaTFllODwZ62hurf6s8qGPY6x+qj8DNz5M32Z1zsdTgq9fQ4bN5ARBriXXxzv+s0&#10;Py+K18Uin0/h+lMCQK7+AQAA//8DAFBLAQItABQABgAIAAAAIQDb4fbL7gAAAIUBAAATAAAAAAAA&#10;AAAAAAAAAAAAAABbQ29udGVudF9UeXBlc10ueG1sUEsBAi0AFAAGAAgAAAAhAFr0LFu/AAAAFQEA&#10;AAsAAAAAAAAAAAAAAAAAHwEAAF9yZWxzLy5yZWxzUEsBAi0AFAAGAAgAAAAhAKQg343HAAAA4wAA&#10;AA8AAAAAAAAAAAAAAAAABwIAAGRycy9kb3ducmV2LnhtbFBLBQYAAAAAAwADALcAAAD7AgAAAAA=&#10;">
                     <v:stroke joinstyle="miter"/>
                     <v:path arrowok="t" o:connecttype="custom" o:connectlocs="2948940,1727086;152400,1727086;0,1574696;0,152390;152400,0;2948940,0;3101340,152390;3101340,1574696;2948940,1727086" o:connectangles="0,0,0,0,0,0,0,0,0"/>
                   </v:shape>
-                  <v:shape id="Freeform 1201502580" o:spid="_x0000_s1037" style="position:absolute;left:42291;top:78714;width:31013;height:17271;visibility:visible;mso-wrap-style:square;v-text-anchor:middle" coordsize="3101339,1727200" o:gfxdata="UEsDBBQABgAIAAAAIQDb4fbL7gAAAIUBAAATAAAAW0NvbnRlbnRfVHlwZXNdLnhtbHyQz07DMAyH&#10;70i8Q+QralM4IITa7kDhCAiNB7ASt43WOlEcyvb2pNu4IODoPz9/n1xv9vOkForiPDdwXVagiI23&#10;jocG3rdPxR0oScgWJ8/UwIEENu3lRb09BBKV0ywNjCmFe63FjDSjlD4Q50nv44wpl3HQAc0OB9I3&#10;VXWrjedEnIq03oC27qjHjympx31un0wiTQLq4bS4shrAECZnMGVTvbD9QSnOhDInjzsyuiBXWQP0&#10;r4R18jfgnHvJr4nOknrFmJ5xzhraRtHWf3Kkpfz/yGo5S+H73hkquyhdjr3R8m2lj09svwAAAP//&#10;AwBQSwMEFAAGAAgAAAAhAFr0LFu/AAAAFQEAAAsAAABfcmVscy8ucmVsc2zPwWrDMAwG4Ptg72B0&#10;X5TuUMaI01uh19I+gLGVxCy2jGSy9e1nemrHjpL4P0nD4SetZiPRyNnCruvBUPYcYp4tXC/Htw8w&#10;Wl0ObuVMFm6kcBhfX4Yzra62kC6xqGlKVgtLreUTUf1CyWnHhXKbTCzJ1VbKjMX5LzcTvvf9HuXR&#10;gPHJNKdgQU5hB+ZyK23zHztFL6w81c5zQp6m6P9TMfB3PtPWFCczVQtB9N4U2rp2HOA44NMz4y8A&#10;AAD//wMAUEsDBBQABgAIAAAAIQAWWqKrywAAAOMAAAAPAAAAZHJzL2Rvd25yZXYueG1sRI9Ba8Mw&#10;DIXvg/4Ho8Juq53QjJDVLaOQrjvssHaMHUWsOaGxHGI3zf79fBjsKOnpvfdtdrPrxURj6DxryFYK&#10;BHHjTcdWw8e5fihBhIhssPdMGn4owG67uNtgZfyN32k6RSuSCYcKNbQxDpWUoWnJYVj5gTjdvv3o&#10;MKZxtNKMeEvmrpe5Uo/SYccpocWB9i01l9PVaSjyury8vh0+J1Uf7cshW9ti/aX1/XJ+fgIRaY7/&#10;4r/vo0n1c5UVKi/KRJGY0gLk9hcAAP//AwBQSwECLQAUAAYACAAAACEA2+H2y+4AAACFAQAAEwAA&#10;AAAAAAAAAAAAAAAAAAAAW0NvbnRlbnRfVHlwZXNdLnhtbFBLAQItABQABgAIAAAAIQBa9CxbvwAA&#10;ABUBAAALAAAAAAAAAAAAAAAAAB8BAABfcmVscy8ucmVsc1BLAQItABQABgAIAAAAIQAWWqKrywAA&#10;AOMAAAAPAAAAAAAAAAAAAAAAAAcCAABkcnMvZG93bnJldi54bWxQSwUGAAAAAAMAAwC3AAAA/wIA&#10;AAAA&#10;" path="m2948940,1727200r-2796540,c68580,1727200,,1658620,,1574800l,152400c,68580,68580,,152400,l2948940,v83820,,152400,68580,152400,152400l3101340,1574800v,83820,-68580,152400,-152400,152400xe" fillcolor="#b5d8c7 [1945]" stroked="f" strokeweight="1pt">
+                  <v:shape id="Freeform 1201502580" style="position:absolute;left:42291;top:78714;width:31013;height:17271;visibility:visible;mso-wrap-style:square;v-text-anchor:middle" coordsize="3101339,1727200" o:spid="_x0000_s1037" fillcolor="#b5d8c7 [1945]" stroked="f" strokeweight="1pt" path="m2948940,1727200r-2796540,c68580,1727200,,1658620,,1574800l,152400c,68580,68580,,152400,l2948940,v83820,,152400,68580,152400,152400l3101340,1574800v,83820,-68580,152400,-152400,152400xe" o:gfxdata="UEsDBBQABgAIAAAAIQDb4fbL7gAAAIUBAAATAAAAW0NvbnRlbnRfVHlwZXNdLnhtbHyQz07DMAyH&#10;70i8Q+QralM4IITa7kDhCAiNB7ASt43WOlEcyvb2pNu4IODoPz9/n1xv9vOkForiPDdwXVagiI23&#10;jocG3rdPxR0oScgWJ8/UwIEENu3lRb09BBKV0ywNjCmFe63FjDSjlD4Q50nv44wpl3HQAc0OB9I3&#10;VXWrjedEnIq03oC27qjHjympx31un0wiTQLq4bS4shrAECZnMGVTvbD9QSnOhDInjzsyuiBXWQP0&#10;r4R18jfgnHvJr4nOknrFmJ5xzhraRtHWf3Kkpfz/yGo5S+H73hkquyhdjr3R8m2lj09svwAAAP//&#10;AwBQSwMEFAAGAAgAAAAhAFr0LFu/AAAAFQEAAAsAAABfcmVscy8ucmVsc2zPwWrDMAwG4Ptg72B0&#10;X5TuUMaI01uh19I+gLGVxCy2jGSy9e1nemrHjpL4P0nD4SetZiPRyNnCruvBUPYcYp4tXC/Htw8w&#10;Wl0ObuVMFm6kcBhfX4Yzra62kC6xqGlKVgtLreUTUf1CyWnHhXKbTCzJ1VbKjMX5LzcTvvf9HuXR&#10;gPHJNKdgQU5hB+ZyK23zHztFL6w81c5zQp6m6P9TMfB3PtPWFCczVQtB9N4U2rp2HOA44NMz4y8A&#10;AAD//wMAUEsDBBQABgAIAAAAIQAWWqKrywAAAOMAAAAPAAAAZHJzL2Rvd25yZXYueG1sRI9Ba8Mw&#10;DIXvg/4Ho8Juq53QjJDVLaOQrjvssHaMHUWsOaGxHGI3zf79fBjsKOnpvfdtdrPrxURj6DxryFYK&#10;BHHjTcdWw8e5fihBhIhssPdMGn4owG67uNtgZfyN32k6RSuSCYcKNbQxDpWUoWnJYVj5gTjdvv3o&#10;MKZxtNKMeEvmrpe5Uo/SYccpocWB9i01l9PVaSjyury8vh0+J1Uf7cshW9ti/aX1/XJ+fgIRaY7/&#10;4r/vo0n1c5UVKi/KRJGY0gLk9hcAAP//AwBQSwECLQAUAAYACAAAACEA2+H2y+4AAACFAQAAEwAA&#10;AAAAAAAAAAAAAAAAAAAAW0NvbnRlbnRfVHlwZXNdLnhtbFBLAQItABQABgAIAAAAIQBa9CxbvwAA&#10;ABUBAAALAAAAAAAAAAAAAAAAAB8BAABfcmVscy8ucmVsc1BLAQItABQABgAIAAAAIQAWWqKrywAA&#10;AOMAAAAPAAAAAAAAAAAAAAAAAAcCAABkcnMvZG93bnJldi54bWxQSwUGAAAAAAMAAwC3AAAA/wIA&#10;AAAA&#10;">
                     <v:stroke joinstyle="miter"/>
                     <v:path arrowok="t" o:connecttype="custom" o:connectlocs="2948940,1727086;152400,1727086;0,1574696;0,152390;152400,0;2948940,0;3101340,152390;3101340,1574696;2948940,1727086" o:connectangles="0,0,0,0,0,0,0,0,0"/>
                   </v:shape>
                 </v:group>
-                <v:group id="Group 3" o:spid="_x0000_s1038" style="position:absolute;left:2819;top:2209;width:67589;height:91758" coordsize="67589,91757" o:gfxdata="UEsDBBQABgAIAAAAIQDb4fbL7gAAAIUBAAATAAAAW0NvbnRlbnRfVHlwZXNdLnhtbHyQz07DMAyH&#10;70i8Q+QralM4IITa7kDhCAiNB7ASt43WOlEcyvb2pNu4IODoPz9/n1xv9vOkForiPDdwXVagiI23&#10;jocG3rdPxR0oScgWJ8/UwIEENu3lRb09BBKV0ywNjCmFe63FjDSjlD4Q50nv44wpl3HQAc0OB9I3&#10;VXWrjedEnIq03oC27qjHjympx31un0wiTQLq4bS4shrAECZnMGVTvbD9QSnOhDInjzsyuiBXWQP0&#10;r4R18jfgnHvJr4nOknrFmJ5xzhraRtHWf3Kkpfz/yGo5S+H73hkquyhdjr3R8m2lj09svwAAAP//&#10;AwBQSwMEFAAGAAgAAAAhAFr0LFu/AAAAFQEAAAsAAABfcmVscy8ucmVsc2zPwWrDMAwG4Ptg72B0&#10;X5TuUMaI01uh19I+gLGVxCy2jGSy9e1nemrHjpL4P0nD4SetZiPRyNnCruvBUPYcYp4tXC/Htw8w&#10;Wl0ObuVMFm6kcBhfX4Yzra62kC6xqGlKVgtLreUTUf1CyWnHhXKbTCzJ1VbKjMX5LzcTvvf9HuXR&#10;gPHJNKdgQU5hB+ZyK23zHztFL6w81c5zQp6m6P9TMfB3PtPWFCczVQtB9N4U2rp2HOA44NMz4y8A&#10;AAD//wMAUEsDBBQABgAIAAAAIQDdfL7HwwAAANoAAAAPAAAAZHJzL2Rvd25yZXYueG1sRI9Bi8Iw&#10;FITvwv6H8ARvmlZRpBpFZF08yIJVWPb2aJ5tsXkpTbat/94sCB6HmfmGWW97U4mWGldaVhBPIhDE&#10;mdUl5wqul8N4CcJ5ZI2VZVLwIAfbzcdgjYm2HZ+pTX0uAoRdggoK7+tESpcVZNBNbE0cvJttDPog&#10;m1zqBrsAN5WcRtFCGiw5LBRY076g7J7+GQVfHXa7WfzZnu63/eP3Mv/+OcWk1GjY71YgPPX+HX61&#10;j1rBDP6vhBsgN08AAAD//wMAUEsBAi0AFAAGAAgAAAAhANvh9svuAAAAhQEAABMAAAAAAAAAAAAA&#10;AAAAAAAAAFtDb250ZW50X1R5cGVzXS54bWxQSwECLQAUAAYACAAAACEAWvQsW78AAAAVAQAACwAA&#10;AAAAAAAAAAAAAAAfAQAAX3JlbHMvLnJlbHNQSwECLQAUAAYACAAAACEA3Xy+x8MAAADaAAAADwAA&#10;AAAAAAAAAAAAAAAHAgAAZHJzL2Rvd25yZXYueG1sUEsFBgAAAAADAAMAtwAAAPcCAAAAAA==&#10;">
-                  <v:group id="Group 6" o:spid="_x0000_s1039" style="position:absolute;left:42367;top:38938;width:25146;height:12969" coordsize="25146,12968" o:gfxdata="UEsDBBQABgAIAAAAIQDb4fbL7gAAAIUBAAATAAAAW0NvbnRlbnRfVHlwZXNdLnhtbHyQz07DMAyH&#10;70i8Q+QralM4IITa7kDhCAiNB7ASt43WOlEcyvb2pNu4IODoPz9/n1xv9vOkForiPDdwXVagiI23&#10;jocG3rdPxR0oScgWJ8/UwIEENu3lRb09BBKV0ywNjCmFe63FjDSjlD4Q50nv44wpl3HQAc0OB9I3&#10;VXWrjedEnIq03oC27qjHjympx31un0wiTQLq4bS4shrAECZnMGVTvbD9QSnOhDInjzsyuiBXWQP0&#10;r4R18jfgnHvJr4nOknrFmJ5xzhraRtHWf3Kkpfz/yGo5S+H73hkquyhdjr3R8m2lj09svwAAAP//&#10;AwBQSwMEFAAGAAgAAAAhAFr0LFu/AAAAFQEAAAsAAABfcmVscy8ucmVsc2zPwWrDMAwG4Ptg72B0&#10;X5TuUMaI01uh19I+gLGVxCy2jGSy9e1nemrHjpL4P0nD4SetZiPRyNnCruvBUPYcYp4tXC/Htw8w&#10;Wl0ObuVMFm6kcBhfX4Yzra62kC6xqGlKVgtLreUTUf1CyWnHhXKbTCzJ1VbKjMX5LzcTvvf9HuXR&#10;gPHJNKdgQU5hB+ZyK23zHztFL6w81c5zQp6m6P9TMfB3PtPWFCczVQtB9N4U2rp2HOA44NMz4y8A&#10;AAD//wMAUEsDBBQABgAIAAAAIQAlH3xiyAAAAOIAAAAPAAAAZHJzL2Rvd25yZXYueG1sRE9ba8Iw&#10;FH4X9h/CGexNk3gZ0hlFZBt7EGE6GHs7NMe22JyUJmvrvzcPgo8f3321GVwtOmpD5dmAnigQxLm3&#10;FRcGfk4f4yWIEJEt1p7JwJUCbNZPoxVm1vf8Td0xFiKFcMjQQBljk0kZ8pIcholviBN39q3DmGBb&#10;SNtin8JdLadKvUqHFaeGEhvalZRfjv/OwGeP/Xam37v95by7/p0Wh9+9JmNenoftG4hIQ3yI7+4v&#10;a2A6XyqlZzptTpfSHZDrGwAAAP//AwBQSwECLQAUAAYACAAAACEA2+H2y+4AAACFAQAAEwAAAAAA&#10;AAAAAAAAAAAAAAAAW0NvbnRlbnRfVHlwZXNdLnhtbFBLAQItABQABgAIAAAAIQBa9CxbvwAAABUB&#10;AAALAAAAAAAAAAAAAAAAAB8BAABfcmVscy8ucmVsc1BLAQItABQABgAIAAAAIQAlH3xiyAAAAOIA&#10;AAAPAAAAAAAAAAAAAAAAAAcCAABkcnMvZG93bnJldi54bWxQSwUGAAAAAAMAAwC3AAAA/AIAAAAA&#10;">
-                    <v:line id="Straight Connector 8" o:spid="_x0000_s1040" style="position:absolute;rotation:90;visibility:visible;mso-wrap-style:square" from="12573,-12573" to="12573,12573" o:connectortype="straight" o:gfxdata="UEsDBBQABgAIAAAAIQDb4fbL7gAAAIUBAAATAAAAW0NvbnRlbnRfVHlwZXNdLnhtbHyQz07DMAyH&#10;70i8Q+QralM4IITa7kDhCAiNB7ASt43WOlEcyvb2pNu4IODoPz9/n1xv9vOkForiPDdwXVagiI23&#10;jocG3rdPxR0oScgWJ8/UwIEENu3lRb09BBKV0ywNjCmFe63FjDSjlD4Q50nv44wpl3HQAc0OB9I3&#10;VXWrjedEnIq03oC27qjHjympx31un0wiTQLq4bS4shrAECZnMGVTvbD9QSnOhDInjzsyuiBXWQP0&#10;r4R18jfgnHvJr4nOknrFmJ5xzhraRtHWf3Kkpfz/yGo5S+H73hkquyhdjr3R8m2lj09svwAAAP//&#10;AwBQSwMEFAAGAAgAAAAhAFr0LFu/AAAAFQEAAAsAAABfcmVscy8ucmVsc2zPwWrDMAwG4Ptg72B0&#10;X5TuUMaI01uh19I+gLGVxCy2jGSy9e1nemrHjpL4P0nD4SetZiPRyNnCruvBUPYcYp4tXC/Htw8w&#10;Wl0ObuVMFm6kcBhfX4Yzra62kC6xqGlKVgtLreUTUf1CyWnHhXKbTCzJ1VbKjMX5LzcTvvf9HuXR&#10;gPHJNKdgQU5hB+ZyK23zHztFL6w81c5zQp6m6P9TMfB3PtPWFCczVQtB9N4U2rp2HOA44NMz4y8A&#10;AAD//wMAUEsDBBQABgAIAAAAIQDYu6TWywAAAOMAAAAPAAAAZHJzL2Rvd25yZXYueG1sRI9Ba8JA&#10;FITvhf6H5RV6azZJ01BSVymi4qmgbQPentlnEsy+DdlV4793CwWPw8x8w0xmo+nEmQbXWlaQRDEI&#10;4srqlmsFP9/Ll3cQziNr7CyTgis5mE0fHyZYaHvhDZ23vhYBwq5ABY33fSGlqxoy6CLbEwfvYAeD&#10;PsihlnrAS4CbTqZxnEuDLYeFBnuaN1QdtyejoFzQLs9+99nquMQxWb+Wh69NqdTz0/j5AcLT6O/h&#10;//ZaK0iTNM3zLIvf4O9T+ANyegMAAP//AwBQSwECLQAUAAYACAAAACEA2+H2y+4AAACFAQAAEwAA&#10;AAAAAAAAAAAAAAAAAAAAW0NvbnRlbnRfVHlwZXNdLnhtbFBLAQItABQABgAIAAAAIQBa9CxbvwAA&#10;ABUBAAALAAAAAAAAAAAAAAAAAB8BAABfcmVscy8ucmVsc1BLAQItABQABgAIAAAAIQDYu6TWywAA&#10;AOMAAAAPAAAAAAAAAAAAAAAAAAcCAABkcnMvZG93bnJldi54bWxQSwUGAAAAAAMAAwC3AAAA/wIA&#10;AAAA&#10;" strokecolor="black [3213]" strokeweight="1.75pt">
-                      <v:stroke dashstyle="1 1" joinstyle="miter" endcap="round"/>
+                <v:group id="Group 3" style="position:absolute;left:2819;top:2209;width:67589;height:91758" coordsize="67589,91757" o:spid="_x0000_s1038" o:gfxdata="UEsDBBQABgAIAAAAIQDb4fbL7gAAAIUBAAATAAAAW0NvbnRlbnRfVHlwZXNdLnhtbHyQz07DMAyH&#10;70i8Q+QralM4IITa7kDhCAiNB7ASt43WOlEcyvb2pNu4IODoPz9/n1xv9vOkForiPDdwXVagiI23&#10;jocG3rdPxR0oScgWJ8/UwIEENu3lRb09BBKV0ywNjCmFe63FjDSjlD4Q50nv44wpl3HQAc0OB9I3&#10;VXWrjedEnIq03oC27qjHjympx31un0wiTQLq4bS4shrAECZnMGVTvbD9QSnOhDInjzsyuiBXWQP0&#10;r4R18jfgnHvJr4nOknrFmJ5xzhraRtHWf3Kkpfz/yGo5S+H73hkquyhdjr3R8m2lj09svwAAAP//&#10;AwBQSwMEFAAGAAgAAAAhAFr0LFu/AAAAFQEAAAsAAABfcmVscy8ucmVsc2zPwWrDMAwG4Ptg72B0&#10;X5TuUMaI01uh19I+gLGVxCy2jGSy9e1nemrHjpL4P0nD4SetZiPRyNnCruvBUPYcYp4tXC/Htw8w&#10;Wl0ObuVMFm6kcBhfX4Yzra62kC6xqGlKVgtLreUTUf1CyWnHhXKbTCzJ1VbKjMX5LzcTvvf9HuXR&#10;gPHJNKdgQU5hB+ZyK23zHztFL6w81c5zQp6m6P9TMfB3PtPWFCczVQtB9N4U2rp2HOA44NMz4y8A&#10;AAD//wMAUEsDBBQABgAIAAAAIQDdfL7HwwAAANoAAAAPAAAAZHJzL2Rvd25yZXYueG1sRI9Bi8Iw&#10;FITvwv6H8ARvmlZRpBpFZF08yIJVWPb2aJ5tsXkpTbat/94sCB6HmfmGWW97U4mWGldaVhBPIhDE&#10;mdUl5wqul8N4CcJ5ZI2VZVLwIAfbzcdgjYm2HZ+pTX0uAoRdggoK7+tESpcVZNBNbE0cvJttDPog&#10;m1zqBrsAN5WcRtFCGiw5LBRY076g7J7+GQVfHXa7WfzZnu63/eP3Mv/+OcWk1GjY71YgPPX+HX61&#10;j1rBDP6vhBsgN08AAAD//wMAUEsBAi0AFAAGAAgAAAAhANvh9svuAAAAhQEAABMAAAAAAAAAAAAA&#10;AAAAAAAAAFtDb250ZW50X1R5cGVzXS54bWxQSwECLQAUAAYACAAAACEAWvQsW78AAAAVAQAACwAA&#10;AAAAAAAAAAAAAAAfAQAAX3JlbHMvLnJlbHNQSwECLQAUAAYACAAAACEA3Xy+x8MAAADaAAAADwAA&#10;AAAAAAAAAAAAAAAHAgAAZHJzL2Rvd25yZXYueG1sUEsFBgAAAAADAAMAtwAAAPcCAAAAAA==&#10;">
+                  <v:group id="Group 6" style="position:absolute;left:42367;top:38938;width:25146;height:12969" coordsize="25146,12968" o:spid="_x0000_s1039" o:gfxdata="UEsDBBQABgAIAAAAIQDb4fbL7gAAAIUBAAATAAAAW0NvbnRlbnRfVHlwZXNdLnhtbHyQz07DMAyH&#10;70i8Q+QralM4IITa7kDhCAiNB7ASt43WOlEcyvb2pNu4IODoPz9/n1xv9vOkForiPDdwXVagiI23&#10;jocG3rdPxR0oScgWJ8/UwIEENu3lRb09BBKV0ywNjCmFe63FjDSjlD4Q50nv44wpl3HQAc0OB9I3&#10;VXWrjedEnIq03oC27qjHjympx31un0wiTQLq4bS4shrAECZnMGVTvbD9QSnOhDInjzsyuiBXWQP0&#10;r4R18jfgnHvJr4nOknrFmJ5xzhraRtHWf3Kkpfz/yGo5S+H73hkquyhdjr3R8m2lj09svwAAAP//&#10;AwBQSwMEFAAGAAgAAAAhAFr0LFu/AAAAFQEAAAsAAABfcmVscy8ucmVsc2zPwWrDMAwG4Ptg72B0&#10;X5TuUMaI01uh19I+gLGVxCy2jGSy9e1nemrHjpL4P0nD4SetZiPRyNnCruvBUPYcYp4tXC/Htw8w&#10;Wl0ObuVMFm6kcBhfX4Yzra62kC6xqGlKVgtLreUTUf1CyWnHhXKbTCzJ1VbKjMX5LzcTvvf9HuXR&#10;gPHJNKdgQU5hB+ZyK23zHztFL6w81c5zQp6m6P9TMfB3PtPWFCczVQtB9N4U2rp2HOA44NMz4y8A&#10;AAD//wMAUEsDBBQABgAIAAAAIQAlH3xiyAAAAOIAAAAPAAAAZHJzL2Rvd25yZXYueG1sRE9ba8Iw&#10;FH4X9h/CGexNk3gZ0hlFZBt7EGE6GHs7NMe22JyUJmvrvzcPgo8f3321GVwtOmpD5dmAnigQxLm3&#10;FRcGfk4f4yWIEJEt1p7JwJUCbNZPoxVm1vf8Td0xFiKFcMjQQBljk0kZ8pIcholviBN39q3DmGBb&#10;SNtin8JdLadKvUqHFaeGEhvalZRfjv/OwGeP/Xam37v95by7/p0Wh9+9JmNenoftG4hIQ3yI7+4v&#10;a2A6XyqlZzptTpfSHZDrGwAAAP//AwBQSwECLQAUAAYACAAAACEA2+H2y+4AAACFAQAAEwAAAAAA&#10;AAAAAAAAAAAAAAAAW0NvbnRlbnRfVHlwZXNdLnhtbFBLAQItABQABgAIAAAAIQBa9CxbvwAAABUB&#10;AAALAAAAAAAAAAAAAAAAAB8BAABfcmVscy8ucmVsc1BLAQItABQABgAIAAAAIQAlH3xiyAAAAOIA&#10;AAAPAAAAAAAAAAAAAAAAAAcCAABkcnMvZG93bnJldi54bWxQSwUGAAAAAAMAAwC3AAAA/AIAAAAA&#10;">
+                    <v:line id="Straight Connector 8" style="position:absolute;rotation:90;visibility:visible;mso-wrap-style:square" o:spid="_x0000_s1040" strokecolor="black [3213]" strokeweight="1.75pt" o:connectortype="straight" o:gfxdata="UEsDBBQABgAIAAAAIQDb4fbL7gAAAIUBAAATAAAAW0NvbnRlbnRfVHlwZXNdLnhtbHyQz07DMAyH&#10;70i8Q+QralM4IITa7kDhCAiNB7ASt43WOlEcyvb2pNu4IODoPz9/n1xv9vOkForiPDdwXVagiI23&#10;jocG3rdPxR0oScgWJ8/UwIEENu3lRb09BBKV0ywNjCmFe63FjDSjlD4Q50nv44wpl3HQAc0OB9I3&#10;VXWrjedEnIq03oC27qjHjympx31un0wiTQLq4bS4shrAECZnMGVTvbD9QSnOhDInjzsyuiBXWQP0&#10;r4R18jfgnHvJr4nOknrFmJ5xzhraRtHWf3Kkpfz/yGo5S+H73hkquyhdjr3R8m2lj09svwAAAP//&#10;AwBQSwMEFAAGAAgAAAAhAFr0LFu/AAAAFQEAAAsAAABfcmVscy8ucmVsc2zPwWrDMAwG4Ptg72B0&#10;X5TuUMaI01uh19I+gLGVxCy2jGSy9e1nemrHjpL4P0nD4SetZiPRyNnCruvBUPYcYp4tXC/Htw8w&#10;Wl0ObuVMFm6kcBhfX4Yzra62kC6xqGlKVgtLreUTUf1CyWnHhXKbTCzJ1VbKjMX5LzcTvvf9HuXR&#10;gPHJNKdgQU5hB+ZyK23zHztFL6w81c5zQp6m6P9TMfB3PtPWFCczVQtB9N4U2rp2HOA44NMz4y8A&#10;AAD//wMAUEsDBBQABgAIAAAAIQDYu6TWywAAAOMAAAAPAAAAZHJzL2Rvd25yZXYueG1sRI9Ba8JA&#10;FITvhf6H5RV6azZJ01BSVymi4qmgbQPentlnEsy+DdlV4793CwWPw8x8w0xmo+nEmQbXWlaQRDEI&#10;4srqlmsFP9/Ll3cQziNr7CyTgis5mE0fHyZYaHvhDZ23vhYBwq5ABY33fSGlqxoy6CLbEwfvYAeD&#10;PsihlnrAS4CbTqZxnEuDLYeFBnuaN1QdtyejoFzQLs9+99nquMQxWb+Wh69NqdTz0/j5AcLT6O/h&#10;//ZaK0iTNM3zLIvf4O9T+ANyegMAAP//AwBQSwECLQAUAAYACAAAACEA2+H2y+4AAACFAQAAEwAA&#10;AAAAAAAAAAAAAAAAAAAAW0NvbnRlbnRfVHlwZXNdLnhtbFBLAQItABQABgAIAAAAIQBa9CxbvwAA&#10;ABUBAAALAAAAAAAAAAAAAAAAAB8BAABfcmVscy8ucmVsc1BLAQItABQABgAIAAAAIQDYu6TWywAA&#10;AOMAAAAPAAAAAAAAAAAAAAAAAAcCAABkcnMvZG93bnJldi54bWxQSwUGAAAAAAMAAwC3AAAA/wIA&#10;AAAA&#10;" from="12573,-12573" to="12573,12573">
+                      <v:stroke joinstyle="miter" endcap="round" dashstyle="1 1"/>
                     </v:line>
-                    <v:line id="Straight Connector 9" o:spid="_x0000_s1041" style="position:absolute;rotation:90;visibility:visible;mso-wrap-style:square" from="12573,395" to="12573,25541" o:connectortype="straight" o:gfxdata="UEsDBBQABgAIAAAAIQDb4fbL7gAAAIUBAAATAAAAW0NvbnRlbnRfVHlwZXNdLnhtbHyQz07DMAyH&#10;70i8Q+QralM4IITa7kDhCAiNB7ASt43WOlEcyvb2pNu4IODoPz9/n1xv9vOkForiPDdwXVagiI23&#10;jocG3rdPxR0oScgWJ8/UwIEENu3lRb09BBKV0ywNjCmFe63FjDSjlD4Q50nv44wpl3HQAc0OB9I3&#10;VXWrjedEnIq03oC27qjHjympx31un0wiTQLq4bS4shrAECZnMGVTvbD9QSnOhDInjzsyuiBXWQP0&#10;r4R18jfgnHvJr4nOknrFmJ5xzhraRtHWf3Kkpfz/yGo5S+H73hkquyhdjr3R8m2lj09svwAAAP//&#10;AwBQSwMEFAAGAAgAAAAhAFr0LFu/AAAAFQEAAAsAAABfcmVscy8ucmVsc2zPwWrDMAwG4Ptg72B0&#10;X5TuUMaI01uh19I+gLGVxCy2jGSy9e1nemrHjpL4P0nD4SetZiPRyNnCruvBUPYcYp4tXC/Htw8w&#10;Wl0ObuVMFm6kcBhfX4Yzra62kC6xqGlKVgtLreUTUf1CyWnHhXKbTCzJ1VbKjMX5LzcTvvf9HuXR&#10;gPHJNKdgQU5hB+ZyK23zHztFL6w81c5zQp6m6P9TMfB3PtPWFCczVQtB9N4U2rp2HOA44NMz4y8A&#10;AAD//wMAUEsDBBQABgAIAAAAIQC5kchzywAAAOIAAAAPAAAAZHJzL2Rvd25yZXYueG1sRI9Pa8JA&#10;FMTvhX6H5RV6q5v4Jw3RVUqp4qmg1oC3Z/aZBLNvQ3bV9Nt3C4LHYWZ+w8wWvWnElTpXW1YQDyIQ&#10;xIXVNZcKfnbLtxSE88gaG8uk4JccLObPTzPMtL3xhq5bX4oAYZehgsr7NpPSFRUZdAPbEgfvZDuD&#10;PsiulLrDW4CbRg6jKJEGaw4LFbb0WVFx3l6MgvyLDsl4fxyvzkvs4/UoP31vcqVeX/qPKQhPvX+E&#10;7+21VpCmk1GcDCfv8H8p3AE5/wMAAP//AwBQSwECLQAUAAYACAAAACEA2+H2y+4AAACFAQAAEwAA&#10;AAAAAAAAAAAAAAAAAAAAW0NvbnRlbnRfVHlwZXNdLnhtbFBLAQItABQABgAIAAAAIQBa9CxbvwAA&#10;ABUBAAALAAAAAAAAAAAAAAAAAB8BAABfcmVscy8ucmVsc1BLAQItABQABgAIAAAAIQC5kchzywAA&#10;AOIAAAAPAAAAAAAAAAAAAAAAAAcCAABkcnMvZG93bnJldi54bWxQSwUGAAAAAAMAAwC3AAAA/wIA&#10;AAAA&#10;" strokecolor="black [3213]" strokeweight="1.75pt">
-                      <v:stroke dashstyle="1 1" joinstyle="miter" endcap="round"/>
+                    <v:line id="Straight Connector 9" style="position:absolute;rotation:90;visibility:visible;mso-wrap-style:square" o:spid="_x0000_s1041" strokecolor="black [3213]" strokeweight="1.75pt" o:connectortype="straight" o:gfxdata="UEsDBBQABgAIAAAAIQDb4fbL7gAAAIUBAAATAAAAW0NvbnRlbnRfVHlwZXNdLnhtbHyQz07DMAyH&#10;70i8Q+QralM4IITa7kDhCAiNB7ASt43WOlEcyvb2pNu4IODoPz9/n1xv9vOkForiPDdwXVagiI23&#10;jocG3rdPxR0oScgWJ8/UwIEENu3lRb09BBKV0ywNjCmFe63FjDSjlD4Q50nv44wpl3HQAc0OB9I3&#10;VXWrjedEnIq03oC27qjHjympx31un0wiTQLq4bS4shrAECZnMGVTvbD9QSnOhDInjzsyuiBXWQP0&#10;r4R18jfgnHvJr4nOknrFmJ5xzhraRtHWf3Kkpfz/yGo5S+H73hkquyhdjr3R8m2lj09svwAAAP//&#10;AwBQSwMEFAAGAAgAAAAhAFr0LFu/AAAAFQEAAAsAAABfcmVscy8ucmVsc2zPwWrDMAwG4Ptg72B0&#10;X5TuUMaI01uh19I+gLGVxCy2jGSy9e1nemrHjpL4P0nD4SetZiPRyNnCruvBUPYcYp4tXC/Htw8w&#10;Wl0ObuVMFm6kcBhfX4Yzra62kC6xqGlKVgtLreUTUf1CyWnHhXKbTCzJ1VbKjMX5LzcTvvf9HuXR&#10;gPHJNKdgQU5hB+ZyK23zHztFL6w81c5zQp6m6P9TMfB3PtPWFCczVQtB9N4U2rp2HOA44NMz4y8A&#10;AAD//wMAUEsDBBQABgAIAAAAIQC5kchzywAAAOIAAAAPAAAAZHJzL2Rvd25yZXYueG1sRI9Pa8JA&#10;FMTvhX6H5RV6q5v4Jw3RVUqp4qmg1oC3Z/aZBLNvQ3bV9Nt3C4LHYWZ+w8wWvWnElTpXW1YQDyIQ&#10;xIXVNZcKfnbLtxSE88gaG8uk4JccLObPTzPMtL3xhq5bX4oAYZehgsr7NpPSFRUZdAPbEgfvZDuD&#10;PsiulLrDW4CbRg6jKJEGaw4LFbb0WVFx3l6MgvyLDsl4fxyvzkvs4/UoP31vcqVeX/qPKQhPvX+E&#10;7+21VpCmk1GcDCfv8H8p3AE5/wMAAP//AwBQSwECLQAUAAYACAAAACEA2+H2y+4AAACFAQAAEwAA&#10;AAAAAAAAAAAAAAAAAAAAW0NvbnRlbnRfVHlwZXNdLnhtbFBLAQItABQABgAIAAAAIQBa9CxbvwAA&#10;ABUBAAALAAAAAAAAAAAAAAAAAB8BAABfcmVscy8ucmVsc1BLAQItABQABgAIAAAAIQC5kchzywAA&#10;AOIAAAAPAAAAAAAAAAAAAAAAAAcCAABkcnMvZG93bnJldi54bWxQSwUGAAAAAAMAAwC3AAAA/wIA&#10;AAAA&#10;" from="12573,395" to="12573,25541">
+                      <v:stroke joinstyle="miter" endcap="round" dashstyle="1 1"/>
                     </v:line>
                   </v:group>
-                  <v:group id="Group 4" o:spid="_x0000_s1042" style="position:absolute;left:42214;top:19659;width:25146;height:12967" coordsize="25146,12968" o:gfxdata="UEsDBBQABgAIAAAAIQDb4fbL7gAAAIUBAAATAAAAW0NvbnRlbnRfVHlwZXNdLnhtbHyQz07DMAyH&#10;70i8Q+QralM4IITa7kDhCAiNB7ASt43WOlEcyvb2pNu4IODoPz9/n1xv9vOkForiPDdwXVagiI23&#10;jocG3rdPxR0oScgWJ8/UwIEENu3lRb09BBKV0ywNjCmFe63FjDSjlD4Q50nv44wpl3HQAc0OB9I3&#10;VXWrjedEnIq03oC27qjHjympx31un0wiTQLq4bS4shrAECZnMGVTvbD9QSnOhDInjzsyuiBXWQP0&#10;r4R18jfgnHvJr4nOknrFmJ5xzhraRtHWf3Kkpfz/yGo5S+H73hkquyhdjr3R8m2lj09svwAAAP//&#10;AwBQSwMEFAAGAAgAAAAhAFr0LFu/AAAAFQEAAAsAAABfcmVscy8ucmVsc2zPwWrDMAwG4Ptg72B0&#10;X5TuUMaI01uh19I+gLGVxCy2jGSy9e1nemrHjpL4P0nD4SetZiPRyNnCruvBUPYcYp4tXC/Htw8w&#10;Wl0ObuVMFm6kcBhfX4Yzra62kC6xqGlKVgtLreUTUf1CyWnHhXKbTCzJ1VbKjMX5LzcTvvf9HuXR&#10;gPHJNKdgQU5hB+ZyK23zHztFL6w81c5zQp6m6P9TMfB3PtPWFCczVQtB9N4U2rp2HOA44NMz4y8A&#10;AAD//wMAUEsDBBQABgAIAAAAIQAYV8dsxgAAAOIAAAAPAAAAZHJzL2Rvd25yZXYueG1sRE/LasJA&#10;FN0X/IfhFrrTSXyTOoqIigspVIXS3SVzTYKZOyEzTeLfO4LQ5eG8F6vOlKKh2hWWFcSDCARxanXB&#10;mYLLedefg3AeWWNpmRTcycFq2XtbYKJty9/UnHwmQgi7BBXk3leJlC7NyaAb2Io4cFdbG/QB1pnU&#10;NbYh3JRyGEVTabDg0JBjRZuc0tvpzyjYt9iuR/G2Od6um/vvefL1c4xJqY/3bv0JwlPn/8Uv90GH&#10;+fPReDybDWN4XgoY5PIBAAD//wMAUEsBAi0AFAAGAAgAAAAhANvh9svuAAAAhQEAABMAAAAAAAAA&#10;AAAAAAAAAAAAAFtDb250ZW50X1R5cGVzXS54bWxQSwECLQAUAAYACAAAACEAWvQsW78AAAAVAQAA&#10;CwAAAAAAAAAAAAAAAAAfAQAAX3JlbHMvLnJlbHNQSwECLQAUAAYACAAAACEAGFfHbMYAAADiAAAA&#10;DwAAAAAAAAAAAAAAAAAHAgAAZHJzL2Rvd25yZXYueG1sUEsFBgAAAAADAAMAtwAAAPoCAAAAAA==&#10;">
-                    <v:line id="Straight Connector 8" o:spid="_x0000_s1043" style="position:absolute;rotation:90;visibility:visible;mso-wrap-style:square" from="12573,-12573" to="12573,12573" o:connectortype="straight" o:gfxdata="UEsDBBQABgAIAAAAIQDb4fbL7gAAAIUBAAATAAAAW0NvbnRlbnRfVHlwZXNdLnhtbHyQz07DMAyH&#10;70i8Q+QralM4IITa7kDhCAiNB7ASt43WOlEcyvb2pNu4IODoPz9/n1xv9vOkForiPDdwXVagiI23&#10;jocG3rdPxR0oScgWJ8/UwIEENu3lRb09BBKV0ywNjCmFe63FjDSjlD4Q50nv44wpl3HQAc0OB9I3&#10;VXWrjedEnIq03oC27qjHjympx31un0wiTQLq4bS4shrAECZnMGVTvbD9QSnOhDInjzsyuiBXWQP0&#10;r4R18jfgnHvJr4nOknrFmJ5xzhraRtHWf3Kkpfz/yGo5S+H73hkquyhdjr3R8m2lj09svwAAAP//&#10;AwBQSwMEFAAGAAgAAAAhAFr0LFu/AAAAFQEAAAsAAABfcmVscy8ucmVsc2zPwWrDMAwG4Ptg72B0&#10;X5TuUMaI01uh19I+gLGVxCy2jGSy9e1nemrHjpL4P0nD4SetZiPRyNnCruvBUPYcYp4tXC/Htw8w&#10;Wl0ObuVMFm6kcBhfX4Yzra62kC6xqGlKVgtLreUTUf1CyWnHhXKbTCzJ1VbKjMX5LzcTvvf9HuXR&#10;gPHJNKdgQU5hB+ZyK23zHztFL6w81c5zQp6m6P9TMfB3PtPWFCczVQtB9N4U2rp2HOA44NMz4y8A&#10;AAD//wMAUEsDBBQABgAIAAAAIQASzbC7yQAAAOMAAAAPAAAAZHJzL2Rvd25yZXYueG1sRE9La8JA&#10;EL4X/A/LCL3VTYyNNrpKKbV4KvgKeJtmxySYnQ3Zrab/vlsoeJzvPYtVbxpxpc7VlhXEowgEcWF1&#10;zaWCw379NAPhPLLGxjIp+CEHq+XgYYGZtjfe0nXnSxFC2GWooPK+zaR0RUUG3ci2xIE7286gD2dX&#10;St3hLYSbRo6jKJUGaw4NFbb0VlFx2X0bBfk7ndLJ8WvycVljH2+S/Py5zZV6HPavcxCeen8X/7s3&#10;OsyfPSdpNH1JYvj7KQAgl78AAAD//wMAUEsBAi0AFAAGAAgAAAAhANvh9svuAAAAhQEAABMAAAAA&#10;AAAAAAAAAAAAAAAAAFtDb250ZW50X1R5cGVzXS54bWxQSwECLQAUAAYACAAAACEAWvQsW78AAAAV&#10;AQAACwAAAAAAAAAAAAAAAAAfAQAAX3JlbHMvLnJlbHNQSwECLQAUAAYACAAAACEAEs2wu8kAAADj&#10;AAAADwAAAAAAAAAAAAAAAAAHAgAAZHJzL2Rvd25yZXYueG1sUEsFBgAAAAADAAMAtwAAAP0CAAAA&#10;AA==&#10;" strokecolor="black [3213]" strokeweight="1.75pt">
-                      <v:stroke dashstyle="1 1" joinstyle="miter" endcap="round"/>
+                  <v:group id="Group 4" style="position:absolute;left:42214;top:19659;width:25146;height:12967" coordsize="25146,12968" o:spid="_x0000_s1042" o:gfxdata="UEsDBBQABgAIAAAAIQDb4fbL7gAAAIUBAAATAAAAW0NvbnRlbnRfVHlwZXNdLnhtbHyQz07DMAyH&#10;70i8Q+QralM4IITa7kDhCAiNB7ASt43WOlEcyvb2pNu4IODoPz9/n1xv9vOkForiPDdwXVagiI23&#10;jocG3rdPxR0oScgWJ8/UwIEENu3lRb09BBKV0ywNjCmFe63FjDSjlD4Q50nv44wpl3HQAc0OB9I3&#10;VXWrjedEnIq03oC27qjHjympx31un0wiTQLq4bS4shrAECZnMGVTvbD9QSnOhDInjzsyuiBXWQP0&#10;r4R18jfgnHvJr4nOknrFmJ5xzhraRtHWf3Kkpfz/yGo5S+H73hkquyhdjr3R8m2lj09svwAAAP//&#10;AwBQSwMEFAAGAAgAAAAhAFr0LFu/AAAAFQEAAAsAAABfcmVscy8ucmVsc2zPwWrDMAwG4Ptg72B0&#10;X5TuUMaI01uh19I+gLGVxCy2jGSy9e1nemrHjpL4P0nD4SetZiPRyNnCruvBUPYcYp4tXC/Htw8w&#10;Wl0ObuVMFm6kcBhfX4Yzra62kC6xqGlKVgtLreUTUf1CyWnHhXKbTCzJ1VbKjMX5LzcTvvf9HuXR&#10;gPHJNKdgQU5hB+ZyK23zHztFL6w81c5zQp6m6P9TMfB3PtPWFCczVQtB9N4U2rp2HOA44NMz4y8A&#10;AAD//wMAUEsDBBQABgAIAAAAIQAYV8dsxgAAAOIAAAAPAAAAZHJzL2Rvd25yZXYueG1sRE/LasJA&#10;FN0X/IfhFrrTSXyTOoqIigspVIXS3SVzTYKZOyEzTeLfO4LQ5eG8F6vOlKKh2hWWFcSDCARxanXB&#10;mYLLedefg3AeWWNpmRTcycFq2XtbYKJty9/UnHwmQgi7BBXk3leJlC7NyaAb2Io4cFdbG/QB1pnU&#10;NbYh3JRyGEVTabDg0JBjRZuc0tvpzyjYt9iuR/G2Od6um/vvefL1c4xJqY/3bv0JwlPn/8Uv90GH&#10;+fPReDybDWN4XgoY5PIBAAD//wMAUEsBAi0AFAAGAAgAAAAhANvh9svuAAAAhQEAABMAAAAAAAAA&#10;AAAAAAAAAAAAAFtDb250ZW50X1R5cGVzXS54bWxQSwECLQAUAAYACAAAACEAWvQsW78AAAAVAQAA&#10;CwAAAAAAAAAAAAAAAAAfAQAAX3JlbHMvLnJlbHNQSwECLQAUAAYACAAAACEAGFfHbMYAAADiAAAA&#10;DwAAAAAAAAAAAAAAAAAHAgAAZHJzL2Rvd25yZXYueG1sUEsFBgAAAAADAAMAtwAAAPoCAAAAAA==&#10;">
+                    <v:line id="Straight Connector 8" style="position:absolute;rotation:90;visibility:visible;mso-wrap-style:square" o:spid="_x0000_s1043" strokecolor="black [3213]" strokeweight="1.75pt" o:connectortype="straight" o:gfxdata="UEsDBBQABgAIAAAAIQDb4fbL7gAAAIUBAAATAAAAW0NvbnRlbnRfVHlwZXNdLnhtbHyQz07DMAyH&#10;70i8Q+QralM4IITa7kDhCAiNB7ASt43WOlEcyvb2pNu4IODoPz9/n1xv9vOkForiPDdwXVagiI23&#10;jocG3rdPxR0oScgWJ8/UwIEENu3lRb09BBKV0ywNjCmFe63FjDSjlD4Q50nv44wpl3HQAc0OB9I3&#10;VXWrjedEnIq03oC27qjHjympx31un0wiTQLq4bS4shrAECZnMGVTvbD9QSnOhDInjzsyuiBXWQP0&#10;r4R18jfgnHvJr4nOknrFmJ5xzhraRtHWf3Kkpfz/yGo5S+H73hkquyhdjr3R8m2lj09svwAAAP//&#10;AwBQSwMEFAAGAAgAAAAhAFr0LFu/AAAAFQEAAAsAAABfcmVscy8ucmVsc2zPwWrDMAwG4Ptg72B0&#10;X5TuUMaI01uh19I+gLGVxCy2jGSy9e1nemrHjpL4P0nD4SetZiPRyNnCruvBUPYcYp4tXC/Htw8w&#10;Wl0ObuVMFm6kcBhfX4Yzra62kC6xqGlKVgtLreUTUf1CyWnHhXKbTCzJ1VbKjMX5LzcTvvf9HuXR&#10;gPHJNKdgQU5hB+ZyK23zHztFL6w81c5zQp6m6P9TMfB3PtPWFCczVQtB9N4U2rp2HOA44NMz4y8A&#10;AAD//wMAUEsDBBQABgAIAAAAIQASzbC7yQAAAOMAAAAPAAAAZHJzL2Rvd25yZXYueG1sRE9La8JA&#10;EL4X/A/LCL3VTYyNNrpKKbV4KvgKeJtmxySYnQ3Zrab/vlsoeJzvPYtVbxpxpc7VlhXEowgEcWF1&#10;zaWCw379NAPhPLLGxjIp+CEHq+XgYYGZtjfe0nXnSxFC2GWooPK+zaR0RUUG3ci2xIE7286gD2dX&#10;St3hLYSbRo6jKJUGaw4NFbb0VlFx2X0bBfk7ndLJ8WvycVljH2+S/Py5zZV6HPavcxCeen8X/7s3&#10;OsyfPSdpNH1JYvj7KQAgl78AAAD//wMAUEsBAi0AFAAGAAgAAAAhANvh9svuAAAAhQEAABMAAAAA&#10;AAAAAAAAAAAAAAAAAFtDb250ZW50X1R5cGVzXS54bWxQSwECLQAUAAYACAAAACEAWvQsW78AAAAV&#10;AQAACwAAAAAAAAAAAAAAAAAfAQAAX3JlbHMvLnJlbHNQSwECLQAUAAYACAAAACEAEs2wu8kAAADj&#10;AAAADwAAAAAAAAAAAAAAAAAHAgAAZHJzL2Rvd25yZXYueG1sUEsFBgAAAAADAAMAtwAAAP0CAAAA&#10;AA==&#10;" from="12573,-12573" to="12573,12573">
+                      <v:stroke joinstyle="miter" endcap="round" dashstyle="1 1"/>
                     </v:line>
-                    <v:line id="Straight Connector 9" o:spid="_x0000_s1044" style="position:absolute;rotation:90;visibility:visible;mso-wrap-style:square" from="12573,395" to="12573,25541" o:connectortype="straight" o:gfxdata="UEsDBBQABgAIAAAAIQDb4fbL7gAAAIUBAAATAAAAW0NvbnRlbnRfVHlwZXNdLnhtbHyQz07DMAyH&#10;70i8Q+QralM4IITa7kDhCAiNB7ASt43WOlEcyvb2pNu4IODoPz9/n1xv9vOkForiPDdwXVagiI23&#10;jocG3rdPxR0oScgWJ8/UwIEENu3lRb09BBKV0ywNjCmFe63FjDSjlD4Q50nv44wpl3HQAc0OB9I3&#10;VXWrjedEnIq03oC27qjHjympx31un0wiTQLq4bS4shrAECZnMGVTvbD9QSnOhDInjzsyuiBXWQP0&#10;r4R18jfgnHvJr4nOknrFmJ5xzhraRtHWf3Kkpfz/yGo5S+H73hkquyhdjr3R8m2lj09svwAAAP//&#10;AwBQSwMEFAAGAAgAAAAhAFr0LFu/AAAAFQEAAAsAAABfcmVscy8ucmVsc2zPwWrDMAwG4Ptg72B0&#10;X5TuUMaI01uh19I+gLGVxCy2jGSy9e1nemrHjpL4P0nD4SetZiPRyNnCruvBUPYcYp4tXC/Htw8w&#10;Wl0ObuVMFm6kcBhfX4Yzra62kC6xqGlKVgtLreUTUf1CyWnHhXKbTCzJ1VbKjMX5LzcTvvf9HuXR&#10;gPHJNKdgQU5hB+ZyK23zHztFL6w81c5zQp6m6P9TMfB3PtPWFCczVQtB9N4U2rp2HOA44NMz4y8A&#10;AAD//wMAUEsDBBQABgAIAAAAIQABNG7XyAAAAOMAAAAPAAAAZHJzL2Rvd25yZXYueG1sRE/NasJA&#10;EL4LfYdlCt50Ew2ppq5SSi2eBG0NeBuzYxLMzobsVtO3dwtCj/P9z2LVm0ZcqXO1ZQXxOAJBXFhd&#10;c6ng+2s9moFwHlljY5kU/JKD1fJpsMBM2xvv6Lr3pQgh7DJUUHnfZlK6oiKDbmxb4sCdbWfQh7Mr&#10;pe7wFsJNIydRlEqDNYeGClt6r6i47H+MgvyDjmlyOCWflzX28Waan7e7XKnhc//2CsJT7//FD/dG&#10;h/mTJE7n8zR+gb+fAgByeQcAAP//AwBQSwECLQAUAAYACAAAACEA2+H2y+4AAACFAQAAEwAAAAAA&#10;AAAAAAAAAAAAAAAAW0NvbnRlbnRfVHlwZXNdLnhtbFBLAQItABQABgAIAAAAIQBa9CxbvwAAABUB&#10;AAALAAAAAAAAAAAAAAAAAB8BAABfcmVscy8ucmVsc1BLAQItABQABgAIAAAAIQABNG7XyAAAAOMA&#10;AAAPAAAAAAAAAAAAAAAAAAcCAABkcnMvZG93bnJldi54bWxQSwUGAAAAAAMAAwC3AAAA/AIAAAAA&#10;" strokecolor="black [3213]" strokeweight="1.75pt">
-                      <v:stroke dashstyle="1 1" joinstyle="miter" endcap="round"/>
+                    <v:line id="Straight Connector 9" style="position:absolute;rotation:90;visibility:visible;mso-wrap-style:square" o:spid="_x0000_s1044" strokecolor="black [3213]" strokeweight="1.75pt" o:connectortype="straight" o:gfxdata="UEsDBBQABgAIAAAAIQDb4fbL7gAAAIUBAAATAAAAW0NvbnRlbnRfVHlwZXNdLnhtbHyQz07DMAyH&#10;70i8Q+QralM4IITa7kDhCAiNB7ASt43WOlEcyvb2pNu4IODoPz9/n1xv9vOkForiPDdwXVagiI23&#10;jocG3rdPxR0oScgWJ8/UwIEENu3lRb09BBKV0ywNjCmFe63FjDSjlD4Q50nv44wpl3HQAc0OB9I3&#10;VXWrjedEnIq03oC27qjHjympx31un0wiTQLq4bS4shrAECZnMGVTvbD9QSnOhDInjzsyuiBXWQP0&#10;r4R18jfgnHvJr4nOknrFmJ5xzhraRtHWf3Kkpfz/yGo5S+H73hkquyhdjr3R8m2lj09svwAAAP//&#10;AwBQSwMEFAAGAAgAAAAhAFr0LFu/AAAAFQEAAAsAAABfcmVscy8ucmVsc2zPwWrDMAwG4Ptg72B0&#10;X5TuUMaI01uh19I+gLGVxCy2jGSy9e1nemrHjpL4P0nD4SetZiPRyNnCruvBUPYcYp4tXC/Htw8w&#10;Wl0ObuVMFm6kcBhfX4Yzra62kC6xqGlKVgtLreUTUf1CyWnHhXKbTCzJ1VbKjMX5LzcTvvf9HuXR&#10;gPHJNKdgQU5hB+ZyK23zHztFL6w81c5zQp6m6P9TMfB3PtPWFCczVQtB9N4U2rp2HOA44NMz4y8A&#10;AAD//wMAUEsDBBQABgAIAAAAIQABNG7XyAAAAOMAAAAPAAAAZHJzL2Rvd25yZXYueG1sRE/NasJA&#10;EL4LfYdlCt50Ew2ppq5SSi2eBG0NeBuzYxLMzobsVtO3dwtCj/P9z2LVm0ZcqXO1ZQXxOAJBXFhd&#10;c6ng+2s9moFwHlljY5kU/JKD1fJpsMBM2xvv6Lr3pQgh7DJUUHnfZlK6oiKDbmxb4sCdbWfQh7Mr&#10;pe7wFsJNIydRlEqDNYeGClt6r6i47H+MgvyDjmlyOCWflzX28Waan7e7XKnhc//2CsJT7//FD/dG&#10;h/mTJE7n8zR+gb+fAgByeQcAAP//AwBQSwECLQAUAAYACAAAACEA2+H2y+4AAACFAQAAEwAAAAAA&#10;AAAAAAAAAAAAAAAAW0NvbnRlbnRfVHlwZXNdLnhtbFBLAQItABQABgAIAAAAIQBa9CxbvwAAABUB&#10;AAALAAAAAAAAAAAAAAAAAB8BAABfcmVscy8ucmVsc1BLAQItABQABgAIAAAAIQABNG7XyAAAAOMA&#10;AAAPAAAAAAAAAAAAAAAAAAcCAABkcnMvZG93bnJldi54bWxQSwUGAAAAAAMAAwC3AAAA/AIAAAAA&#10;" from="12573,395" to="12573,25541">
+                      <v:stroke joinstyle="miter" endcap="round" dashstyle="1 1"/>
                     </v:line>
                   </v:group>
-                  <v:group id="Group 3" o:spid="_x0000_s1045" style="position:absolute;left:42443;width:25146;height:12966" coordsize="25146,12968" o:gfxdata="UEsDBBQABgAIAAAAIQDb4fbL7gAAAIUBAAATAAAAW0NvbnRlbnRfVHlwZXNdLnhtbHyQz07DMAyH&#10;70i8Q+QralM4IITa7kDhCAiNB7ASt43WOlEcyvb2pNu4IODoPz9/n1xv9vOkForiPDdwXVagiI23&#10;jocG3rdPxR0oScgWJ8/UwIEENu3lRb09BBKV0ywNjCmFe63FjDSjlD4Q50nv44wpl3HQAc0OB9I3&#10;VXWrjedEnIq03oC27qjHjympx31un0wiTQLq4bS4shrAECZnMGVTvbD9QSnOhDInjzsyuiBXWQP0&#10;r4R18jfgnHvJr4nOknrFmJ5xzhraRtHWf3Kkpfz/yGo5S+H73hkquyhdjr3R8m2lj09svwAAAP//&#10;AwBQSwMEFAAGAAgAAAAhAFr0LFu/AAAAFQEAAAsAAABfcmVscy8ucmVsc2zPwWrDMAwG4Ptg72B0&#10;X5TuUMaI01uh19I+gLGVxCy2jGSy9e1nemrHjpL4P0nD4SetZiPRyNnCruvBUPYcYp4tXC/Htw8w&#10;Wl0ObuVMFm6kcBhfX4Yzra62kC6xqGlKVgtLreUTUf1CyWnHhXKbTCzJ1VbKjMX5LzcTvvf9HuXR&#10;gPHJNKdgQU5hB+ZyK23zHztFL6w81c5zQp6m6P9TMfB3PtPWFCczVQtB9N4U2rp2HOA44NMz4y8A&#10;AAD//wMAUEsDBBQABgAIAAAAIQDzjYWOzQAAAOMAAAAPAAAAZHJzL2Rvd25yZXYueG1sRI9PS8NA&#10;EMXvgt9hGcGb3WzrnzZ2W0pR8VAEW6F4G7LTJDQ7G7Jrkn575yB4nJk3773fcj36RvXUxTqwBTPJ&#10;QBEXwdVcWvg6vN7NQcWE7LAJTBYuFGG9ur5aYu7CwJ/U71OpxIRjjhaqlNpc61hU5DFOQksst1Po&#10;PCYZu1K7Dgcx942eZtmj9lizJFTY0rai4rz/8RbeBhw2M/PS786n7eX78PBx3Bmy9vZm3DyDSjSm&#10;f/Hf97uT+vcLM509mYVQCJMsQK9+AQAA//8DAFBLAQItABQABgAIAAAAIQDb4fbL7gAAAIUBAAAT&#10;AAAAAAAAAAAAAAAAAAAAAABbQ29udGVudF9UeXBlc10ueG1sUEsBAi0AFAAGAAgAAAAhAFr0LFu/&#10;AAAAFQEAAAsAAAAAAAAAAAAAAAAAHwEAAF9yZWxzLy5yZWxzUEsBAi0AFAAGAAgAAAAhAPONhY7N&#10;AAAA4wAAAA8AAAAAAAAAAAAAAAAABwIAAGRycy9kb3ducmV2LnhtbFBLBQYAAAAAAwADALcAAAAB&#10;AwAAAAA=&#10;">
-                    <v:line id="Straight Connector 8" o:spid="_x0000_s1046" style="position:absolute;rotation:90;visibility:visible;mso-wrap-style:square" from="12573,-12573" to="12573,12573" o:connectortype="straight" o:gfxdata="UEsDBBQABgAIAAAAIQDb4fbL7gAAAIUBAAATAAAAW0NvbnRlbnRfVHlwZXNdLnhtbHyQz07DMAyH&#10;70i8Q+QralM4IITa7kDhCAiNB7ASt43WOlEcyvb2pNu4IODoPz9/n1xv9vOkForiPDdwXVagiI23&#10;jocG3rdPxR0oScgWJ8/UwIEENu3lRb09BBKV0ywNjCmFe63FjDSjlD4Q50nv44wpl3HQAc0OB9I3&#10;VXWrjedEnIq03oC27qjHjympx31un0wiTQLq4bS4shrAECZnMGVTvbD9QSnOhDInjzsyuiBXWQP0&#10;r4R18jfgnHvJr4nOknrFmJ5xzhraRtHWf3Kkpfz/yGo5S+H73hkquyhdjr3R8m2lj09svwAAAP//&#10;AwBQSwMEFAAGAAgAAAAhAFr0LFu/AAAAFQEAAAsAAABfcmVscy8ucmVsc2zPwWrDMAwG4Ptg72B0&#10;X5TuUMaI01uh19I+gLGVxCy2jGSy9e1nemrHjpL4P0nD4SetZiPRyNnCruvBUPYcYp4tXC/Htw8w&#10;Wl0ObuVMFm6kcBhfX4Yzra62kC6xqGlKVgtLreUTUf1CyWnHhXKbTCzJ1VbKjMX5LzcTvvf9HuXR&#10;gPHJNKdgQU5hB+ZyK23zHztFL6w81c5zQp6m6P9TMfB3PtPWFCczVQtB9N4U2rp2HOA44NMz4y8A&#10;AAD//wMAUEsDBBQABgAIAAAAIQDypKcXyAAAAOMAAAAPAAAAZHJzL2Rvd25yZXYueG1sRE9fa8Iw&#10;EH8X9h3CDXzTNCpVOqOMoeLTQLcV9nZrzrbYXEoTtX77ZTDw8X7/b7nubSOu1PnasQY1TkAQF87U&#10;XGr4/NiOFiB8QDbYOCYNd/KwXj0NlpgZd+MDXY+hFDGEfYYaqhDaTEpfVGTRj11LHLmT6yyGeHal&#10;NB3eYrht5CRJUmmx5thQYUtvFRXn48VqyDf0nc6+fma78xZ7tZ/mp/dDrvXwuX99ARGoDw/xv3tv&#10;4vyFmifziVIp/P0UAZCrXwAAAP//AwBQSwECLQAUAAYACAAAACEA2+H2y+4AAACFAQAAEwAAAAAA&#10;AAAAAAAAAAAAAAAAW0NvbnRlbnRfVHlwZXNdLnhtbFBLAQItABQABgAIAAAAIQBa9CxbvwAAABUB&#10;AAALAAAAAAAAAAAAAAAAAB8BAABfcmVscy8ucmVsc1BLAQItABQABgAIAAAAIQDypKcXyAAAAOMA&#10;AAAPAAAAAAAAAAAAAAAAAAcCAABkcnMvZG93bnJldi54bWxQSwUGAAAAAAMAAwC3AAAA/AIAAAAA&#10;" strokecolor="black [3213]" strokeweight="1.75pt">
-                      <v:stroke dashstyle="1 1" joinstyle="miter" endcap="round"/>
+                  <v:group id="Group 3" style="position:absolute;left:42443;width:25146;height:12966" coordsize="25146,12968" o:spid="_x0000_s1045" o:gfxdata="UEsDBBQABgAIAAAAIQDb4fbL7gAAAIUBAAATAAAAW0NvbnRlbnRfVHlwZXNdLnhtbHyQz07DMAyH&#10;70i8Q+QralM4IITa7kDhCAiNB7ASt43WOlEcyvb2pNu4IODoPz9/n1xv9vOkForiPDdwXVagiI23&#10;jocG3rdPxR0oScgWJ8/UwIEENu3lRb09BBKV0ywNjCmFe63FjDSjlD4Q50nv44wpl3HQAc0OB9I3&#10;VXWrjedEnIq03oC27qjHjympx31un0wiTQLq4bS4shrAECZnMGVTvbD9QSnOhDInjzsyuiBXWQP0&#10;r4R18jfgnHvJr4nOknrFmJ5xzhraRtHWf3Kkpfz/yGo5S+H73hkquyhdjr3R8m2lj09svwAAAP//&#10;AwBQSwMEFAAGAAgAAAAhAFr0LFu/AAAAFQEAAAsAAABfcmVscy8ucmVsc2zPwWrDMAwG4Ptg72B0&#10;X5TuUMaI01uh19I+gLGVxCy2jGSy9e1nemrHjpL4P0nD4SetZiPRyNnCruvBUPYcYp4tXC/Htw8w&#10;Wl0ObuVMFm6kcBhfX4Yzra62kC6xqGlKVgtLreUTUf1CyWnHhXKbTCzJ1VbKjMX5LzcTvvf9HuXR&#10;gPHJNKdgQU5hB+ZyK23zHztFL6w81c5zQp6m6P9TMfB3PtPWFCczVQtB9N4U2rp2HOA44NMz4y8A&#10;AAD//wMAUEsDBBQABgAIAAAAIQDzjYWOzQAAAOMAAAAPAAAAZHJzL2Rvd25yZXYueG1sRI9PS8NA&#10;EMXvgt9hGcGb3WzrnzZ2W0pR8VAEW6F4G7LTJDQ7G7Jrkn575yB4nJk3773fcj36RvXUxTqwBTPJ&#10;QBEXwdVcWvg6vN7NQcWE7LAJTBYuFGG9ur5aYu7CwJ/U71OpxIRjjhaqlNpc61hU5DFOQksst1Po&#10;PCYZu1K7Dgcx942eZtmj9lizJFTY0rai4rz/8RbeBhw2M/PS786n7eX78PBx3Bmy9vZm3DyDSjSm&#10;f/Hf97uT+vcLM509mYVQCJMsQK9+AQAA//8DAFBLAQItABQABgAIAAAAIQDb4fbL7gAAAIUBAAAT&#10;AAAAAAAAAAAAAAAAAAAAAABbQ29udGVudF9UeXBlc10ueG1sUEsBAi0AFAAGAAgAAAAhAFr0LFu/&#10;AAAAFQEAAAsAAAAAAAAAAAAAAAAAHwEAAF9yZWxzLy5yZWxzUEsBAi0AFAAGAAgAAAAhAPONhY7N&#10;AAAA4wAAAA8AAAAAAAAAAAAAAAAABwIAAGRycy9kb3ducmV2LnhtbFBLBQYAAAAAAwADALcAAAAB&#10;AwAAAAA=&#10;">
+                    <v:line id="Straight Connector 8" style="position:absolute;rotation:90;visibility:visible;mso-wrap-style:square" o:spid="_x0000_s1046" strokecolor="black [3213]" strokeweight="1.75pt" o:connectortype="straight" o:gfxdata="UEsDBBQABgAIAAAAIQDb4fbL7gAAAIUBAAATAAAAW0NvbnRlbnRfVHlwZXNdLnhtbHyQz07DMAyH&#10;70i8Q+QralM4IITa7kDhCAiNB7ASt43WOlEcyvb2pNu4IODoPz9/n1xv9vOkForiPDdwXVagiI23&#10;jocG3rdPxR0oScgWJ8/UwIEENu3lRb09BBKV0ywNjCmFe63FjDSjlD4Q50nv44wpl3HQAc0OB9I3&#10;VXWrjedEnIq03oC27qjHjympx31un0wiTQLq4bS4shrAECZnMGVTvbD9QSnOhDInjzsyuiBXWQP0&#10;r4R18jfgnHvJr4nOknrFmJ5xzhraRtHWf3Kkpfz/yGo5S+H73hkquyhdjr3R8m2lj09svwAAAP//&#10;AwBQSwMEFAAGAAgAAAAhAFr0LFu/AAAAFQEAAAsAAABfcmVscy8ucmVsc2zPwWrDMAwG4Ptg72B0&#10;X5TuUMaI01uh19I+gLGVxCy2jGSy9e1nemrHjpL4P0nD4SetZiPRyNnCruvBUPYcYp4tXC/Htw8w&#10;Wl0ObuVMFm6kcBhfX4Yzra62kC6xqGlKVgtLreUTUf1CyWnHhXKbTCzJ1VbKjMX5LzcTvvf9HuXR&#10;gPHJNKdgQU5hB+ZyK23zHztFL6w81c5zQp6m6P9TMfB3PtPWFCczVQtB9N4U2rp2HOA44NMz4y8A&#10;AAD//wMAUEsDBBQABgAIAAAAIQDypKcXyAAAAOMAAAAPAAAAZHJzL2Rvd25yZXYueG1sRE9fa8Iw&#10;EH8X9h3CDXzTNCpVOqOMoeLTQLcV9nZrzrbYXEoTtX77ZTDw8X7/b7nubSOu1PnasQY1TkAQF87U&#10;XGr4/NiOFiB8QDbYOCYNd/KwXj0NlpgZd+MDXY+hFDGEfYYaqhDaTEpfVGTRj11LHLmT6yyGeHal&#10;NB3eYrht5CRJUmmx5thQYUtvFRXn48VqyDf0nc6+fma78xZ7tZ/mp/dDrvXwuX99ARGoDw/xv3tv&#10;4vyFmifziVIp/P0UAZCrXwAAAP//AwBQSwECLQAUAAYACAAAACEA2+H2y+4AAACFAQAAEwAAAAAA&#10;AAAAAAAAAAAAAAAAW0NvbnRlbnRfVHlwZXNdLnhtbFBLAQItABQABgAIAAAAIQBa9CxbvwAAABUB&#10;AAALAAAAAAAAAAAAAAAAAB8BAABfcmVscy8ucmVsc1BLAQItABQABgAIAAAAIQDypKcXyAAAAOMA&#10;AAAPAAAAAAAAAAAAAAAAAAcCAABkcnMvZG93bnJldi54bWxQSwUGAAAAAAMAAwC3AAAA/AIAAAAA&#10;" from="12573,-12573" to="12573,12573">
+                      <v:stroke joinstyle="miter" endcap="round" dashstyle="1 1"/>
                     </v:line>
-                    <v:line id="Straight Connector 9" o:spid="_x0000_s1047" style="position:absolute;rotation:90;visibility:visible;mso-wrap-style:square" from="12573,395" to="12573,25541" o:connectortype="straight" o:gfxdata="UEsDBBQABgAIAAAAIQDb4fbL7gAAAIUBAAATAAAAW0NvbnRlbnRfVHlwZXNdLnhtbHyQz07DMAyH&#10;70i8Q+QralM4IITa7kDhCAiNB7ASt43WOlEcyvb2pNu4IODoPz9/n1xv9vOkForiPDdwXVagiI23&#10;jocG3rdPxR0oScgWJ8/UwIEENu3lRb09BBKV0ywNjCmFe63FjDSjlD4Q50nv44wpl3HQAc0OB9I3&#10;VXWrjedEnIq03oC27qjHjympx31un0wiTQLq4bS4shrAECZnMGVTvbD9QSnOhDInjzsyuiBXWQP0&#10;r4R18jfgnHvJr4nOknrFmJ5xzhraRtHWf3Kkpfz/yGo5S+H73hkquyhdjr3R8m2lj09svwAAAP//&#10;AwBQSwMEFAAGAAgAAAAhAFr0LFu/AAAAFQEAAAsAAABfcmVscy8ucmVsc2zPwWrDMAwG4Ptg72B0&#10;X5TuUMaI01uh19I+gLGVxCy2jGSy9e1nemrHjpL4P0nD4SetZiPRyNnCruvBUPYcYp4tXC/Htw8w&#10;Wl0ObuVMFm6kcBhfX4Yzra62kC6xqGlKVgtLreUTUf1CyWnHhXKbTCzJ1VbKjMX5LzcTvvf9HuXR&#10;gPHJNKdgQU5hB+ZyK23zHztFL6w81c5zQp6m6P9TMfB3PtPWFCczVQtB9N4U2rp2HOA44NMz4y8A&#10;AAD//wMAUEsDBBQABgAIAAAAIQDeOpm/ygAAAOIAAAAPAAAAZHJzL2Rvd25yZXYueG1sRI9Ba8JA&#10;FITvhf6H5RW81Y0aoqauUoqKJ0GrAW+v2WcSzL4N2VXTf+8WhB6HmfmGmS06U4sbta6yrGDQj0AQ&#10;51ZXXCg4fK/eJyCcR9ZYWyYFv+RgMX99mWGq7Z13dNv7QgQIuxQVlN43qZQuL8mg69uGOHhn2xr0&#10;QbaF1C3eA9zUchhFiTRYcVgosaGvkvLL/moUZEs6JfHxJ15fVtgNNqPsvN1lSvXeus8PEJ46/x9+&#10;tjdawTAZjeNkOhnD36VwB+T8AQAA//8DAFBLAQItABQABgAIAAAAIQDb4fbL7gAAAIUBAAATAAAA&#10;AAAAAAAAAAAAAAAAAABbQ29udGVudF9UeXBlc10ueG1sUEsBAi0AFAAGAAgAAAAhAFr0LFu/AAAA&#10;FQEAAAsAAAAAAAAAAAAAAAAAHwEAAF9yZWxzLy5yZWxzUEsBAi0AFAAGAAgAAAAhAN46mb/KAAAA&#10;4gAAAA8AAAAAAAAAAAAAAAAABwIAAGRycy9kb3ducmV2LnhtbFBLBQYAAAAAAwADALcAAAD+AgAA&#10;AAA=&#10;" strokecolor="black [3213]" strokeweight="1.75pt">
-                      <v:stroke dashstyle="1 1" joinstyle="miter" endcap="round"/>
+                    <v:line id="Straight Connector 9" style="position:absolute;rotation:90;visibility:visible;mso-wrap-style:square" o:spid="_x0000_s1047" strokecolor="black [3213]" strokeweight="1.75pt" o:connectortype="straight" o:gfxdata="UEsDBBQABgAIAAAAIQDb4fbL7gAAAIUBAAATAAAAW0NvbnRlbnRfVHlwZXNdLnhtbHyQz07DMAyH&#10;70i8Q+QralM4IITa7kDhCAiNB7ASt43WOlEcyvb2pNu4IODoPz9/n1xv9vOkForiPDdwXVagiI23&#10;jocG3rdPxR0oScgWJ8/UwIEENu3lRb09BBKV0ywNjCmFe63FjDSjlD4Q50nv44wpl3HQAc0OB9I3&#10;VXWrjedEnIq03oC27qjHjympx31un0wiTQLq4bS4shrAECZnMGVTvbD9QSnOhDInjzsyuiBXWQP0&#10;r4R18jfgnHvJr4nOknrFmJ5xzhraRtHWf3Kkpfz/yGo5S+H73hkquyhdjr3R8m2lj09svwAAAP//&#10;AwBQSwMEFAAGAAgAAAAhAFr0LFu/AAAAFQEAAAsAAABfcmVscy8ucmVsc2zPwWrDMAwG4Ptg72B0&#10;X5TuUMaI01uh19I+gLGVxCy2jGSy9e1nemrHjpL4P0nD4SetZiPRyNnCruvBUPYcYp4tXC/Htw8w&#10;Wl0ObuVMFm6kcBhfX4Yzra62kC6xqGlKVgtLreUTUf1CyWnHhXKbTCzJ1VbKjMX5LzcTvvf9HuXR&#10;gPHJNKdgQU5hB+ZyK23zHztFL6w81c5zQp6m6P9TMfB3PtPWFCczVQtB9N4U2rp2HOA44NMz4y8A&#10;AAD//wMAUEsDBBQABgAIAAAAIQDeOpm/ygAAAOIAAAAPAAAAZHJzL2Rvd25yZXYueG1sRI9Ba8JA&#10;FITvhf6H5RW81Y0aoqauUoqKJ0GrAW+v2WcSzL4N2VXTf+8WhB6HmfmGmS06U4sbta6yrGDQj0AQ&#10;51ZXXCg4fK/eJyCcR9ZYWyYFv+RgMX99mWGq7Z13dNv7QgQIuxQVlN43qZQuL8mg69uGOHhn2xr0&#10;QbaF1C3eA9zUchhFiTRYcVgosaGvkvLL/moUZEs6JfHxJ15fVtgNNqPsvN1lSvXeus8PEJ46/x9+&#10;tjdawTAZjeNkOhnD36VwB+T8AQAA//8DAFBLAQItABQABgAIAAAAIQDb4fbL7gAAAIUBAAATAAAA&#10;AAAAAAAAAAAAAAAAAABbQ29udGVudF9UeXBlc10ueG1sUEsBAi0AFAAGAAgAAAAhAFr0LFu/AAAA&#10;FQEAAAsAAAAAAAAAAAAAAAAAHwEAAF9yZWxzLy5yZWxzUEsBAi0AFAAGAAgAAAAhAN46mb/KAAAA&#10;4gAAAA8AAAAAAAAAAAAAAAAABwIAAGRycy9kb3ducmV2LnhtbFBLBQYAAAAAAwADALcAAAD+AgAA&#10;AAA=&#10;" from="12573,395" to="12573,25541">
+                      <v:stroke joinstyle="miter" endcap="round" dashstyle="1 1"/>
                     </v:line>
                   </v:group>
-                  <v:group id="Group 8" o:spid="_x0000_s1048" style="position:absolute;left:42443;top:58674;width:25146;height:12966" coordsize="25146,12968" o:gfxdata="UEsDBBQABgAIAAAAIQDb4fbL7gAAAIUBAAATAAAAW0NvbnRlbnRfVHlwZXNdLnhtbHyQz07DMAyH&#10;70i8Q+QralM4IITa7kDhCAiNB7ASt43WOlEcyvb2pNu4IODoPz9/n1xv9vOkForiPDdwXVagiI23&#10;jocG3rdPxR0oScgWJ8/UwIEENu3lRb09BBKV0ywNjCmFe63FjDSjlD4Q50nv44wpl3HQAc0OB9I3&#10;VXWrjedEnIq03oC27qjHjympx31un0wiTQLq4bS4shrAECZnMGVTvbD9QSnOhDInjzsyuiBXWQP0&#10;r4R18jfgnHvJr4nOknrFmJ5xzhraRtHWf3Kkpfz/yGo5S+H73hkquyhdjr3R8m2lj09svwAAAP//&#10;AwBQSwMEFAAGAAgAAAAhAFr0LFu/AAAAFQEAAAsAAABfcmVscy8ucmVsc2zPwWrDMAwG4Ptg72B0&#10;X5TuUMaI01uh19I+gLGVxCy2jGSy9e1nemrHjpL4P0nD4SetZiPRyNnCruvBUPYcYp4tXC/Htw8w&#10;Wl0ObuVMFm6kcBhfX4Yzra62kC6xqGlKVgtLreUTUf1CyWnHhXKbTCzJ1VbKjMX5LzcTvvf9HuXR&#10;gPHJNKdgQU5hB+ZyK23zHztFL6w81c5zQp6m6P9TMfB3PtPWFCczVQtB9N4U2rp2HOA44NMz4y8A&#10;AAD//wMAUEsDBBQABgAIAAAAIQBxodsEzAAAAOMAAAAPAAAAZHJzL2Rvd25yZXYueG1sRI9Pa8JA&#10;FMTvhX6H5Qne6iZqg0ZXEWmLByn4B8TbI/tMgtm3IbtN4rfvCoUeh5n5DbNc96YSLTWutKwgHkUg&#10;iDOrS84VnE+fbzMQziNrrCyTggc5WK9eX5aYatvxgdqjz0WAsEtRQeF9nUrpsoIMupGtiYN3s41B&#10;H2STS91gF+CmkuMoSqTBksNCgTVtC8ruxx+j4KvDbjOJP9r9/bZ9XE/v35d9TEoNB/1mAcJT7//D&#10;f+2dVjCO5slsniTTKTw/hT8gV78AAAD//wMAUEsBAi0AFAAGAAgAAAAhANvh9svuAAAAhQEAABMA&#10;AAAAAAAAAAAAAAAAAAAAAFtDb250ZW50X1R5cGVzXS54bWxQSwECLQAUAAYACAAAACEAWvQsW78A&#10;AAAVAQAACwAAAAAAAAAAAAAAAAAfAQAAX3JlbHMvLnJlbHNQSwECLQAUAAYACAAAACEAcaHbBMwA&#10;AADjAAAADwAAAAAAAAAAAAAAAAAHAgAAZHJzL2Rvd25yZXYueG1sUEsFBgAAAAADAAMAtwAAAAAD&#10;AAAAAA==&#10;">
-                    <v:line id="Straight Connector 8" o:spid="_x0000_s1049" style="position:absolute;rotation:90;visibility:visible;mso-wrap-style:square" from="12573,-12573" to="12573,12573" o:connectortype="straight" o:gfxdata="UEsDBBQABgAIAAAAIQDb4fbL7gAAAIUBAAATAAAAW0NvbnRlbnRfVHlwZXNdLnhtbHyQz07DMAyH&#10;70i8Q+QralM4IITa7kDhCAiNB7ASt43WOlEcyvb2pNu4IODoPz9/n1xv9vOkForiPDdwXVagiI23&#10;jocG3rdPxR0oScgWJ8/UwIEENu3lRb09BBKV0ywNjCmFe63FjDSjlD4Q50nv44wpl3HQAc0OB9I3&#10;VXWrjedEnIq03oC27qjHjympx31un0wiTQLq4bS4shrAECZnMGVTvbD9QSnOhDInjzsyuiBXWQP0&#10;r4R18jfgnHvJr4nOknrFmJ5xzhraRtHWf3Kkpfz/yGo5S+H73hkquyhdjr3R8m2lj09svwAAAP//&#10;AwBQSwMEFAAGAAgAAAAhAFr0LFu/AAAAFQEAAAsAAABfcmVscy8ucmVsc2zPwWrDMAwG4Ptg72B0&#10;X5TuUMaI01uh19I+gLGVxCy2jGSy9e1nemrHjpL4P0nD4SetZiPRyNnCruvBUPYcYp4tXC/Htw8w&#10;Wl0ObuVMFm6kcBhfX4Yzra62kC6xqGlKVgtLreUTUf1CyWnHhXKbTCzJ1VbKjMX5LzcTvvf9HuXR&#10;gPHJNKdgQU5hB+ZyK23zHztFL6w81c5zQp6m6P9TMfB3PtPWFCczVQtB9N4U2rp2HOA44NMz4y8A&#10;AAD//wMAUEsDBBQABgAIAAAAIQBuYCzEyQAAAOMAAAAPAAAAZHJzL2Rvd25yZXYueG1sRE9La8JA&#10;EL4L/Q/LFLzp5mGDTV2liBZPBW0b6G2aHZNgdjZkV03/vSsUepzvPYvVYFpxod41lhXE0wgEcWl1&#10;w5WCz4/tZA7CeWSNrWVS8EsOVsuH0QJzba+8p8vBVyKEsMtRQe19l0vpypoMuqntiAN3tL1BH86+&#10;krrHawg3rUyiKJMGGw4NNXa0rqk8Hc5GQbGh72z29TN7O21xiHdpcXzfF0qNH4fXFxCeBv8v/nPv&#10;dJifxkmWPD/NU7j/FACQyxsAAAD//wMAUEsBAi0AFAAGAAgAAAAhANvh9svuAAAAhQEAABMAAAAA&#10;AAAAAAAAAAAAAAAAAFtDb250ZW50X1R5cGVzXS54bWxQSwECLQAUAAYACAAAACEAWvQsW78AAAAV&#10;AQAACwAAAAAAAAAAAAAAAAAfAQAAX3JlbHMvLnJlbHNQSwECLQAUAAYACAAAACEAbmAsxMkAAADj&#10;AAAADwAAAAAAAAAAAAAAAAAHAgAAZHJzL2Rvd25yZXYueG1sUEsFBgAAAAADAAMAtwAAAP0CAAAA&#10;AA==&#10;" strokecolor="black [3213]" strokeweight="1.75pt">
-                      <v:stroke dashstyle="1 1" joinstyle="miter" endcap="round"/>
+                  <v:group id="Group 8" style="position:absolute;left:42443;top:58674;width:25146;height:12966" coordsize="25146,12968" o:spid="_x0000_s1048" o:gfxdata="UEsDBBQABgAIAAAAIQDb4fbL7gAAAIUBAAATAAAAW0NvbnRlbnRfVHlwZXNdLnhtbHyQz07DMAyH&#10;70i8Q+QralM4IITa7kDhCAiNB7ASt43WOlEcyvb2pNu4IODoPz9/n1xv9vOkForiPDdwXVagiI23&#10;jocG3rdPxR0oScgWJ8/UwIEENu3lRb09BBKV0ywNjCmFe63FjDSjlD4Q50nv44wpl3HQAc0OB9I3&#10;VXWrjedEnIq03oC27qjHjympx31un0wiTQLq4bS4shrAECZnMGVTvbD9QSnOhDInjzsyuiBXWQP0&#10;r4R18jfgnHvJr4nOknrFmJ5xzhraRtHWf3Kkpfz/yGo5S+H73hkquyhdjr3R8m2lj09svwAAAP//&#10;AwBQSwMEFAAGAAgAAAAhAFr0LFu/AAAAFQEAAAsAAABfcmVscy8ucmVsc2zPwWrDMAwG4Ptg72B0&#10;X5TuUMaI01uh19I+gLGVxCy2jGSy9e1nemrHjpL4P0nD4SetZiPRyNnCruvBUPYcYp4tXC/Htw8w&#10;Wl0ObuVMFm6kcBhfX4Yzra62kC6xqGlKVgtLreUTUf1CyWnHhXKbTCzJ1VbKjMX5LzcTvvf9HuXR&#10;gPHJNKdgQU5hB+ZyK23zHztFL6w81c5zQp6m6P9TMfB3PtPWFCczVQtB9N4U2rp2HOA44NMz4y8A&#10;AAD//wMAUEsDBBQABgAIAAAAIQBxodsEzAAAAOMAAAAPAAAAZHJzL2Rvd25yZXYueG1sRI9Pa8JA&#10;FMTvhX6H5Qne6iZqg0ZXEWmLByn4B8TbI/tMgtm3IbtN4rfvCoUeh5n5DbNc96YSLTWutKwgHkUg&#10;iDOrS84VnE+fbzMQziNrrCyTggc5WK9eX5aYatvxgdqjz0WAsEtRQeF9nUrpsoIMupGtiYN3s41B&#10;H2STS91gF+CmkuMoSqTBksNCgTVtC8ruxx+j4KvDbjOJP9r9/bZ9XE/v35d9TEoNB/1mAcJT7//D&#10;f+2dVjCO5slsniTTKTw/hT8gV78AAAD//wMAUEsBAi0AFAAGAAgAAAAhANvh9svuAAAAhQEAABMA&#10;AAAAAAAAAAAAAAAAAAAAAFtDb250ZW50X1R5cGVzXS54bWxQSwECLQAUAAYACAAAACEAWvQsW78A&#10;AAAVAQAACwAAAAAAAAAAAAAAAAAfAQAAX3JlbHMvLnJlbHNQSwECLQAUAAYACAAAACEAcaHbBMwA&#10;AADjAAAADwAAAAAAAAAAAAAAAAAHAgAAZHJzL2Rvd25yZXYueG1sUEsFBgAAAAADAAMAtwAAAAAD&#10;AAAAAA==&#10;">
+                    <v:line id="Straight Connector 8" style="position:absolute;rotation:90;visibility:visible;mso-wrap-style:square" o:spid="_x0000_s1049" strokecolor="black [3213]" strokeweight="1.75pt" o:connectortype="straight" o:gfxdata="UEsDBBQABgAIAAAAIQDb4fbL7gAAAIUBAAATAAAAW0NvbnRlbnRfVHlwZXNdLnhtbHyQz07DMAyH&#10;70i8Q+QralM4IITa7kDhCAiNB7ASt43WOlEcyvb2pNu4IODoPz9/n1xv9vOkForiPDdwXVagiI23&#10;jocG3rdPxR0oScgWJ8/UwIEENu3lRb09BBKV0ywNjCmFe63FjDSjlD4Q50nv44wpl3HQAc0OB9I3&#10;VXWrjedEnIq03oC27qjHjympx31un0wiTQLq4bS4shrAECZnMGVTvbD9QSnOhDInjzsyuiBXWQP0&#10;r4R18jfgnHvJr4nOknrFmJ5xzhraRtHWf3Kkpfz/yGo5S+H73hkquyhdjr3R8m2lj09svwAAAP//&#10;AwBQSwMEFAAGAAgAAAAhAFr0LFu/AAAAFQEAAAsAAABfcmVscy8ucmVsc2zPwWrDMAwG4Ptg72B0&#10;X5TuUMaI01uh19I+gLGVxCy2jGSy9e1nemrHjpL4P0nD4SetZiPRyNnCruvBUPYcYp4tXC/Htw8w&#10;Wl0ObuVMFm6kcBhfX4Yzra62kC6xqGlKVgtLreUTUf1CyWnHhXKbTCzJ1VbKjMX5LzcTvvf9HuXR&#10;gPHJNKdgQU5hB+ZyK23zHztFL6w81c5zQp6m6P9TMfB3PtPWFCczVQtB9N4U2rp2HOA44NMz4y8A&#10;AAD//wMAUEsDBBQABgAIAAAAIQBuYCzEyQAAAOMAAAAPAAAAZHJzL2Rvd25yZXYueG1sRE9La8JA&#10;EL4L/Q/LFLzp5mGDTV2liBZPBW0b6G2aHZNgdjZkV03/vSsUepzvPYvVYFpxod41lhXE0wgEcWl1&#10;w5WCz4/tZA7CeWSNrWVS8EsOVsuH0QJzba+8p8vBVyKEsMtRQe19l0vpypoMuqntiAN3tL1BH86+&#10;krrHawg3rUyiKJMGGw4NNXa0rqk8Hc5GQbGh72z29TN7O21xiHdpcXzfF0qNH4fXFxCeBv8v/nPv&#10;dJifxkmWPD/NU7j/FACQyxsAAAD//wMAUEsBAi0AFAAGAAgAAAAhANvh9svuAAAAhQEAABMAAAAA&#10;AAAAAAAAAAAAAAAAAFtDb250ZW50X1R5cGVzXS54bWxQSwECLQAUAAYACAAAACEAWvQsW78AAAAV&#10;AQAACwAAAAAAAAAAAAAAAAAfAQAAX3JlbHMvLnJlbHNQSwECLQAUAAYACAAAACEAbmAsxMkAAADj&#10;AAAADwAAAAAAAAAAAAAAAAAHAgAAZHJzL2Rvd25yZXYueG1sUEsFBgAAAAADAAMAtwAAAP0CAAAA&#10;AA==&#10;" from="12573,-12573" to="12573,12573">
+                      <v:stroke joinstyle="miter" endcap="round" dashstyle="1 1"/>
                     </v:line>
-                    <v:line id="Straight Connector 9" o:spid="_x0000_s1050" style="position:absolute;rotation:90;visibility:visible;mso-wrap-style:square" from="12573,395" to="12573,25541" o:connectortype="straight" o:gfxdata="UEsDBBQABgAIAAAAIQDb4fbL7gAAAIUBAAATAAAAW0NvbnRlbnRfVHlwZXNdLnhtbHyQz07DMAyH&#10;70i8Q+QralM4IITa7kDhCAiNB7ASt43WOlEcyvb2pNu4IODoPz9/n1xv9vOkForiPDdwXVagiI23&#10;jocG3rdPxR0oScgWJ8/UwIEENu3lRb09BBKV0ywNjCmFe63FjDSjlD4Q50nv44wpl3HQAc0OB9I3&#10;VXWrjedEnIq03oC27qjHjympx31un0wiTQLq4bS4shrAECZnMGVTvbD9QSnOhDInjzsyuiBXWQP0&#10;r4R18jfgnHvJr4nOknrFmJ5xzhraRtHWf3Kkpfz/yGo5S+H73hkquyhdjr3R8m2lj09svwAAAP//&#10;AwBQSwMEFAAGAAgAAAAhAFr0LFu/AAAAFQEAAAsAAABfcmVscy8ucmVsc2zPwWrDMAwG4Ptg72B0&#10;X5TuUMaI01uh19I+gLGVxCy2jGSy9e1nemrHjpL4P0nD4SetZiPRyNnCruvBUPYcYp4tXC/Htw8w&#10;Wl0ObuVMFm6kcBhfX4Yzra62kC6xqGlKVgtLreUTUf1CyWnHhXKbTCzJ1VbKjMX5LzcTvvf9HuXR&#10;gPHJNKdgQU5hB+ZyK23zHztFL6w81c5zQp6m6P9TMfB3PtPWFCczVQtB9N4U2rp2HOA44NMz4y8A&#10;AAD//wMAUEsDBBQABgAIAAAAIQChwtB1ywAAAOIAAAAPAAAAZHJzL2Rvd25yZXYueG1sRI9Pa8JA&#10;FMTvBb/D8gq91c2/ppK6ipRaPBW0NdDba/aZBLNvQ3ar6bd3BaHHYWZ+w8yXo+nEiQbXWlYQTyMQ&#10;xJXVLdcKvj7XjzMQziNr7CyTgj9ysFxM7uZYaHvmLZ12vhYBwq5ABY33fSGlqxoy6Ka2Jw7ewQ4G&#10;fZBDLfWA5wA3nUyiKJcGWw4LDfb02lB13P0aBeUbfefZ/id7P65xjDdpefjYlko93I+rFxCeRv8f&#10;vrU3WsFzkmRx/pSmcL0U7oBcXAAAAP//AwBQSwECLQAUAAYACAAAACEA2+H2y+4AAACFAQAAEwAA&#10;AAAAAAAAAAAAAAAAAAAAW0NvbnRlbnRfVHlwZXNdLnhtbFBLAQItABQABgAIAAAAIQBa9CxbvwAA&#10;ABUBAAALAAAAAAAAAAAAAAAAAB8BAABfcmVscy8ucmVsc1BLAQItABQABgAIAAAAIQChwtB1ywAA&#10;AOIAAAAPAAAAAAAAAAAAAAAAAAcCAABkcnMvZG93bnJldi54bWxQSwUGAAAAAAMAAwC3AAAA/wIA&#10;AAAA&#10;" strokecolor="black [3213]" strokeweight="1.75pt">
-                      <v:stroke dashstyle="1 1" joinstyle="miter" endcap="round"/>
+                    <v:line id="Straight Connector 9" style="position:absolute;rotation:90;visibility:visible;mso-wrap-style:square" o:spid="_x0000_s1050" strokecolor="black [3213]" strokeweight="1.75pt" o:connectortype="straight" o:gfxdata="UEsDBBQABgAIAAAAIQDb4fbL7gAAAIUBAAATAAAAW0NvbnRlbnRfVHlwZXNdLnhtbHyQz07DMAyH&#10;70i8Q+QralM4IITa7kDhCAiNB7ASt43WOlEcyvb2pNu4IODoPz9/n1xv9vOkForiPDdwXVagiI23&#10;jocG3rdPxR0oScgWJ8/UwIEENu3lRb09BBKV0ywNjCmFe63FjDSjlD4Q50nv44wpl3HQAc0OB9I3&#10;VXWrjedEnIq03oC27qjHjympx31un0wiTQLq4bS4shrAECZnMGVTvbD9QSnOhDInjzsyuiBXWQP0&#10;r4R18jfgnHvJr4nOknrFmJ5xzhraRtHWf3Kkpfz/yGo5S+H73hkquyhdjr3R8m2lj09svwAAAP//&#10;AwBQSwMEFAAGAAgAAAAhAFr0LFu/AAAAFQEAAAsAAABfcmVscy8ucmVsc2zPwWrDMAwG4Ptg72B0&#10;X5TuUMaI01uh19I+gLGVxCy2jGSy9e1nemrHjpL4P0nD4SetZiPRyNnCruvBUPYcYp4tXC/Htw8w&#10;Wl0ObuVMFm6kcBhfX4Yzra62kC6xqGlKVgtLreUTUf1CyWnHhXKbTCzJ1VbKjMX5LzcTvvf9HuXR&#10;gPHJNKdgQU5hB+ZyK23zHztFL6w81c5zQp6m6P9TMfB3PtPWFCczVQtB9N4U2rp2HOA44NMz4y8A&#10;AAD//wMAUEsDBBQABgAIAAAAIQChwtB1ywAAAOIAAAAPAAAAZHJzL2Rvd25yZXYueG1sRI9Pa8JA&#10;FMTvBb/D8gq91c2/ppK6ipRaPBW0NdDba/aZBLNvQ3ar6bd3BaHHYWZ+w8yXo+nEiQbXWlYQTyMQ&#10;xJXVLdcKvj7XjzMQziNr7CyTgj9ysFxM7uZYaHvmLZ12vhYBwq5ABY33fSGlqxoy6Ka2Jw7ewQ4G&#10;fZBDLfWA5wA3nUyiKJcGWw4LDfb02lB13P0aBeUbfefZ/id7P65xjDdpefjYlko93I+rFxCeRv8f&#10;vrU3WsFzkmRx/pSmcL0U7oBcXAAAAP//AwBQSwECLQAUAAYACAAAACEA2+H2y+4AAACFAQAAEwAA&#10;AAAAAAAAAAAAAAAAAAAAW0NvbnRlbnRfVHlwZXNdLnhtbFBLAQItABQABgAIAAAAIQBa9CxbvwAA&#10;ABUBAAALAAAAAAAAAAAAAAAAAB8BAABfcmVscy8ucmVsc1BLAQItABQABgAIAAAAIQChwtB1ywAA&#10;AOIAAAAPAAAAAAAAAAAAAAAAAAcCAABkcnMvZG93bnJldi54bWxQSwUGAAAAAAMAAwC3AAAA/wIA&#10;AAAA&#10;" from="12573,395" to="12573,25541">
+                      <v:stroke joinstyle="miter" endcap="round" dashstyle="1 1"/>
                     </v:line>
                   </v:group>
-                  <v:group id="Group 10" o:spid="_x0000_s1051" style="position:absolute;left:42291;top:78638;width:25146;height:12967" coordsize="25146,12968" o:gfxdata="UEsDBBQABgAIAAAAIQDb4fbL7gAAAIUBAAATAAAAW0NvbnRlbnRfVHlwZXNdLnhtbHyQz07DMAyH&#10;70i8Q+QralM4IITa7kDhCAiNB7ASt43WOlEcyvb2pNu4IODoPz9/n1xv9vOkForiPDdwXVagiI23&#10;jocG3rdPxR0oScgWJ8/UwIEENu3lRb09BBKV0ywNjCmFe63FjDSjlD4Q50nv44wpl3HQAc0OB9I3&#10;VXWrjedEnIq03oC27qjHjympx31un0wiTQLq4bS4shrAECZnMGVTvbD9QSnOhDInjzsyuiBXWQP0&#10;r4R18jfgnHvJr4nOknrFmJ5xzhraRtHWf3Kkpfz/yGo5S+H73hkquyhdjr3R8m2lj09svwAAAP//&#10;AwBQSwMEFAAGAAgAAAAhAFr0LFu/AAAAFQEAAAsAAABfcmVscy8ucmVsc2zPwWrDMAwG4Ptg72B0&#10;X5TuUMaI01uh19I+gLGVxCy2jGSy9e1nemrHjpL4P0nD4SetZiPRyNnCruvBUPYcYp4tXC/Htw8w&#10;Wl0ObuVMFm6kcBhfX4Yzra62kC6xqGlKVgtLreUTUf1CyWnHhXKbTCzJ1VbKjMX5LzcTvvf9HuXR&#10;gPHJNKdgQU5hB+ZyK23zHztFL6w81c5zQp6m6P9TMfB3PtPWFCczVQtB9N4U2rp2HOA44NMz4y8A&#10;AAD//wMAUEsDBBQABgAIAAAAIQBSwq5EywAAAOMAAAAPAAAAZHJzL2Rvd25yZXYueG1sRI9Na8JA&#10;EIbvgv9hGcFb3cRW0egqIm3pQQQ/QLwN2TEJZmdDdk3iv+8WCh6Hd95n5lmuO1OKhmpXWFYQjyIQ&#10;xKnVBWcKzqevtxkI55E1lpZJwZMcrFf93hITbVs+UHP0mQgQdgkqyL2vEildmpNBN7IVcchutjbo&#10;w1hnUtfYBrgp5TiKptJgweFCjhVtc0rvx4dR8N1iu3mPP5vd/bZ9Xk+T/WUXk1LDQbdZgPDU+dfy&#10;f/tHK/gjfsziyTw8HZyCD8jVLwAAAP//AwBQSwECLQAUAAYACAAAACEA2+H2y+4AAACFAQAAEwAA&#10;AAAAAAAAAAAAAAAAAAAAW0NvbnRlbnRfVHlwZXNdLnhtbFBLAQItABQABgAIAAAAIQBa9CxbvwAA&#10;ABUBAAALAAAAAAAAAAAAAAAAAB8BAABfcmVscy8ucmVsc1BLAQItABQABgAIAAAAIQBSwq5EywAA&#10;AOMAAAAPAAAAAAAAAAAAAAAAAAcCAABkcnMvZG93bnJldi54bWxQSwUGAAAAAAMAAwC3AAAA/wIA&#10;AAAA&#10;">
-                    <v:line id="Straight Connector 8" o:spid="_x0000_s1052" style="position:absolute;rotation:90;visibility:visible;mso-wrap-style:square" from="12573,-12573" to="12573,12573" o:connectortype="straight" o:gfxdata="UEsDBBQABgAIAAAAIQDb4fbL7gAAAIUBAAATAAAAW0NvbnRlbnRfVHlwZXNdLnhtbHyQz07DMAyH&#10;70i8Q+QralM4IITa7kDhCAiNB7ASt43WOlEcyvb2pNu4IODoPz9/n1xv9vOkForiPDdwXVagiI23&#10;jocG3rdPxR0oScgWJ8/UwIEENu3lRb09BBKV0ywNjCmFe63FjDSjlD4Q50nv44wpl3HQAc0OB9I3&#10;VXWrjedEnIq03oC27qjHjympx31un0wiTQLq4bS4shrAECZnMGVTvbD9QSnOhDInjzsyuiBXWQP0&#10;r4R18jfgnHvJr4nOknrFmJ5xzhraRtHWf3Kkpfz/yGo5S+H73hkquyhdjr3R8m2lj09svwAAAP//&#10;AwBQSwMEFAAGAAgAAAAhAFr0LFu/AAAAFQEAAAsAAABfcmVscy8ucmVsc2zPwWrDMAwG4Ptg72B0&#10;X5TuUMaI01uh19I+gLGVxCy2jGSy9e1nemrHjpL4P0nD4SetZiPRyNnCruvBUPYcYp4tXC/Htw8w&#10;Wl0ObuVMFm6kcBhfX4Yzra62kC6xqGlKVgtLreUTUf1CyWnHhXKbTCzJ1VbKjMX5LzcTvvf9HuXR&#10;gPHJNKdgQU5hB+ZyK23zHztFL6w81c5zQp6m6P9TMfB3PtPWFCczVQtB9N4U2rp2HOA44NMz4y8A&#10;AAD//wMAUEsDBBQABgAIAAAAIQAemiNQyAAAAOMAAAAPAAAAZHJzL2Rvd25yZXYueG1sRE/NasJA&#10;EL4LfYdlCr3pRg0aU1cpUsVTQdsGvI3ZMQlmZ0N21fj2XUHocb7/mS87U4srta6yrGA4iEAQ51ZX&#10;XCj4+V73ExDOI2usLZOCOzlYLl56c0y1vfGOrntfiBDCLkUFpfdNKqXLSzLoBrYhDtzJtgZ9ONtC&#10;6hZvIdzUchRFE2mw4tBQYkOrkvLz/mIUZJ90mMS/x3hzXmM33I6z09cuU+rttft4B+Gp8//ip3ur&#10;w/xxksyms2Qaw+OnAIBc/AEAAP//AwBQSwECLQAUAAYACAAAACEA2+H2y+4AAACFAQAAEwAAAAAA&#10;AAAAAAAAAAAAAAAAW0NvbnRlbnRfVHlwZXNdLnhtbFBLAQItABQABgAIAAAAIQBa9CxbvwAAABUB&#10;AAALAAAAAAAAAAAAAAAAAB8BAABfcmVscy8ucmVsc1BLAQItABQABgAIAAAAIQAemiNQyAAAAOMA&#10;AAAPAAAAAAAAAAAAAAAAAAcCAABkcnMvZG93bnJldi54bWxQSwUGAAAAAAMAAwC3AAAA/AIAAAAA&#10;" strokecolor="black [3213]" strokeweight="1.75pt">
-                      <v:stroke dashstyle="1 1" joinstyle="miter" endcap="round"/>
+                  <v:group id="Group 10" style="position:absolute;left:42291;top:78638;width:25146;height:12967" coordsize="25146,12968" o:spid="_x0000_s1051" o:gfxdata="UEsDBBQABgAIAAAAIQDb4fbL7gAAAIUBAAATAAAAW0NvbnRlbnRfVHlwZXNdLnhtbHyQz07DMAyH&#10;70i8Q+QralM4IITa7kDhCAiNB7ASt43WOlEcyvb2pNu4IODoPz9/n1xv9vOkForiPDdwXVagiI23&#10;jocG3rdPxR0oScgWJ8/UwIEENu3lRb09BBKV0ywNjCmFe63FjDSjlD4Q50nv44wpl3HQAc0OB9I3&#10;VXWrjedEnIq03oC27qjHjympx31un0wiTQLq4bS4shrAECZnMGVTvbD9QSnOhDInjzsyuiBXWQP0&#10;r4R18jfgnHvJr4nOknrFmJ5xzhraRtHWf3Kkpfz/yGo5S+H73hkquyhdjr3R8m2lj09svwAAAP//&#10;AwBQSwMEFAAGAAgAAAAhAFr0LFu/AAAAFQEAAAsAAABfcmVscy8ucmVsc2zPwWrDMAwG4Ptg72B0&#10;X5TuUMaI01uh19I+gLGVxCy2jGSy9e1nemrHjpL4P0nD4SetZiPRyNnCruvBUPYcYp4tXC/Htw8w&#10;Wl0ObuVMFm6kcBhfX4Yzra62kC6xqGlKVgtLreUTUf1CyWnHhXKbTCzJ1VbKjMX5LzcTvvf9HuXR&#10;gPHJNKdgQU5hB+ZyK23zHztFL6w81c5zQp6m6P9TMfB3PtPWFCczVQtB9N4U2rp2HOA44NMz4y8A&#10;AAD//wMAUEsDBBQABgAIAAAAIQBSwq5EywAAAOMAAAAPAAAAZHJzL2Rvd25yZXYueG1sRI9Na8JA&#10;EIbvgv9hGcFb3cRW0egqIm3pQQQ/QLwN2TEJZmdDdk3iv+8WCh6Hd95n5lmuO1OKhmpXWFYQjyIQ&#10;xKnVBWcKzqevtxkI55E1lpZJwZMcrFf93hITbVs+UHP0mQgQdgkqyL2vEildmpNBN7IVcchutjbo&#10;w1hnUtfYBrgp5TiKptJgweFCjhVtc0rvx4dR8N1iu3mPP5vd/bZ9Xk+T/WUXk1LDQbdZgPDU+dfy&#10;f/tHK/gjfsziyTw8HZyCD8jVLwAAAP//AwBQSwECLQAUAAYACAAAACEA2+H2y+4AAACFAQAAEwAA&#10;AAAAAAAAAAAAAAAAAAAAW0NvbnRlbnRfVHlwZXNdLnhtbFBLAQItABQABgAIAAAAIQBa9CxbvwAA&#10;ABUBAAALAAAAAAAAAAAAAAAAAB8BAABfcmVscy8ucmVsc1BLAQItABQABgAIAAAAIQBSwq5EywAA&#10;AOMAAAAPAAAAAAAAAAAAAAAAAAcCAABkcnMvZG93bnJldi54bWxQSwUGAAAAAAMAAwC3AAAA/wIA&#10;AAAA&#10;">
+                    <v:line id="Straight Connector 8" style="position:absolute;rotation:90;visibility:visible;mso-wrap-style:square" o:spid="_x0000_s1052" strokecolor="black [3213]" strokeweight="1.75pt" o:connectortype="straight" o:gfxdata="UEsDBBQABgAIAAAAIQDb4fbL7gAAAIUBAAATAAAAW0NvbnRlbnRfVHlwZXNdLnhtbHyQz07DMAyH&#10;70i8Q+QralM4IITa7kDhCAiNB7ASt43WOlEcyvb2pNu4IODoPz9/n1xv9vOkForiPDdwXVagiI23&#10;jocG3rdPxR0oScgWJ8/UwIEENu3lRb09BBKV0ywNjCmFe63FjDSjlD4Q50nv44wpl3HQAc0OB9I3&#10;VXWrjedEnIq03oC27qjHjympx31un0wiTQLq4bS4shrAECZnMGVTvbD9QSnOhDInjzsyuiBXWQP0&#10;r4R18jfgnHvJr4nOknrFmJ5xzhraRtHWf3Kkpfz/yGo5S+H73hkquyhdjr3R8m2lj09svwAAAP//&#10;AwBQSwMEFAAGAAgAAAAhAFr0LFu/AAAAFQEAAAsAAABfcmVscy8ucmVsc2zPwWrDMAwG4Ptg72B0&#10;X5TuUMaI01uh19I+gLGVxCy2jGSy9e1nemrHjpL4P0nD4SetZiPRyNnCruvBUPYcYp4tXC/Htw8w&#10;Wl0ObuVMFm6kcBhfX4Yzra62kC6xqGlKVgtLreUTUf1CyWnHhXKbTCzJ1VbKjMX5LzcTvvf9HuXR&#10;gPHJNKdgQU5hB+ZyK23zHztFL6w81c5zQp6m6P9TMfB3PtPWFCczVQtB9N4U2rp2HOA44NMz4y8A&#10;AAD//wMAUEsDBBQABgAIAAAAIQAemiNQyAAAAOMAAAAPAAAAZHJzL2Rvd25yZXYueG1sRE/NasJA&#10;EL4LfYdlCr3pRg0aU1cpUsVTQdsGvI3ZMQlmZ0N21fj2XUHocb7/mS87U4srta6yrGA4iEAQ51ZX&#10;XCj4+V73ExDOI2usLZOCOzlYLl56c0y1vfGOrntfiBDCLkUFpfdNKqXLSzLoBrYhDtzJtgZ9ONtC&#10;6hZvIdzUchRFE2mw4tBQYkOrkvLz/mIUZJ90mMS/x3hzXmM33I6z09cuU+rttft4B+Gp8//ip3ur&#10;w/xxksyms2Qaw+OnAIBc/AEAAP//AwBQSwECLQAUAAYACAAAACEA2+H2y+4AAACFAQAAEwAAAAAA&#10;AAAAAAAAAAAAAAAAW0NvbnRlbnRfVHlwZXNdLnhtbFBLAQItABQABgAIAAAAIQBa9CxbvwAAABUB&#10;AAALAAAAAAAAAAAAAAAAAB8BAABfcmVscy8ucmVsc1BLAQItABQABgAIAAAAIQAemiNQyAAAAOMA&#10;AAAPAAAAAAAAAAAAAAAAAAcCAABkcnMvZG93bnJldi54bWxQSwUGAAAAAAMAAwC3AAAA/AIAAAAA&#10;" from="12573,-12573" to="12573,12573">
+                      <v:stroke joinstyle="miter" endcap="round" dashstyle="1 1"/>
                     </v:line>
-                    <v:line id="Straight Connector 9" o:spid="_x0000_s1053" style="position:absolute;rotation:90;visibility:visible;mso-wrap-style:square" from="12573,395" to="12573,25541" o:connectortype="straight" o:gfxdata="UEsDBBQABgAIAAAAIQDb4fbL7gAAAIUBAAATAAAAW0NvbnRlbnRfVHlwZXNdLnhtbHyQz07DMAyH&#10;70i8Q+QralM4IITa7kDhCAiNB7ASt43WOlEcyvb2pNu4IODoPz9/n1xv9vOkForiPDdwXVagiI23&#10;jocG3rdPxR0oScgWJ8/UwIEENu3lRb09BBKV0ywNjCmFe63FjDSjlD4Q50nv44wpl3HQAc0OB9I3&#10;VXWrjedEnIq03oC27qjHjympx31un0wiTQLq4bS4shrAECZnMGVTvbD9QSnOhDInjzsyuiBXWQP0&#10;r4R18jfgnHvJr4nOknrFmJ5xzhraRtHWf3Kkpfz/yGo5S+H73hkquyhdjr3R8m2lj09svwAAAP//&#10;AwBQSwMEFAAGAAgAAAAhAFr0LFu/AAAAFQEAAAsAAABfcmVscy8ucmVsc2zPwWrDMAwG4Ptg72B0&#10;X5TuUMaI01uh19I+gLGVxCy2jGSy9e1nemrHjpL4P0nD4SetZiPRyNnCruvBUPYcYp4tXC/Htw8w&#10;Wl0ObuVMFm6kcBhfX4Yzra62kC6xqGlKVgtLreUTUf1CyWnHhXKbTCzJ1VbKjMX5LzcTvvf9HuXR&#10;gPHJNKdgQU5hB+ZyK23zHztFL6w81c5zQp6m6P9TMfB3PtPWFCczVQtB9N4U2rp2HOA44NMz4y8A&#10;AAD//wMAUEsDBBQABgAIAAAAIQBRUJYtyAAAAOMAAAAPAAAAZHJzL2Rvd25yZXYueG1sRE/NasJA&#10;EL4LfYdlCr3pJho1RFcpRYsnQVsD3sbsmASzsyG71fTtu4VCj/P9z3Ldm0bcqXO1ZQXxKAJBXFhd&#10;c6ng82M7TEE4j6yxsUwKvsnBevU0WGKm7YMPdD/6UoQQdhkqqLxvMyldUZFBN7ItceCutjPow9mV&#10;Unf4COGmkeMomkmDNYeGClt6q6i4Hb+MgnxD51lyuiTvty328W6SX/eHXKmX5/51AcJT7//Ff+6d&#10;DvOT8Xwep2k6hd+fAgBy9QMAAP//AwBQSwECLQAUAAYACAAAACEA2+H2y+4AAACFAQAAEwAAAAAA&#10;AAAAAAAAAAAAAAAAW0NvbnRlbnRfVHlwZXNdLnhtbFBLAQItABQABgAIAAAAIQBa9CxbvwAAABUB&#10;AAALAAAAAAAAAAAAAAAAAB8BAABfcmVscy8ucmVsc1BLAQItABQABgAIAAAAIQBRUJYtyAAAAOMA&#10;AAAPAAAAAAAAAAAAAAAAAAcCAABkcnMvZG93bnJldi54bWxQSwUGAAAAAAMAAwC3AAAA/AIAAAAA&#10;" strokecolor="black [3213]" strokeweight="1.75pt">
-                      <v:stroke dashstyle="1 1" joinstyle="miter" endcap="round"/>
+                    <v:line id="Straight Connector 9" style="position:absolute;rotation:90;visibility:visible;mso-wrap-style:square" o:spid="_x0000_s1053" strokecolor="black [3213]" strokeweight="1.75pt" o:connectortype="straight" o:gfxdata="UEsDBBQABgAIAAAAIQDb4fbL7gAAAIUBAAATAAAAW0NvbnRlbnRfVHlwZXNdLnhtbHyQz07DMAyH&#10;70i8Q+QralM4IITa7kDhCAiNB7ASt43WOlEcyvb2pNu4IODoPz9/n1xv9vOkForiPDdwXVagiI23&#10;jocG3rdPxR0oScgWJ8/UwIEENu3lRb09BBKV0ywNjCmFe63FjDSjlD4Q50nv44wpl3HQAc0OB9I3&#10;VXWrjedEnIq03oC27qjHjympx31un0wiTQLq4bS4shrAECZnMGVTvbD9QSnOhDInjzsyuiBXWQP0&#10;r4R18jfgnHvJr4nOknrFmJ5xzhraRtHWf3Kkpfz/yGo5S+H73hkquyhdjr3R8m2lj09svwAAAP//&#10;AwBQSwMEFAAGAAgAAAAhAFr0LFu/AAAAFQEAAAsAAABfcmVscy8ucmVsc2zPwWrDMAwG4Ptg72B0&#10;X5TuUMaI01uh19I+gLGVxCy2jGSy9e1nemrHjpL4P0nD4SetZiPRyNnCruvBUPYcYp4tXC/Htw8w&#10;Wl0ObuVMFm6kcBhfX4Yzra62kC6xqGlKVgtLreUTUf1CyWnHhXKbTCzJ1VbKjMX5LzcTvvf9HuXR&#10;gPHJNKdgQU5hB+ZyK23zHztFL6w81c5zQp6m6P9TMfB3PtPWFCczVQtB9N4U2rp2HOA44NMz4y8A&#10;AAD//wMAUEsDBBQABgAIAAAAIQBRUJYtyAAAAOMAAAAPAAAAZHJzL2Rvd25yZXYueG1sRE/NasJA&#10;EL4LfYdlCr3pJho1RFcpRYsnQVsD3sbsmASzsyG71fTtu4VCj/P9z3Ldm0bcqXO1ZQXxKAJBXFhd&#10;c6ng82M7TEE4j6yxsUwKvsnBevU0WGKm7YMPdD/6UoQQdhkqqLxvMyldUZFBN7ItceCutjPow9mV&#10;Unf4COGmkeMomkmDNYeGClt6q6i4Hb+MgnxD51lyuiTvty328W6SX/eHXKmX5/51AcJT7//Ff+6d&#10;DvOT8Xwep2k6hd+fAgBy9QMAAP//AwBQSwECLQAUAAYACAAAACEA2+H2y+4AAACFAQAAEwAAAAAA&#10;AAAAAAAAAAAAAAAAW0NvbnRlbnRfVHlwZXNdLnhtbFBLAQItABQABgAIAAAAIQBa9CxbvwAAABUB&#10;AAALAAAAAAAAAAAAAAAAAB8BAABfcmVscy8ucmVsc1BLAQItABQABgAIAAAAIQBRUJYtyAAAAOMA&#10;AAAPAAAAAAAAAAAAAAAAAAcCAABkcnMvZG93bnJldi54bWxQSwUGAAAAAAMAAwC3AAAA/AIAAAAA&#10;" from="12573,395" to="12573,25541">
+                      <v:stroke joinstyle="miter" endcap="round" dashstyle="1 1"/>
                     </v:line>
                   </v:group>
-                  <v:group id="Group 1" o:spid="_x0000_s1054" style="position:absolute;left:152;top:76;width:25146;height:12966" coordsize="25146,12968" o:gfxdata="UEsDBBQABgAIAAAAIQDb4fbL7gAAAIUBAAATAAAAW0NvbnRlbnRfVHlwZXNdLnhtbHyQz07DMAyH&#10;70i8Q+QralM4IITa7kDhCAiNB7ASt43WOlEcyvb2pNu4IODoPz9/n1xv9vOkForiPDdwXVagiI23&#10;jocG3rdPxR0oScgWJ8/UwIEENu3lRb09BBKV0ywNjCmFe63FjDSjlD4Q50nv44wpl3HQAc0OB9I3&#10;VXWrjedEnIq03oC27qjHjympx31un0wiTQLq4bS4shrAECZnMGVTvbD9QSnOhDInjzsyuiBXWQP0&#10;r4R18jfgnHvJr4nOknrFmJ5xzhraRtHWf3Kkpfz/yGo5S+H73hkquyhdjr3R8m2lj09svwAAAP//&#10;AwBQSwMEFAAGAAgAAAAhAFr0LFu/AAAAFQEAAAsAAABfcmVscy8ucmVsc2zPwWrDMAwG4Ptg72B0&#10;X5TuUMaI01uh19I+gLGVxCy2jGSy9e1nemrHjpL4P0nD4SetZiPRyNnCruvBUPYcYp4tXC/Htw8w&#10;Wl0ObuVMFm6kcBhfX4Yzra62kC6xqGlKVgtLreUTUf1CyWnHhXKbTCzJ1VbKjMX5LzcTvvf9HuXR&#10;gPHJNKdgQU5hB+ZyK23zHztFL6w81c5zQp6m6P9TMfB3PtPWFCczVQtB9N4U2rp2HOA44NMz4y8A&#10;AAD//wMAUEsDBBQABgAIAAAAIQAqPH6ZyQAAAOMAAAAPAAAAZHJzL2Rvd25yZXYueG1sRE9fa8Iw&#10;EH8f+B3CDfY20yjT2hlFxI09iKAOhm9Hc7bF5lKarK3ffhkM9ni//7dcD7YWHbW+cqxBjRMQxLkz&#10;FRcaPs9vzykIH5AN1o5Jw508rFejhyVmxvV8pO4UChFD2GeooQyhyaT0eUkW/dg1xJG7utZiiGdb&#10;SNNiH8NtLSdJMpMWK44NJTa0LSm/nb6thvce+81U7br97bq9X84vh6+9Iq2fHofNK4hAQ/gX/7k/&#10;TJyfqvliqmbpBH5/igDI1Q8AAAD//wMAUEsBAi0AFAAGAAgAAAAhANvh9svuAAAAhQEAABMAAAAA&#10;AAAAAAAAAAAAAAAAAFtDb250ZW50X1R5cGVzXS54bWxQSwECLQAUAAYACAAAACEAWvQsW78AAAAV&#10;AQAACwAAAAAAAAAAAAAAAAAfAQAAX3JlbHMvLnJlbHNQSwECLQAUAAYACAAAACEAKjx+mckAAADj&#10;AAAADwAAAAAAAAAAAAAAAAAHAgAAZHJzL2Rvd25yZXYueG1sUEsFBgAAAAADAAMAtwAAAP0CAAAA&#10;AA==&#10;">
-                    <v:line id="Straight Connector 8" o:spid="_x0000_s1055" style="position:absolute;rotation:90;visibility:visible;mso-wrap-style:square" from="12573,-12573" to="12573,12573" o:connectortype="straight" o:gfxdata="UEsDBBQABgAIAAAAIQDb4fbL7gAAAIUBAAATAAAAW0NvbnRlbnRfVHlwZXNdLnhtbHyQz07DMAyH&#10;70i8Q+QralM4IITa7kDhCAiNB7ASt43WOlEcyvb2pNu4IODoPz9/n1xv9vOkForiPDdwXVagiI23&#10;jocG3rdPxR0oScgWJ8/UwIEENu3lRb09BBKV0ywNjCmFe63FjDSjlD4Q50nv44wpl3HQAc0OB9I3&#10;VXWrjedEnIq03oC27qjHjympx31un0wiTQLq4bS4shrAECZnMGVTvbD9QSnOhDInjzsyuiBXWQP0&#10;r4R18jfgnHvJr4nOknrFmJ5xzhraRtHWf3Kkpfz/yGo5S+H73hkquyhdjr3R8m2lj09svwAAAP//&#10;AwBQSwMEFAAGAAgAAAAhAFr0LFu/AAAAFQEAAAsAAABfcmVscy8ucmVsc2zPwWrDMAwG4Ptg72B0&#10;X5TuUMaI01uh19I+gLGVxCy2jGSy9e1nemrHjpL4P0nD4SetZiPRyNnCruvBUPYcYp4tXC/Htw8w&#10;Wl0ObuVMFm6kcBhfX4Yzra62kC6xqGlKVgtLreUTUf1CyWnHhXKbTCzJ1VbKjMX5LzcTvvf9HuXR&#10;gPHJNKdgQU5hB+ZyK23zHztFL6w81c5zQp6m6P9TMfB3PtPWFCczVQtB9N4U2rp2HOA44NMz4y8A&#10;AAD//wMAUEsDBBQABgAIAAAAIQBHxlB1yAAAAOMAAAAPAAAAZHJzL2Rvd25yZXYueG1sRE9fS8Mw&#10;EH8X9h3CCb65tDrLVpeNIQ4UxmCrIHs7krMpNpfSZGv99kYQ9ni//7dcj64VF+pD41lBPs1AEGtv&#10;Gq4VfFTb+zmIEJENtp5JwQ8FWK8mN0ssjR/4QJdjrEUK4VCiAhtjV0oZtCWHYeo74sR9+d5hTGdf&#10;S9PjkMJdKx+yrJAOG04NFjt6saS/j2en4HP7VA16j692/z6T5xPqyux2St3djptnEJHGeBX/u99M&#10;mp8VRb6YPeYF/P2UAJCrXwAAAP//AwBQSwECLQAUAAYACAAAACEA2+H2y+4AAACFAQAAEwAAAAAA&#10;AAAAAAAAAAAAAAAAW0NvbnRlbnRfVHlwZXNdLnhtbFBLAQItABQABgAIAAAAIQBa9CxbvwAAABUB&#10;AAALAAAAAAAAAAAAAAAAAB8BAABfcmVscy8ucmVsc1BLAQItABQABgAIAAAAIQBHxlB1yAAAAOMA&#10;AAAPAAAAAAAAAAAAAAAAAAcCAABkcnMvZG93bnJldi54bWxQSwUGAAAAAAMAAwC3AAAA/AIAAAAA&#10;" strokecolor="#e6e1c8 [1942]" strokeweight="1.75pt">
-                      <v:stroke dashstyle="1 1" joinstyle="miter" endcap="round"/>
+                  <v:group id="Group 1" style="position:absolute;left:152;top:76;width:25146;height:12966" coordsize="25146,12968" o:spid="_x0000_s1054" o:gfxdata="UEsDBBQABgAIAAAAIQDb4fbL7gAAAIUBAAATAAAAW0NvbnRlbnRfVHlwZXNdLnhtbHyQz07DMAyH&#10;70i8Q+QralM4IITa7kDhCAiNB7ASt43WOlEcyvb2pNu4IODoPz9/n1xv9vOkForiPDdwXVagiI23&#10;jocG3rdPxR0oScgWJ8/UwIEENu3lRb09BBKV0ywNjCmFe63FjDSjlD4Q50nv44wpl3HQAc0OB9I3&#10;VXWrjedEnIq03oC27qjHjympx31un0wiTQLq4bS4shrAECZnMGVTvbD9QSnOhDInjzsyuiBXWQP0&#10;r4R18jfgnHvJr4nOknrFmJ5xzhraRtHWf3Kkpfz/yGo5S+H73hkquyhdjr3R8m2lj09svwAAAP//&#10;AwBQSwMEFAAGAAgAAAAhAFr0LFu/AAAAFQEAAAsAAABfcmVscy8ucmVsc2zPwWrDMAwG4Ptg72B0&#10;X5TuUMaI01uh19I+gLGVxCy2jGSy9e1nemrHjpL4P0nD4SetZiPRyNnCruvBUPYcYp4tXC/Htw8w&#10;Wl0ObuVMFm6kcBhfX4Yzra62kC6xqGlKVgtLreUTUf1CyWnHhXKbTCzJ1VbKjMX5LzcTvvf9HuXR&#10;gPHJNKdgQU5hB+ZyK23zHztFL6w81c5zQp6m6P9TMfB3PtPWFCczVQtB9N4U2rp2HOA44NMz4y8A&#10;AAD//wMAUEsDBBQABgAIAAAAIQAqPH6ZyQAAAOMAAAAPAAAAZHJzL2Rvd25yZXYueG1sRE9fa8Iw&#10;EH8f+B3CDfY20yjT2hlFxI09iKAOhm9Hc7bF5lKarK3ffhkM9ni//7dcD7YWHbW+cqxBjRMQxLkz&#10;FRcaPs9vzykIH5AN1o5Jw508rFejhyVmxvV8pO4UChFD2GeooQyhyaT0eUkW/dg1xJG7utZiiGdb&#10;SNNiH8NtLSdJMpMWK44NJTa0LSm/nb6thvce+81U7br97bq9X84vh6+9Iq2fHofNK4hAQ/gX/7k/&#10;TJyfqvliqmbpBH5/igDI1Q8AAAD//wMAUEsBAi0AFAAGAAgAAAAhANvh9svuAAAAhQEAABMAAAAA&#10;AAAAAAAAAAAAAAAAAFtDb250ZW50X1R5cGVzXS54bWxQSwECLQAUAAYACAAAACEAWvQsW78AAAAV&#10;AQAACwAAAAAAAAAAAAAAAAAfAQAAX3JlbHMvLnJlbHNQSwECLQAUAAYACAAAACEAKjx+mckAAADj&#10;AAAADwAAAAAAAAAAAAAAAAAHAgAAZHJzL2Rvd25yZXYueG1sUEsFBgAAAAADAAMAtwAAAP0CAAAA&#10;AA==&#10;">
+                    <v:line id="Straight Connector 8" style="position:absolute;rotation:90;visibility:visible;mso-wrap-style:square" o:spid="_x0000_s1055" strokecolor="#e6e1c8 [1942]" strokeweight="1.75pt" o:connectortype="straight" o:gfxdata="UEsDBBQABgAIAAAAIQDb4fbL7gAAAIUBAAATAAAAW0NvbnRlbnRfVHlwZXNdLnhtbHyQz07DMAyH&#10;70i8Q+QralM4IITa7kDhCAiNB7ASt43WOlEcyvb2pNu4IODoPz9/n1xv9vOkForiPDdwXVagiI23&#10;jocG3rdPxR0oScgWJ8/UwIEENu3lRb09BBKV0ywNjCmFe63FjDSjlD4Q50nv44wpl3HQAc0OB9I3&#10;VXWrjedEnIq03oC27qjHjympx31un0wiTQLq4bS4shrAECZnMGVTvbD9QSnOhDInjzsyuiBXWQP0&#10;r4R18jfgnHvJr4nOknrFmJ5xzhraRtHWf3Kkpfz/yGo5S+H73hkquyhdjr3R8m2lj09svwAAAP//&#10;AwBQSwMEFAAGAAgAAAAhAFr0LFu/AAAAFQEAAAsAAABfcmVscy8ucmVsc2zPwWrDMAwG4Ptg72B0&#10;X5TuUMaI01uh19I+gLGVxCy2jGSy9e1nemrHjpL4P0nD4SetZiPRyNnCruvBUPYcYp4tXC/Htw8w&#10;Wl0ObuVMFm6kcBhfX4Yzra62kC6xqGlKVgtLreUTUf1CyWnHhXKbTCzJ1VbKjMX5LzcTvvf9HuXR&#10;gPHJNKdgQU5hB+ZyK23zHztFL6w81c5zQp6m6P9TMfB3PtPWFCczVQtB9N4U2rp2HOA44NMz4y8A&#10;AAD//wMAUEsDBBQABgAIAAAAIQBHxlB1yAAAAOMAAAAPAAAAZHJzL2Rvd25yZXYueG1sRE9fS8Mw&#10;EH8X9h3CCb65tDrLVpeNIQ4UxmCrIHs7krMpNpfSZGv99kYQ9ni//7dcj64VF+pD41lBPs1AEGtv&#10;Gq4VfFTb+zmIEJENtp5JwQ8FWK8mN0ssjR/4QJdjrEUK4VCiAhtjV0oZtCWHYeo74sR9+d5hTGdf&#10;S9PjkMJdKx+yrJAOG04NFjt6saS/j2en4HP7VA16j692/z6T5xPqyux2St3djptnEJHGeBX/u99M&#10;mp8VRb6YPeYF/P2UAJCrXwAAAP//AwBQSwECLQAUAAYACAAAACEA2+H2y+4AAACFAQAAEwAAAAAA&#10;AAAAAAAAAAAAAAAAW0NvbnRlbnRfVHlwZXNdLnhtbFBLAQItABQABgAIAAAAIQBa9CxbvwAAABUB&#10;AAALAAAAAAAAAAAAAAAAAB8BAABfcmVscy8ucmVsc1BLAQItABQABgAIAAAAIQBHxlB1yAAAAOMA&#10;AAAPAAAAAAAAAAAAAAAAAAcCAABkcnMvZG93bnJldi54bWxQSwUGAAAAAAMAAwC3AAAA/AIAAAAA&#10;" from="12573,-12573" to="12573,12573">
+                      <v:stroke joinstyle="miter" endcap="round" dashstyle="1 1"/>
                     </v:line>
-                    <v:line id="Straight Connector 9" o:spid="_x0000_s1056" style="position:absolute;rotation:90;visibility:visible;mso-wrap-style:square" from="12573,395" to="12573,25541" o:connectortype="straight" o:gfxdata="UEsDBBQABgAIAAAAIQDb4fbL7gAAAIUBAAATAAAAW0NvbnRlbnRfVHlwZXNdLnhtbHyQz07DMAyH&#10;70i8Q+QralM4IITa7kDhCAiNB7ASt43WOlEcyvb2pNu4IODoPz9/n1xv9vOkForiPDdwXVagiI23&#10;jocG3rdPxR0oScgWJ8/UwIEENu3lRb09BBKV0ywNjCmFe63FjDSjlD4Q50nv44wpl3HQAc0OB9I3&#10;VXWrjedEnIq03oC27qjHjympx31un0wiTQLq4bS4shrAECZnMGVTvbD9QSnOhDInjzsyuiBXWQP0&#10;r4R18jfgnHvJr4nOknrFmJ5xzhraRtHWf3Kkpfz/yGo5S+H73hkquyhdjr3R8m2lj09svwAAAP//&#10;AwBQSwMEFAAGAAgAAAAhAFr0LFu/AAAAFQEAAAsAAABfcmVscy8ucmVsc2zPwWrDMAwG4Ptg72B0&#10;X5TuUMaI01uh19I+gLGVxCy2jGSy9e1nemrHjpL4P0nD4SetZiPRyNnCruvBUPYcYp4tXC/Htw8w&#10;Wl0ObuVMFm6kcBhfX4Yzra62kC6xqGlKVgtLreUTUf1CyWnHhXKbTCzJ1VbKjMX5LzcTvvf9HuXR&#10;gPHJNKdgQU5hB+ZyK23zHztFL6w81c5zQp6m6P9TMfB3PtPWFCczVQtB9N4U2rp2HOA44NMz4y8A&#10;AAD//wMAUEsDBBQABgAIAAAAIQAuC+ToxwAAAOMAAAAPAAAAZHJzL2Rvd25yZXYueG1sRE9fS8Mw&#10;EH8X/A7hBr65ZFNnqcuGiAOFMdgqiG9HcjZlzaU02Vq/vRGEPd7v/y3Xo2/FmfrYBNYwmyoQxCbY&#10;hmsNH9XmtgARE7LFNjBp+KEI69X11RJLGwbe0/mQapFDOJaowaXUlVJG48hjnIaOOHPfofeY8tnX&#10;0vY45HDfyrlSC+mx4dzgsKMXR+Z4OHkNn5uHajA7fHW793t5+kJT2e1W65vJ+PwEItGYLuJ/95vN&#10;89WjKor5nZrB308ZALn6BQAA//8DAFBLAQItABQABgAIAAAAIQDb4fbL7gAAAIUBAAATAAAAAAAA&#10;AAAAAAAAAAAAAABbQ29udGVudF9UeXBlc10ueG1sUEsBAi0AFAAGAAgAAAAhAFr0LFu/AAAAFQEA&#10;AAsAAAAAAAAAAAAAAAAAHwEAAF9yZWxzLy5yZWxzUEsBAi0AFAAGAAgAAAAhAC4L5OjHAAAA4wAA&#10;AA8AAAAAAAAAAAAAAAAABwIAAGRycy9kb3ducmV2LnhtbFBLBQYAAAAAAwADALcAAAD7AgAAAAA=&#10;" strokecolor="#e6e1c8 [1942]" strokeweight="1.75pt">
-                      <v:stroke dashstyle="1 1" joinstyle="miter" endcap="round"/>
+                    <v:line id="Straight Connector 9" style="position:absolute;rotation:90;visibility:visible;mso-wrap-style:square" o:spid="_x0000_s1056" strokecolor="#e6e1c8 [1942]" strokeweight="1.75pt" o:connectortype="straight" o:gfxdata="UEsDBBQABgAIAAAAIQDb4fbL7gAAAIUBAAATAAAAW0NvbnRlbnRfVHlwZXNdLnhtbHyQz07DMAyH&#10;70i8Q+QralM4IITa7kDhCAiNB7ASt43WOlEcyvb2pNu4IODoPz9/n1xv9vOkForiPDdwXVagiI23&#10;jocG3rdPxR0oScgWJ8/UwIEENu3lRb09BBKV0ywNjCmFe63FjDSjlD4Q50nv44wpl3HQAc0OB9I3&#10;VXWrjedEnIq03oC27qjHjympx31un0wiTQLq4bS4shrAECZnMGVTvbD9QSnOhDInjzsyuiBXWQP0&#10;r4R18jfgnHvJr4nOknrFmJ5xzhraRtHWf3Kkpfz/yGo5S+H73hkquyhdjr3R8m2lj09svwAAAP//&#10;AwBQSwMEFAAGAAgAAAAhAFr0LFu/AAAAFQEAAAsAAABfcmVscy8ucmVsc2zPwWrDMAwG4Ptg72B0&#10;X5TuUMaI01uh19I+gLGVxCy2jGSy9e1nemrHjpL4P0nD4SetZiPRyNnCruvBUPYcYp4tXC/Htw8w&#10;Wl0ObuVMFm6kcBhfX4Yzra62kC6xqGlKVgtLreUTUf1CyWnHhXKbTCzJ1VbKjMX5LzcTvvf9HuXR&#10;gPHJNKdgQU5hB+ZyK23zHztFL6w81c5zQp6m6P9TMfB3PtPWFCczVQtB9N4U2rp2HOA44NMz4y8A&#10;AAD//wMAUEsDBBQABgAIAAAAIQAuC+ToxwAAAOMAAAAPAAAAZHJzL2Rvd25yZXYueG1sRE9fS8Mw&#10;EH8X/A7hBr65ZFNnqcuGiAOFMdgqiG9HcjZlzaU02Vq/vRGEPd7v/y3Xo2/FmfrYBNYwmyoQxCbY&#10;hmsNH9XmtgARE7LFNjBp+KEI69X11RJLGwbe0/mQapFDOJaowaXUlVJG48hjnIaOOHPfofeY8tnX&#10;0vY45HDfyrlSC+mx4dzgsKMXR+Z4OHkNn5uHajA7fHW793t5+kJT2e1W65vJ+PwEItGYLuJ/95vN&#10;89WjKor5nZrB308ZALn6BQAA//8DAFBLAQItABQABgAIAAAAIQDb4fbL7gAAAIUBAAATAAAAAAAA&#10;AAAAAAAAAAAAAABbQ29udGVudF9UeXBlc10ueG1sUEsBAi0AFAAGAAgAAAAhAFr0LFu/AAAAFQEA&#10;AAsAAAAAAAAAAAAAAAAAHwEAAF9yZWxzLy5yZWxzUEsBAi0AFAAGAAgAAAAhAC4L5OjHAAAA4wAA&#10;AA8AAAAAAAAAAAAAAAAABwIAAGRycy9kb3ducmV2LnhtbFBLBQYAAAAAAwADALcAAAD7AgAAAAA=&#10;" from="12573,395" to="12573,25541">
+                      <v:stroke joinstyle="miter" endcap="round" dashstyle="1 1"/>
                     </v:line>
                   </v:group>
-                  <v:group id="Group 2" o:spid="_x0000_s1057" style="position:absolute;top:19659;width:25146;height:12967" coordsize="25146,12968" o:gfxdata="UEsDBBQABgAIAAAAIQDb4fbL7gAAAIUBAAATAAAAW0NvbnRlbnRfVHlwZXNdLnhtbHyQz07DMAyH&#10;70i8Q+QralM4IITa7kDhCAiNB7ASt43WOlEcyvb2pNu4IODoPz9/n1xv9vOkForiPDdwXVagiI23&#10;jocG3rdPxR0oScgWJ8/UwIEENu3lRb09BBKV0ywNjCmFe63FjDSjlD4Q50nv44wpl3HQAc0OB9I3&#10;VXWrjedEnIq03oC27qjHjympx31un0wiTQLq4bS4shrAECZnMGVTvbD9QSnOhDInjzsyuiBXWQP0&#10;r4R18jfgnHvJr4nOknrFmJ5xzhraRtHWf3Kkpfz/yGo5S+H73hkquyhdjr3R8m2lj09svwAAAP//&#10;AwBQSwMEFAAGAAgAAAAhAFr0LFu/AAAAFQEAAAsAAABfcmVscy8ucmVsc2zPwWrDMAwG4Ptg72B0&#10;X5TuUMaI01uh19I+gLGVxCy2jGSy9e1nemrHjpL4P0nD4SetZiPRyNnCruvBUPYcYp4tXC/Htw8w&#10;Wl0ObuVMFm6kcBhfX4Yzra62kC6xqGlKVgtLreUTUf1CyWnHhXKbTCzJ1VbKjMX5LzcTvvf9HuXR&#10;gPHJNKdgQU5hB+ZyK23zHztFL6w81c5zQp6m6P9TMfB3PtPWFCczVQtB9N4U2rp2HOA44NMz4y8A&#10;AAD//wMAUEsDBBQABgAIAAAAIQBvzoxxyQAAAOMAAAAPAAAAZHJzL2Rvd25yZXYueG1sRE9La8JA&#10;EL4X+h+WEXqru6n4IGYVkbb0IIVqQbwN2ckDs7Mhu03iv+8WCh7ne0+2HW0jeup87VhDMlUgiHNn&#10;ai41fJ/enlcgfEA22DgmDTfysN08PmSYGjfwF/XHUIoYwj5FDVUIbSqlzyuy6KeuJY5c4TqLIZ5d&#10;KU2HQwy3jXxRaiEt1hwbKmxpX1F+Pf5YDe8DDrtZ8tofrsX+djnNP8+HhLR+moy7NYhAY7iL/90f&#10;Js5fqYWaJ8vZEv5+igDIzS8AAAD//wMAUEsBAi0AFAAGAAgAAAAhANvh9svuAAAAhQEAABMAAAAA&#10;AAAAAAAAAAAAAAAAAFtDb250ZW50X1R5cGVzXS54bWxQSwECLQAUAAYACAAAACEAWvQsW78AAAAV&#10;AQAACwAAAAAAAAAAAAAAAAAfAQAAX3JlbHMvLnJlbHNQSwECLQAUAAYACAAAACEAb86McckAAADj&#10;AAAADwAAAAAAAAAAAAAAAAAHAgAAZHJzL2Rvd25yZXYueG1sUEsFBgAAAAADAAMAtwAAAP0CAAAA&#10;AA==&#10;">
-                    <v:line id="Straight Connector 8" o:spid="_x0000_s1058" style="position:absolute;rotation:90;visibility:visible;mso-wrap-style:square" from="12573,-12573" to="12573,12573" o:connectortype="straight" o:gfxdata="UEsDBBQABgAIAAAAIQDb4fbL7gAAAIUBAAATAAAAW0NvbnRlbnRfVHlwZXNdLnhtbHyQz07DMAyH&#10;70i8Q+QralM4IITa7kDhCAiNB7ASt43WOlEcyvb2pNu4IODoPz9/n1xv9vOkForiPDdwXVagiI23&#10;jocG3rdPxR0oScgWJ8/UwIEENu3lRb09BBKV0ywNjCmFe63FjDSjlD4Q50nv44wpl3HQAc0OB9I3&#10;VXWrjedEnIq03oC27qjHjympx31un0wiTQLq4bS4shrAECZnMGVTvbD9QSnOhDInjzsyuiBXWQP0&#10;r4R18jfgnHvJr4nOknrFmJ5xzhraRtHWf3Kkpfz/yGo5S+H73hkquyhdjr3R8m2lj09svwAAAP//&#10;AwBQSwMEFAAGAAgAAAAhAFr0LFu/AAAAFQEAAAsAAABfcmVscy8ucmVsc2zPwWrDMAwG4Ptg72B0&#10;X5TuUMaI01uh19I+gLGVxCy2jGSy9e1nemrHjpL4P0nD4SetZiPRyNnCruvBUPYcYp4tXC/Htw8w&#10;Wl0ObuVMFm6kcBhfX4Yzra62kC6xqGlKVgtLreUTUf1CyWnHhXKbTCzJ1VbKjMX5LzcTvvf9HuXR&#10;gPHJNKdgQU5hB+ZyK23zHztFL6w81c5zQp6m6P9TMfB3PtPWFCczVQtB9N4U2rp2HOA44NMz4y8A&#10;AAD//wMAUEsDBBQABgAIAAAAIQA1WbFOxwAAAOEAAAAPAAAAZHJzL2Rvd25yZXYueG1sRE9ba8Iw&#10;FH4X9h/CGexNU+dlWo0yZMIGIswK4tshOWvKmpPSRNv9++VhsMeP777e9q4Wd2pD5VnBeJSBINbe&#10;VFwqOBf74QJEiMgGa8+k4IcCbDcPgzXmxnf8SfdTLEUK4ZCjAhtjk0sZtCWHYeQb4sR9+dZhTLAt&#10;pWmxS+Guls9ZNpcOK04NFhvaWdLfp5tTcNnPik4f8c0eP6bydkVdmMNBqafH/nUFIlIf/8V/7nej&#10;4GU+HU9myzQ5PUpvQG5+AQAA//8DAFBLAQItABQABgAIAAAAIQDb4fbL7gAAAIUBAAATAAAAAAAA&#10;AAAAAAAAAAAAAABbQ29udGVudF9UeXBlc10ueG1sUEsBAi0AFAAGAAgAAAAhAFr0LFu/AAAAFQEA&#10;AAsAAAAAAAAAAAAAAAAAHwEAAF9yZWxzLy5yZWxzUEsBAi0AFAAGAAgAAAAhADVZsU7HAAAA4QAA&#10;AA8AAAAAAAAAAAAAAAAABwIAAGRycy9kb3ducmV2LnhtbFBLBQYAAAAAAwADALcAAAD7AgAAAAA=&#10;" strokecolor="#e6e1c8 [1942]" strokeweight="1.75pt">
-                      <v:stroke dashstyle="1 1" joinstyle="miter" endcap="round"/>
+                  <v:group id="Group 2" style="position:absolute;top:19659;width:25146;height:12967" coordsize="25146,12968" o:spid="_x0000_s1057" o:gfxdata="UEsDBBQABgAIAAAAIQDb4fbL7gAAAIUBAAATAAAAW0NvbnRlbnRfVHlwZXNdLnhtbHyQz07DMAyH&#10;70i8Q+QralM4IITa7kDhCAiNB7ASt43WOlEcyvb2pNu4IODoPz9/n1xv9vOkForiPDdwXVagiI23&#10;jocG3rdPxR0oScgWJ8/UwIEENu3lRb09BBKV0ywNjCmFe63FjDSjlD4Q50nv44wpl3HQAc0OB9I3&#10;VXWrjedEnIq03oC27qjHjympx31un0wiTQLq4bS4shrAECZnMGVTvbD9QSnOhDInjzsyuiBXWQP0&#10;r4R18jfgnHvJr4nOknrFmJ5xzhraRtHWf3Kkpfz/yGo5S+H73hkquyhdjr3R8m2lj09svwAAAP//&#10;AwBQSwMEFAAGAAgAAAAhAFr0LFu/AAAAFQEAAAsAAABfcmVscy8ucmVsc2zPwWrDMAwG4Ptg72B0&#10;X5TuUMaI01uh19I+gLGVxCy2jGSy9e1nemrHjpL4P0nD4SetZiPRyNnCruvBUPYcYp4tXC/Htw8w&#10;Wl0ObuVMFm6kcBhfX4Yzra62kC6xqGlKVgtLreUTUf1CyWnHhXKbTCzJ1VbKjMX5LzcTvvf9HuXR&#10;gPHJNKdgQU5hB+ZyK23zHztFL6w81c5zQp6m6P9TMfB3PtPWFCczVQtB9N4U2rp2HOA44NMz4y8A&#10;AAD//wMAUEsDBBQABgAIAAAAIQBvzoxxyQAAAOMAAAAPAAAAZHJzL2Rvd25yZXYueG1sRE9La8JA&#10;EL4X+h+WEXqru6n4IGYVkbb0IIVqQbwN2ckDs7Mhu03iv+8WCh7ne0+2HW0jeup87VhDMlUgiHNn&#10;ai41fJ/enlcgfEA22DgmDTfysN08PmSYGjfwF/XHUIoYwj5FDVUIbSqlzyuy6KeuJY5c4TqLIZ5d&#10;KU2HQwy3jXxRaiEt1hwbKmxpX1F+Pf5YDe8DDrtZ8tofrsX+djnNP8+HhLR+moy7NYhAY7iL/90f&#10;Js5fqYWaJ8vZEv5+igDIzS8AAAD//wMAUEsBAi0AFAAGAAgAAAAhANvh9svuAAAAhQEAABMAAAAA&#10;AAAAAAAAAAAAAAAAAFtDb250ZW50X1R5cGVzXS54bWxQSwECLQAUAAYACAAAACEAWvQsW78AAAAV&#10;AQAACwAAAAAAAAAAAAAAAAAfAQAAX3JlbHMvLnJlbHNQSwECLQAUAAYACAAAACEAb86McckAAADj&#10;AAAADwAAAAAAAAAAAAAAAAAHAgAAZHJzL2Rvd25yZXYueG1sUEsFBgAAAAADAAMAtwAAAP0CAAAA&#10;AA==&#10;">
+                    <v:line id="Straight Connector 8" style="position:absolute;rotation:90;visibility:visible;mso-wrap-style:square" o:spid="_x0000_s1058" strokecolor="#e6e1c8 [1942]" strokeweight="1.75pt" o:connectortype="straight" o:gfxdata="UEsDBBQABgAIAAAAIQDb4fbL7gAAAIUBAAATAAAAW0NvbnRlbnRfVHlwZXNdLnhtbHyQz07DMAyH&#10;70i8Q+QralM4IITa7kDhCAiNB7ASt43WOlEcyvb2pNu4IODoPz9/n1xv9vOkForiPDdwXVagiI23&#10;jocG3rdPxR0oScgWJ8/UwIEENu3lRb09BBKV0ywNjCmFe63FjDSjlD4Q50nv44wpl3HQAc0OB9I3&#10;VXWrjedEnIq03oC27qjHjympx31un0wiTQLq4bS4shrAECZnMGVTvbD9QSnOhDInjzsyuiBXWQP0&#10;r4R18jfgnHvJr4nOknrFmJ5xzhraRtHWf3Kkpfz/yGo5S+H73hkquyhdjr3R8m2lj09svwAAAP//&#10;AwBQSwMEFAAGAAgAAAAhAFr0LFu/AAAAFQEAAAsAAABfcmVscy8ucmVsc2zPwWrDMAwG4Ptg72B0&#10;X5TuUMaI01uh19I+gLGVxCy2jGSy9e1nemrHjpL4P0nD4SetZiPRyNnCruvBUPYcYp4tXC/Htw8w&#10;Wl0ObuVMFm6kcBhfX4Yzra62kC6xqGlKVgtLreUTUf1CyWnHhXKbTCzJ1VbKjMX5LzcTvvf9HuXR&#10;gPHJNKdgQU5hB+ZyK23zHztFL6w81c5zQp6m6P9TMfB3PtPWFCczVQtB9N4U2rp2HOA44NMz4y8A&#10;AAD//wMAUEsDBBQABgAIAAAAIQA1WbFOxwAAAOEAAAAPAAAAZHJzL2Rvd25yZXYueG1sRE9ba8Iw&#10;FH4X9h/CGexNU+dlWo0yZMIGIswK4tshOWvKmpPSRNv9++VhsMeP777e9q4Wd2pD5VnBeJSBINbe&#10;VFwqOBf74QJEiMgGa8+k4IcCbDcPgzXmxnf8SfdTLEUK4ZCjAhtjk0sZtCWHYeQb4sR9+dZhTLAt&#10;pWmxS+Guls9ZNpcOK04NFhvaWdLfp5tTcNnPik4f8c0eP6bydkVdmMNBqafH/nUFIlIf/8V/7nej&#10;4GU+HU9myzQ5PUpvQG5+AQAA//8DAFBLAQItABQABgAIAAAAIQDb4fbL7gAAAIUBAAATAAAAAAAA&#10;AAAAAAAAAAAAAABbQ29udGVudF9UeXBlc10ueG1sUEsBAi0AFAAGAAgAAAAhAFr0LFu/AAAAFQEA&#10;AAsAAAAAAAAAAAAAAAAAHwEAAF9yZWxzLy5yZWxzUEsBAi0AFAAGAAgAAAAhADVZsU7HAAAA4QAA&#10;AA8AAAAAAAAAAAAAAAAABwIAAGRycy9kb3ducmV2LnhtbFBLBQYAAAAAAwADALcAAAD7AgAAAAA=&#10;" from="12573,-12573" to="12573,12573">
+                      <v:stroke joinstyle="miter" endcap="round" dashstyle="1 1"/>
                     </v:line>
-                    <v:line id="Straight Connector 9" o:spid="_x0000_s1059" style="position:absolute;rotation:90;visibility:visible;mso-wrap-style:square" from="12573,395" to="12573,25541" o:connectortype="straight" o:gfxdata="UEsDBBQABgAIAAAAIQDb4fbL7gAAAIUBAAATAAAAW0NvbnRlbnRfVHlwZXNdLnhtbHyQz07DMAyH&#10;70i8Q+QralM4IITa7kDhCAiNB7ASt43WOlEcyvb2pNu4IODoPz9/n1xv9vOkForiPDdwXVagiI23&#10;jocG3rdPxR0oScgWJ8/UwIEENu3lRb09BBKV0ywNjCmFe63FjDSjlD4Q50nv44wpl3HQAc0OB9I3&#10;VXWrjedEnIq03oC27qjHjympx31un0wiTQLq4bS4shrAECZnMGVTvbD9QSnOhDInjzsyuiBXWQP0&#10;r4R18jfgnHvJr4nOknrFmJ5xzhraRtHWf3Kkpfz/yGo5S+H73hkquyhdjr3R8m2lj09svwAAAP//&#10;AwBQSwMEFAAGAAgAAAAhAFr0LFu/AAAAFQEAAAsAAABfcmVscy8ucmVsc2zPwWrDMAwG4Ptg72B0&#10;X5TuUMaI01uh19I+gLGVxCy2jGSy9e1nemrHjpL4P0nD4SetZiPRyNnCruvBUPYcYp4tXC/Htw8w&#10;Wl0ObuVMFm6kcBhfX4Yzra62kC6xqGlKVgtLreUTUf1CyWnHhXKbTCzJ1VbKjMX5LzcTvvf9HuXR&#10;gPHJNKdgQU5hB+ZyK23zHztFL6w81c5zQp6m6P9TMfB3PtPWFCczVQtB9N4U2rp2HOA44NMz4y8A&#10;AAD//wMAUEsDBBQABgAIAAAAIQC9lsmcywAAAOMAAAAPAAAAZHJzL2Rvd25yZXYueG1sRI9BS8NA&#10;EIXvgv9hGcGb3VQSsbHbImJBoRRsBPE27I7ZYHY2ZLdN/PfOQfA4M2/ee996O4denWlMXWQDy0UB&#10;ithG13Fr4L3Z3dyDShnZYR+ZDPxQgu3m8mKNtYsTv9H5mFslJpxqNOBzHmqtk/UUMC3iQCy3rzgG&#10;zDKOrXYjTmIeen1bFHc6YMeS4HGgJ0/2+3gKBj52VTPZAz77w2upT59oG7ffG3N9NT8+gMo053/x&#10;3/eLk/pVuSrK5aoSCmGSBejNLwAAAP//AwBQSwECLQAUAAYACAAAACEA2+H2y+4AAACFAQAAEwAA&#10;AAAAAAAAAAAAAAAAAAAAW0NvbnRlbnRfVHlwZXNdLnhtbFBLAQItABQABgAIAAAAIQBa9CxbvwAA&#10;ABUBAAALAAAAAAAAAAAAAAAAAB8BAABfcmVscy8ucmVsc1BLAQItABQABgAIAAAAIQC9lsmcywAA&#10;AOMAAAAPAAAAAAAAAAAAAAAAAAcCAABkcnMvZG93bnJldi54bWxQSwUGAAAAAAMAAwC3AAAA/wIA&#10;AAAA&#10;" strokecolor="#e6e1c8 [1942]" strokeweight="1.75pt">
-                      <v:stroke dashstyle="1 1" joinstyle="miter" endcap="round"/>
+                    <v:line id="Straight Connector 9" style="position:absolute;rotation:90;visibility:visible;mso-wrap-style:square" o:spid="_x0000_s1059" strokecolor="#e6e1c8 [1942]" strokeweight="1.75pt" o:connectortype="straight" o:gfxdata="UEsDBBQABgAIAAAAIQDb4fbL7gAAAIUBAAATAAAAW0NvbnRlbnRfVHlwZXNdLnhtbHyQz07DMAyH&#10;70i8Q+QralM4IITa7kDhCAiNB7ASt43WOlEcyvb2pNu4IODoPz9/n1xv9vOkForiPDdwXVagiI23&#10;jocG3rdPxR0oScgWJ8/UwIEENu3lRb09BBKV0ywNjCmFe63FjDSjlD4Q50nv44wpl3HQAc0OB9I3&#10;VXWrjedEnIq03oC27qjHjympx31un0wiTQLq4bS4shrAECZnMGVTvbD9QSnOhDInjzsyuiBXWQP0&#10;r4R18jfgnHvJr4nOknrFmJ5xzhraRtHWf3Kkpfz/yGo5S+H73hkquyhdjr3R8m2lj09svwAAAP//&#10;AwBQSwMEFAAGAAgAAAAhAFr0LFu/AAAAFQEAAAsAAABfcmVscy8ucmVsc2zPwWrDMAwG4Ptg72B0&#10;X5TuUMaI01uh19I+gLGVxCy2jGSy9e1nemrHjpL4P0nD4SetZiPRyNnCruvBUPYcYp4tXC/Htw8w&#10;Wl0ObuVMFm6kcBhfX4Yzra62kC6xqGlKVgtLreUTUf1CyWnHhXKbTCzJ1VbKjMX5LzcTvvf9HuXR&#10;gPHJNKdgQU5hB+ZyK23zHztFL6w81c5zQp6m6P9TMfB3PtPWFCczVQtB9N4U2rp2HOA44NMz4y8A&#10;AAD//wMAUEsDBBQABgAIAAAAIQC9lsmcywAAAOMAAAAPAAAAZHJzL2Rvd25yZXYueG1sRI9BS8NA&#10;EIXvgv9hGcGb3VQSsbHbImJBoRRsBPE27I7ZYHY2ZLdN/PfOQfA4M2/ee996O4denWlMXWQDy0UB&#10;ithG13Fr4L3Z3dyDShnZYR+ZDPxQgu3m8mKNtYsTv9H5mFslJpxqNOBzHmqtk/UUMC3iQCy3rzgG&#10;zDKOrXYjTmIeen1bFHc6YMeS4HGgJ0/2+3gKBj52VTPZAz77w2upT59oG7ffG3N9NT8+gMo053/x&#10;3/eLk/pVuSrK5aoSCmGSBejNLwAAAP//AwBQSwECLQAUAAYACAAAACEA2+H2y+4AAACFAQAAEwAA&#10;AAAAAAAAAAAAAAAAAAAAW0NvbnRlbnRfVHlwZXNdLnhtbFBLAQItABQABgAIAAAAIQBa9CxbvwAA&#10;ABUBAAALAAAAAAAAAAAAAAAAAB8BAABfcmVscy8ucmVsc1BLAQItABQABgAIAAAAIQC9lsmcywAA&#10;AOMAAAAPAAAAAAAAAAAAAAAAAAcCAABkcnMvZG93bnJldi54bWxQSwUGAAAAAAMAAwC3AAAA/wIA&#10;AAAA&#10;" from="12573,395" to="12573,25541">
+                      <v:stroke joinstyle="miter" endcap="round" dashstyle="1 1"/>
                     </v:line>
                   </v:group>
                   <v:group id="_x0000_s1060" style="position:absolute;left:228;top:39395;width:25146;height:12967" coordsize="25146,12968" o:gfxdata="UEsDBBQABgAIAAAAIQDb4fbL7gAAAIUBAAATAAAAW0NvbnRlbnRfVHlwZXNdLnhtbHyQz07DMAyH&#10;70i8Q+QralM4IITa7kDhCAiNB7ASt43WOlEcyvb2pNu4IODoPz9/n1xv9vOkForiPDdwXVagiI23&#10;jocG3rdPxR0oScgWJ8/UwIEENu3lRb09BBKV0ywNjCmFe63FjDSjlD4Q50nv44wpl3HQAc0OB9I3&#10;VXWrjedEnIq03oC27qjHjympx31un0wiTQLq4bS4shrAECZnMGVTvbD9QSnOhDInjzsyuiBXWQP0&#10;r4R18jfgnHvJr4nOknrFmJ5xzhraRtHWf3Kkpfz/yGo5S+H73hkquyhdjr3R8m2lj09svwAAAP//&#10;AwBQSwMEFAAGAAgAAAAhAFr0LFu/AAAAFQEAAAsAAABfcmVscy8ucmVsc2zPwWrDMAwG4Ptg72B0&#10;X5TuUMaI01uh19I+gLGVxCy2jGSy9e1nemrHjpL4P0nD4SetZiPRyNnCruvBUPYcYp4tXC/Htw8w&#10;Wl0ObuVMFm6kcBhfX4Yzra62kC6xqGlKVgtLreUTUf1CyWnHhXKbTCzJ1VbKjMX5LzcTvvf9HuXR&#10;gPHJNKdgQU5hB+ZyK23zHztFL6w81c5zQp6m6P9TMfB3PtPWFCczVQtB9N4U2rp2HOA44NMz4y8A&#10;AAD//wMAUEsDBBQABgAIAAAAIQCmoR68yQAAAOIAAAAPAAAAZHJzL2Rvd25yZXYueG1sRI/LasJA&#10;FIb3hb7DcAru6mSUeomOImKLCxHUQnF3yByTYOZMyEyT+PbOotDlz3/jW657W4mWGl861qCGCQji&#10;zJmScw3fl8/3GQgfkA1WjknDgzysV68vS0yN6/hE7TnkIo6wT1FDEUKdSumzgiz6oauJo3dzjcUQ&#10;ZZNL02AXx20lR0kykRZLjg8F1rQtKLuff62Grw67zVjt2sP9tn1cLx/Hn4MirQdv/WYBIlAf/sN/&#10;7b3RMJlN53OlkggRkSIOyNUTAAD//wMAUEsBAi0AFAAGAAgAAAAhANvh9svuAAAAhQEAABMAAAAA&#10;AAAAAAAAAAAAAAAAAFtDb250ZW50X1R5cGVzXS54bWxQSwECLQAUAAYACAAAACEAWvQsW78AAAAV&#10;AQAACwAAAAAAAAAAAAAAAAAfAQAAX3JlbHMvLnJlbHNQSwECLQAUAAYACAAAACEApqEevMkAAADi&#10;AAAADwAAAAAAAAAAAAAAAAAHAgAAZHJzL2Rvd25yZXYueG1sUEsFBgAAAAADAAMAtwAAAP0CAAAA&#10;AA==&#10;">
-                    <v:line id="Straight Connector 8" o:spid="_x0000_s1061" style="position:absolute;rotation:90;visibility:visible;mso-wrap-style:square" from="12573,-12573" to="12573,12573" o:connectortype="straight" o:gfxdata="UEsDBBQABgAIAAAAIQDb4fbL7gAAAIUBAAATAAAAW0NvbnRlbnRfVHlwZXNdLnhtbHyQz07DMAyH&#10;70i8Q+QralM4IITa7kDhCAiNB7ASt43WOlEcyvb2pNu4IODoPz9/n1xv9vOkForiPDdwXVagiI23&#10;jocG3rdPxR0oScgWJ8/UwIEENu3lRb09BBKV0ywNjCmFe63FjDSjlD4Q50nv44wpl3HQAc0OB9I3&#10;VXWrjedEnIq03oC27qjHjympx31un0wiTQLq4bS4shrAECZnMGVTvbD9QSnOhDInjzsyuiBXWQP0&#10;r4R18jfgnHvJr4nOknrFmJ5xzhraRtHWf3Kkpfz/yGo5S+H73hkquyhdjr3R8m2lj09svwAAAP//&#10;AwBQSwMEFAAGAAgAAAAhAFr0LFu/AAAAFQEAAAsAAABfcmVscy8ucmVsc2zPwWrDMAwG4Ptg72B0&#10;X5TuUMaI01uh19I+gLGVxCy2jGSy9e1nemrHjpL4P0nD4SetZiPRyNnCruvBUPYcYp4tXC/Htw8w&#10;Wl0ObuVMFm6kcBhfX4Yzra62kC6xqGlKVgtLreUTUf1CyWnHhXKbTCzJ1VbKjMX5LzcTvvf9HuXR&#10;gPHJNKdgQU5hB+ZyK23zHztFL6w81c5zQp6m6P9TMfB3PtPWFCczVQtB9N4U2rp2HOA44NMz4y8A&#10;AAD//wMAUEsDBBQABgAIAAAAIQA11DyOyQAAAOMAAAAPAAAAZHJzL2Rvd25yZXYueG1sRI9da8Iw&#10;FIbvB/sP4QjezbSipXRGkTFhAxFmB2N3h+TYFJuT0kTb/fvlYrDLl/eLZ7ObXCfuNITWs4J8kYEg&#10;1t603Cj4rA9PJYgQkQ12nknBDwXYbR8fNlgZP/IH3c+xEWmEQ4UKbIx9JWXQlhyGhe+Jk3fxg8OY&#10;5NBIM+CYxl0nl1lWSIctpweLPb1Y0tfzzSn4OqzrUZ/w1Z7eV/L2jbo2x6NS89m0fwYRaYr/4b/2&#10;m1GwzPMyL4p1mSgSU+IBuf0FAAD//wMAUEsBAi0AFAAGAAgAAAAhANvh9svuAAAAhQEAABMAAAAA&#10;AAAAAAAAAAAAAAAAAFtDb250ZW50X1R5cGVzXS54bWxQSwECLQAUAAYACAAAACEAWvQsW78AAAAV&#10;AQAACwAAAAAAAAAAAAAAAAAfAQAAX3JlbHMvLnJlbHNQSwECLQAUAAYACAAAACEANdQ8jskAAADj&#10;AAAADwAAAAAAAAAAAAAAAAAHAgAAZHJzL2Rvd25yZXYueG1sUEsFBgAAAAADAAMAtwAAAP0CAAAA&#10;AA==&#10;" strokecolor="#e6e1c8 [1942]" strokeweight="1.75pt">
-                      <v:stroke dashstyle="1 1" joinstyle="miter" endcap="round"/>
+                    <v:line id="Straight Connector 8" style="position:absolute;rotation:90;visibility:visible;mso-wrap-style:square" o:spid="_x0000_s1061" strokecolor="#e6e1c8 [1942]" strokeweight="1.75pt" o:connectortype="straight" o:gfxdata="UEsDBBQABgAIAAAAIQDb4fbL7gAAAIUBAAATAAAAW0NvbnRlbnRfVHlwZXNdLnhtbHyQz07DMAyH&#10;70i8Q+QralM4IITa7kDhCAiNB7ASt43WOlEcyvb2pNu4IODoPz9/n1xv9vOkForiPDdwXVagiI23&#10;jocG3rdPxR0oScgWJ8/UwIEENu3lRb09BBKV0ywNjCmFe63FjDSjlD4Q50nv44wpl3HQAc0OB9I3&#10;VXWrjedEnIq03oC27qjHjympx31un0wiTQLq4bS4shrAECZnMGVTvbD9QSnOhDInjzsyuiBXWQP0&#10;r4R18jfgnHvJr4nOknrFmJ5xzhraRtHWf3Kkpfz/yGo5S+H73hkquyhdjr3R8m2lj09svwAAAP//&#10;AwBQSwMEFAAGAAgAAAAhAFr0LFu/AAAAFQEAAAsAAABfcmVscy8ucmVsc2zPwWrDMAwG4Ptg72B0&#10;X5TuUMaI01uh19I+gLGVxCy2jGSy9e1nemrHjpL4P0nD4SetZiPRyNnCruvBUPYcYp4tXC/Htw8w&#10;Wl0ObuVMFm6kcBhfX4Yzra62kC6xqGlKVgtLreUTUf1CyWnHhXKbTCzJ1VbKjMX5LzcTvvf9HuXR&#10;gPHJNKdgQU5hB+ZyK23zHztFL6w81c5zQp6m6P9TMfB3PtPWFCczVQtB9N4U2rp2HOA44NMz4y8A&#10;AAD//wMAUEsDBBQABgAIAAAAIQA11DyOyQAAAOMAAAAPAAAAZHJzL2Rvd25yZXYueG1sRI9da8Iw&#10;FIbvB/sP4QjezbSipXRGkTFhAxFmB2N3h+TYFJuT0kTb/fvlYrDLl/eLZ7ObXCfuNITWs4J8kYEg&#10;1t603Cj4rA9PJYgQkQ12nknBDwXYbR8fNlgZP/IH3c+xEWmEQ4UKbIx9JWXQlhyGhe+Jk3fxg8OY&#10;5NBIM+CYxl0nl1lWSIctpweLPb1Y0tfzzSn4OqzrUZ/w1Z7eV/L2jbo2x6NS89m0fwYRaYr/4b/2&#10;m1GwzPMyL4p1mSgSU+IBuf0FAAD//wMAUEsBAi0AFAAGAAgAAAAhANvh9svuAAAAhQEAABMAAAAA&#10;AAAAAAAAAAAAAAAAAFtDb250ZW50X1R5cGVzXS54bWxQSwECLQAUAAYACAAAACEAWvQsW78AAAAV&#10;AQAACwAAAAAAAAAAAAAAAAAfAQAAX3JlbHMvLnJlbHNQSwECLQAUAAYACAAAACEANdQ8jskAAADj&#10;AAAADwAAAAAAAAAAAAAAAAAHAgAAZHJzL2Rvd25yZXYueG1sUEsFBgAAAAADAAMAtwAAAP0CAAAA&#10;AA==&#10;" from="12573,-12573" to="12573,12573">
+                      <v:stroke joinstyle="miter" endcap="round" dashstyle="1 1"/>
                     </v:line>
-                    <v:line id="Straight Connector 9" o:spid="_x0000_s1062" style="position:absolute;rotation:90;visibility:visible;mso-wrap-style:square" from="12573,395" to="12573,25541" o:connectortype="straight" o:gfxdata="UEsDBBQABgAIAAAAIQDb4fbL7gAAAIUBAAATAAAAW0NvbnRlbnRfVHlwZXNdLnhtbHyQz07DMAyH&#10;70i8Q+QralM4IITa7kDhCAiNB7ASt43WOlEcyvb2pNu4IODoPz9/n1xv9vOkForiPDdwXVagiI23&#10;jocG3rdPxR0oScgWJ8/UwIEENu3lRb09BBKV0ywNjCmFe63FjDSjlD4Q50nv44wpl3HQAc0OB9I3&#10;VXWrjedEnIq03oC27qjHjympx31un0wiTQLq4bS4shrAECZnMGVTvbD9QSnOhDInjzsyuiBXWQP0&#10;r4R18jfgnHvJr4nOknrFmJ5xzhraRtHWf3Kkpfz/yGo5S+H73hkquyhdjr3R8m2lj09svwAAAP//&#10;AwBQSwMEFAAGAAgAAAAhAFr0LFu/AAAAFQEAAAsAAABfcmVscy8ucmVsc2zPwWrDMAwG4Ptg72B0&#10;X5TuUMaI01uh19I+gLGVxCy2jGSy9e1nemrHjpL4P0nD4SetZiPRyNnCruvBUPYcYp4tXC/Htw8w&#10;Wl0ObuVMFm6kcBhfX4Yzra62kC6xqGlKVgtLreUTUf1CyWnHhXKbTCzJ1VbKjMX5LzcTvvf9HuXR&#10;gPHJNKdgQU5hB+ZyK23zHztFL6w81c5zQp6m6P9TMfB3PtPWFCczVQtB9N4U2rp2HOA44NMz4y8A&#10;AAD//wMAUEsDBBQABgAIAAAAIQC2E+Q5ygAAAOIAAAAPAAAAZHJzL2Rvd25yZXYueG1sRI9RS8Mw&#10;FIXfhf2HcAXfXKp2ZavLxhAHCmOwVRDfLsm1KTY3pcnW+u+NMNjj4ZzzHc5yPbpWnKkPjWcFD9MM&#10;BLH2puFawUe1vZ+DCBHZYOuZFPxSgPVqcrPE0viBD3Q+xlokCIcSFdgYu1LKoC05DFPfESfv2/cO&#10;Y5J9LU2PQ4K7Vj5mWSEdNpwWLHb0Ykn/HE9Owed2Vg16j692/57L0xfqyux2St3djptnEJHGeA1f&#10;2m9GQbHI58VTvpjB/6V0B+TqDwAA//8DAFBLAQItABQABgAIAAAAIQDb4fbL7gAAAIUBAAATAAAA&#10;AAAAAAAAAAAAAAAAAABbQ29udGVudF9UeXBlc10ueG1sUEsBAi0AFAAGAAgAAAAhAFr0LFu/AAAA&#10;FQEAAAsAAAAAAAAAAAAAAAAAHwEAAF9yZWxzLy5yZWxzUEsBAi0AFAAGAAgAAAAhALYT5DnKAAAA&#10;4gAAAA8AAAAAAAAAAAAAAAAABwIAAGRycy9kb3ducmV2LnhtbFBLBQYAAAAAAwADALcAAAD+AgAA&#10;AAA=&#10;" strokecolor="#e6e1c8 [1942]" strokeweight="1.75pt">
-                      <v:stroke dashstyle="1 1" joinstyle="miter" endcap="round"/>
+                    <v:line id="Straight Connector 9" style="position:absolute;rotation:90;visibility:visible;mso-wrap-style:square" o:spid="_x0000_s1062" strokecolor="#e6e1c8 [1942]" strokeweight="1.75pt" o:connectortype="straight" o:gfxdata="UEsDBBQABgAIAAAAIQDb4fbL7gAAAIUBAAATAAAAW0NvbnRlbnRfVHlwZXNdLnhtbHyQz07DMAyH&#10;70i8Q+QralM4IITa7kDhCAiNB7ASt43WOlEcyvb2pNu4IODoPz9/n1xv9vOkForiPDdwXVagiI23&#10;jocG3rdPxR0oScgWJ8/UwIEENu3lRb09BBKV0ywNjCmFe63FjDSjlD4Q50nv44wpl3HQAc0OB9I3&#10;VXWrjedEnIq03oC27qjHjympx31un0wiTQLq4bS4shrAECZnMGVTvbD9QSnOhDInjzsyuiBXWQP0&#10;r4R18jfgnHvJr4nOknrFmJ5xzhraRtHWf3Kkpfz/yGo5S+H73hkquyhdjr3R8m2lj09svwAAAP//&#10;AwBQSwMEFAAGAAgAAAAhAFr0LFu/AAAAFQEAAAsAAABfcmVscy8ucmVsc2zPwWrDMAwG4Ptg72B0&#10;X5TuUMaI01uh19I+gLGVxCy2jGSy9e1nemrHjpL4P0nD4SetZiPRyNnCruvBUPYcYp4tXC/Htw8w&#10;Wl0ObuVMFm6kcBhfX4Yzra62kC6xqGlKVgtLreUTUf1CyWnHhXKbTCzJ1VbKjMX5LzcTvvf9HuXR&#10;gPHJNKdgQU5hB+ZyK23zHztFL6w81c5zQp6m6P9TMfB3PtPWFCczVQtB9N4U2rp2HOA44NMz4y8A&#10;AAD//wMAUEsDBBQABgAIAAAAIQC2E+Q5ygAAAOIAAAAPAAAAZHJzL2Rvd25yZXYueG1sRI9RS8Mw&#10;FIXfhf2HcAXfXKp2ZavLxhAHCmOwVRDfLsm1KTY3pcnW+u+NMNjj4ZzzHc5yPbpWnKkPjWcFD9MM&#10;BLH2puFawUe1vZ+DCBHZYOuZFPxSgPVqcrPE0viBD3Q+xlokCIcSFdgYu1LKoC05DFPfESfv2/cO&#10;Y5J9LU2PQ4K7Vj5mWSEdNpwWLHb0Ykn/HE9Owed2Vg16j692/57L0xfqyux2St3djptnEJHGeA1f&#10;2m9GQbHI58VTvpjB/6V0B+TqDwAA//8DAFBLAQItABQABgAIAAAAIQDb4fbL7gAAAIUBAAATAAAA&#10;AAAAAAAAAAAAAAAAAABbQ29udGVudF9UeXBlc10ueG1sUEsBAi0AFAAGAAgAAAAhAFr0LFu/AAAA&#10;FQEAAAsAAAAAAAAAAAAAAAAAHwEAAF9yZWxzLy5yZWxzUEsBAi0AFAAGAAgAAAAhALYT5DnKAAAA&#10;4gAAAA8AAAAAAAAAAAAAAAAABwIAAGRycy9kb3ducmV2LnhtbFBLBQYAAAAAAwADALcAAAD+AgAA&#10;AAA=&#10;" from="12573,395" to="12573,25541">
+                      <v:stroke joinstyle="miter" endcap="round" dashstyle="1 1"/>
                     </v:line>
                   </v:group>
-                  <v:group id="Group 9" o:spid="_x0000_s1063" style="position:absolute;left:381;top:78790;width:25146;height:12967" coordsize="25146,12968" o:gfxdata="UEsDBBQABgAIAAAAIQDb4fbL7gAAAIUBAAATAAAAW0NvbnRlbnRfVHlwZXNdLnhtbHyQz07DMAyH&#10;70i8Q+QralM4IITa7kDhCAiNB7ASt43WOlEcyvb2pNu4IODoPz9/n1xv9vOkForiPDdwXVagiI23&#10;jocG3rdPxR0oScgWJ8/UwIEENu3lRb09BBKV0ywNjCmFe63FjDSjlD4Q50nv44wpl3HQAc0OB9I3&#10;VXWrjedEnIq03oC27qjHjympx31un0wiTQLq4bS4shrAECZnMGVTvbD9QSnOhDInjzsyuiBXWQP0&#10;r4R18jfgnHvJr4nOknrFmJ5xzhraRtHWf3Kkpfz/yGo5S+H73hkquyhdjr3R8m2lj09svwAAAP//&#10;AwBQSwMEFAAGAAgAAAAhAFr0LFu/AAAAFQEAAAsAAABfcmVscy8ucmVsc2zPwWrDMAwG4Ptg72B0&#10;X5TuUMaI01uh19I+gLGVxCy2jGSy9e1nemrHjpL4P0nD4SetZiPRyNnCruvBUPYcYp4tXC/Htw8w&#10;Wl0ObuVMFm6kcBhfX4Yzra62kC6xqGlKVgtLreUTUf1CyWnHhXKbTCzJ1VbKjMX5LzcTvvf9HuXR&#10;gPHJNKdgQU5hB+ZyK23zHztFL6w81c5zQp6m6P9TMfB3PtPWFCczVQtB9N4U2rp2HOA44NMz4y8A&#10;AAD//wMAUEsDBBQABgAIAAAAIQCoF8JpyQAAAOMAAAAPAAAAZHJzL2Rvd25yZXYueG1sRE/NasJA&#10;EL4LfYdlCr2ZTVJibeoqIq30IEK1UHobsmMSzM6G7DaJb+8WBI/z/c9iNZpG9NS52rKCJIpBEBdW&#10;11wq+D5+TOcgnEfW2FgmBRdysFo+TBaYazvwF/UHX4oQwi5HBZX3bS6lKyoy6CLbEgfuZDuDPpxd&#10;KXWHQwg3jUzjeCYN1hwaKmxpU1FxPvwZBdsBh/Vz8t7vzqfN5feY7X92CSn19Diu30B4Gv1dfHN/&#10;6jB/nmav6SxLXuD/pwCAXF4BAAD//wMAUEsBAi0AFAAGAAgAAAAhANvh9svuAAAAhQEAABMAAAAA&#10;AAAAAAAAAAAAAAAAAFtDb250ZW50X1R5cGVzXS54bWxQSwECLQAUAAYACAAAACEAWvQsW78AAAAV&#10;AQAACwAAAAAAAAAAAAAAAAAfAQAAX3JlbHMvLnJlbHNQSwECLQAUAAYACAAAACEAqBfCackAAADj&#10;AAAADwAAAAAAAAAAAAAAAAAHAgAAZHJzL2Rvd25yZXYueG1sUEsFBgAAAAADAAMAtwAAAP0CAAAA&#10;AA==&#10;">
-                    <v:line id="Straight Connector 8" o:spid="_x0000_s1064" style="position:absolute;rotation:90;visibility:visible;mso-wrap-style:square" from="12573,-12573" to="12573,12573" o:connectortype="straight" o:gfxdata="UEsDBBQABgAIAAAAIQDb4fbL7gAAAIUBAAATAAAAW0NvbnRlbnRfVHlwZXNdLnhtbHyQz07DMAyH&#10;70i8Q+QralM4IITa7kDhCAiNB7ASt43WOlEcyvb2pNu4IODoPz9/n1xv9vOkForiPDdwXVagiI23&#10;jocG3rdPxR0oScgWJ8/UwIEENu3lRb09BBKV0ywNjCmFe63FjDSjlD4Q50nv44wpl3HQAc0OB9I3&#10;VXWrjedEnIq03oC27qjHjympx31un0wiTQLq4bS4shrAECZnMGVTvbD9QSnOhDInjzsyuiBXWQP0&#10;r4R18jfgnHvJr4nOknrFmJ5xzhraRtHWf3Kkpfz/yGo5S+H73hkquyhdjr3R8m2lj09svwAAAP//&#10;AwBQSwMEFAAGAAgAAAAhAFr0LFu/AAAAFQEAAAsAAABfcmVscy8ucmVsc2zPwWrDMAwG4Ptg72B0&#10;X5TuUMaI01uh19I+gLGVxCy2jGSy9e1nemrHjpL4P0nD4SetZiPRyNnCruvBUPYcYp4tXC/Htw8w&#10;Wl0ObuVMFm6kcBhfX4Yzra62kC6xqGlKVgtLreUTUf1CyWnHhXKbTCzJ1VbKjMX5LzcTvvf9HuXR&#10;gPHJNKdgQU5hB+ZyK23zHztFL6w81c5zQp6m6P9TMfB3PtPWFCczVQtB9N4U2rp2HOA44NMz4y8A&#10;AAD//wMAUEsDBBQABgAIAAAAIQC17S+4xgAAAOIAAAAPAAAAZHJzL2Rvd25yZXYueG1sRE9dS8Mw&#10;FH0X9h/CHfjmEoebpS4bYzhQGIOtgvh2Sa5NsbkpTbbWf28EwcfD+V5tRt+KK/WxCazhfqZAEJtg&#10;G641vFX7uwJETMgW28Ck4ZsibNaTmxWWNgx8ous51SKHcCxRg0upK6WMxpHHOAsdceY+Q+8xZdjX&#10;0vY45HDfyrlSS+mx4dzgsKOdI/N1vngN7/tFNZgjPrvj64O8fKCp7OGg9e103D6BSDSmf/Gf+8Xm&#10;+WqhimXxOIffSxmDXP8AAAD//wMAUEsBAi0AFAAGAAgAAAAhANvh9svuAAAAhQEAABMAAAAAAAAA&#10;AAAAAAAAAAAAAFtDb250ZW50X1R5cGVzXS54bWxQSwECLQAUAAYACAAAACEAWvQsW78AAAAVAQAA&#10;CwAAAAAAAAAAAAAAAAAfAQAAX3JlbHMvLnJlbHNQSwECLQAUAAYACAAAACEAte0vuMYAAADiAAAA&#10;DwAAAAAAAAAAAAAAAAAHAgAAZHJzL2Rvd25yZXYueG1sUEsFBgAAAAADAAMAtwAAAPoCAAAAAA==&#10;" strokecolor="#e6e1c8 [1942]" strokeweight="1.75pt">
-                      <v:stroke dashstyle="1 1" joinstyle="miter" endcap="round"/>
+                  <v:group id="Group 9" style="position:absolute;left:381;top:78790;width:25146;height:12967" coordsize="25146,12968" o:spid="_x0000_s1063" o:gfxdata="UEsDBBQABgAIAAAAIQDb4fbL7gAAAIUBAAATAAAAW0NvbnRlbnRfVHlwZXNdLnhtbHyQz07DMAyH&#10;70i8Q+QralM4IITa7kDhCAiNB7ASt43WOlEcyvb2pNu4IODoPz9/n1xv9vOkForiPDdwXVagiI23&#10;jocG3rdPxR0oScgWJ8/UwIEENu3lRb09BBKV0ywNjCmFe63FjDSjlD4Q50nv44wpl3HQAc0OB9I3&#10;VXWrjedEnIq03oC27qjHjympx31un0wiTQLq4bS4shrAECZnMGVTvbD9QSnOhDInjzsyuiBXWQP0&#10;r4R18jfgnHvJr4nOknrFmJ5xzhraRtHWf3Kkpfz/yGo5S+H73hkquyhdjr3R8m2lj09svwAAAP//&#10;AwBQSwMEFAAGAAgAAAAhAFr0LFu/AAAAFQEAAAsAAABfcmVscy8ucmVsc2zPwWrDMAwG4Ptg72B0&#10;X5TuUMaI01uh19I+gLGVxCy2jGSy9e1nemrHjpL4P0nD4SetZiPRyNnCruvBUPYcYp4tXC/Htw8w&#10;Wl0ObuVMFm6kcBhfX4Yzra62kC6xqGlKVgtLreUTUf1CyWnHhXKbTCzJ1VbKjMX5LzcTvvf9HuXR&#10;gPHJNKdgQU5hB+ZyK23zHztFL6w81c5zQp6m6P9TMfB3PtPWFCczVQtB9N4U2rp2HOA44NMz4y8A&#10;AAD//wMAUEsDBBQABgAIAAAAIQCoF8JpyQAAAOMAAAAPAAAAZHJzL2Rvd25yZXYueG1sRE/NasJA&#10;EL4LfYdlCr2ZTVJibeoqIq30IEK1UHobsmMSzM6G7DaJb+8WBI/z/c9iNZpG9NS52rKCJIpBEBdW&#10;11wq+D5+TOcgnEfW2FgmBRdysFo+TBaYazvwF/UHX4oQwi5HBZX3bS6lKyoy6CLbEgfuZDuDPpxd&#10;KXWHQwg3jUzjeCYN1hwaKmxpU1FxPvwZBdsBh/Vz8t7vzqfN5feY7X92CSn19Diu30B4Gv1dfHN/&#10;6jB/nmav6SxLXuD/pwCAXF4BAAD//wMAUEsBAi0AFAAGAAgAAAAhANvh9svuAAAAhQEAABMAAAAA&#10;AAAAAAAAAAAAAAAAAFtDb250ZW50X1R5cGVzXS54bWxQSwECLQAUAAYACAAAACEAWvQsW78AAAAV&#10;AQAACwAAAAAAAAAAAAAAAAAfAQAAX3JlbHMvLnJlbHNQSwECLQAUAAYACAAAACEAqBfCackAAADj&#10;AAAADwAAAAAAAAAAAAAAAAAHAgAAZHJzL2Rvd25yZXYueG1sUEsFBgAAAAADAAMAtwAAAP0CAAAA&#10;AA==&#10;">
+                    <v:line id="Straight Connector 8" style="position:absolute;rotation:90;visibility:visible;mso-wrap-style:square" o:spid="_x0000_s1064" strokecolor="#e6e1c8 [1942]" strokeweight="1.75pt" o:connectortype="straight" o:gfxdata="UEsDBBQABgAIAAAAIQDb4fbL7gAAAIUBAAATAAAAW0NvbnRlbnRfVHlwZXNdLnhtbHyQz07DMAyH&#10;70i8Q+QralM4IITa7kDhCAiNB7ASt43WOlEcyvb2pNu4IODoPz9/n1xv9vOkForiPDdwXVagiI23&#10;jocG3rdPxR0oScgWJ8/UwIEENu3lRb09BBKV0ywNjCmFe63FjDSjlD4Q50nv44wpl3HQAc0OB9I3&#10;VXWrjedEnIq03oC27qjHjympx31un0wiTQLq4bS4shrAECZnMGVTvbD9QSnOhDInjzsyuiBXWQP0&#10;r4R18jfgnHvJr4nOknrFmJ5xzhraRtHWf3Kkpfz/yGo5S+H73hkquyhdjr3R8m2lj09svwAAAP//&#10;AwBQSwMEFAAGAAgAAAAhAFr0LFu/AAAAFQEAAAsAAABfcmVscy8ucmVsc2zPwWrDMAwG4Ptg72B0&#10;X5TuUMaI01uh19I+gLGVxCy2jGSy9e1nemrHjpL4P0nD4SetZiPRyNnCruvBUPYcYp4tXC/Htw8w&#10;Wl0ObuVMFm6kcBhfX4Yzra62kC6xqGlKVgtLreUTUf1CyWnHhXKbTCzJ1VbKjMX5LzcTvvf9HuXR&#10;gPHJNKdgQU5hB+ZyK23zHztFL6w81c5zQp6m6P9TMfB3PtPWFCczVQtB9N4U2rp2HOA44NMz4y8A&#10;AAD//wMAUEsDBBQABgAIAAAAIQC17S+4xgAAAOIAAAAPAAAAZHJzL2Rvd25yZXYueG1sRE9dS8Mw&#10;FH0X9h/CHfjmEoebpS4bYzhQGIOtgvh2Sa5NsbkpTbbWf28EwcfD+V5tRt+KK/WxCazhfqZAEJtg&#10;G641vFX7uwJETMgW28Ck4ZsibNaTmxWWNgx8ous51SKHcCxRg0upK6WMxpHHOAsdceY+Q+8xZdjX&#10;0vY45HDfyrlSS+mx4dzgsKOdI/N1vngN7/tFNZgjPrvj64O8fKCp7OGg9e103D6BSDSmf/Gf+8Xm&#10;+WqhimXxOIffSxmDXP8AAAD//wMAUEsBAi0AFAAGAAgAAAAhANvh9svuAAAAhQEAABMAAAAAAAAA&#10;AAAAAAAAAAAAAFtDb250ZW50X1R5cGVzXS54bWxQSwECLQAUAAYACAAAACEAWvQsW78AAAAVAQAA&#10;CwAAAAAAAAAAAAAAAAAfAQAAX3JlbHMvLnJlbHNQSwECLQAUAAYACAAAACEAte0vuMYAAADiAAAA&#10;DwAAAAAAAAAAAAAAAAAHAgAAZHJzL2Rvd25yZXYueG1sUEsFBgAAAAADAAMAtwAAAPoCAAAAAA==&#10;" from="12573,-12573" to="12573,12573">
+                      <v:stroke joinstyle="miter" endcap="round" dashstyle="1 1"/>
                     </v:line>
-                    <v:line id="Straight Connector 9" o:spid="_x0000_s1065" style="position:absolute;rotation:90;visibility:visible;mso-wrap-style:square" from="12573,395" to="12573,25541" o:connectortype="straight" o:gfxdata="UEsDBBQABgAIAAAAIQDb4fbL7gAAAIUBAAATAAAAW0NvbnRlbnRfVHlwZXNdLnhtbHyQz07DMAyH&#10;70i8Q+QralM4IITa7kDhCAiNB7ASt43WOlEcyvb2pNu4IODoPz9/n1xv9vOkForiPDdwXVagiI23&#10;jocG3rdPxR0oScgWJ8/UwIEENu3lRb09BBKV0ywNjCmFe63FjDSjlD4Q50nv44wpl3HQAc0OB9I3&#10;VXWrjedEnIq03oC27qjHjympx31un0wiTQLq4bS4shrAECZnMGVTvbD9QSnOhDInjzsyuiBXWQP0&#10;r4R18jfgnHvJr4nOknrFmJ5xzhraRtHWf3Kkpfz/yGo5S+H73hkquyhdjr3R8m2lj09svwAAAP//&#10;AwBQSwMEFAAGAAgAAAAhAFr0LFu/AAAAFQEAAAsAAABfcmVscy8ucmVsc2zPwWrDMAwG4Ptg72B0&#10;X5TuUMaI01uh19I+gLGVxCy2jGSy9e1nemrHjpL4P0nD4SetZiPRyNnCruvBUPYcYp4tXC/Htw8w&#10;Wl0ObuVMFm6kcBhfX4Yzra62kC6xqGlKVgtLreUTUf1CyWnHhXKbTCzJ1VbKjMX5LzcTvvf9HuXR&#10;gPHJNKdgQU5hB+ZyK23zHztFL6w81c5zQp6m6P9TMfB3PtPWFCczVQtB9N4U2rp2HOA44NMz4y8A&#10;AAD//wMAUEsDBBQABgAIAAAAIQBFtAn5ygAAAOIAAAAPAAAAZHJzL2Rvd25yZXYueG1sRI9Ra8Iw&#10;FIXfB/6HcIW9zdRuOqlGEZmwgQizg+HbJblrypqb0kTb/ftlMPDxcM75Dme1GVwjrtSF2rOC6SQD&#10;Qay9qblS8FHuHxYgQkQ22HgmBT8UYLMe3a2wML7nd7qeYiUShEOBCmyMbSFl0JYcholviZP35TuH&#10;McmukqbDPsFdI/Msm0uHNacFiy3tLOnv08Up+NzPyl4f8cUe357k5Yy6NIeDUvfjYbsEEWmIt/B/&#10;+9UoWDzms+k8f87h71K6A3L9CwAA//8DAFBLAQItABQABgAIAAAAIQDb4fbL7gAAAIUBAAATAAAA&#10;AAAAAAAAAAAAAAAAAABbQ29udGVudF9UeXBlc10ueG1sUEsBAi0AFAAGAAgAAAAhAFr0LFu/AAAA&#10;FQEAAAsAAAAAAAAAAAAAAAAAHwEAAF9yZWxzLy5yZWxzUEsBAi0AFAAGAAgAAAAhAEW0CfnKAAAA&#10;4gAAAA8AAAAAAAAAAAAAAAAABwIAAGRycy9kb3ducmV2LnhtbFBLBQYAAAAAAwADALcAAAD+AgAA&#10;AAA=&#10;" strokecolor="#e6e1c8 [1942]" strokeweight="1.75pt">
-                      <v:stroke dashstyle="1 1" joinstyle="miter" endcap="round"/>
+                    <v:line id="Straight Connector 9" style="position:absolute;rotation:90;visibility:visible;mso-wrap-style:square" o:spid="_x0000_s1065" strokecolor="#e6e1c8 [1942]" strokeweight="1.75pt" o:connectortype="straight" o:gfxdata="UEsDBBQABgAIAAAAIQDb4fbL7gAAAIUBAAATAAAAW0NvbnRlbnRfVHlwZXNdLnhtbHyQz07DMAyH&#10;70i8Q+QralM4IITa7kDhCAiNB7ASt43WOlEcyvb2pNu4IODoPz9/n1xv9vOkForiPDdwXVagiI23&#10;jocG3rdPxR0oScgWJ8/UwIEENu3lRb09BBKV0ywNjCmFe63FjDSjlD4Q50nv44wpl3HQAc0OB9I3&#10;VXWrjedEnIq03oC27qjHjympx31un0wiTQLq4bS4shrAECZnMGVTvbD9QSnOhDInjzsyuiBXWQP0&#10;r4R18jfgnHvJr4nOknrFmJ5xzhraRtHWf3Kkpfz/yGo5S+H73hkquyhdjr3R8m2lj09svwAAAP//&#10;AwBQSwMEFAAGAAgAAAAhAFr0LFu/AAAAFQEAAAsAAABfcmVscy8ucmVsc2zPwWrDMAwG4Ptg72B0&#10;X5TuUMaI01uh19I+gLGVxCy2jGSy9e1nemrHjpL4P0nD4SetZiPRyNnCruvBUPYcYp4tXC/Htw8w&#10;Wl0ObuVMFm6kcBhfX4Yzra62kC6xqGlKVgtLreUTUf1CyWnHhXKbTCzJ1VbKjMX5LzcTvvf9HuXR&#10;gPHJNKdgQU5hB+ZyK23zHztFL6w81c5zQp6m6P9TMfB3PtPWFCczVQtB9N4U2rp2HOA44NMz4y8A&#10;AAD//wMAUEsDBBQABgAIAAAAIQBFtAn5ygAAAOIAAAAPAAAAZHJzL2Rvd25yZXYueG1sRI9Ra8Iw&#10;FIXfB/6HcIW9zdRuOqlGEZmwgQizg+HbJblrypqb0kTb/ftlMPDxcM75Dme1GVwjrtSF2rOC6SQD&#10;Qay9qblS8FHuHxYgQkQ22HgmBT8UYLMe3a2wML7nd7qeYiUShEOBCmyMbSFl0JYcholviZP35TuH&#10;McmukqbDPsFdI/Msm0uHNacFiy3tLOnv08Up+NzPyl4f8cUe357k5Yy6NIeDUvfjYbsEEWmIt/B/&#10;+9UoWDzms+k8f87h71K6A3L9CwAA//8DAFBLAQItABQABgAIAAAAIQDb4fbL7gAAAIUBAAATAAAA&#10;AAAAAAAAAAAAAAAAAABbQ29udGVudF9UeXBlc10ueG1sUEsBAi0AFAAGAAgAAAAhAFr0LFu/AAAA&#10;FQEAAAsAAAAAAAAAAAAAAAAAHwEAAF9yZWxzLy5yZWxzUEsBAi0AFAAGAAgAAAAhAEW0CfnKAAAA&#10;4gAAAA8AAAAAAAAAAAAAAAAABwIAAGRycy9kb3ducmV2LnhtbFBLBQYAAAAAAwADALcAAAD+AgAA&#10;AAA=&#10;" from="12573,395" to="12573,25541">
+                      <v:stroke joinstyle="miter" endcap="round" dashstyle="1 1"/>
                     </v:line>
                   </v:group>
-                  <v:group id="Group 7" o:spid="_x0000_s1066" style="position:absolute;left:228;top:59055;width:25146;height:12966" coordsize="25146,12968" o:gfxdata="UEsDBBQABgAIAAAAIQDb4fbL7gAAAIUBAAATAAAAW0NvbnRlbnRfVHlwZXNdLnhtbHyQz07DMAyH&#10;70i8Q+QralM4IITa7kDhCAiNB7ASt43WOlEcyvb2pNu4IODoPz9/n1xv9vOkForiPDdwXVagiI23&#10;jocG3rdPxR0oScgWJ8/UwIEENu3lRb09BBKV0ywNjCmFe63FjDSjlD4Q50nv44wpl3HQAc0OB9I3&#10;VXWrjedEnIq03oC27qjHjympx31un0wiTQLq4bS4shrAECZnMGVTvbD9QSnOhDInjzsyuiBXWQP0&#10;r4R18jfgnHvJr4nOknrFmJ5xzhraRtHWf3Kkpfz/yGo5S+H73hkquyhdjr3R8m2lj09svwAAAP//&#10;AwBQSwMEFAAGAAgAAAAhAFr0LFu/AAAAFQEAAAsAAABfcmVscy8ucmVsc2zPwWrDMAwG4Ptg72B0&#10;X5TuUMaI01uh19I+gLGVxCy2jGSy9e1nemrHjpL4P0nD4SetZiPRyNnCruvBUPYcYp4tXC/Htw8w&#10;Wl0ObuVMFm6kcBhfX4Yzra62kC6xqGlKVgtLreUTUf1CyWnHhXKbTCzJ1VbKjMX5LzcTvvf9HuXR&#10;gPHJNKdgQU5hB+ZyK23zHztFL6w81c5zQp6m6P9TMfB3PtPWFCczVQtB9N4U2rp2HOA44NMz4y8A&#10;AAD//wMAUEsDBBQABgAIAAAAIQBN47kmygAAAOEAAAAPAAAAZHJzL2Rvd25yZXYueG1sRI9Ba8JA&#10;FITvBf/D8oTe6ibVSExdRaQtHqRQFaS3R/aZBLNvQ3abxH/vCoUeh5n5hlmuB1OLjlpXWVYQTyIQ&#10;xLnVFRcKTsePlxSE88gaa8uk4EYO1qvR0xIzbXv+pu7gCxEg7DJUUHrfZFK6vCSDbmIb4uBdbGvQ&#10;B9kWUrfYB7ip5WsUzaXBisNCiQ1tS8qvh1+j4LPHfjON37v99bK9/RyTr/M+JqWex8PmDYSnwf+H&#10;/9o7rWA2TZMoTRbweBTegFzdAQAA//8DAFBLAQItABQABgAIAAAAIQDb4fbL7gAAAIUBAAATAAAA&#10;AAAAAAAAAAAAAAAAAABbQ29udGVudF9UeXBlc10ueG1sUEsBAi0AFAAGAAgAAAAhAFr0LFu/AAAA&#10;FQEAAAsAAAAAAAAAAAAAAAAAHwEAAF9yZWxzLy5yZWxzUEsBAi0AFAAGAAgAAAAhAE3juSbKAAAA&#10;4QAAAA8AAAAAAAAAAAAAAAAABwIAAGRycy9kb3ducmV2LnhtbFBLBQYAAAAAAwADALcAAAD+AgAA&#10;AAA=&#10;">
-                    <v:line id="Straight Connector 8" o:spid="_x0000_s1067" style="position:absolute;rotation:90;visibility:visible;mso-wrap-style:square" from="12573,-12573" to="12573,12573" o:connectortype="straight" o:gfxdata="UEsDBBQABgAIAAAAIQDb4fbL7gAAAIUBAAATAAAAW0NvbnRlbnRfVHlwZXNdLnhtbHyQz07DMAyH&#10;70i8Q+QralM4IITa7kDhCAiNB7ASt43WOlEcyvb2pNu4IODoPz9/n1xv9vOkForiPDdwXVagiI23&#10;jocG3rdPxR0oScgWJ8/UwIEENu3lRb09BBKV0ywNjCmFe63FjDSjlD4Q50nv44wpl3HQAc0OB9I3&#10;VXWrjedEnIq03oC27qjHjympx31un0wiTQLq4bS4shrAECZnMGVTvbD9QSnOhDInjzsyuiBXWQP0&#10;r4R18jfgnHvJr4nOknrFmJ5xzhraRtHWf3Kkpfz/yGo5S+H73hkquyhdjr3R8m2lj09svwAAAP//&#10;AwBQSwMEFAAGAAgAAAAhAFr0LFu/AAAAFQEAAAsAAABfcmVscy8ucmVsc2zPwWrDMAwG4Ptg72B0&#10;X5TuUMaI01uh19I+gLGVxCy2jGSy9e1nemrHjpL4P0nD4SetZiPRyNnCruvBUPYcYp4tXC/Htw8w&#10;Wl0ObuVMFm6kcBhfX4Yzra62kC6xqGlKVgtLreUTUf1CyWnHhXKbTCzJ1VbKjMX5LzcTvvf9HuXR&#10;gPHJNKdgQU5hB+ZyK23zHztFL6w81c5zQp6m6P9TMfB3PtPWFCczVQtB9N4U2rp2HOA44NMz4y8A&#10;AAD//wMAUEsDBBQABgAIAAAAIQCs2o0DyAAAAOMAAAAPAAAAZHJzL2Rvd25yZXYueG1sRE9fS8Mw&#10;EH8X9h3CDXxzqXPaWpeNIQ4UxsBVEN+O5GzKmktpsrV+eyMMfLzf/1uuR9eKM/Wh8azgdpaBINbe&#10;NFwr+Ki2NwWIEJENtp5JwQ8FWK8mV0ssjR/4nc6HWIsUwqFEBTbGrpQyaEsOw8x3xIn79r3DmM6+&#10;lqbHIYW7Vs6z7EE6bDg1WOzo2ZI+Hk5Owef2vhr0Hl/s/m0hT1+oK7PbKXU9HTdPICKN8V98cb+a&#10;ND/Pi3le3C0e4e+nBIBc/QIAAP//AwBQSwECLQAUAAYACAAAACEA2+H2y+4AAACFAQAAEwAAAAAA&#10;AAAAAAAAAAAAAAAAW0NvbnRlbnRfVHlwZXNdLnhtbFBLAQItABQABgAIAAAAIQBa9CxbvwAAABUB&#10;AAALAAAAAAAAAAAAAAAAAB8BAABfcmVscy8ucmVsc1BLAQItABQABgAIAAAAIQCs2o0DyAAAAOMA&#10;AAAPAAAAAAAAAAAAAAAAAAcCAABkcnMvZG93bnJldi54bWxQSwUGAAAAAAMAAwC3AAAA/AIAAAAA&#10;" strokecolor="#e6e1c8 [1942]" strokeweight="1.75pt">
-                      <v:stroke dashstyle="1 1" joinstyle="miter" endcap="round"/>
+                  <v:group id="Group 7" style="position:absolute;left:228;top:59055;width:25146;height:12966" coordsize="25146,12968" o:spid="_x0000_s1066" o:gfxdata="UEsDBBQABgAIAAAAIQDb4fbL7gAAAIUBAAATAAAAW0NvbnRlbnRfVHlwZXNdLnhtbHyQz07DMAyH&#10;70i8Q+QralM4IITa7kDhCAiNB7ASt43WOlEcyvb2pNu4IODoPz9/n1xv9vOkForiPDdwXVagiI23&#10;jocG3rdPxR0oScgWJ8/UwIEENu3lRb09BBKV0ywNjCmFe63FjDSjlD4Q50nv44wpl3HQAc0OB9I3&#10;VXWrjedEnIq03oC27qjHjympx31un0wiTQLq4bS4shrAECZnMGVTvbD9QSnOhDInjzsyuiBXWQP0&#10;r4R18jfgnHvJr4nOknrFmJ5xzhraRtHWf3Kkpfz/yGo5S+H73hkquyhdjr3R8m2lj09svwAAAP//&#10;AwBQSwMEFAAGAAgAAAAhAFr0LFu/AAAAFQEAAAsAAABfcmVscy8ucmVsc2zPwWrDMAwG4Ptg72B0&#10;X5TuUMaI01uh19I+gLGVxCy2jGSy9e1nemrHjpL4P0nD4SetZiPRyNnCruvBUPYcYp4tXC/Htw8w&#10;Wl0ObuVMFm6kcBhfX4Yzra62kC6xqGlKVgtLreUTUf1CyWnHhXKbTCzJ1VbKjMX5LzcTvvf9HuXR&#10;gPHJNKdgQU5hB+ZyK23zHztFL6w81c5zQp6m6P9TMfB3PtPWFCczVQtB9N4U2rp2HOA44NMz4y8A&#10;AAD//wMAUEsDBBQABgAIAAAAIQBN47kmygAAAOEAAAAPAAAAZHJzL2Rvd25yZXYueG1sRI9Ba8JA&#10;FITvBf/D8oTe6ibVSExdRaQtHqRQFaS3R/aZBLNvQ3abxH/vCoUeh5n5hlmuB1OLjlpXWVYQTyIQ&#10;xLnVFRcKTsePlxSE88gaa8uk4EYO1qvR0xIzbXv+pu7gCxEg7DJUUHrfZFK6vCSDbmIb4uBdbGvQ&#10;B9kWUrfYB7ip5WsUzaXBisNCiQ1tS8qvh1+j4LPHfjON37v99bK9/RyTr/M+JqWex8PmDYSnwf+H&#10;/9o7rWA2TZMoTRbweBTegFzdAQAA//8DAFBLAQItABQABgAIAAAAIQDb4fbL7gAAAIUBAAATAAAA&#10;AAAAAAAAAAAAAAAAAABbQ29udGVudF9UeXBlc10ueG1sUEsBAi0AFAAGAAgAAAAhAFr0LFu/AAAA&#10;FQEAAAsAAAAAAAAAAAAAAAAAHwEAAF9yZWxzLy5yZWxzUEsBAi0AFAAGAAgAAAAhAE3juSbKAAAA&#10;4QAAAA8AAAAAAAAAAAAAAAAABwIAAGRycy9kb3ducmV2LnhtbFBLBQYAAAAAAwADALcAAAD+AgAA&#10;AAA=&#10;">
+                    <v:line id="Straight Connector 8" style="position:absolute;rotation:90;visibility:visible;mso-wrap-style:square" o:spid="_x0000_s1067" strokecolor="#e6e1c8 [1942]" strokeweight="1.75pt" o:connectortype="straight" o:gfxdata="UEsDBBQABgAIAAAAIQDb4fbL7gAAAIUBAAATAAAAW0NvbnRlbnRfVHlwZXNdLnhtbHyQz07DMAyH&#10;70i8Q+QralM4IITa7kDhCAiNB7ASt43WOlEcyvb2pNu4IODoPz9/n1xv9vOkForiPDdwXVagiI23&#10;jocG3rdPxR0oScgWJ8/UwIEENu3lRb09BBKV0ywNjCmFe63FjDSjlD4Q50nv44wpl3HQAc0OB9I3&#10;VXWrjedEnIq03oC27qjHjympx31un0wiTQLq4bS4shrAECZnMGVTvbD9QSnOhDInjzsyuiBXWQP0&#10;r4R18jfgnHvJr4nOknrFmJ5xzhraRtHWf3Kkpfz/yGo5S+H73hkquyhdjr3R8m2lj09svwAAAP//&#10;AwBQSwMEFAAGAAgAAAAhAFr0LFu/AAAAFQEAAAsAAABfcmVscy8ucmVsc2zPwWrDMAwG4Ptg72B0&#10;X5TuUMaI01uh19I+gLGVxCy2jGSy9e1nemrHjpL4P0nD4SetZiPRyNnCruvBUPYcYp4tXC/Htw8w&#10;Wl0ObuVMFm6kcBhfX4Yzra62kC6xqGlKVgtLreUTUf1CyWnHhXKbTCzJ1VbKjMX5LzcTvvf9HuXR&#10;gPHJNKdgQU5hB+ZyK23zHztFL6w81c5zQp6m6P9TMfB3PtPWFCczVQtB9N4U2rp2HOA44NMz4y8A&#10;AAD//wMAUEsDBBQABgAIAAAAIQCs2o0DyAAAAOMAAAAPAAAAZHJzL2Rvd25yZXYueG1sRE9fS8Mw&#10;EH8X9h3CDXxzqXPaWpeNIQ4UxsBVEN+O5GzKmktpsrV+eyMMfLzf/1uuR9eKM/Wh8azgdpaBINbe&#10;NFwr+Ki2NwWIEJENtp5JwQ8FWK8mV0ssjR/4nc6HWIsUwqFEBTbGrpQyaEsOw8x3xIn79r3DmM6+&#10;lqbHIYW7Vs6z7EE6bDg1WOzo2ZI+Hk5Owef2vhr0Hl/s/m0hT1+oK7PbKXU9HTdPICKN8V98cb+a&#10;ND/Pi3le3C0e4e+nBIBc/QIAAP//AwBQSwECLQAUAAYACAAAACEA2+H2y+4AAACFAQAAEwAAAAAA&#10;AAAAAAAAAAAAAAAAW0NvbnRlbnRfVHlwZXNdLnhtbFBLAQItABQABgAIAAAAIQBa9CxbvwAAABUB&#10;AAALAAAAAAAAAAAAAAAAAB8BAABfcmVscy8ucmVsc1BLAQItABQABgAIAAAAIQCs2o0DyAAAAOMA&#10;AAAPAAAAAAAAAAAAAAAAAAcCAABkcnMvZG93bnJldi54bWxQSwUGAAAAAAMAAwC3AAAA/AIAAAAA&#10;" from="12573,-12573" to="12573,12573">
+                      <v:stroke joinstyle="miter" endcap="round" dashstyle="1 1"/>
                     </v:line>
-                    <v:line id="Straight Connector 9" o:spid="_x0000_s1068" style="position:absolute;rotation:90;visibility:visible;mso-wrap-style:square" from="12573,395" to="12573,25541" o:connectortype="straight" o:gfxdata="UEsDBBQABgAIAAAAIQDb4fbL7gAAAIUBAAATAAAAW0NvbnRlbnRfVHlwZXNdLnhtbHyQz07DMAyH&#10;70i8Q+QralM4IITa7kDhCAiNB7ASt43WOlEcyvb2pNu4IODoPz9/n1xv9vOkForiPDdwXVagiI23&#10;jocG3rdPxR0oScgWJ8/UwIEENu3lRb09BBKV0ywNjCmFe63FjDSjlD4Q50nv44wpl3HQAc0OB9I3&#10;VXWrjedEnIq03oC27qjHjympx31un0wiTQLq4bS4shrAECZnMGVTvbD9QSnOhDInjzsyuiBXWQP0&#10;r4R18jfgnHvJr4nOknrFmJ5xzhraRtHWf3Kkpfz/yGo5S+H73hkquyhdjr3R8m2lj09svwAAAP//&#10;AwBQSwMEFAAGAAgAAAAhAFr0LFu/AAAAFQEAAAsAAABfcmVscy8ucmVsc2zPwWrDMAwG4Ptg72B0&#10;X5TuUMaI01uh19I+gLGVxCy2jGSy9e1nemrHjpL4P0nD4SetZiPRyNnCruvBUPYcYp4tXC/Htw8w&#10;Wl0ObuVMFm6kcBhfX4Yzra62kC6xqGlKVgtLreUTUf1CyWnHhXKbTCzJ1VbKjMX5LzcTvvf9HuXR&#10;gPHJNKdgQU5hB+ZyK23zHztFL6w81c5zQp6m6P9TMfB3PtPWFCczVQtB9N4U2rp2HOA44NMz4y8A&#10;AAD//wMAUEsDBBQABgAIAAAAIQCY0wrvyAAAAOMAAAAPAAAAZHJzL2Rvd25yZXYueG1sRE9fS8Mw&#10;EH8X9h3CCb651K7qVpcNEQcKY+AqjL0dydmUNZfSZGv99kYQfLzf/1uuR9eKC/Wh8azgbpqBINbe&#10;NFwr+Kw2t3MQISIbbD2Tgm8KsF5NrpZYGj/wB132sRYphEOJCmyMXSll0JYchqnviBP35XuHMZ19&#10;LU2PQwp3rcyz7EE6bDg1WOzoxZI+7c9OwWFzXw16h692917I8xF1ZbZbpW6ux+cnEJHG+C/+c7+Z&#10;NH+R51kxe5wV8PtTAkCufgAAAP//AwBQSwECLQAUAAYACAAAACEA2+H2y+4AAACFAQAAEwAAAAAA&#10;AAAAAAAAAAAAAAAAW0NvbnRlbnRfVHlwZXNdLnhtbFBLAQItABQABgAIAAAAIQBa9CxbvwAAABUB&#10;AAALAAAAAAAAAAAAAAAAAB8BAABfcmVscy8ucmVsc1BLAQItABQABgAIAAAAIQCY0wrvyAAAAOMA&#10;AAAPAAAAAAAAAAAAAAAAAAcCAABkcnMvZG93bnJldi54bWxQSwUGAAAAAAMAAwC3AAAA/AIAAAAA&#10;" strokecolor="#e6e1c8 [1942]" strokeweight="1.75pt">
-                      <v:stroke dashstyle="1 1" joinstyle="miter" endcap="round"/>
+                    <v:line id="Straight Connector 9" style="position:absolute;rotation:90;visibility:visible;mso-wrap-style:square" o:spid="_x0000_s1068" strokecolor="#e6e1c8 [1942]" strokeweight="1.75pt" o:connectortype="straight" o:gfxdata="UEsDBBQABgAIAAAAIQDb4fbL7gAAAIUBAAATAAAAW0NvbnRlbnRfVHlwZXNdLnhtbHyQz07DMAyH&#10;70i8Q+QralM4IITa7kDhCAiNB7ASt43WOlEcyvb2pNu4IODoPz9/n1xv9vOkForiPDdwXVagiI23&#10;jocG3rdPxR0oScgWJ8/UwIEENu3lRb09BBKV0ywNjCmFe63FjDSjlD4Q50nv44wpl3HQAc0OB9I3&#10;VXWrjedEnIq03oC27qjHjympx31un0wiTQLq4bS4shrAECZnMGVTvbD9QSnOhDInjzsyuiBXWQP0&#10;r4R18jfgnHvJr4nOknrFmJ5xzhraRtHWf3Kkpfz/yGo5S+H73hkquyhdjr3R8m2lj09svwAAAP//&#10;AwBQSwMEFAAGAAgAAAAhAFr0LFu/AAAAFQEAAAsAAABfcmVscy8ucmVsc2zPwWrDMAwG4Ptg72B0&#10;X5TuUMaI01uh19I+gLGVxCy2jGSy9e1nemrHjpL4P0nD4SetZiPRyNnCruvBUPYcYp4tXC/Htw8w&#10;Wl0ObuVMFm6kcBhfX4Yzra62kC6xqGlKVgtLreUTUf1CyWnHhXKbTCzJ1VbKjMX5LzcTvvf9HuXR&#10;gPHJNKdgQU5hB+ZyK23zHztFL6w81c5zQp6m6P9TMfB3PtPWFCczVQtB9N4U2rp2HOA44NMz4y8A&#10;AAD//wMAUEsDBBQABgAIAAAAIQCY0wrvyAAAAOMAAAAPAAAAZHJzL2Rvd25yZXYueG1sRE9fS8Mw&#10;EH8X9h3CCb651K7qVpcNEQcKY+AqjL0dydmUNZfSZGv99kYQfLzf/1uuR9eKC/Wh8azgbpqBINbe&#10;NFwr+Kw2t3MQISIbbD2Tgm8KsF5NrpZYGj/wB132sRYphEOJCmyMXSll0JYchqnviBP35XuHMZ19&#10;LU2PQwp3rcyz7EE6bDg1WOzoxZI+7c9OwWFzXw16h692917I8xF1ZbZbpW6ux+cnEJHG+C/+c7+Z&#10;NH+R51kxe5wV8PtTAkCufgAAAP//AwBQSwECLQAUAAYACAAAACEA2+H2y+4AAACFAQAAEwAAAAAA&#10;AAAAAAAAAAAAAAAAW0NvbnRlbnRfVHlwZXNdLnhtbFBLAQItABQABgAIAAAAIQBa9CxbvwAAABUB&#10;AAALAAAAAAAAAAAAAAAAAB8BAABfcmVscy8ucmVsc1BLAQItABQABgAIAAAAIQCY0wrvyAAAAOMA&#10;AAAPAAAAAAAAAAAAAAAAAAcCAABkcnMvZG93bnJldi54bWxQSwUGAAAAAAMAAwC3AAAA/AIAAAAA&#10;" from="12573,395" to="12573,25541">
+                      <v:stroke joinstyle="miter" endcap="round" dashstyle="1 1"/>
                     </v:line>
                   </v:group>
                 </v:group>

--- a/src/Tests/Inputs/labels/03/input.docx
+++ b/src/Tests/Inputs/labels/03/input.docx
@@ -4007,1545 +4007,6 @@
 </w:webSettings>
 </file>
 
-<file path=word/glossary/document.xml><?xml version="1.0" encoding="utf-8"?>
-<w:glossaryDocument xmlns:wpc="http://schemas.microsoft.com/office/word/2010/wordprocessingCanvas" xmlns:cx="http://schemas.microsoft.com/office/drawing/2014/chartex" xmlns:cx1="http://schemas.microsoft.com/office/drawing/2015/9/8/chartex" xmlns:cx2="http://schemas.microsoft.com/office/drawing/2015/10/21/chartex" xmlns:cx3="http://schemas.microsoft.com/office/drawing/2016/5/9/chartex" xmlns:cx4="http://schemas.microsoft.com/office/drawing/2016/5/10/chartex" xmlns:cx5="http://schemas.microsoft.com/office/drawing/2016/5/11/chartex" xmlns:cx6="http://schemas.microsoft.com/office/drawing/2016/5/12/chartex" xmlns:cx7="http://schemas.microsoft.com/office/drawing/2016/5/13/chartex" xmlns:cx8="http://schemas.microsoft.com/office/drawing/2016/5/14/chartex" xmlns:mc="http://schemas.openxmlformats.org/markup-compatibility/2006" xmlns:aink="http://schemas.microsoft.com/office/drawing/2016/ink" xmlns:am3d="http://schemas.microsoft.com/office/drawing/2017/model3d" xmlns:o="urn:schemas-microsoft-com:office:office" xmlns:oel="http://schemas.microsoft.com/office/2019/extlst" xmlns:r="http://schemas.openxmlformats.org/officeDocument/2006/relationships" xmlns:m="http://schemas.openxmlformats.org/officeDocument/2006/math" xmlns:v="urn:schemas-microsoft-com:vml" xmlns:wp14="http://schemas.microsoft.com/office/word/2010/wordprocessingDrawing" xmlns:wp="http://schemas.openxmlformats.org/drawingml/2006/wordprocessingDrawing" xmlns:w10="urn:schemas-microsoft-com:office:word" xmlns:w="http://schemas.openxmlformats.org/wordprocessingml/2006/main" xmlns:w14="http://schemas.microsoft.com/office/word/2010/wordml" xmlns:w15="http://schemas.microsoft.com/office/word/2012/wordml" xmlns:w16cex="http://schemas.microsoft.com/office/word/2018/wordml/cex" xmlns:w16cid="http://schemas.microsoft.com/office/word/2016/wordml/cid" xmlns:w16="http://schemas.microsoft.com/office/word/2018/wordml" xmlns:w16sdtdh="http://schemas.microsoft.com/office/word/2020/wordml/sdtdatahash" xmlns:w16se="http://schemas.microsoft.com/office/word/2015/wordml/symex" xmlns:wpg="http://schemas.microsoft.com/office/word/2010/wordprocessingGroup" xmlns:wpi="http://schemas.microsoft.com/office/word/2010/wordprocessingInk" xmlns:wne="http://schemas.microsoft.com/office/word/2006/wordml" xmlns:wps="http://schemas.microsoft.com/office/word/2010/wordprocessingShape" mc:Ignorable="w14 w15 w16se w16cid w16 w16cex w16sdtdh wp14">
-  <w:docParts>
-    <w:docPart>
-      <w:docPartPr>
-        <w:name w:val="E1F9D5A9AA4148E8BB88EA158A791FA4"/>
-        <w:category>
-          <w:name w:val="General"/>
-          <w:gallery w:val="placeholder"/>
-        </w:category>
-        <w:types>
-          <w:type w:val="bbPlcHdr"/>
-        </w:types>
-        <w:behaviors>
-          <w:behavior w:val="content"/>
-        </w:behaviors>
-        <w:guid w:val="{3B296547-B7AB-47C1-BA6C-21E714CEFB87}"/>
-      </w:docPartPr>
-      <w:docPartBody>
-        <w:p>
-          <w:pPr>
-            <w:pStyle w:val="E1F9D5A9AA4148E8BB88EA158A791FA4"/>
-          </w:pPr>
-          <w:r>
-            <w:t>Summer Concert Series</w:t>
-          </w:r>
-        </w:p>
-      </w:docPartBody>
-    </w:docPart>
-    <w:docPart>
-      <w:docPartPr>
-        <w:name w:val="2C97ECFC6B54482C9DFDEDA2F046B969"/>
-        <w:category>
-          <w:name w:val="General"/>
-          <w:gallery w:val="placeholder"/>
-        </w:category>
-        <w:types>
-          <w:type w:val="bbPlcHdr"/>
-        </w:types>
-        <w:behaviors>
-          <w:behavior w:val="content"/>
-        </w:behaviors>
-        <w:guid w:val="{046F4193-BFD0-4448-8549-FED4BB7670B1}"/>
-      </w:docPartPr>
-      <w:docPartBody>
-        <w:p>
-          <w:pPr>
-            <w:pStyle w:val="2C97ECFC6B54482C9DFDEDA2F046B969"/>
-          </w:pPr>
-          <w:r>
-            <w:t>Summer Concert Series</w:t>
-          </w:r>
-        </w:p>
-      </w:docPartBody>
-    </w:docPart>
-    <w:docPart>
-      <w:docPartPr>
-        <w:name w:val="F00DBBFE828047F68B3765911062520C"/>
-        <w:category>
-          <w:name w:val="General"/>
-          <w:gallery w:val="placeholder"/>
-        </w:category>
-        <w:types>
-          <w:type w:val="bbPlcHdr"/>
-        </w:types>
-        <w:behaviors>
-          <w:behavior w:val="content"/>
-        </w:behaviors>
-        <w:guid w:val="{4EF6EE8E-E9DD-4335-9FCD-265FD866153C}"/>
-      </w:docPartPr>
-      <w:docPartBody>
-        <w:p>
-          <w:pPr>
-            <w:pStyle w:val="F00DBBFE828047F68B3765911062520C"/>
-          </w:pPr>
-          <w:r>
-            <w:t>Summer Concert Series</w:t>
-          </w:r>
-        </w:p>
-      </w:docPartBody>
-    </w:docPart>
-    <w:docPart>
-      <w:docPartPr>
-        <w:name w:val="AD33F0DE803945DABB50AD6712F9300B"/>
-        <w:category>
-          <w:name w:val="General"/>
-          <w:gallery w:val="placeholder"/>
-        </w:category>
-        <w:types>
-          <w:type w:val="bbPlcHdr"/>
-        </w:types>
-        <w:behaviors>
-          <w:behavior w:val="content"/>
-        </w:behaviors>
-        <w:guid w:val="{36B316B2-C412-48B2-A84B-6C80006B95E6}"/>
-      </w:docPartPr>
-      <w:docPartBody>
-        <w:p>
-          <w:pPr>
-            <w:pStyle w:val="AD33F0DE803945DABB50AD6712F9300B"/>
-          </w:pPr>
-          <w:r>
-            <w:t>Summer Concert Series</w:t>
-          </w:r>
-        </w:p>
-      </w:docPartBody>
-    </w:docPart>
-    <w:docPart>
-      <w:docPartPr>
-        <w:name w:val="48EAC32C739C4C41BC60682D2BBBD402"/>
-        <w:category>
-          <w:name w:val="General"/>
-          <w:gallery w:val="placeholder"/>
-        </w:category>
-        <w:types>
-          <w:type w:val="bbPlcHdr"/>
-        </w:types>
-        <w:behaviors>
-          <w:behavior w:val="content"/>
-        </w:behaviors>
-        <w:guid w:val="{D7497C3A-6DC9-489E-A667-ED1EBDF2B23D}"/>
-      </w:docPartPr>
-      <w:docPartBody>
-        <w:p>
-          <w:pPr>
-            <w:pStyle w:val="48EAC32C739C4C41BC60682D2BBBD402"/>
-          </w:pPr>
-          <w:r>
-            <w:t>Summer Concert Series</w:t>
-          </w:r>
-        </w:p>
-      </w:docPartBody>
-    </w:docPart>
-    <w:docPart>
-      <w:docPartPr>
-        <w:name w:val="777A069B58784954B0F0775911BBB35F"/>
-        <w:category>
-          <w:name w:val="General"/>
-          <w:gallery w:val="placeholder"/>
-        </w:category>
-        <w:types>
-          <w:type w:val="bbPlcHdr"/>
-        </w:types>
-        <w:behaviors>
-          <w:behavior w:val="content"/>
-        </w:behaviors>
-        <w:guid w:val="{D98187A7-4E87-4C5F-933D-81CA046D556F}"/>
-      </w:docPartPr>
-      <w:docPartBody>
-        <w:p>
-          <w:pPr>
-            <w:pStyle w:val="777A069B58784954B0F0775911BBB35F"/>
-          </w:pPr>
-          <w:r>
-            <w:t>Summer Concert Series</w:t>
-          </w:r>
-        </w:p>
-      </w:docPartBody>
-    </w:docPart>
-    <w:docPart>
-      <w:docPartPr>
-        <w:name w:val="CC00263EC9AC41AB84B264F8977BF0F5"/>
-        <w:category>
-          <w:name w:val="General"/>
-          <w:gallery w:val="placeholder"/>
-        </w:category>
-        <w:types>
-          <w:type w:val="bbPlcHdr"/>
-        </w:types>
-        <w:behaviors>
-          <w:behavior w:val="content"/>
-        </w:behaviors>
-        <w:guid w:val="{A9A3A0CC-0426-4584-989C-6485C14C3DFE}"/>
-      </w:docPartPr>
-      <w:docPartBody>
-        <w:p>
-          <w:pPr>
-            <w:pStyle w:val="CC00263EC9AC41AB84B264F8977BF0F5"/>
-          </w:pPr>
-          <w:r>
-            <w:t>Summer Concert Series</w:t>
-          </w:r>
-        </w:p>
-      </w:docPartBody>
-    </w:docPart>
-    <w:docPart>
-      <w:docPartPr>
-        <w:name w:val="6861AAFAC9F74076B0B0EDAB38EDD0F0"/>
-        <w:category>
-          <w:name w:val="General"/>
-          <w:gallery w:val="placeholder"/>
-        </w:category>
-        <w:types>
-          <w:type w:val="bbPlcHdr"/>
-        </w:types>
-        <w:behaviors>
-          <w:behavior w:val="content"/>
-        </w:behaviors>
-        <w:guid w:val="{6963C91A-E1B9-425D-A82B-EA96982700C9}"/>
-      </w:docPartPr>
-      <w:docPartBody>
-        <w:p>
-          <w:pPr>
-            <w:pStyle w:val="6861AAFAC9F74076B0B0EDAB38EDD0F0"/>
-          </w:pPr>
-          <w:r>
-            <w:t>Summer Concert Series</w:t>
-          </w:r>
-        </w:p>
-      </w:docPartBody>
-    </w:docPart>
-    <w:docPart>
-      <w:docPartPr>
-        <w:name w:val="EE1A715494F745589CDBD54801D8D5A4"/>
-        <w:category>
-          <w:name w:val="General"/>
-          <w:gallery w:val="placeholder"/>
-        </w:category>
-        <w:types>
-          <w:type w:val="bbPlcHdr"/>
-        </w:types>
-        <w:behaviors>
-          <w:behavior w:val="content"/>
-        </w:behaviors>
-        <w:guid w:val="{3B823066-3209-435E-B94A-487EBC4D82A3}"/>
-      </w:docPartPr>
-      <w:docPartBody>
-        <w:p>
-          <w:r>
-            <w:t>Summer Concert Series</w:t>
-          </w:r>
-        </w:p>
-      </w:docPartBody>
-    </w:docPart>
-    <w:docPart>
-      <w:docPartPr>
-        <w:name w:val="92861F47045A4F168E2426E0116E3BA0"/>
-        <w:category>
-          <w:name w:val="General"/>
-          <w:gallery w:val="placeholder"/>
-        </w:category>
-        <w:types>
-          <w:type w:val="bbPlcHdr"/>
-        </w:types>
-        <w:behaviors>
-          <w:behavior w:val="content"/>
-        </w:behaviors>
-        <w:guid w:val="{4EF85D57-D698-4FE9-8987-3833FBA4099F}"/>
-      </w:docPartPr>
-      <w:docPartBody>
-        <w:p>
-          <w:r>
-            <w:t>TICKET</w:t>
-          </w:r>
-        </w:p>
-      </w:docPartBody>
-    </w:docPart>
-    <w:docPart>
-      <w:docPartPr>
-        <w:name w:val="02314577C1DC46EDA4D2D65AA01F245C"/>
-        <w:category>
-          <w:name w:val="General"/>
-          <w:gallery w:val="placeholder"/>
-        </w:category>
-        <w:types>
-          <w:type w:val="bbPlcHdr"/>
-        </w:types>
-        <w:behaviors>
-          <w:behavior w:val="content"/>
-        </w:behaviors>
-        <w:guid w:val="{EAF81F57-8DBF-4315-BDA6-6207F32A8D1C}"/>
-      </w:docPartPr>
-      <w:docPartBody>
-        <w:p>
-          <w:r>
-            <w:t>Creekside Park</w:t>
-          </w:r>
-        </w:p>
-      </w:docPartBody>
-    </w:docPart>
-    <w:docPart>
-      <w:docPartPr>
-        <w:name w:val="46F34CAA5B5044FA96B1088F4AEE3C3D"/>
-        <w:category>
-          <w:name w:val="General"/>
-          <w:gallery w:val="placeholder"/>
-        </w:category>
-        <w:types>
-          <w:type w:val="bbPlcHdr"/>
-        </w:types>
-        <w:behaviors>
-          <w:behavior w:val="content"/>
-        </w:behaviors>
-        <w:guid w:val="{897E174C-976D-4EF6-94B2-2BC27C9ED651}"/>
-      </w:docPartPr>
-      <w:docPartBody>
-        <w:p>
-          <w:r>
-            <w:t>Summer Concert Series</w:t>
-          </w:r>
-        </w:p>
-      </w:docPartBody>
-    </w:docPart>
-    <w:docPart>
-      <w:docPartPr>
-        <w:name w:val="40F85DF7B49347C2B8F6CC4F71DCBE39"/>
-        <w:category>
-          <w:name w:val="General"/>
-          <w:gallery w:val="placeholder"/>
-        </w:category>
-        <w:types>
-          <w:type w:val="bbPlcHdr"/>
-        </w:types>
-        <w:behaviors>
-          <w:behavior w:val="content"/>
-        </w:behaviors>
-        <w:guid w:val="{BA7CEC09-24C1-4E6F-ABAF-E321B9D4B331}"/>
-      </w:docPartPr>
-      <w:docPartBody>
-        <w:p>
-          <w:r>
-            <w:t>TICKET</w:t>
-          </w:r>
-        </w:p>
-      </w:docPartBody>
-    </w:docPart>
-    <w:docPart>
-      <w:docPartPr>
-        <w:name w:val="27BF3822266D42E2A76C2CBC50C37933"/>
-        <w:category>
-          <w:name w:val="General"/>
-          <w:gallery w:val="placeholder"/>
-        </w:category>
-        <w:types>
-          <w:type w:val="bbPlcHdr"/>
-        </w:types>
-        <w:behaviors>
-          <w:behavior w:val="content"/>
-        </w:behaviors>
-        <w:guid w:val="{C9A2E863-65C1-4193-A240-0E15C94D76AA}"/>
-      </w:docPartPr>
-      <w:docPartBody>
-        <w:p>
-          <w:r>
-            <w:t>Creekside Park</w:t>
-          </w:r>
-        </w:p>
-      </w:docPartBody>
-    </w:docPart>
-    <w:docPart>
-      <w:docPartPr>
-        <w:name w:val="3241A23D50F0431EA1698EF9C4FA77EB"/>
-        <w:category>
-          <w:name w:val="General"/>
-          <w:gallery w:val="placeholder"/>
-        </w:category>
-        <w:types>
-          <w:type w:val="bbPlcHdr"/>
-        </w:types>
-        <w:behaviors>
-          <w:behavior w:val="content"/>
-        </w:behaviors>
-        <w:guid w:val="{E82FEA31-2205-44BE-AD73-21A140069D18}"/>
-      </w:docPartPr>
-      <w:docPartBody>
-        <w:p>
-          <w:pPr>
-            <w:pStyle w:val="3241A23D50F0431EA1698EF9C4FA77EB"/>
-          </w:pPr>
-          <w:r>
-            <w:rPr>
-              <w:rFonts w:asciiTheme="majorHAnsi" w:hAnsiTheme="majorHAnsi" w:cs="Times New Roman (Body CS)"/>
-              <w:color w:val="000000" w:themeColor="text1"/>
-              <w:spacing w:val="30"/>
-              <w:sz w:val="48"/>
-              <w:szCs w:val="80"/>
-            </w:rPr>
-            <w:t>TICKET</w:t>
-          </w:r>
-        </w:p>
-      </w:docPartBody>
-    </w:docPart>
-    <w:docPart>
-      <w:docPartPr>
-        <w:name w:val="A3CAA34BF87E45FFA09D0C508C8CD406"/>
-        <w:category>
-          <w:name w:val="General"/>
-          <w:gallery w:val="placeholder"/>
-        </w:category>
-        <w:types>
-          <w:type w:val="bbPlcHdr"/>
-        </w:types>
-        <w:behaviors>
-          <w:behavior w:val="content"/>
-        </w:behaviors>
-        <w:guid w:val="{36DA44BE-9621-4961-B541-1C23ADA34126}"/>
-      </w:docPartPr>
-      <w:docPartBody>
-        <w:p>
-          <w:pPr>
-            <w:pStyle w:val="A3CAA34BF87E45FFA09D0C508C8CD406"/>
-          </w:pPr>
-          <w:r>
-            <w:rPr>
-              <w:rFonts w:asciiTheme="majorHAnsi" w:hAnsiTheme="majorHAnsi" w:cs="Times New Roman (Body CS)"/>
-              <w:color w:val="000000" w:themeColor="text1"/>
-              <w:spacing w:val="30"/>
-              <w:sz w:val="48"/>
-              <w:szCs w:val="80"/>
-            </w:rPr>
-            <w:t>TICKET</w:t>
-          </w:r>
-        </w:p>
-      </w:docPartBody>
-    </w:docPart>
-    <w:docPart>
-      <w:docPartPr>
-        <w:name w:val="25876793E0C04A459EB651302AF95F4D"/>
-        <w:category>
-          <w:name w:val="General"/>
-          <w:gallery w:val="placeholder"/>
-        </w:category>
-        <w:types>
-          <w:type w:val="bbPlcHdr"/>
-        </w:types>
-        <w:behaviors>
-          <w:behavior w:val="content"/>
-        </w:behaviors>
-        <w:guid w:val="{12563025-BD6D-4BEB-AC6F-2EB9E96FECA5}"/>
-      </w:docPartPr>
-      <w:docPartBody>
-        <w:p>
-          <w:pPr>
-            <w:pStyle w:val="25876793E0C04A459EB651302AF95F4D"/>
-          </w:pPr>
-          <w:r>
-            <w:rPr>
-              <w:rFonts w:asciiTheme="majorHAnsi" w:hAnsiTheme="majorHAnsi" w:cs="Times New Roman (Body CS)"/>
-              <w:color w:val="000000" w:themeColor="text1"/>
-              <w:spacing w:val="30"/>
-              <w:sz w:val="48"/>
-              <w:szCs w:val="80"/>
-            </w:rPr>
-            <w:t>TICKET</w:t>
-          </w:r>
-        </w:p>
-      </w:docPartBody>
-    </w:docPart>
-    <w:docPart>
-      <w:docPartPr>
-        <w:name w:val="44BE71E995B44BE7BA5C038F7CAC23E4"/>
-        <w:category>
-          <w:name w:val="General"/>
-          <w:gallery w:val="placeholder"/>
-        </w:category>
-        <w:types>
-          <w:type w:val="bbPlcHdr"/>
-        </w:types>
-        <w:behaviors>
-          <w:behavior w:val="content"/>
-        </w:behaviors>
-        <w:guid w:val="{213AA8A5-6839-4C0D-B4EB-9F1B0735D685}"/>
-      </w:docPartPr>
-      <w:docPartBody>
-        <w:p>
-          <w:pPr>
-            <w:pStyle w:val="44BE71E995B44BE7BA5C038F7CAC23E4"/>
-          </w:pPr>
-          <w:r>
-            <w:rPr>
-              <w:rFonts w:asciiTheme="majorHAnsi" w:hAnsiTheme="majorHAnsi" w:cs="Times New Roman (Body CS)"/>
-              <w:caps/>
-              <w:spacing w:val="30"/>
-              <w:sz w:val="48"/>
-              <w:szCs w:val="80"/>
-            </w:rPr>
-            <w:t>TICKET</w:t>
-          </w:r>
-        </w:p>
-      </w:docPartBody>
-    </w:docPart>
-    <w:docPart>
-      <w:docPartPr>
-        <w:name w:val="AAAFB970BF0F418D998895F0532DBA5F"/>
-        <w:category>
-          <w:name w:val="General"/>
-          <w:gallery w:val="placeholder"/>
-        </w:category>
-        <w:types>
-          <w:type w:val="bbPlcHdr"/>
-        </w:types>
-        <w:behaviors>
-          <w:behavior w:val="content"/>
-        </w:behaviors>
-        <w:guid w:val="{567870FE-E138-4E8D-A737-E441EE0EA13B}"/>
-      </w:docPartPr>
-      <w:docPartBody>
-        <w:p>
-          <w:pPr>
-            <w:pStyle w:val="AAAFB970BF0F418D998895F0532DBA5F"/>
-          </w:pPr>
-          <w:r>
-            <w:rPr>
-              <w:rFonts w:asciiTheme="majorHAnsi" w:hAnsiTheme="majorHAnsi" w:cs="Times New Roman (Body CS)"/>
-              <w:caps/>
-              <w:spacing w:val="30"/>
-              <w:sz w:val="48"/>
-              <w:szCs w:val="80"/>
-            </w:rPr>
-            <w:t>TICKET</w:t>
-          </w:r>
-        </w:p>
-      </w:docPartBody>
-    </w:docPart>
-    <w:docPart>
-      <w:docPartPr>
-        <w:name w:val="65E786800FE24CDB807D897930A52113"/>
-        <w:category>
-          <w:name w:val="General"/>
-          <w:gallery w:val="placeholder"/>
-        </w:category>
-        <w:types>
-          <w:type w:val="bbPlcHdr"/>
-        </w:types>
-        <w:behaviors>
-          <w:behavior w:val="content"/>
-        </w:behaviors>
-        <w:guid w:val="{1F5C9668-13B6-430B-998A-71D8E8CB85C1}"/>
-      </w:docPartPr>
-      <w:docPartBody>
-        <w:p>
-          <w:pPr>
-            <w:pStyle w:val="65E786800FE24CDB807D897930A52113"/>
-          </w:pPr>
-          <w:r>
-            <w:t>TICKET</w:t>
-          </w:r>
-        </w:p>
-      </w:docPartBody>
-    </w:docPart>
-    <w:docPart>
-      <w:docPartPr>
-        <w:name w:val="42207F839E4D4571AE0C0CE099A66A32"/>
-        <w:category>
-          <w:name w:val="General"/>
-          <w:gallery w:val="placeholder"/>
-        </w:category>
-        <w:types>
-          <w:type w:val="bbPlcHdr"/>
-        </w:types>
-        <w:behaviors>
-          <w:behavior w:val="content"/>
-        </w:behaviors>
-        <w:guid w:val="{62997402-19F8-4D09-B154-9D162E5540CF}"/>
-      </w:docPartPr>
-      <w:docPartBody>
-        <w:p>
-          <w:pPr>
-            <w:pStyle w:val="42207F839E4D4571AE0C0CE099A66A32"/>
-          </w:pPr>
-          <w:r>
-            <w:rPr>
-              <w:rFonts w:asciiTheme="majorHAnsi" w:hAnsiTheme="majorHAnsi" w:cs="Times New Roman (Body CS)"/>
-              <w:caps/>
-              <w:spacing w:val="30"/>
-              <w:sz w:val="48"/>
-              <w:szCs w:val="80"/>
-            </w:rPr>
-            <w:t>TICKET</w:t>
-          </w:r>
-        </w:p>
-      </w:docPartBody>
-    </w:docPart>
-    <w:docPart>
-      <w:docPartPr>
-        <w:name w:val="97CA12C7D10642A9B4D64332754F78A4"/>
-        <w:category>
-          <w:name w:val="General"/>
-          <w:gallery w:val="placeholder"/>
-        </w:category>
-        <w:types>
-          <w:type w:val="bbPlcHdr"/>
-        </w:types>
-        <w:behaviors>
-          <w:behavior w:val="content"/>
-        </w:behaviors>
-        <w:guid w:val="{3811DC45-5E41-4AA6-96B2-0A4BE1D682DA}"/>
-      </w:docPartPr>
-      <w:docPartBody>
-        <w:p>
-          <w:pPr>
-            <w:pStyle w:val="97CA12C7D10642A9B4D64332754F78A4"/>
-          </w:pPr>
-          <w:r>
-            <w:rPr>
-              <w:rFonts w:asciiTheme="majorHAnsi" w:hAnsiTheme="majorHAnsi" w:cs="Times New Roman (Body CS)"/>
-              <w:color w:val="000000" w:themeColor="text1"/>
-              <w:spacing w:val="30"/>
-              <w:sz w:val="48"/>
-              <w:szCs w:val="80"/>
-            </w:rPr>
-            <w:t>TICKET</w:t>
-          </w:r>
-        </w:p>
-      </w:docPartBody>
-    </w:docPart>
-    <w:docPart>
-      <w:docPartPr>
-        <w:name w:val="A212C785AA4840FCBD15A30DD4CFBEF8"/>
-        <w:category>
-          <w:name w:val="General"/>
-          <w:gallery w:val="placeholder"/>
-        </w:category>
-        <w:types>
-          <w:type w:val="bbPlcHdr"/>
-        </w:types>
-        <w:behaviors>
-          <w:behavior w:val="content"/>
-        </w:behaviors>
-        <w:guid w:val="{A3A98752-53AA-4CB8-8040-CE32A6C8CF5C}"/>
-      </w:docPartPr>
-      <w:docPartBody>
-        <w:p>
-          <w:pPr>
-            <w:pStyle w:val="A212C785AA4840FCBD15A30DD4CFBEF8"/>
-          </w:pPr>
-          <w:r>
-            <w:t>Creekside Park</w:t>
-          </w:r>
-        </w:p>
-      </w:docPartBody>
-    </w:docPart>
-    <w:docPart>
-      <w:docPartPr>
-        <w:name w:val="99DE3D0706B84B6BBA2EB966D5C34E37"/>
-        <w:category>
-          <w:name w:val="General"/>
-          <w:gallery w:val="placeholder"/>
-        </w:category>
-        <w:types>
-          <w:type w:val="bbPlcHdr"/>
-        </w:types>
-        <w:behaviors>
-          <w:behavior w:val="content"/>
-        </w:behaviors>
-        <w:guid w:val="{B53D1848-5AE4-4CC5-9ED6-74BC787B7243}"/>
-      </w:docPartPr>
-      <w:docPartBody>
-        <w:p>
-          <w:pPr>
-            <w:pStyle w:val="99DE3D0706B84B6BBA2EB966D5C34E37"/>
-          </w:pPr>
-          <w:r>
-            <w:t>Creekside Park</w:t>
-          </w:r>
-        </w:p>
-      </w:docPartBody>
-    </w:docPart>
-    <w:docPart>
-      <w:docPartPr>
-        <w:name w:val="C14EC8EE82AE4AB9A9A5AE851C381434"/>
-        <w:category>
-          <w:name w:val="General"/>
-          <w:gallery w:val="placeholder"/>
-        </w:category>
-        <w:types>
-          <w:type w:val="bbPlcHdr"/>
-        </w:types>
-        <w:behaviors>
-          <w:behavior w:val="content"/>
-        </w:behaviors>
-        <w:guid w:val="{79D96469-7D79-4074-B7F9-1B421041C099}"/>
-      </w:docPartPr>
-      <w:docPartBody>
-        <w:p>
-          <w:pPr>
-            <w:pStyle w:val="C14EC8EE82AE4AB9A9A5AE851C381434"/>
-          </w:pPr>
-          <w:r>
-            <w:t>Creekside Park</w:t>
-          </w:r>
-        </w:p>
-      </w:docPartBody>
-    </w:docPart>
-    <w:docPart>
-      <w:docPartPr>
-        <w:name w:val="1CDC236CFFA24B5AB515B85AD6952BB6"/>
-        <w:category>
-          <w:name w:val="General"/>
-          <w:gallery w:val="placeholder"/>
-        </w:category>
-        <w:types>
-          <w:type w:val="bbPlcHdr"/>
-        </w:types>
-        <w:behaviors>
-          <w:behavior w:val="content"/>
-        </w:behaviors>
-        <w:guid w:val="{CD8D5E12-3ACB-42AB-B595-752BED00D56C}"/>
-      </w:docPartPr>
-      <w:docPartBody>
-        <w:p>
-          <w:pPr>
-            <w:pStyle w:val="1CDC236CFFA24B5AB515B85AD6952BB6"/>
-          </w:pPr>
-          <w:r>
-            <w:t>Creekside Park</w:t>
-          </w:r>
-        </w:p>
-      </w:docPartBody>
-    </w:docPart>
-    <w:docPart>
-      <w:docPartPr>
-        <w:name w:val="DAFCBD4C8FEC40BDA7780AC80484ABF5"/>
-        <w:category>
-          <w:name w:val="General"/>
-          <w:gallery w:val="placeholder"/>
-        </w:category>
-        <w:types>
-          <w:type w:val="bbPlcHdr"/>
-        </w:types>
-        <w:behaviors>
-          <w:behavior w:val="content"/>
-        </w:behaviors>
-        <w:guid w:val="{521A338F-EA77-47F9-A395-39E4683E64BA}"/>
-      </w:docPartPr>
-      <w:docPartBody>
-        <w:p>
-          <w:pPr>
-            <w:pStyle w:val="DAFCBD4C8FEC40BDA7780AC80484ABF5"/>
-          </w:pPr>
-          <w:r>
-            <w:t>Creekside Park</w:t>
-          </w:r>
-        </w:p>
-      </w:docPartBody>
-    </w:docPart>
-    <w:docPart>
-      <w:docPartPr>
-        <w:name w:val="9FC6B89F0CAC41B5850C38DFDA077EBD"/>
-        <w:category>
-          <w:name w:val="General"/>
-          <w:gallery w:val="placeholder"/>
-        </w:category>
-        <w:types>
-          <w:type w:val="bbPlcHdr"/>
-        </w:types>
-        <w:behaviors>
-          <w:behavior w:val="content"/>
-        </w:behaviors>
-        <w:guid w:val="{4E9D56DB-F958-4F14-9892-DF32325EFC88}"/>
-      </w:docPartPr>
-      <w:docPartBody>
-        <w:p>
-          <w:pPr>
-            <w:pStyle w:val="9FC6B89F0CAC41B5850C38DFDA077EBD"/>
-          </w:pPr>
-          <w:r>
-            <w:t>Creekside Park</w:t>
-          </w:r>
-        </w:p>
-      </w:docPartBody>
-    </w:docPart>
-    <w:docPart>
-      <w:docPartPr>
-        <w:name w:val="D0BDC9EE99264C789CD6E52CFAA8BA6D"/>
-        <w:category>
-          <w:name w:val="General"/>
-          <w:gallery w:val="placeholder"/>
-        </w:category>
-        <w:types>
-          <w:type w:val="bbPlcHdr"/>
-        </w:types>
-        <w:behaviors>
-          <w:behavior w:val="content"/>
-        </w:behaviors>
-        <w:guid w:val="{3E14A268-547F-40FA-AB9D-7882F827727F}"/>
-      </w:docPartPr>
-      <w:docPartBody>
-        <w:p>
-          <w:pPr>
-            <w:pStyle w:val="D0BDC9EE99264C789CD6E52CFAA8BA6D"/>
-          </w:pPr>
-          <w:r>
-            <w:t>Creekside Park</w:t>
-          </w:r>
-        </w:p>
-      </w:docPartBody>
-    </w:docPart>
-    <w:docPart>
-      <w:docPartPr>
-        <w:name w:val="378FE7166FA541ACB9CCBB1F32A97E69"/>
-        <w:category>
-          <w:name w:val="General"/>
-          <w:gallery w:val="placeholder"/>
-        </w:category>
-        <w:types>
-          <w:type w:val="bbPlcHdr"/>
-        </w:types>
-        <w:behaviors>
-          <w:behavior w:val="content"/>
-        </w:behaviors>
-        <w:guid w:val="{ACCEE518-931C-4551-AFF1-6BF8E439FFD0}"/>
-      </w:docPartPr>
-      <w:docPartBody>
-        <w:p>
-          <w:pPr>
-            <w:pStyle w:val="378FE7166FA541ACB9CCBB1F32A97E69"/>
-          </w:pPr>
-          <w:r>
-            <w:t>Creekside Park</w:t>
-          </w:r>
-        </w:p>
-      </w:docPartBody>
-    </w:docPart>
-  </w:docParts>
-</w:glossaryDocument>
-</file>
-
-<file path=word/glossary/fontTable.xml><?xml version="1.0" encoding="utf-8"?>
-<w:fonts xmlns:mc="http://schemas.openxmlformats.org/markup-compatibility/2006" xmlns:r="http://schemas.openxmlformats.org/officeDocument/2006/relationships" xmlns:w="http://schemas.openxmlformats.org/wordprocessingml/2006/main" xmlns:w14="http://schemas.microsoft.com/office/word/2010/wordml" xmlns:w15="http://schemas.microsoft.com/office/word/2012/wordml" xmlns:w16cex="http://schemas.microsoft.com/office/word/2018/wordml/cex" xmlns:w16cid="http://schemas.microsoft.com/office/word/2016/wordml/cid" xmlns:w16="http://schemas.microsoft.com/office/word/2018/wordml" xmlns:w16sdtdh="http://schemas.microsoft.com/office/word/2020/wordml/sdtdatahash" xmlns:w16se="http://schemas.microsoft.com/office/word/2015/wordml/symex" mc:Ignorable="w14 w15 w16se w16cid w16 w16cex w16sdtdh">
-  <w:font w:name="Century Gothic">
-    <w:panose1 w:val="020B0502020202020204"/>
-    <w:charset w:val="00"/>
-    <w:family w:val="swiss"/>
-    <w:pitch w:val="variable"/>
-    <w:sig w:usb0="00000287" w:usb1="00000000" w:usb2="00000000" w:usb3="00000000" w:csb0="0000009F" w:csb1="00000000"/>
-  </w:font>
-  <w:font w:name="MS Mincho">
-    <w:altName w:val="ＭＳ 明朝"/>
-    <w:panose1 w:val="02020609040205080304"/>
-    <w:charset w:val="80"/>
-    <w:family w:val="modern"/>
-    <w:pitch w:val="fixed"/>
-    <w:sig w:usb0="E00002FF" w:usb1="6AC7FDFB" w:usb2="08000012" w:usb3="00000000" w:csb0="0002009F" w:csb1="00000000"/>
-  </w:font>
-  <w:font w:name="Times New Roman">
-    <w:panose1 w:val="02020603050405020304"/>
-    <w:charset w:val="00"/>
-    <w:family w:val="roman"/>
-    <w:pitch w:val="variable"/>
-    <w:sig w:usb0="E0002EFF" w:usb1="C000785B" w:usb2="00000009" w:usb3="00000000" w:csb0="000001FF" w:csb1="00000000"/>
-  </w:font>
-  <w:font w:name="Georgia">
-    <w:panose1 w:val="02040502050405020303"/>
-    <w:charset w:val="00"/>
-    <w:family w:val="roman"/>
-    <w:pitch w:val="variable"/>
-    <w:sig w:usb0="00000287" w:usb1="00000000" w:usb2="00000000" w:usb3="00000000" w:csb0="0000009F" w:csb1="00000000"/>
-  </w:font>
-  <w:font w:name="Times New Roman (Body CS)">
-    <w:altName w:val="Times New Roman"/>
-    <w:panose1 w:val="00000000000000000000"/>
-    <w:charset w:val="00"/>
-    <w:family w:val="roman"/>
-    <w:notTrueType/>
-    <w:pitch w:val="default"/>
-  </w:font>
-  <w:font w:name="MS Gothic">
-    <w:altName w:val="ＭＳ ゴシック"/>
-    <w:panose1 w:val="020B0609070205080204"/>
-    <w:charset w:val="80"/>
-    <w:family w:val="modern"/>
-    <w:pitch w:val="fixed"/>
-    <w:sig w:usb0="E00002FF" w:usb1="6AC7FDFB" w:usb2="08000012" w:usb3="00000000" w:csb0="0002009F" w:csb1="00000000"/>
-  </w:font>
-  <w:font w:name="Calibri">
-    <w:panose1 w:val="020F0502020204030204"/>
-    <w:charset w:val="00"/>
-    <w:family w:val="swiss"/>
-    <w:pitch w:val="variable"/>
-    <w:sig w:usb0="E4002EFF" w:usb1="C000247B" w:usb2="00000009" w:usb3="00000000" w:csb0="000001FF" w:csb1="00000000"/>
-  </w:font>
-  <w:font w:name="Calibri Light">
-    <w:panose1 w:val="020F0302020204030204"/>
-    <w:charset w:val="00"/>
-    <w:family w:val="swiss"/>
-    <w:pitch w:val="variable"/>
-    <w:sig w:usb0="E4002EFF" w:usb1="C000247B" w:usb2="00000009" w:usb3="00000000" w:csb0="000001FF" w:csb1="00000000"/>
-  </w:font>
-</w:fonts>
-</file>
-
-<file path=word/glossary/settings.xml><?xml version="1.0" encoding="utf-8"?>
-<w:settings xmlns:mc="http://schemas.openxmlformats.org/markup-compatibility/2006" xmlns:o="urn:schemas-microsoft-com:office:office" xmlns:r="http://schemas.openxmlformats.org/officeDocument/2006/relationships" xmlns:m="http://schemas.openxmlformats.org/officeDocument/2006/math" xmlns:v="urn:schemas-microsoft-com:vml" xmlns:w10="urn:schemas-microsoft-com:office:word" xmlns:w="http://schemas.openxmlformats.org/wordprocessingml/2006/main" xmlns:w14="http://schemas.microsoft.com/office/word/2010/wordml" xmlns:w15="http://schemas.microsoft.com/office/word/2012/wordml" xmlns:w16cex="http://schemas.microsoft.com/office/word/2018/wordml/cex" xmlns:w16cid="http://schemas.microsoft.com/office/word/2016/wordml/cid" xmlns:w16="http://schemas.microsoft.com/office/word/2018/wordml" xmlns:w16sdtdh="http://schemas.microsoft.com/office/word/2020/wordml/sdtdatahash" xmlns:w16se="http://schemas.microsoft.com/office/word/2015/wordml/symex" xmlns:sl="http://schemas.openxmlformats.org/schemaLibrary/2006/main" mc:Ignorable="w14 w15 w16se w16cid w16 w16cex w16sdtdh">
-  <w:view w:val="normal"/>
-  <w:revisionView w:formatting="0"/>
-  <w:defaultTabStop w:val="720"/>
-  <w:characterSpacingControl w:val="doNotCompress"/>
-  <w:compat>
-    <w:useFELayout/>
-    <w:compatSetting w:name="compatibilityMode" w:uri="http://schemas.microsoft.com/office/word" w:val="15"/>
-    <w:compatSetting w:name="overrideTableStyleFontSizeAndJustification" w:uri="http://schemas.microsoft.com/office/word" w:val="1"/>
-    <w:compatSetting w:name="enableOpenTypeFeatures" w:uri="http://schemas.microsoft.com/office/word" w:val="1"/>
-    <w:compatSetting w:name="doNotFlipMirrorIndents" w:uri="http://schemas.microsoft.com/office/word" w:val="1"/>
-    <w:compatSetting w:name="differentiateMultirowTableHeaders" w:uri="http://schemas.microsoft.com/office/word" w:val="1"/>
-    <w:compatSetting w:name="useWord2013TrackBottomHyphenation" w:uri="http://schemas.microsoft.com/office/word" w:val="0"/>
-  </w:compat>
-  <w:rsids>
-    <w:rsidRoot w:val="004912D4"/>
-    <w:rsid w:val="004912D4"/>
-    <w:rsid w:val="007362D7"/>
-    <w:rsid w:val="00B67881"/>
-    <w:rsid w:val="00CB171A"/>
-  </w:rsids>
-  <m:mathPr>
-    <m:mathFont m:val="Cambria Math"/>
-    <m:brkBin m:val="before"/>
-    <m:brkBinSub m:val="--"/>
-    <m:smallFrac m:val="0"/>
-    <m:dispDef/>
-    <m:lMargin m:val="0"/>
-    <m:rMargin m:val="0"/>
-    <m:defJc m:val="centerGroup"/>
-    <m:wrapIndent m:val="1440"/>
-    <m:intLim m:val="subSup"/>
-    <m:naryLim m:val="undOvr"/>
-  </m:mathPr>
-  <w:themeFontLang w:val="en-US"/>
-  <w:clrSchemeMapping w:bg1="light1" w:t1="dark1" w:bg2="light2" w:t2="dark2" w:accent1="accent1" w:accent2="accent2" w:accent3="accent3" w:accent4="accent4" w:accent5="accent5" w:accent6="accent6" w:hyperlink="hyperlink" w:followedHyperlink="followedHyperlink"/>
-  <w:decimalSymbol w:val="."/>
-  <w:listSeparator w:val=","/>
-  <w15:chartTrackingRefBased/>
-</w:settings>
-</file>
-
-<file path=word/glossary/styles.xml><?xml version="1.0" encoding="utf-8"?>
-<w:styles xmlns:mc="http://schemas.openxmlformats.org/markup-compatibility/2006" xmlns:r="http://schemas.openxmlformats.org/officeDocument/2006/relationships" xmlns:w="http://schemas.openxmlformats.org/wordprocessingml/2006/main" xmlns:w14="http://schemas.microsoft.com/office/word/2010/wordml" xmlns:w15="http://schemas.microsoft.com/office/word/2012/wordml" xmlns:w16cex="http://schemas.microsoft.com/office/word/2018/wordml/cex" xmlns:w16cid="http://schemas.microsoft.com/office/word/2016/wordml/cid" xmlns:w16="http://schemas.microsoft.com/office/word/2018/wordml" xmlns:w16sdtdh="http://schemas.microsoft.com/office/word/2020/wordml/sdtdatahash" xmlns:w16se="http://schemas.microsoft.com/office/word/2015/wordml/symex" mc:Ignorable="w14 w15 w16se w16cid w16 w16cex w16sdtdh">
-  <w:docDefaults>
-    <w:rPrDefault>
-      <w:rPr>
-        <w:rFonts w:asciiTheme="minorHAnsi" w:eastAsiaTheme="minorEastAsia" w:hAnsiTheme="minorHAnsi" w:cstheme="minorBidi"/>
-        <w:sz w:val="22"/>
-        <w:szCs w:val="22"/>
-        <w:lang w:val="en-US" w:eastAsia="en-US" w:bidi="ar-SA"/>
-      </w:rPr>
-    </w:rPrDefault>
-    <w:pPrDefault>
-      <w:pPr>
-        <w:spacing w:after="160" w:line="259" w:lineRule="auto"/>
-      </w:pPr>
-    </w:pPrDefault>
-  </w:docDefaults>
-  <w:latentStyles w:defLockedState="0" w:defUIPriority="99" w:defSemiHidden="0" w:defUnhideWhenUsed="0" w:defQFormat="0" w:count="376">
-    <w:lsdException w:name="Normal" w:uiPriority="0" w:qFormat="1"/>
-    <w:lsdException w:name="heading 1" w:uiPriority="9" w:qFormat="1"/>
-    <w:lsdException w:name="heading 2" w:semiHidden="1" w:uiPriority="9" w:unhideWhenUsed="1" w:qFormat="1"/>
-    <w:lsdException w:name="heading 3" w:semiHidden="1" w:uiPriority="9" w:unhideWhenUsed="1" w:qFormat="1"/>
-    <w:lsdException w:name="heading 4" w:semiHidden="1" w:uiPriority="9" w:unhideWhenUsed="1" w:qFormat="1"/>
-    <w:lsdException w:name="heading 5" w:semiHidden="1" w:uiPriority="9" w:unhideWhenUsed="1" w:qFormat="1"/>
-    <w:lsdException w:name="heading 6" w:semiHidden="1" w:uiPriority="9" w:unhideWhenUsed="1" w:qFormat="1"/>
-    <w:lsdException w:name="heading 7" w:semiHidden="1" w:uiPriority="9" w:unhideWhenUsed="1" w:qFormat="1"/>
-    <w:lsdException w:name="heading 8" w:semiHidden="1" w:uiPriority="9" w:unhideWhenUsed="1" w:qFormat="1"/>
-    <w:lsdException w:name="heading 9" w:semiHidden="1" w:uiPriority="9" w:unhideWhenUsed="1" w:qFormat="1"/>
-    <w:lsdException w:name="index 1" w:semiHidden="1" w:unhideWhenUsed="1"/>
-    <w:lsdException w:name="index 2" w:semiHidden="1" w:unhideWhenUsed="1"/>
-    <w:lsdException w:name="index 3" w:semiHidden="1" w:unhideWhenUsed="1"/>
-    <w:lsdException w:name="index 4" w:semiHidden="1" w:unhideWhenUsed="1"/>
-    <w:lsdException w:name="index 5" w:semiHidden="1" w:unhideWhenUsed="1"/>
-    <w:lsdException w:name="index 6" w:semiHidden="1" w:unhideWhenUsed="1"/>
-    <w:lsdException w:name="index 7" w:semiHidden="1" w:unhideWhenUsed="1"/>
-    <w:lsdException w:name="index 8" w:semiHidden="1" w:unhideWhenUsed="1"/>
-    <w:lsdException w:name="index 9" w:semiHidden="1" w:unhideWhenUsed="1"/>
-    <w:lsdException w:name="toc 1" w:semiHidden="1" w:uiPriority="39" w:unhideWhenUsed="1"/>
-    <w:lsdException w:name="toc 2" w:semiHidden="1" w:uiPriority="39" w:unhideWhenUsed="1"/>
-    <w:lsdException w:name="toc 3" w:semiHidden="1" w:uiPriority="39" w:unhideWhenUsed="1"/>
-    <w:lsdException w:name="toc 4" w:semiHidden="1" w:uiPriority="39" w:unhideWhenUsed="1"/>
-    <w:lsdException w:name="toc 5" w:semiHidden="1" w:uiPriority="39" w:unhideWhenUsed="1"/>
-    <w:lsdException w:name="toc 6" w:semiHidden="1" w:uiPriority="39" w:unhideWhenUsed="1"/>
-    <w:lsdException w:name="toc 7" w:semiHidden="1" w:uiPriority="39" w:unhideWhenUsed="1"/>
-    <w:lsdException w:name="toc 8" w:semiHidden="1" w:uiPriority="39" w:unhideWhenUsed="1"/>
-    <w:lsdException w:name="toc 9" w:semiHidden="1" w:uiPriority="39" w:unhideWhenUsed="1"/>
-    <w:lsdException w:name="Normal Indent" w:semiHidden="1" w:unhideWhenUsed="1"/>
-    <w:lsdException w:name="footnote text" w:semiHidden="1" w:unhideWhenUsed="1"/>
-    <w:lsdException w:name="annotation text" w:semiHidden="1" w:unhideWhenUsed="1"/>
-    <w:lsdException w:name="header" w:semiHidden="1" w:unhideWhenUsed="1"/>
-    <w:lsdException w:name="footer" w:semiHidden="1" w:unhideWhenUsed="1"/>
-    <w:lsdException w:name="index heading" w:semiHidden="1" w:unhideWhenUsed="1"/>
-    <w:lsdException w:name="caption" w:semiHidden="1" w:uiPriority="35" w:unhideWhenUsed="1" w:qFormat="1"/>
-    <w:lsdException w:name="table of figures" w:semiHidden="1" w:unhideWhenUsed="1"/>
-    <w:lsdException w:name="envelope address" w:semiHidden="1" w:unhideWhenUsed="1"/>
-    <w:lsdException w:name="envelope return" w:semiHidden="1" w:unhideWhenUsed="1"/>
-    <w:lsdException w:name="footnote reference" w:semiHidden="1" w:unhideWhenUsed="1"/>
-    <w:lsdException w:name="annotation reference" w:semiHidden="1" w:unhideWhenUsed="1"/>
-    <w:lsdException w:name="line number" w:semiHidden="1" w:unhideWhenUsed="1"/>
-    <w:lsdException w:name="page number" w:semiHidden="1" w:unhideWhenUsed="1"/>
-    <w:lsdException w:name="endnote reference" w:semiHidden="1" w:unhideWhenUsed="1"/>
-    <w:lsdException w:name="endnote text" w:semiHidden="1" w:unhideWhenUsed="1"/>
-    <w:lsdException w:name="table of authorities" w:semiHidden="1" w:unhideWhenUsed="1"/>
-    <w:lsdException w:name="macro" w:semiHidden="1" w:unhideWhenUsed="1"/>
-    <w:lsdException w:name="toa heading" w:semiHidden="1" w:unhideWhenUsed="1"/>
-    <w:lsdException w:name="List" w:semiHidden="1" w:unhideWhenUsed="1"/>
-    <w:lsdException w:name="List Bullet" w:semiHidden="1" w:unhideWhenUsed="1"/>
-    <w:lsdException w:name="List Number" w:semiHidden="1" w:unhideWhenUsed="1"/>
-    <w:lsdException w:name="List 2" w:semiHidden="1" w:unhideWhenUsed="1"/>
-    <w:lsdException w:name="List 3" w:semiHidden="1" w:unhideWhenUsed="1"/>
-    <w:lsdException w:name="List 4" w:semiHidden="1" w:unhideWhenUsed="1"/>
-    <w:lsdException w:name="List 5" w:semiHidden="1" w:unhideWhenUsed="1"/>
-    <w:lsdException w:name="List Bullet 2" w:semiHidden="1" w:unhideWhenUsed="1"/>
-    <w:lsdException w:name="List Bullet 3" w:semiHidden="1" w:unhideWhenUsed="1"/>
-    <w:lsdException w:name="List Bullet 4" w:semiHidden="1" w:unhideWhenUsed="1"/>
-    <w:lsdException w:name="List Bullet 5" w:semiHidden="1" w:unhideWhenUsed="1"/>
-    <w:lsdException w:name="List Number 2" w:semiHidden="1" w:unhideWhenUsed="1"/>
-    <w:lsdException w:name="List Number 3" w:semiHidden="1" w:unhideWhenUsed="1"/>
-    <w:lsdException w:name="List Number 4" w:semiHidden="1" w:unhideWhenUsed="1"/>
-    <w:lsdException w:name="List Number 5" w:semiHidden="1" w:unhideWhenUsed="1"/>
-    <w:lsdException w:name="Title" w:uiPriority="10" w:qFormat="1"/>
-    <w:lsdException w:name="Closing" w:semiHidden="1" w:unhideWhenUsed="1"/>
-    <w:lsdException w:name="Signature" w:semiHidden="1" w:unhideWhenUsed="1"/>
-    <w:lsdException w:name="Default Paragraph Font" w:semiHidden="1" w:uiPriority="1" w:unhideWhenUsed="1"/>
-    <w:lsdException w:name="Body Text" w:semiHidden="1" w:unhideWhenUsed="1"/>
-    <w:lsdException w:name="Body Text Indent" w:semiHidden="1" w:unhideWhenUsed="1"/>
-    <w:lsdException w:name="List Continue" w:semiHidden="1" w:unhideWhenUsed="1"/>
-    <w:lsdException w:name="List Continue 2" w:semiHidden="1" w:unhideWhenUsed="1"/>
-    <w:lsdException w:name="List Continue 3" w:semiHidden="1" w:unhideWhenUsed="1"/>
-    <w:lsdException w:name="List Continue 4" w:semiHidden="1" w:unhideWhenUsed="1"/>
-    <w:lsdException w:name="List Continue 5" w:semiHidden="1" w:unhideWhenUsed="1"/>
-    <w:lsdException w:name="Message Header" w:semiHidden="1" w:unhideWhenUsed="1"/>
-    <w:lsdException w:name="Subtitle" w:uiPriority="11" w:qFormat="1"/>
-    <w:lsdException w:name="Salutation" w:semiHidden="1" w:unhideWhenUsed="1"/>
-    <w:lsdException w:name="Date" w:semiHidden="1" w:unhideWhenUsed="1"/>
-    <w:lsdException w:name="Body Text First Indent" w:semiHidden="1" w:unhideWhenUsed="1"/>
-    <w:lsdException w:name="Body Text First Indent 2" w:semiHidden="1" w:unhideWhenUsed="1"/>
-    <w:lsdException w:name="Note Heading" w:semiHidden="1" w:unhideWhenUsed="1"/>
-    <w:lsdException w:name="Body Text 2" w:semiHidden="1" w:unhideWhenUsed="1"/>
-    <w:lsdException w:name="Body Text 3" w:semiHidden="1" w:unhideWhenUsed="1"/>
-    <w:lsdException w:name="Body Text Indent 2" w:semiHidden="1" w:unhideWhenUsed="1"/>
-    <w:lsdException w:name="Body Text Indent 3" w:semiHidden="1" w:unhideWhenUsed="1"/>
-    <w:lsdException w:name="Block Text" w:semiHidden="1" w:unhideWhenUsed="1"/>
-    <w:lsdException w:name="Hyperlink" w:semiHidden="1" w:unhideWhenUsed="1"/>
-    <w:lsdException w:name="FollowedHyperlink" w:semiHidden="1" w:unhideWhenUsed="1"/>
-    <w:lsdException w:name="Strong" w:uiPriority="22" w:qFormat="1"/>
-    <w:lsdException w:name="Emphasis" w:uiPriority="20" w:qFormat="1"/>
-    <w:lsdException w:name="Document Map" w:semiHidden="1" w:unhideWhenUsed="1"/>
-    <w:lsdException w:name="Plain Text" w:semiHidden="1" w:unhideWhenUsed="1"/>
-    <w:lsdException w:name="E-mail Signature" w:semiHidden="1" w:unhideWhenUsed="1"/>
-    <w:lsdException w:name="HTML Top of Form" w:semiHidden="1" w:unhideWhenUsed="1"/>
-    <w:lsdException w:name="HTML Bottom of Form" w:semiHidden="1" w:unhideWhenUsed="1"/>
-    <w:lsdException w:name="Normal (Web)" w:semiHidden="1" w:unhideWhenUsed="1"/>
-    <w:lsdException w:name="HTML Acronym" w:semiHidden="1" w:unhideWhenUsed="1"/>
-    <w:lsdException w:name="HTML Address" w:semiHidden="1" w:unhideWhenUsed="1"/>
-    <w:lsdException w:name="HTML Cite" w:semiHidden="1" w:unhideWhenUsed="1"/>
-    <w:lsdException w:name="HTML Code" w:semiHidden="1" w:unhideWhenUsed="1"/>
-    <w:lsdException w:name="HTML Definition" w:semiHidden="1" w:unhideWhenUsed="1"/>
-    <w:lsdException w:name="HTML Keyboard" w:semiHidden="1" w:unhideWhenUsed="1"/>
-    <w:lsdException w:name="HTML Preformatted" w:semiHidden="1" w:unhideWhenUsed="1"/>
-    <w:lsdException w:name="HTML Sample" w:semiHidden="1" w:unhideWhenUsed="1"/>
-    <w:lsdException w:name="HTML Typewriter" w:semiHidden="1" w:unhideWhenUsed="1"/>
-    <w:lsdException w:name="HTML Variable" w:semiHidden="1" w:unhideWhenUsed="1"/>
-    <w:lsdException w:name="Normal Table" w:semiHidden="1" w:unhideWhenUsed="1"/>
-    <w:lsdException w:name="annotation subject" w:semiHidden="1" w:unhideWhenUsed="1"/>
-    <w:lsdException w:name="No List" w:semiHidden="1" w:unhideWhenUsed="1"/>
-    <w:lsdException w:name="Outline List 1" w:semiHidden="1" w:unhideWhenUsed="1"/>
-    <w:lsdException w:name="Outline List 2" w:semiHidden="1" w:unhideWhenUsed="1"/>
-    <w:lsdException w:name="Outline List 3" w:semiHidden="1" w:unhideWhenUsed="1"/>
-    <w:lsdException w:name="Table Simple 1" w:semiHidden="1" w:unhideWhenUsed="1"/>
-    <w:lsdException w:name="Table Simple 2" w:semiHidden="1" w:unhideWhenUsed="1"/>
-    <w:lsdException w:name="Table Simple 3" w:semiHidden="1" w:unhideWhenUsed="1"/>
-    <w:lsdException w:name="Table Classic 1" w:semiHidden="1" w:unhideWhenUsed="1"/>
-    <w:lsdException w:name="Table Classic 2" w:semiHidden="1" w:unhideWhenUsed="1"/>
-    <w:lsdException w:name="Table Classic 3" w:semiHidden="1" w:unhideWhenUsed="1"/>
-    <w:lsdException w:name="Table Classic 4" w:semiHidden="1" w:unhideWhenUsed="1"/>
-    <w:lsdException w:name="Table Colorful 1" w:semiHidden="1" w:unhideWhenUsed="1"/>
-    <w:lsdException w:name="Table Colorful 2" w:semiHidden="1" w:unhideWhenUsed="1"/>
-    <w:lsdException w:name="Table Colorful 3" w:semiHidden="1" w:unhideWhenUsed="1"/>
-    <w:lsdException w:name="Table Columns 1" w:semiHidden="1" w:unhideWhenUsed="1"/>
-    <w:lsdException w:name="Table Columns 2" w:semiHidden="1" w:unhideWhenUsed="1"/>
-    <w:lsdException w:name="Table Columns 3" w:semiHidden="1" w:unhideWhenUsed="1"/>
-    <w:lsdException w:name="Table Columns 4" w:semiHidden="1" w:unhideWhenUsed="1"/>
-    <w:lsdException w:name="Table Columns 5" w:semiHidden="1" w:unhideWhenUsed="1"/>
-    <w:lsdException w:name="Table Grid 1" w:semiHidden="1" w:unhideWhenUsed="1"/>
-    <w:lsdException w:name="Table Grid 2" w:semiHidden="1" w:unhideWhenUsed="1"/>
-    <w:lsdException w:name="Table Grid 3" w:semiHidden="1" w:unhideWhenUsed="1"/>
-    <w:lsdException w:name="Table Grid 4" w:semiHidden="1" w:unhideWhenUsed="1"/>
-    <w:lsdException w:name="Table Grid 5" w:semiHidden="1" w:unhideWhenUsed="1"/>
-    <w:lsdException w:name="Table Grid 6" w:semiHidden="1" w:unhideWhenUsed="1"/>
-    <w:lsdException w:name="Table Grid 7" w:semiHidden="1" w:unhideWhenUsed="1"/>
-    <w:lsdException w:name="Table Grid 8" w:semiHidden="1" w:unhideWhenUsed="1"/>
-    <w:lsdException w:name="Table List 1" w:semiHidden="1" w:unhideWhenUsed="1"/>
-    <w:lsdException w:name="Table List 2" w:semiHidden="1" w:unhideWhenUsed="1"/>
-    <w:lsdException w:name="Table List 3" w:semiHidden="1" w:unhideWhenUsed="1"/>
-    <w:lsdException w:name="Table List 4" w:semiHidden="1" w:unhideWhenUsed="1"/>
-    <w:lsdException w:name="Table List 5" w:semiHidden="1" w:unhideWhenUsed="1"/>
-    <w:lsdException w:name="Table List 6" w:semiHidden="1" w:unhideWhenUsed="1"/>
-    <w:lsdException w:name="Table List 7" w:semiHidden="1" w:unhideWhenUsed="1"/>
-    <w:lsdException w:name="Table List 8" w:semiHidden="1" w:unhideWhenUsed="1"/>
-    <w:lsdException w:name="Table 3D effects 1" w:semiHidden="1" w:unhideWhenUsed="1"/>
-    <w:lsdException w:name="Table 3D effects 2" w:semiHidden="1" w:unhideWhenUsed="1"/>
-    <w:lsdException w:name="Table 3D effects 3" w:semiHidden="1" w:unhideWhenUsed="1"/>
-    <w:lsdException w:name="Table Contemporary" w:semiHidden="1" w:unhideWhenUsed="1"/>
-    <w:lsdException w:name="Table Elegant" w:semiHidden="1" w:unhideWhenUsed="1"/>
-    <w:lsdException w:name="Table Professional" w:semiHidden="1" w:unhideWhenUsed="1"/>
-    <w:lsdException w:name="Table Subtle 1" w:semiHidden="1" w:unhideWhenUsed="1"/>
-    <w:lsdException w:name="Table Subtle 2" w:semiHidden="1" w:unhideWhenUsed="1"/>
-    <w:lsdException w:name="Table Web 1" w:semiHidden="1" w:unhideWhenUsed="1"/>
-    <w:lsdException w:name="Table Web 2" w:semiHidden="1" w:unhideWhenUsed="1"/>
-    <w:lsdException w:name="Table Web 3" w:semiHidden="1" w:unhideWhenUsed="1"/>
-    <w:lsdException w:name="Balloon Text" w:semiHidden="1" w:unhideWhenUsed="1"/>
-    <w:lsdException w:name="Table Grid" w:uiPriority="39"/>
-    <w:lsdException w:name="Table Theme" w:semiHidden="1" w:unhideWhenUsed="1"/>
-    <w:lsdException w:name="Placeholder Text" w:semiHidden="1"/>
-    <w:lsdException w:name="No Spacing" w:uiPriority="1" w:qFormat="1"/>
-    <w:lsdException w:name="Light Shading" w:uiPriority="60"/>
-    <w:lsdException w:name="Light List" w:uiPriority="61"/>
-    <w:lsdException w:name="Light Grid" w:uiPriority="62"/>
-    <w:lsdException w:name="Medium Shading 1" w:uiPriority="63"/>
-    <w:lsdException w:name="Medium Shading 2" w:uiPriority="64"/>
-    <w:lsdException w:name="Medium List 1" w:uiPriority="65"/>
-    <w:lsdException w:name="Medium List 2" w:uiPriority="66"/>
-    <w:lsdException w:name="Medium Grid 1" w:uiPriority="67"/>
-    <w:lsdException w:name="Medium Grid 2" w:uiPriority="68"/>
-    <w:lsdException w:name="Medium Grid 3" w:uiPriority="69"/>
-    <w:lsdException w:name="Dark List" w:uiPriority="70"/>
-    <w:lsdException w:name="Colorful Shading" w:uiPriority="71"/>
-    <w:lsdException w:name="Colorful List" w:uiPriority="72"/>
-    <w:lsdException w:name="Colorful Grid" w:uiPriority="73"/>
-    <w:lsdException w:name="Light Shading Accent 1" w:uiPriority="60"/>
-    <w:lsdException w:name="Light List Accent 1" w:uiPriority="61"/>
-    <w:lsdException w:name="Light Grid Accent 1" w:uiPriority="62"/>
-    <w:lsdException w:name="Medium Shading 1 Accent 1" w:uiPriority="63"/>
-    <w:lsdException w:name="Medium Shading 2 Accent 1" w:uiPriority="64"/>
-    <w:lsdException w:name="Medium List 1 Accent 1" w:uiPriority="65"/>
-    <w:lsdException w:name="Revision" w:semiHidden="1"/>
-    <w:lsdException w:name="List Paragraph" w:uiPriority="34" w:qFormat="1"/>
-    <w:lsdException w:name="Quote" w:uiPriority="29" w:qFormat="1"/>
-    <w:lsdException w:name="Intense Quote" w:uiPriority="30" w:qFormat="1"/>
-    <w:lsdException w:name="Medium List 2 Accent 1" w:uiPriority="66"/>
-    <w:lsdException w:name="Medium Grid 1 Accent 1" w:uiPriority="67"/>
-    <w:lsdException w:name="Medium Grid 2 Accent 1" w:uiPriority="68"/>
-    <w:lsdException w:name="Medium Grid 3 Accent 1" w:uiPriority="69"/>
-    <w:lsdException w:name="Dark List Accent 1" w:uiPriority="70"/>
-    <w:lsdException w:name="Colorful Shading Accent 1" w:uiPriority="71"/>
-    <w:lsdException w:name="Colorful List Accent 1" w:uiPriority="72"/>
-    <w:lsdException w:name="Colorful Grid Accent 1" w:uiPriority="73"/>
-    <w:lsdException w:name="Light Shading Accent 2" w:uiPriority="60"/>
-    <w:lsdException w:name="Light List Accent 2" w:uiPriority="61"/>
-    <w:lsdException w:name="Light Grid Accent 2" w:uiPriority="62"/>
-    <w:lsdException w:name="Medium Shading 1 Accent 2" w:uiPriority="63"/>
-    <w:lsdException w:name="Medium Shading 2 Accent 2" w:uiPriority="64"/>
-    <w:lsdException w:name="Medium List 1 Accent 2" w:uiPriority="65"/>
-    <w:lsdException w:name="Medium List 2 Accent 2" w:uiPriority="66"/>
-    <w:lsdException w:name="Medium Grid 1 Accent 2" w:uiPriority="67"/>
-    <w:lsdException w:name="Medium Grid 2 Accent 2" w:uiPriority="68"/>
-    <w:lsdException w:name="Medium Grid 3 Accent 2" w:uiPriority="69"/>
-    <w:lsdException w:name="Dark List Accent 2" w:uiPriority="70"/>
-    <w:lsdException w:name="Colorful Shading Accent 2" w:uiPriority="71"/>
-    <w:lsdException w:name="Colorful List Accent 2" w:uiPriority="72"/>
-    <w:lsdException w:name="Colorful Grid Accent 2" w:uiPriority="73"/>
-    <w:lsdException w:name="Light Shading Accent 3" w:uiPriority="60"/>
-    <w:lsdException w:name="Light List Accent 3" w:uiPriority="61"/>
-    <w:lsdException w:name="Light Grid Accent 3" w:uiPriority="62"/>
-    <w:lsdException w:name="Medium Shading 1 Accent 3" w:uiPriority="63"/>
-    <w:lsdException w:name="Medium Shading 2 Accent 3" w:uiPriority="64"/>
-    <w:lsdException w:name="Medium List 1 Accent 3" w:uiPriority="65"/>
-    <w:lsdException w:name="Medium List 2 Accent 3" w:uiPriority="66"/>
-    <w:lsdException w:name="Medium Grid 1 Accent 3" w:uiPriority="67"/>
-    <w:lsdException w:name="Medium Grid 2 Accent 3" w:uiPriority="68"/>
-    <w:lsdException w:name="Medium Grid 3 Accent 3" w:uiPriority="69"/>
-    <w:lsdException w:name="Dark List Accent 3" w:uiPriority="70"/>
-    <w:lsdException w:name="Colorful Shading Accent 3" w:uiPriority="71"/>
-    <w:lsdException w:name="Colorful List Accent 3" w:uiPriority="72"/>
-    <w:lsdException w:name="Colorful Grid Accent 3" w:uiPriority="73"/>
-    <w:lsdException w:name="Light Shading Accent 4" w:uiPriority="60"/>
-    <w:lsdException w:name="Light List Accent 4" w:uiPriority="61"/>
-    <w:lsdException w:name="Light Grid Accent 4" w:uiPriority="62"/>
-    <w:lsdException w:name="Medium Shading 1 Accent 4" w:uiPriority="63"/>
-    <w:lsdException w:name="Medium Shading 2 Accent 4" w:uiPriority="64"/>
-    <w:lsdException w:name="Medium List 1 Accent 4" w:uiPriority="65"/>
-    <w:lsdException w:name="Medium List 2 Accent 4" w:uiPriority="66"/>
-    <w:lsdException w:name="Medium Grid 1 Accent 4" w:uiPriority="67"/>
-    <w:lsdException w:name="Medium Grid 2 Accent 4" w:uiPriority="68"/>
-    <w:lsdException w:name="Medium Grid 3 Accent 4" w:uiPriority="69"/>
-    <w:lsdException w:name="Dark List Accent 4" w:uiPriority="70"/>
-    <w:lsdException w:name="Colorful Shading Accent 4" w:uiPriority="71"/>
-    <w:lsdException w:name="Colorful List Accent 4" w:uiPriority="72"/>
-    <w:lsdException w:name="Colorful Grid Accent 4" w:uiPriority="73"/>
-    <w:lsdException w:name="Light Shading Accent 5" w:uiPriority="60"/>
-    <w:lsdException w:name="Light List Accent 5" w:uiPriority="61"/>
-    <w:lsdException w:name="Light Grid Accent 5" w:uiPriority="62"/>
-    <w:lsdException w:name="Medium Shading 1 Accent 5" w:uiPriority="63"/>
-    <w:lsdException w:name="Medium Shading 2 Accent 5" w:uiPriority="64"/>
-    <w:lsdException w:name="Medium List 1 Accent 5" w:uiPriority="65"/>
-    <w:lsdException w:name="Medium List 2 Accent 5" w:uiPriority="66"/>
-    <w:lsdException w:name="Medium Grid 1 Accent 5" w:uiPriority="67"/>
-    <w:lsdException w:name="Medium Grid 2 Accent 5" w:uiPriority="68"/>
-    <w:lsdException w:name="Medium Grid 3 Accent 5" w:uiPriority="69"/>
-    <w:lsdException w:name="Dark List Accent 5" w:uiPriority="70"/>
-    <w:lsdException w:name="Colorful Shading Accent 5" w:uiPriority="71"/>
-    <w:lsdException w:name="Colorful List Accent 5" w:uiPriority="72"/>
-    <w:lsdException w:name="Colorful Grid Accent 5" w:uiPriority="73"/>
-    <w:lsdException w:name="Light Shading Accent 6" w:uiPriority="60"/>
-    <w:lsdException w:name="Light List Accent 6" w:uiPriority="61"/>
-    <w:lsdException w:name="Light Grid Accent 6" w:uiPriority="62"/>
-    <w:lsdException w:name="Medium Shading 1 Accent 6" w:uiPriority="63"/>
-    <w:lsdException w:name="Medium Shading 2 Accent 6" w:uiPriority="64"/>
-    <w:lsdException w:name="Medium List 1 Accent 6" w:uiPriority="65"/>
-    <w:lsdException w:name="Medium List 2 Accent 6" w:uiPriority="66"/>
-    <w:lsdException w:name="Medium Grid 1 Accent 6" w:uiPriority="67"/>
-    <w:lsdException w:name="Medium Grid 2 Accent 6" w:uiPriority="68"/>
-    <w:lsdException w:name="Medium Grid 3 Accent 6" w:uiPriority="69"/>
-    <w:lsdException w:name="Dark List Accent 6" w:uiPriority="70"/>
-    <w:lsdException w:name="Colorful Shading Accent 6" w:uiPriority="71"/>
-    <w:lsdException w:name="Colorful List Accent 6" w:uiPriority="72"/>
-    <w:lsdException w:name="Colorful Grid Accent 6" w:uiPriority="73"/>
-    <w:lsdException w:name="Subtle Emphasis" w:uiPriority="19" w:qFormat="1"/>
-    <w:lsdException w:name="Intense Emphasis" w:uiPriority="21" w:qFormat="1"/>
-    <w:lsdException w:name="Subtle Reference" w:uiPriority="31" w:qFormat="1"/>
-    <w:lsdException w:name="Intense Reference" w:uiPriority="32" w:qFormat="1"/>
-    <w:lsdException w:name="Book Title" w:uiPriority="33" w:qFormat="1"/>
-    <w:lsdException w:name="Bibliography" w:semiHidden="1" w:uiPriority="37" w:unhideWhenUsed="1"/>
-    <w:lsdException w:name="TOC Heading" w:semiHidden="1" w:uiPriority="39" w:unhideWhenUsed="1" w:qFormat="1"/>
-    <w:lsdException w:name="Plain Table 1" w:uiPriority="41"/>
-    <w:lsdException w:name="Plain Table 2" w:uiPriority="42"/>
-    <w:lsdException w:name="Plain Table 3" w:uiPriority="43"/>
-    <w:lsdException w:name="Plain Table 4" w:uiPriority="44"/>
-    <w:lsdException w:name="Plain Table 5" w:uiPriority="45"/>
-    <w:lsdException w:name="Grid Table Light" w:uiPriority="40"/>
-    <w:lsdException w:name="Grid Table 1 Light" w:uiPriority="46"/>
-    <w:lsdException w:name="Grid Table 2" w:uiPriority="47"/>
-    <w:lsdException w:name="Grid Table 3" w:uiPriority="48"/>
-    <w:lsdException w:name="Grid Table 4" w:uiPriority="49"/>
-    <w:lsdException w:name="Grid Table 5 Dark" w:uiPriority="50"/>
-    <w:lsdException w:name="Grid Table 6 Colorful" w:uiPriority="51"/>
-    <w:lsdException w:name="Grid Table 7 Colorful" w:uiPriority="52"/>
-    <w:lsdException w:name="Grid Table 1 Light Accent 1" w:uiPriority="46"/>
-    <w:lsdException w:name="Grid Table 2 Accent 1" w:uiPriority="47"/>
-    <w:lsdException w:name="Grid Table 3 Accent 1" w:uiPriority="48"/>
-    <w:lsdException w:name="Grid Table 4 Accent 1" w:uiPriority="49"/>
-    <w:lsdException w:name="Grid Table 5 Dark Accent 1" w:uiPriority="50"/>
-    <w:lsdException w:name="Grid Table 6 Colorful Accent 1" w:uiPriority="51"/>
-    <w:lsdException w:name="Grid Table 7 Colorful Accent 1" w:uiPriority="52"/>
-    <w:lsdException w:name="Grid Table 1 Light Accent 2" w:uiPriority="46"/>
-    <w:lsdException w:name="Grid Table 2 Accent 2" w:uiPriority="47"/>
-    <w:lsdException w:name="Grid Table 3 Accent 2" w:uiPriority="48"/>
-    <w:lsdException w:name="Grid Table 4 Accent 2" w:uiPriority="49"/>
-    <w:lsdException w:name="Grid Table 5 Dark Accent 2" w:uiPriority="50"/>
-    <w:lsdException w:name="Grid Table 6 Colorful Accent 2" w:uiPriority="51"/>
-    <w:lsdException w:name="Grid Table 7 Colorful Accent 2" w:uiPriority="52"/>
-    <w:lsdException w:name="Grid Table 1 Light Accent 3" w:uiPriority="46"/>
-    <w:lsdException w:name="Grid Table 2 Accent 3" w:uiPriority="47"/>
-    <w:lsdException w:name="Grid Table 3 Accent 3" w:uiPriority="48"/>
-    <w:lsdException w:name="Grid Table 4 Accent 3" w:uiPriority="49"/>
-    <w:lsdException w:name="Grid Table 5 Dark Accent 3" w:uiPriority="50"/>
-    <w:lsdException w:name="Grid Table 6 Colorful Accent 3" w:uiPriority="51"/>
-    <w:lsdException w:name="Grid Table 7 Colorful Accent 3" w:uiPriority="52"/>
-    <w:lsdException w:name="Grid Table 1 Light Accent 4" w:uiPriority="46"/>
-    <w:lsdException w:name="Grid Table 2 Accent 4" w:uiPriority="47"/>
-    <w:lsdException w:name="Grid Table 3 Accent 4" w:uiPriority="48"/>
-    <w:lsdException w:name="Grid Table 4 Accent 4" w:uiPriority="49"/>
-    <w:lsdException w:name="Grid Table 5 Dark Accent 4" w:uiPriority="50"/>
-    <w:lsdException w:name="Grid Table 6 Colorful Accent 4" w:uiPriority="51"/>
-    <w:lsdException w:name="Grid Table 7 Colorful Accent 4" w:uiPriority="52"/>
-    <w:lsdException w:name="Grid Table 1 Light Accent 5" w:uiPriority="46"/>
-    <w:lsdException w:name="Grid Table 2 Accent 5" w:uiPriority="47"/>
-    <w:lsdException w:name="Grid Table 3 Accent 5" w:uiPriority="48"/>
-    <w:lsdException w:name="Grid Table 4 Accent 5" w:uiPriority="49"/>
-    <w:lsdException w:name="Grid Table 5 Dark Accent 5" w:uiPriority="50"/>
-    <w:lsdException w:name="Grid Table 6 Colorful Accent 5" w:uiPriority="51"/>
-    <w:lsdException w:name="Grid Table 7 Colorful Accent 5" w:uiPriority="52"/>
-    <w:lsdException w:name="Grid Table 1 Light Accent 6" w:uiPriority="46"/>
-    <w:lsdException w:name="Grid Table 2 Accent 6" w:uiPriority="47"/>
-    <w:lsdException w:name="Grid Table 3 Accent 6" w:uiPriority="48"/>
-    <w:lsdException w:name="Grid Table 4 Accent 6" w:uiPriority="49"/>
-    <w:lsdException w:name="Grid Table 5 Dark Accent 6" w:uiPriority="50"/>
-    <w:lsdException w:name="Grid Table 6 Colorful Accent 6" w:uiPriority="51"/>
-    <w:lsdException w:name="Grid Table 7 Colorful Accent 6" w:uiPriority="52"/>
-    <w:lsdException w:name="List Table 1 Light" w:uiPriority="46"/>
-    <w:lsdException w:name="List Table 2" w:uiPriority="47"/>
-    <w:lsdException w:name="List Table 3" w:uiPriority="48"/>
-    <w:lsdException w:name="List Table 4" w:uiPriority="49"/>
-    <w:lsdException w:name="List Table 5 Dark" w:uiPriority="50"/>
-    <w:lsdException w:name="List Table 6 Colorful" w:uiPriority="51"/>
-    <w:lsdException w:name="List Table 7 Colorful" w:uiPriority="52"/>
-    <w:lsdException w:name="List Table 1 Light Accent 1" w:uiPriority="46"/>
-    <w:lsdException w:name="List Table 2 Accent 1" w:uiPriority="47"/>
-    <w:lsdException w:name="List Table 3 Accent 1" w:uiPriority="48"/>
-    <w:lsdException w:name="List Table 4 Accent 1" w:uiPriority="49"/>
-    <w:lsdException w:name="List Table 5 Dark Accent 1" w:uiPriority="50"/>
-    <w:lsdException w:name="List Table 6 Colorful Accent 1" w:uiPriority="51"/>
-    <w:lsdException w:name="List Table 7 Colorful Accent 1" w:uiPriority="52"/>
-    <w:lsdException w:name="List Table 1 Light Accent 2" w:uiPriority="46"/>
-    <w:lsdException w:name="List Table 2 Accent 2" w:uiPriority="47"/>
-    <w:lsdException w:name="List Table 3 Accent 2" w:uiPriority="48"/>
-    <w:lsdException w:name="List Table 4 Accent 2" w:uiPriority="49"/>
-    <w:lsdException w:name="List Table 5 Dark Accent 2" w:uiPriority="50"/>
-    <w:lsdException w:name="List Table 6 Colorful Accent 2" w:uiPriority="51"/>
-    <w:lsdException w:name="List Table 7 Colorful Accent 2" w:uiPriority="52"/>
-    <w:lsdException w:name="List Table 1 Light Accent 3" w:uiPriority="46"/>
-    <w:lsdException w:name="List Table 2 Accent 3" w:uiPriority="47"/>
-    <w:lsdException w:name="List Table 3 Accent 3" w:uiPriority="48"/>
-    <w:lsdException w:name="List Table 4 Accent 3" w:uiPriority="49"/>
-    <w:lsdException w:name="List Table 5 Dark Accent 3" w:uiPriority="50"/>
-    <w:lsdException w:name="List Table 6 Colorful Accent 3" w:uiPriority="51"/>
-    <w:lsdException w:name="List Table 7 Colorful Accent 3" w:uiPriority="52"/>
-    <w:lsdException w:name="List Table 1 Light Accent 4" w:uiPriority="46"/>
-    <w:lsdException w:name="List Table 2 Accent 4" w:uiPriority="47"/>
-    <w:lsdException w:name="List Table 3 Accent 4" w:uiPriority="48"/>
-    <w:lsdException w:name="List Table 4 Accent 4" w:uiPriority="49"/>
-    <w:lsdException w:name="List Table 5 Dark Accent 4" w:uiPriority="50"/>
-    <w:lsdException w:name="List Table 6 Colorful Accent 4" w:uiPriority="51"/>
-    <w:lsdException w:name="List Table 7 Colorful Accent 4" w:uiPriority="52"/>
-    <w:lsdException w:name="List Table 1 Light Accent 5" w:uiPriority="46"/>
-    <w:lsdException w:name="List Table 2 Accent 5" w:uiPriority="47"/>
-    <w:lsdException w:name="List Table 3 Accent 5" w:uiPriority="48"/>
-    <w:lsdException w:name="List Table 4 Accent 5" w:uiPriority="49"/>
-    <w:lsdException w:name="List Table 5 Dark Accent 5" w:uiPriority="50"/>
-    <w:lsdException w:name="List Table 6 Colorful Accent 5" w:uiPriority="51"/>
-    <w:lsdException w:name="List Table 7 Colorful Accent 5" w:uiPriority="52"/>
-    <w:lsdException w:name="List Table 1 Light Accent 6" w:uiPriority="46"/>
-    <w:lsdException w:name="List Table 2 Accent 6" w:uiPriority="47"/>
-    <w:lsdException w:name="List Table 3 Accent 6" w:uiPriority="48"/>
-    <w:lsdException w:name="List Table 4 Accent 6" w:uiPriority="49"/>
-    <w:lsdException w:name="List Table 5 Dark Accent 6" w:uiPriority="50"/>
-    <w:lsdException w:name="List Table 6 Colorful Accent 6" w:uiPriority="51"/>
-    <w:lsdException w:name="List Table 7 Colorful Accent 6" w:uiPriority="52"/>
-    <w:lsdException w:name="Mention" w:semiHidden="1" w:unhideWhenUsed="1"/>
-    <w:lsdException w:name="Smart Hyperlink" w:semiHidden="1" w:unhideWhenUsed="1"/>
-    <w:lsdException w:name="Hashtag" w:semiHidden="1" w:unhideWhenUsed="1"/>
-    <w:lsdException w:name="Unresolved Mention" w:semiHidden="1" w:unhideWhenUsed="1"/>
-    <w:lsdException w:name="Smart Link" w:semiHidden="1" w:unhideWhenUsed="1"/>
-  </w:latentStyles>
-  <w:style w:type="paragraph" w:default="1" w:styleId="Normal">
-    <w:name w:val="Normal"/>
-    <w:qFormat/>
-  </w:style>
-  <w:style w:type="character" w:default="1" w:styleId="DefaultParagraphFont">
-    <w:name w:val="Default Paragraph Font"/>
-    <w:uiPriority w:val="1"/>
-    <w:semiHidden/>
-    <w:unhideWhenUsed/>
-  </w:style>
-  <w:style w:type="table" w:default="1" w:styleId="TableNormal">
-    <w:name w:val="Normal Table"/>
-    <w:uiPriority w:val="99"/>
-    <w:semiHidden/>
-    <w:unhideWhenUsed/>
-    <w:tblPr>
-      <w:tblInd w:w="0" w:type="dxa"/>
-      <w:tblCellMar>
-        <w:top w:w="0" w:type="dxa"/>
-        <w:left w:w="108" w:type="dxa"/>
-        <w:bottom w:w="0" w:type="dxa"/>
-        <w:right w:w="108" w:type="dxa"/>
-      </w:tblCellMar>
-    </w:tblPr>
-  </w:style>
-  <w:style w:type="numbering" w:default="1" w:styleId="NoList">
-    <w:name w:val="No List"/>
-    <w:uiPriority w:val="99"/>
-    <w:semiHidden/>
-    <w:unhideWhenUsed/>
-  </w:style>
-  <w:style w:type="character" w:styleId="PlaceholderText">
-    <w:name w:val="Placeholder Text"/>
-    <w:basedOn w:val="DefaultParagraphFont"/>
-    <w:uiPriority w:val="99"/>
-    <w:semiHidden/>
-    <w:rsid w:val="00CB171A"/>
-    <w:rPr>
-      <w:color w:val="808080"/>
-    </w:rPr>
-  </w:style>
-  <w:style w:type="paragraph" w:customStyle="1" w:styleId="E1F9D5A9AA4148E8BB88EA158A791FA4">
-    <w:name w:val="E1F9D5A9AA4148E8BB88EA158A791FA4"/>
-    <w:rsid w:val="004912D4"/>
-  </w:style>
-  <w:style w:type="paragraph" w:customStyle="1" w:styleId="D3923FE299674183878D8463E6F29B10">
-    <w:name w:val="D3923FE299674183878D8463E6F29B10"/>
-    <w:rsid w:val="00CB171A"/>
-  </w:style>
-  <w:style w:type="paragraph" w:customStyle="1" w:styleId="3241A23D50F0431EA1698EF9C4FA77EB">
-    <w:name w:val="3241A23D50F0431EA1698EF9C4FA77EB"/>
-    <w:rsid w:val="00CB171A"/>
-  </w:style>
-  <w:style w:type="paragraph" w:customStyle="1" w:styleId="2C97ECFC6B54482C9DFDEDA2F046B969">
-    <w:name w:val="2C97ECFC6B54482C9DFDEDA2F046B969"/>
-    <w:rsid w:val="004912D4"/>
-  </w:style>
-  <w:style w:type="paragraph" w:customStyle="1" w:styleId="F00DBBFE828047F68B3765911062520C">
-    <w:name w:val="F00DBBFE828047F68B3765911062520C"/>
-    <w:rsid w:val="004912D4"/>
-  </w:style>
-  <w:style w:type="paragraph" w:customStyle="1" w:styleId="AD33F0DE803945DABB50AD6712F9300B">
-    <w:name w:val="AD33F0DE803945DABB50AD6712F9300B"/>
-    <w:rsid w:val="004912D4"/>
-  </w:style>
-  <w:style w:type="paragraph" w:customStyle="1" w:styleId="48EAC32C739C4C41BC60682D2BBBD402">
-    <w:name w:val="48EAC32C739C4C41BC60682D2BBBD402"/>
-    <w:rsid w:val="004912D4"/>
-  </w:style>
-  <w:style w:type="paragraph" w:customStyle="1" w:styleId="777A069B58784954B0F0775911BBB35F">
-    <w:name w:val="777A069B58784954B0F0775911BBB35F"/>
-    <w:rsid w:val="004912D4"/>
-  </w:style>
-  <w:style w:type="paragraph" w:customStyle="1" w:styleId="CC00263EC9AC41AB84B264F8977BF0F5">
-    <w:name w:val="CC00263EC9AC41AB84B264F8977BF0F5"/>
-    <w:rsid w:val="004912D4"/>
-  </w:style>
-  <w:style w:type="paragraph" w:customStyle="1" w:styleId="6861AAFAC9F74076B0B0EDAB38EDD0F0">
-    <w:name w:val="6861AAFAC9F74076B0B0EDAB38EDD0F0"/>
-    <w:rsid w:val="004912D4"/>
-  </w:style>
-  <w:style w:type="paragraph" w:customStyle="1" w:styleId="02E87738FE8B431F9B0441ECEBC2EA84">
-    <w:name w:val="02E87738FE8B431F9B0441ECEBC2EA84"/>
-    <w:rsid w:val="00CB171A"/>
-  </w:style>
-  <w:style w:type="paragraph" w:customStyle="1" w:styleId="A3CAA34BF87E45FFA09D0C508C8CD406">
-    <w:name w:val="A3CAA34BF87E45FFA09D0C508C8CD406"/>
-    <w:rsid w:val="00CB171A"/>
-  </w:style>
-  <w:style w:type="paragraph" w:customStyle="1" w:styleId="53DF8AE9616D4C0397359273342366AA">
-    <w:name w:val="53DF8AE9616D4C0397359273342366AA"/>
-    <w:rsid w:val="00CB171A"/>
-  </w:style>
-  <w:style w:type="paragraph" w:customStyle="1" w:styleId="25876793E0C04A459EB651302AF95F4D">
-    <w:name w:val="25876793E0C04A459EB651302AF95F4D"/>
-    <w:rsid w:val="00CB171A"/>
-  </w:style>
-  <w:style w:type="paragraph" w:customStyle="1" w:styleId="139FFCEF3843458E935DD160D7A8B9C6">
-    <w:name w:val="139FFCEF3843458E935DD160D7A8B9C6"/>
-    <w:rsid w:val="00CB171A"/>
-  </w:style>
-  <w:style w:type="paragraph" w:customStyle="1" w:styleId="44BE71E995B44BE7BA5C038F7CAC23E4">
-    <w:name w:val="44BE71E995B44BE7BA5C038F7CAC23E4"/>
-    <w:rsid w:val="00CB171A"/>
-  </w:style>
-  <w:style w:type="paragraph" w:customStyle="1" w:styleId="45C9656A47624A9B849E78C802C3DAD6">
-    <w:name w:val="45C9656A47624A9B849E78C802C3DAD6"/>
-    <w:rsid w:val="00CB171A"/>
-  </w:style>
-  <w:style w:type="paragraph" w:customStyle="1" w:styleId="AAAFB970BF0F418D998895F0532DBA5F">
-    <w:name w:val="AAAFB970BF0F418D998895F0532DBA5F"/>
-    <w:rsid w:val="00CB171A"/>
-  </w:style>
-  <w:style w:type="paragraph" w:customStyle="1" w:styleId="7A0425774F09477B829DC34560CDEC26">
-    <w:name w:val="7A0425774F09477B829DC34560CDEC26"/>
-    <w:rsid w:val="00CB171A"/>
-  </w:style>
-  <w:style w:type="paragraph" w:customStyle="1" w:styleId="65E786800FE24CDB807D897930A52113">
-    <w:name w:val="65E786800FE24CDB807D897930A52113"/>
-    <w:rsid w:val="00CB171A"/>
-  </w:style>
-  <w:style w:type="paragraph" w:customStyle="1" w:styleId="AE3FB106C9854BDC9C6A3B7C543254EF">
-    <w:name w:val="AE3FB106C9854BDC9C6A3B7C543254EF"/>
-    <w:rsid w:val="00CB171A"/>
-  </w:style>
-  <w:style w:type="paragraph" w:customStyle="1" w:styleId="42207F839E4D4571AE0C0CE099A66A32">
-    <w:name w:val="42207F839E4D4571AE0C0CE099A66A32"/>
-    <w:rsid w:val="00CB171A"/>
-  </w:style>
-  <w:style w:type="paragraph" w:customStyle="1" w:styleId="6A26F9B09F764350AE8C8D57113C9F97">
-    <w:name w:val="6A26F9B09F764350AE8C8D57113C9F97"/>
-    <w:rsid w:val="00CB171A"/>
-  </w:style>
-  <w:style w:type="paragraph" w:customStyle="1" w:styleId="97CA12C7D10642A9B4D64332754F78A4">
-    <w:name w:val="97CA12C7D10642A9B4D64332754F78A4"/>
-    <w:rsid w:val="00CB171A"/>
-  </w:style>
-  <w:style w:type="paragraph" w:customStyle="1" w:styleId="A007F520AEEA4BD19F743B386CC5EF01">
-    <w:name w:val="A007F520AEEA4BD19F743B386CC5EF01"/>
-    <w:rsid w:val="00CB171A"/>
-  </w:style>
-  <w:style w:type="paragraph" w:customStyle="1" w:styleId="DC46EB05542847078551B6826FF789BA">
-    <w:name w:val="DC46EB05542847078551B6826FF789BA"/>
-    <w:rsid w:val="00CB171A"/>
-  </w:style>
-  <w:style w:type="paragraph" w:customStyle="1" w:styleId="A80732A73DE4450F87EA8CA815921CB2">
-    <w:name w:val="A80732A73DE4450F87EA8CA815921CB2"/>
-    <w:rsid w:val="00CB171A"/>
-  </w:style>
-  <w:style w:type="paragraph" w:customStyle="1" w:styleId="A212C785AA4840FCBD15A30DD4CFBEF8">
-    <w:name w:val="A212C785AA4840FCBD15A30DD4CFBEF8"/>
-    <w:rsid w:val="00CB171A"/>
-  </w:style>
-  <w:style w:type="paragraph" w:customStyle="1" w:styleId="F92E40F9023A4C439E28684B957727AA">
-    <w:name w:val="F92E40F9023A4C439E28684B957727AA"/>
-    <w:rsid w:val="00CB171A"/>
-  </w:style>
-  <w:style w:type="paragraph" w:customStyle="1" w:styleId="99DE3D0706B84B6BBA2EB966D5C34E37">
-    <w:name w:val="99DE3D0706B84B6BBA2EB966D5C34E37"/>
-    <w:rsid w:val="00CB171A"/>
-  </w:style>
-  <w:style w:type="paragraph" w:customStyle="1" w:styleId="96CEFCC44D06474EB4968C02F5C5232B">
-    <w:name w:val="96CEFCC44D06474EB4968C02F5C5232B"/>
-    <w:rsid w:val="00CB171A"/>
-  </w:style>
-  <w:style w:type="paragraph" w:customStyle="1" w:styleId="C14EC8EE82AE4AB9A9A5AE851C381434">
-    <w:name w:val="C14EC8EE82AE4AB9A9A5AE851C381434"/>
-    <w:rsid w:val="00CB171A"/>
-  </w:style>
-  <w:style w:type="paragraph" w:customStyle="1" w:styleId="FF419DD56F2148BFB8265B424CF6C648">
-    <w:name w:val="FF419DD56F2148BFB8265B424CF6C648"/>
-    <w:rsid w:val="00CB171A"/>
-  </w:style>
-  <w:style w:type="paragraph" w:customStyle="1" w:styleId="1CDC236CFFA24B5AB515B85AD6952BB6">
-    <w:name w:val="1CDC236CFFA24B5AB515B85AD6952BB6"/>
-    <w:rsid w:val="00CB171A"/>
-  </w:style>
-  <w:style w:type="paragraph" w:customStyle="1" w:styleId="BAAC8DA203094F9C8A6C1E7BF90D9D55">
-    <w:name w:val="BAAC8DA203094F9C8A6C1E7BF90D9D55"/>
-    <w:rsid w:val="00CB171A"/>
-  </w:style>
-  <w:style w:type="paragraph" w:customStyle="1" w:styleId="DAFCBD4C8FEC40BDA7780AC80484ABF5">
-    <w:name w:val="DAFCBD4C8FEC40BDA7780AC80484ABF5"/>
-    <w:rsid w:val="00CB171A"/>
-  </w:style>
-  <w:style w:type="paragraph" w:customStyle="1" w:styleId="4D7996CA04E048FA9B8E4B69D8B2449F">
-    <w:name w:val="4D7996CA04E048FA9B8E4B69D8B2449F"/>
-    <w:rsid w:val="00CB171A"/>
-  </w:style>
-  <w:style w:type="paragraph" w:customStyle="1" w:styleId="9FC6B89F0CAC41B5850C38DFDA077EBD">
-    <w:name w:val="9FC6B89F0CAC41B5850C38DFDA077EBD"/>
-    <w:rsid w:val="00CB171A"/>
-  </w:style>
-  <w:style w:type="paragraph" w:customStyle="1" w:styleId="0438213BCBFD4C1293ED0B9F62184DC5">
-    <w:name w:val="0438213BCBFD4C1293ED0B9F62184DC5"/>
-    <w:rsid w:val="00CB171A"/>
-  </w:style>
-  <w:style w:type="paragraph" w:customStyle="1" w:styleId="D0BDC9EE99264C789CD6E52CFAA8BA6D">
-    <w:name w:val="D0BDC9EE99264C789CD6E52CFAA8BA6D"/>
-    <w:rsid w:val="00CB171A"/>
-  </w:style>
-  <w:style w:type="paragraph" w:customStyle="1" w:styleId="125191F325D845EB975531754B3DE7D2">
-    <w:name w:val="125191F325D845EB975531754B3DE7D2"/>
-    <w:rsid w:val="00CB171A"/>
-  </w:style>
-  <w:style w:type="paragraph" w:customStyle="1" w:styleId="378FE7166FA541ACB9CCBB1F32A97E69">
-    <w:name w:val="378FE7166FA541ACB9CCBB1F32A97E69"/>
-    <w:rsid w:val="00CB171A"/>
-  </w:style>
-</w:styles>
-</file>
-
-<file path=word/glossary/webSettings.xml><?xml version="1.0" encoding="utf-8"?>
-<w:webSettings xmlns:mc="http://schemas.openxmlformats.org/markup-compatibility/2006" xmlns:r="http://schemas.openxmlformats.org/officeDocument/2006/relationships" xmlns:w="http://schemas.openxmlformats.org/wordprocessingml/2006/main" xmlns:w14="http://schemas.microsoft.com/office/word/2010/wordml" xmlns:w15="http://schemas.microsoft.com/office/word/2012/wordml" xmlns:w16cex="http://schemas.microsoft.com/office/word/2018/wordml/cex" xmlns:w16cid="http://schemas.microsoft.com/office/word/2016/wordml/cid" xmlns:w16="http://schemas.microsoft.com/office/word/2018/wordml" xmlns:w16sdtdh="http://schemas.microsoft.com/office/word/2020/wordml/sdtdatahash" xmlns:w16se="http://schemas.microsoft.com/office/word/2015/wordml/symex" mc:Ignorable="w14 w15 w16se w16cid w16 w16cex w16sdtdh">
-  <w:optimizeForBrowser/>
-  <w:allowPNG/>
-</w:webSettings>
-</file>
-
 <file path=word/theme/theme11.xml><?xml version="1.0" encoding="utf-8"?>
 <a:theme xmlns:a="http://schemas.openxmlformats.org/drawingml/2006/main" name="Office Theme">
   <a:themeElements>
@@ -5747,359 +4208,6 @@
 </a:theme>
 </file>
 
-<file path=customXml/item12.xml><?xml version="1.0" encoding="utf-8"?>
-<b:Sources xmlns:b="http://schemas.openxmlformats.org/officeDocument/2006/bibliography" xmlns="http://schemas.openxmlformats.org/officeDocument/2006/bibliography" SelectedStyle="/APASixthEditionOfficeOnline.xsl" StyleName="APA" Version="6"/>
-</file>
-
-<file path=customXml/item24.xml><?xml version="1.0" encoding="utf-8"?>
-<ct:contentTypeSchema xmlns:ct="http://schemas.microsoft.com/office/2006/metadata/contentType" xmlns:ma="http://schemas.microsoft.com/office/2006/metadata/properties/metaAttributes" ct:_="" ma:_="" ma:contentTypeName="Document" ma:contentTypeID="0x01010079F111ED35F8CC479449609E8A0923A6" ma:contentTypeVersion="26" ma:contentTypeDescription="Create a new document." ma:contentTypeScope="" ma:versionID="ac37c1753acd5e330d2062ccec26ea66">
-  <xsd:schema xmlns:xsd="http://www.w3.org/2001/XMLSchema" xmlns:xs="http://www.w3.org/2001/XMLSchema" xmlns:p="http://schemas.microsoft.com/office/2006/metadata/properties" xmlns:ns1="http://schemas.microsoft.com/sharepoint/v3" xmlns:ns2="71af3243-3dd4-4a8d-8c0d-dd76da1f02a5" xmlns:ns3="16c05727-aa75-4e4a-9b5f-8a80a1165891" xmlns:ns4="230e9df3-be65-4c73-a93b-d1236ebd677e" targetNamespace="http://schemas.microsoft.com/office/2006/metadata/properties" ma:root="true" ma:fieldsID="3b340c7101c92c5120abd06486f94548" ns1:_="" ns2:_="" ns3:_="" ns4:_="">
-    <xsd:import namespace="http://schemas.microsoft.com/sharepoint/v3"/>
-    <xsd:import namespace="71af3243-3dd4-4a8d-8c0d-dd76da1f02a5"/>
-    <xsd:import namespace="16c05727-aa75-4e4a-9b5f-8a80a1165891"/>
-    <xsd:import namespace="230e9df3-be65-4c73-a93b-d1236ebd677e"/>
-    <xsd:element name="properties">
-      <xsd:complexType>
-        <xsd:sequence>
-          <xsd:element name="documentManagement">
-            <xsd:complexType>
-              <xsd:all>
-                <xsd:element ref="ns2:Status" minOccurs="0"/>
-                <xsd:element ref="ns2:Image" minOccurs="0"/>
-                <xsd:element ref="ns2:MediaServiceMetadata" minOccurs="0"/>
-                <xsd:element ref="ns2:MediaServiceFastMetadata" minOccurs="0"/>
-                <xsd:element ref="ns2:MediaServiceOCR" minOccurs="0"/>
-                <xsd:element ref="ns2:MediaServiceAutoTags" minOccurs="0"/>
-                <xsd:element ref="ns2:MediaServiceEventHashCode" minOccurs="0"/>
-                <xsd:element ref="ns2:MediaServiceGenerationTime" minOccurs="0"/>
-                <xsd:element ref="ns3:SharedWithUsers" minOccurs="0"/>
-                <xsd:element ref="ns3:SharedWithDetails" minOccurs="0"/>
-                <xsd:element ref="ns2:MediaServiceAutoKeyPoints" minOccurs="0"/>
-                <xsd:element ref="ns2:MediaServiceKeyPoints" minOccurs="0"/>
-                <xsd:element ref="ns2:MediaServiceDateTaken" minOccurs="0"/>
-                <xsd:element ref="ns1:_ip_UnifiedCompliancePolicyProperties" minOccurs="0"/>
-                <xsd:element ref="ns1:_ip_UnifiedCompliancePolicyUIAction" minOccurs="0"/>
-                <xsd:element ref="ns4:TaxCatchAll" minOccurs="0"/>
-                <xsd:element ref="ns2:ImageTagsTaxHTField" minOccurs="0"/>
-                <xsd:element ref="ns2:MediaServiceLocation" minOccurs="0"/>
-                <xsd:element ref="ns2:MediaLengthInSeconds" minOccurs="0"/>
-                <xsd:element ref="ns2:Background" minOccurs="0"/>
-                <xsd:element ref="ns2:MediaServiceSearchProperties" minOccurs="0"/>
-                <xsd:element ref="ns2:MediaServiceDocTags" minOccurs="0"/>
-              </xsd:all>
-            </xsd:complexType>
-          </xsd:element>
-        </xsd:sequence>
-      </xsd:complexType>
-    </xsd:element>
-  </xsd:schema>
-  <xsd:schema xmlns:xsd="http://www.w3.org/2001/XMLSchema" xmlns:xs="http://www.w3.org/2001/XMLSchema" xmlns:dms="http://schemas.microsoft.com/office/2006/documentManagement/types" xmlns:pc="http://schemas.microsoft.com/office/infopath/2007/PartnerControls" targetNamespace="http://schemas.microsoft.com/sharepoint/v3" elementFormDefault="qualified">
-    <xsd:import namespace="http://schemas.microsoft.com/office/2006/documentManagement/types"/>
-    <xsd:import namespace="http://schemas.microsoft.com/office/infopath/2007/PartnerControls"/>
-    <xsd:element name="_ip_UnifiedCompliancePolicyProperties" ma:index="20" nillable="true" ma:displayName="Unified Compliance Policy Properties" ma:hidden="true" ma:internalName="_ip_UnifiedCompliancePolicyProperties" ma:readOnly="false">
-      <xsd:simpleType>
-        <xsd:restriction base="dms:Note"/>
-      </xsd:simpleType>
-    </xsd:element>
-    <xsd:element name="_ip_UnifiedCompliancePolicyUIAction" ma:index="21" nillable="true" ma:displayName="Unified Compliance Policy UI Action" ma:hidden="true" ma:internalName="_ip_UnifiedCompliancePolicyUIAction" ma:readOnly="false">
-      <xsd:simpleType>
-        <xsd:restriction base="dms:Text"/>
-      </xsd:simpleType>
-    </xsd:element>
-  </xsd:schema>
-  <xsd:schema xmlns:xsd="http://www.w3.org/2001/XMLSchema" xmlns:xs="http://www.w3.org/2001/XMLSchema" xmlns:dms="http://schemas.microsoft.com/office/2006/documentManagement/types" xmlns:pc="http://schemas.microsoft.com/office/infopath/2007/PartnerControls" targetNamespace="71af3243-3dd4-4a8d-8c0d-dd76da1f02a5" elementFormDefault="qualified">
-    <xsd:import namespace="http://schemas.microsoft.com/office/2006/documentManagement/types"/>
-    <xsd:import namespace="http://schemas.microsoft.com/office/infopath/2007/PartnerControls"/>
-    <xsd:element name="Status" ma:index="2" nillable="true" ma:displayName="Status" ma:default="Not started" ma:format="Dropdown" ma:internalName="Status" ma:readOnly="false">
-      <xsd:simpleType>
-        <xsd:restriction base="dms:Choice">
-          <xsd:enumeration value="Not started"/>
-          <xsd:enumeration value="In Progress"/>
-          <xsd:enumeration value="Completed"/>
-        </xsd:restriction>
-      </xsd:simpleType>
-    </xsd:element>
-    <xsd:element name="Image" ma:index="3" nillable="true" ma:displayName="Image" ma:format="Image" ma:internalName="Image" ma:readOnly="false">
-      <xsd:complexType>
-        <xsd:complexContent>
-          <xsd:extension base="dms:URL">
-            <xsd:sequence>
-              <xsd:element name="Url" type="dms:ValidUrl" minOccurs="0" nillable="true"/>
-              <xsd:element name="Description" type="xsd:string" nillable="true"/>
-            </xsd:sequence>
-          </xsd:extension>
-        </xsd:complexContent>
-      </xsd:complexType>
-    </xsd:element>
-    <xsd:element name="MediaServiceMetadata" ma:index="8" nillable="true" ma:displayName="MediaServiceMetadata" ma:hidden="true" ma:internalName="MediaServiceMetadata" ma:readOnly="true">
-      <xsd:simpleType>
-        <xsd:restriction base="dms:Note"/>
-      </xsd:simpleType>
-    </xsd:element>
-    <xsd:element name="MediaServiceFastMetadata" ma:index="9" nillable="true" ma:displayName="MediaServiceFastMetadata" ma:hidden="true" ma:internalName="MediaServiceFastMetadata" ma:readOnly="true">
-      <xsd:simpleType>
-        <xsd:restriction base="dms:Note"/>
-      </xsd:simpleType>
-    </xsd:element>
-    <xsd:element name="MediaServiceOCR" ma:index="10" nillable="true" ma:displayName="MediaServiceOCR" ma:hidden="true" ma:internalName="MediaServiceOCR" ma:readOnly="true">
-      <xsd:simpleType>
-        <xsd:restriction base="dms:Note"/>
-      </xsd:simpleType>
-    </xsd:element>
-    <xsd:element name="MediaServiceAutoTags" ma:index="11" nillable="true" ma:displayName="MediaServiceAutoTags" ma:hidden="true" ma:internalName="MediaServiceAutoTags" ma:readOnly="true">
-      <xsd:simpleType>
-        <xsd:restriction base="dms:Text"/>
-      </xsd:simpleType>
-    </xsd:element>
-    <xsd:element name="MediaServiceEventHashCode" ma:index="12" nillable="true" ma:displayName="MediaServiceEventHashCode" ma:hidden="true" ma:internalName="MediaServiceEventHashCode" ma:readOnly="true">
-      <xsd:simpleType>
-        <xsd:restriction base="dms:Text"/>
-      </xsd:simpleType>
-    </xsd:element>
-    <xsd:element name="MediaServiceGenerationTime" ma:index="13" nillable="true" ma:displayName="MediaServiceGenerationTime" ma:hidden="true" ma:internalName="MediaServiceGenerationTime" ma:readOnly="true">
-      <xsd:simpleType>
-        <xsd:restriction base="dms:Text"/>
-      </xsd:simpleType>
-    </xsd:element>
-    <xsd:element name="MediaServiceAutoKeyPoints" ma:index="16" nillable="true" ma:displayName="MediaServiceAutoKeyPoints" ma:hidden="true" ma:internalName="MediaServiceAutoKeyPoints" ma:readOnly="true">
-      <xsd:simpleType>
-        <xsd:restriction base="dms:Note"/>
-      </xsd:simpleType>
-    </xsd:element>
-    <xsd:element name="MediaServiceKeyPoints" ma:index="17" nillable="true" ma:displayName="KeyPoints" ma:hidden="true" ma:internalName="MediaServiceKeyPoints" ma:readOnly="false">
-      <xsd:simpleType>
-        <xsd:restriction base="dms:Note"/>
-      </xsd:simpleType>
-    </xsd:element>
-    <xsd:element name="MediaServiceDateTaken" ma:index="18" nillable="true" ma:displayName="MediaServiceDateTaken" ma:hidden="true" ma:internalName="MediaServiceDateTaken" ma:readOnly="true">
-      <xsd:simpleType>
-        <xsd:restriction base="dms:Text"/>
-      </xsd:simpleType>
-    </xsd:element>
-    <xsd:element name="ImageTagsTaxHTField" ma:index="25" nillable="true" ma:taxonomy="true" ma:internalName="ImageTagsTaxHTField" ma:taxonomyFieldName="MediaServiceImageTags" ma:displayName="Image Tags" ma:readOnly="false" ma:fieldId="{5cf76f15-5ced-4ddc-b409-7134ff3c332f}" ma:taxonomyMulti="true" ma:sspId="e385fb40-52d4-4fae-9c5b-3e8ff8a5878e" ma:termSetId="09814cd3-568e-fe90-9814-8d621ff8fb84" ma:anchorId="fba54fb3-c3e1-fe81-a776-ca4b69148c4d" ma:open="true" ma:isKeyword="false">
-      <xsd:complexType>
-        <xsd:sequence>
-          <xsd:element ref="pc:Terms" minOccurs="0" maxOccurs="1"/>
-        </xsd:sequence>
-      </xsd:complexType>
-    </xsd:element>
-    <xsd:element name="MediaServiceLocation" ma:index="26" nillable="true" ma:displayName="Location" ma:hidden="true" ma:internalName="MediaServiceLocation" ma:readOnly="true">
-      <xsd:simpleType>
-        <xsd:restriction base="dms:Text"/>
-      </xsd:simpleType>
-    </xsd:element>
-    <xsd:element name="MediaLengthInSeconds" ma:index="27" nillable="true" ma:displayName="MediaLengthInSeconds" ma:hidden="true" ma:internalName="MediaLengthInSeconds" ma:readOnly="true">
-      <xsd:simpleType>
-        <xsd:restriction base="dms:Unknown"/>
-      </xsd:simpleType>
-    </xsd:element>
-    <xsd:element name="Background" ma:index="28" nillable="true" ma:displayName="Background" ma:default="0" ma:format="Dropdown" ma:internalName="Background">
-      <xsd:simpleType>
-        <xsd:restriction base="dms:Boolean"/>
-      </xsd:simpleType>
-    </xsd:element>
-    <xsd:element name="MediaServiceSearchProperties" ma:index="29" nillable="true" ma:displayName="MediaServiceSearchProperties" ma:hidden="true" ma:internalName="MediaServiceSearchProperties" ma:readOnly="true">
-      <xsd:simpleType>
-        <xsd:restriction base="dms:Note"/>
-      </xsd:simpleType>
-    </xsd:element>
-    <xsd:element name="MediaServiceDocTags" ma:index="30" nillable="true" ma:displayName="MediaServiceDocTags" ma:hidden="true" ma:internalName="MediaServiceDocTags" ma:readOnly="true">
-      <xsd:simpleType>
-        <xsd:restriction base="dms:Note"/>
-      </xsd:simpleType>
-    </xsd:element>
-  </xsd:schema>
-  <xsd:schema xmlns:xsd="http://www.w3.org/2001/XMLSchema" xmlns:xs="http://www.w3.org/2001/XMLSchema" xmlns:dms="http://schemas.microsoft.com/office/2006/documentManagement/types" xmlns:pc="http://schemas.microsoft.com/office/infopath/2007/PartnerControls" targetNamespace="16c05727-aa75-4e4a-9b5f-8a80a1165891" elementFormDefault="qualified">
-    <xsd:import namespace="http://schemas.microsoft.com/office/2006/documentManagement/types"/>
-    <xsd:import namespace="http://schemas.microsoft.com/office/infopath/2007/PartnerControls"/>
-    <xsd:element name="SharedWithUsers" ma:index="14" nillable="true" ma:displayName="Shared With" ma:hidden="true" ma:internalName="SharedWithUsers" ma:readOnly="true">
-      <xsd:complexType>
-        <xsd:complexContent>
-          <xsd:extension base="dms:UserMulti">
-            <xsd:sequence>
-              <xsd:element name="UserInfo" minOccurs="0" maxOccurs="unbounded">
-                <xsd:complexType>
-                  <xsd:sequence>
-                    <xsd:element name="DisplayName" type="xsd:string" minOccurs="0"/>
-                    <xsd:element name="AccountId" type="dms:UserId" minOccurs="0" nillable="true"/>
-                    <xsd:element name="AccountType" type="xsd:string" minOccurs="0"/>
-                  </xsd:sequence>
-                </xsd:complexType>
-              </xsd:element>
-            </xsd:sequence>
-          </xsd:extension>
-        </xsd:complexContent>
-      </xsd:complexType>
-    </xsd:element>
-    <xsd:element name="SharedWithDetails" ma:index="15" nillable="true" ma:displayName="Shared With Details" ma:hidden="true" ma:internalName="SharedWithDetails" ma:readOnly="true">
-      <xsd:simpleType>
-        <xsd:restriction base="dms:Note"/>
-      </xsd:simpleType>
-    </xsd:element>
-  </xsd:schema>
-  <xsd:schema xmlns:xsd="http://www.w3.org/2001/XMLSchema" xmlns:xs="http://www.w3.org/2001/XMLSchema" xmlns:dms="http://schemas.microsoft.com/office/2006/documentManagement/types" xmlns:pc="http://schemas.microsoft.com/office/infopath/2007/PartnerControls" targetNamespace="230e9df3-be65-4c73-a93b-d1236ebd677e" elementFormDefault="qualified">
-    <xsd:import namespace="http://schemas.microsoft.com/office/2006/documentManagement/types"/>
-    <xsd:import namespace="http://schemas.microsoft.com/office/infopath/2007/PartnerControls"/>
-    <xsd:element name="TaxCatchAll" ma:index="23" nillable="true" ma:displayName="Taxonomy Catch All Column" ma:hidden="true" ma:list="{3f6bfcbc-3db3-4ae6-bd76-326f0798ad28}" ma:internalName="TaxCatchAll" ma:readOnly="false" ma:showField="CatchAllData" ma:web="16c05727-aa75-4e4a-9b5f-8a80a1165891">
-      <xsd:complexType>
-        <xsd:complexContent>
-          <xsd:extension base="dms:MultiChoiceLookup">
-            <xsd:sequence>
-              <xsd:element name="Value" type="dms:Lookup" maxOccurs="unbounded" minOccurs="0" nillable="true"/>
-            </xsd:sequence>
-          </xsd:extension>
-        </xsd:complexContent>
-      </xsd:complexType>
-    </xsd:element>
-  </xsd:schema>
-  <xsd:schema xmlns="http://schemas.openxmlformats.org/package/2006/metadata/core-properties" xmlns:xsd="http://www.w3.org/2001/XMLSchema" xmlns:xsi="http://www.w3.org/2001/XMLSchema-instance" xmlns:dc="http://purl.org/dc/elements/1.1/" xmlns:dcterms="http://purl.org/dc/terms/" xmlns:odoc="http://schemas.microsoft.com/internal/obd" targetNamespace="http://schemas.openxmlformats.org/package/2006/metadata/core-properties" elementFormDefault="qualified" attributeFormDefault="unqualified" blockDefault="#all">
-    <xsd:import namespace="http://purl.org/dc/elements/1.1/" schemaLocation="http://dublincore.org/schemas/xmls/qdc/2003/04/02/dc.xsd"/>
-    <xsd:import namespace="http://purl.org/dc/terms/" schemaLocation="http://dublincore.org/schemas/xmls/qdc/2003/04/02/dcterms.xsd"/>
-    <xsd:element name="coreProperties" type="CT_coreProperties"/>
-    <xsd:complexType name="CT_coreProperties">
-      <xsd:all>
-        <xsd:element ref="dc:creator" minOccurs="0" maxOccurs="1"/>
-        <xsd:element ref="dcterms:created" minOccurs="0" maxOccurs="1"/>
-        <xsd:element ref="dc:identifier" minOccurs="0" maxOccurs="1"/>
-        <xsd:element name="contentType" minOccurs="0" maxOccurs="1" type="xsd:string" ma:displayName="Content Type"/>
-        <xsd:element ref="dc:title" minOccurs="0" maxOccurs="1" ma:index="1" ma:displayName="Title"/>
-        <xsd:element ref="dc:subject" minOccurs="0" maxOccurs="1"/>
-        <xsd:element ref="dc:description" minOccurs="0" maxOccurs="1"/>
-        <xsd:element name="keywords" minOccurs="0" maxOccurs="1" type="xsd:string"/>
-        <xsd:element ref="dc:language" minOccurs="0" maxOccurs="1"/>
-        <xsd:element name="category" minOccurs="0" maxOccurs="1" type="xsd:string"/>
-        <xsd:element name="version" minOccurs="0" maxOccurs="1" type="xsd:string"/>
-        <xsd:element name="revision" minOccurs="0" maxOccurs="1" type="xsd:string">
-          <xsd:annotation>
-            <xsd:documentation>
-                        This value indicates the number of saves or revisions. The application is responsible for updating this value after each revision.
-                    </xsd:documentation>
-          </xsd:annotation>
-        </xsd:element>
-        <xsd:element name="lastModifiedBy" minOccurs="0" maxOccurs="1" type="xsd:string"/>
-        <xsd:element ref="dcterms:modified" minOccurs="0" maxOccurs="1"/>
-        <xsd:element name="contentStatus" minOccurs="0" maxOccurs="1" type="xsd:string"/>
-      </xsd:all>
-    </xsd:complexType>
-  </xsd:schema>
-  <xs:schema xmlns:pc="http://schemas.microsoft.com/office/infopath/2007/PartnerControls" xmlns:xs="http://www.w3.org/2001/XMLSchema" targetNamespace="http://schemas.microsoft.com/office/infopath/2007/PartnerControls" elementFormDefault="qualified" attributeFormDefault="unqualified">
-    <xs:element name="Person">
-      <xs:complexType>
-        <xs:sequence>
-          <xs:element ref="pc:DisplayName" minOccurs="0"/>
-          <xs:element ref="pc:AccountId" minOccurs="0"/>
-          <xs:element ref="pc:AccountType" minOccurs="0"/>
-        </xs:sequence>
-      </xs:complexType>
-    </xs:element>
-    <xs:element name="DisplayName" type="xs:string"/>
-    <xs:element name="AccountId" type="xs:string"/>
-    <xs:element name="AccountType" type="xs:string"/>
-    <xs:element name="BDCAssociatedEntity">
-      <xs:complexType>
-        <xs:sequence>
-          <xs:element ref="pc:BDCEntity" minOccurs="0" maxOccurs="unbounded"/>
-        </xs:sequence>
-        <xs:attribute ref="pc:EntityNamespace"/>
-        <xs:attribute ref="pc:EntityName"/>
-        <xs:attribute ref="pc:SystemInstanceName"/>
-        <xs:attribute ref="pc:AssociationName"/>
-      </xs:complexType>
-    </xs:element>
-    <xs:attribute name="EntityNamespace" type="xs:string"/>
-    <xs:attribute name="EntityName" type="xs:string"/>
-    <xs:attribute name="SystemInstanceName" type="xs:string"/>
-    <xs:attribute name="AssociationName" type="xs:string"/>
-    <xs:element name="BDCEntity">
-      <xs:complexType>
-        <xs:sequence>
-          <xs:element ref="pc:EntityDisplayName" minOccurs="0"/>
-          <xs:element ref="pc:EntityInstanceReference" minOccurs="0"/>
-          <xs:element ref="pc:EntityId1" minOccurs="0"/>
-          <xs:element ref="pc:EntityId2" minOccurs="0"/>
-          <xs:element ref="pc:EntityId3" minOccurs="0"/>
-          <xs:element ref="pc:EntityId4" minOccurs="0"/>
-          <xs:element ref="pc:EntityId5" minOccurs="0"/>
-        </xs:sequence>
-      </xs:complexType>
-    </xs:element>
-    <xs:element name="EntityDisplayName" type="xs:string"/>
-    <xs:element name="EntityInstanceReference" type="xs:string"/>
-    <xs:element name="EntityId1" type="xs:string"/>
-    <xs:element name="EntityId2" type="xs:string"/>
-    <xs:element name="EntityId3" type="xs:string"/>
-    <xs:element name="EntityId4" type="xs:string"/>
-    <xs:element name="EntityId5" type="xs:string"/>
-    <xs:element name="Terms">
-      <xs:complexType>
-        <xs:sequence>
-          <xs:element ref="pc:TermInfo" minOccurs="0" maxOccurs="unbounded"/>
-        </xs:sequence>
-      </xs:complexType>
-    </xs:element>
-    <xs:element name="TermInfo">
-      <xs:complexType>
-        <xs:sequence>
-          <xs:element ref="pc:TermName" minOccurs="0"/>
-          <xs:element ref="pc:TermId" minOccurs="0"/>
-        </xs:sequence>
-      </xs:complexType>
-    </xs:element>
-    <xs:element name="TermName" type="xs:string"/>
-    <xs:element name="TermId" type="xs:string"/>
-  </xs:schema>
-</ct:contentTypeSchema>
-</file>
-
-<file path=customXml/item33.xml><?xml version="1.0" encoding="utf-8"?>
-<?mso-contentType ?>
-<FormTemplates xmlns="http://schemas.microsoft.com/sharepoint/v3/contenttype/forms">
-  <Display>DocumentLibraryForm</Display>
-  <Edit>DocumentLibraryForm</Edit>
-  <New>DocumentLibraryForm</New>
-</FormTemplates>
-</file>
-
-<file path=customXml/item4.xml><?xml version="1.0" encoding="utf-8"?>
-<p:properties xmlns:p="http://schemas.microsoft.com/office/2006/metadata/properties" xmlns:xsi="http://www.w3.org/2001/XMLSchema-instance" xmlns:pc="http://schemas.microsoft.com/office/infopath/2007/PartnerControls">
-  <documentManagement>
-    <_ip_UnifiedCompliancePolicyUIAction xmlns="http://schemas.microsoft.com/sharepoint/v3" xsi:nil="true"/>
-    <Image xmlns="71af3243-3dd4-4a8d-8c0d-dd76da1f02a5">
-      <Url xsi:nil="true"/>
-      <Description xsi:nil="true"/>
-    </Image>
-    <Status xmlns="71af3243-3dd4-4a8d-8c0d-dd76da1f02a5">Not started</Status>
-    <Background xmlns="71af3243-3dd4-4a8d-8c0d-dd76da1f02a5">false</Background>
-    <_ip_UnifiedCompliancePolicyProperties xmlns="http://schemas.microsoft.com/sharepoint/v3" xsi:nil="true"/>
-    <ImageTagsTaxHTField xmlns="71af3243-3dd4-4a8d-8c0d-dd76da1f02a5">
-      <Terms xmlns="http://schemas.microsoft.com/office/infopath/2007/PartnerControls"/>
-    </ImageTagsTaxHTField>
-    <TaxCatchAll xmlns="230e9df3-be65-4c73-a93b-d1236ebd677e" xsi:nil="true"/>
-    <MediaServiceKeyPoints xmlns="71af3243-3dd4-4a8d-8c0d-dd76da1f02a5" xsi:nil="true"/>
-  </documentManagement>
-</p:properties>
-</file>
-
-<file path=customXml/itemProps12.xml><?xml version="1.0" encoding="utf-8"?>
-<ds:datastoreItem xmlns:ds="http://schemas.openxmlformats.org/officeDocument/2006/customXml" ds:itemID="{5CC3BA74-CE05-4BC4-8FF7-9DDFCD8514A7}">
-  <ds:schemaRefs>
-    <ds:schemaRef ds:uri="http://schemas.openxmlformats.org/officeDocument/2006/bibliography"/>
-  </ds:schemaRefs>
-</ds:datastoreItem>
-</file>
-
-<file path=customXml/itemProps24.xml><?xml version="1.0" encoding="utf-8"?>
-<ds:datastoreItem xmlns:ds="http://schemas.openxmlformats.org/officeDocument/2006/customXml" ds:itemID="{AFF6D250-0DD3-408A-A491-B4A6CE59F4EF}"/>
-</file>
-
-<file path=customXml/itemProps33.xml><?xml version="1.0" encoding="utf-8"?>
-<ds:datastoreItem xmlns:ds="http://schemas.openxmlformats.org/officeDocument/2006/customXml" ds:itemID="{368774E8-F8D1-48E5-98DA-853E087E53B7}"/>
-</file>
-
-<file path=customXml/itemProps41.xml><?xml version="1.0" encoding="utf-8"?>
-<ds:datastoreItem xmlns:ds="http://schemas.openxmlformats.org/officeDocument/2006/customXml" ds:itemID="{1A388DC3-3049-4538-B03B-E736408975D3}"/>
-</file>
-
 <file path=docMetadata/LabelInfo.xml><?xml version="1.0" encoding="utf-8"?>
 <clbl:labelList xmlns:clbl="http://schemas.microsoft.com/office/2020/mipLabelMetadata"/>
 </file>